--- a/API Design Document.docx
+++ b/API Design Document.docx
@@ -255,7 +255,7 @@
               <w:fldChar w:fldCharType="begin"/>
               <w:instrText xml:space="preserve">PAGEREF _Toc12 \h</w:instrText>
               <w:fldChar w:fldCharType="separate"/>
-              <w:t xml:space="preserve">2</w:t>
+              <w:t xml:space="preserve">3</w:t>
               <w:fldChar w:fldCharType="end"/>
             </w:r>
           </w:hyperlink>
@@ -311,7 +311,9 @@
             </w:tabs>
             <w:spacing/>
             <w:ind/>
-            <w:rPr/>
+            <w:rPr>
+              <w:highlight w:val="none"/>
+            </w:rPr>
           </w:pPr>
           <w:hyperlink w:tooltip="#_Toc14" w:anchor="_Toc14" w:history="1">
             <w:r>
@@ -339,11 +341,15 @@
               <w:fldChar w:fldCharType="begin"/>
               <w:instrText xml:space="preserve">PAGEREF _Toc14 \h</w:instrText>
               <w:fldChar w:fldCharType="separate"/>
-              <w:t xml:space="preserve">3</w:t>
+              <w:t xml:space="preserve">4</w:t>
               <w:fldChar w:fldCharType="end"/>
             </w:r>
           </w:hyperlink>
-          <w:r/>
+          <w:r>
+            <w:rPr>
+              <w:highlight w:val="none"/>
+            </w:rPr>
+          </w:r>
         </w:p>
         <w:p>
           <w:pPr>
@@ -384,7 +390,7 @@
               <w:fldChar w:fldCharType="begin"/>
               <w:instrText xml:space="preserve">PAGEREF _Toc15 \h</w:instrText>
               <w:fldChar w:fldCharType="separate"/>
-              <w:t xml:space="preserve">3</w:t>
+              <w:t xml:space="preserve">4</w:t>
               <w:fldChar w:fldCharType="end"/>
             </w:r>
           </w:hyperlink>
@@ -430,7 +436,7 @@
               <w:fldChar w:fldCharType="begin"/>
               <w:instrText xml:space="preserve">PAGEREF _Toc16 \h</w:instrText>
               <w:fldChar w:fldCharType="separate"/>
-              <w:t xml:space="preserve">3</w:t>
+              <w:t xml:space="preserve">4</w:t>
               <w:fldChar w:fldCharType="end"/>
             </w:r>
           </w:hyperlink>
@@ -494,13 +500,7 @@
         </w:rPr>
         <w:t xml:space="preserve">Resource Model</w:t>
       </w:r>
-      <w:r>
-        <w:rPr>
-          <w:b/>
-          <w:bCs/>
-          <w:u w:val="single"/>
-        </w:rPr>
-      </w:r>
+      <w:r/>
       <w:bookmarkEnd w:id="9"/>
       <w:r/>
       <w:r>
@@ -530,9 +530,226 @@
         </w:rPr>
         <w:t xml:space="preserve">Custom Types</w:t>
       </w:r>
+      <w:r/>
       <w:bookmarkEnd w:id="10"/>
       <w:r/>
       <w:r/>
+    </w:p>
+    <w:p>
+      <w:pPr>
+        <w:pStyle w:val="871"/>
+        <w:numPr>
+          <w:ilvl w:val="0"/>
+          <w:numId w:val="13"/>
+        </w:numPr>
+        <w:pBdr/>
+        <w:spacing/>
+        <w:ind/>
+        <w:rPr/>
+      </w:pPr>
+      <w:r>
+        <w:rPr>
+          <w:highlight w:val="none"/>
+        </w:rPr>
+        <w:t xml:space="preserve">INVOICE_ACTION</w:t>
+      </w:r>
+      <w:r>
+        <w:rPr>
+          <w:highlight w:val="none"/>
+        </w:rPr>
+      </w:r>
+    </w:p>
+    <w:p>
+      <w:pPr>
+        <w:pStyle w:val="871"/>
+        <w:numPr>
+          <w:ilvl w:val="1"/>
+          <w:numId w:val="13"/>
+        </w:numPr>
+        <w:pBdr/>
+        <w:spacing/>
+        <w:ind/>
+        <w:rPr/>
+      </w:pPr>
+      <w:r>
+        <w:rPr>
+          <w:highlight w:val="none"/>
+        </w:rPr>
+        <w:t xml:space="preserve">NULL</w:t>
+      </w:r>
+      <w:r>
+        <w:rPr>
+          <w:highlight w:val="none"/>
+        </w:rPr>
+      </w:r>
+    </w:p>
+    <w:p>
+      <w:pPr>
+        <w:pStyle w:val="871"/>
+        <w:numPr>
+          <w:ilvl w:val="1"/>
+          <w:numId w:val="13"/>
+        </w:numPr>
+        <w:pBdr/>
+        <w:spacing/>
+        <w:ind/>
+        <w:rPr/>
+      </w:pPr>
+      <w:r>
+        <w:rPr>
+          <w:highlight w:val="none"/>
+        </w:rPr>
+        <w:t xml:space="preserve">CREATE</w:t>
+      </w:r>
+      <w:r>
+        <w:rPr>
+          <w:highlight w:val="none"/>
+        </w:rPr>
+      </w:r>
+    </w:p>
+    <w:p>
+      <w:pPr>
+        <w:pStyle w:val="871"/>
+        <w:numPr>
+          <w:ilvl w:val="1"/>
+          <w:numId w:val="13"/>
+        </w:numPr>
+        <w:pBdr/>
+        <w:spacing/>
+        <w:ind/>
+        <w:rPr/>
+      </w:pPr>
+      <w:r>
+        <w:rPr>
+          <w:highlight w:val="none"/>
+        </w:rPr>
+        <w:t xml:space="preserve">DELETE</w:t>
+      </w:r>
+      <w:r>
+        <w:rPr>
+          <w:highlight w:val="none"/>
+        </w:rPr>
+      </w:r>
+    </w:p>
+    <w:p>
+      <w:pPr>
+        <w:pStyle w:val="871"/>
+        <w:numPr>
+          <w:ilvl w:val="1"/>
+          <w:numId w:val="13"/>
+        </w:numPr>
+        <w:pBdr/>
+        <w:spacing/>
+        <w:ind/>
+        <w:rPr/>
+      </w:pPr>
+      <w:r>
+        <w:rPr>
+          <w:highlight w:val="none"/>
+        </w:rPr>
+        <w:t xml:space="preserve">ADJUST</w:t>
+      </w:r>
+      <w:r>
+        <w:rPr>
+          <w:highlight w:val="none"/>
+        </w:rPr>
+      </w:r>
+    </w:p>
+    <w:p>
+      <w:pPr>
+        <w:pStyle w:val="871"/>
+        <w:numPr>
+          <w:ilvl w:val="1"/>
+          <w:numId w:val="13"/>
+        </w:numPr>
+        <w:pBdr/>
+        <w:spacing/>
+        <w:ind/>
+        <w:rPr/>
+      </w:pPr>
+      <w:r>
+        <w:rPr>
+          <w:highlight w:val="none"/>
+        </w:rPr>
+        <w:t xml:space="preserve">DRAFT</w:t>
+      </w:r>
+      <w:r>
+        <w:rPr>
+          <w:highlight w:val="none"/>
+        </w:rPr>
+      </w:r>
+    </w:p>
+    <w:p>
+      <w:pPr>
+        <w:pStyle w:val="871"/>
+        <w:numPr>
+          <w:ilvl w:val="1"/>
+          <w:numId w:val="13"/>
+        </w:numPr>
+        <w:pBdr/>
+        <w:spacing/>
+        <w:ind/>
+        <w:rPr/>
+      </w:pPr>
+      <w:r>
+        <w:rPr>
+          <w:highlight w:val="none"/>
+        </w:rPr>
+        <w:t xml:space="preserve">APPROVE</w:t>
+      </w:r>
+      <w:r>
+        <w:rPr>
+          <w:highlight w:val="none"/>
+        </w:rPr>
+      </w:r>
+    </w:p>
+    <w:p>
+      <w:pPr>
+        <w:pStyle w:val="871"/>
+        <w:numPr>
+          <w:ilvl w:val="1"/>
+          <w:numId w:val="13"/>
+        </w:numPr>
+        <w:pBdr/>
+        <w:spacing/>
+        <w:ind/>
+        <w:rPr/>
+      </w:pPr>
+      <w:r>
+        <w:rPr>
+          <w:highlight w:val="none"/>
+        </w:rPr>
+        <w:t xml:space="preserve">SEND</w:t>
+      </w:r>
+      <w:r>
+        <w:rPr>
+          <w:highlight w:val="none"/>
+        </w:rPr>
+      </w:r>
+    </w:p>
+    <w:p>
+      <w:pPr>
+        <w:pStyle w:val="871"/>
+        <w:numPr>
+          <w:ilvl w:val="1"/>
+          <w:numId w:val="13"/>
+        </w:numPr>
+        <w:pBdr/>
+        <w:spacing/>
+        <w:ind/>
+        <w:rPr/>
+      </w:pPr>
+      <w:r>
+        <w:rPr>
+          <w:highlight w:val="none"/>
+        </w:rPr>
+        <w:t xml:space="preserve">PAY</w:t>
+      </w:r>
+      <w:r>
+        <w:rPr>
+          <w:highlight w:val="none"/>
+        </w:rPr>
+      </w:r>
     </w:p>
     <w:p>
       <w:pPr>
@@ -863,11 +1080,7 @@
         </w:rPr>
         <w:t xml:space="preserve">Classes</w:t>
       </w:r>
-      <w:r>
-        <w:rPr>
-          <w:highlight w:val="none"/>
-        </w:rPr>
-      </w:r>
+      <w:r/>
       <w:bookmarkEnd w:id="11"/>
       <w:r/>
       <w:r>
@@ -1493,7 +1706,7 @@
           <w:iCs w:val="0"/>
           <w:highlight w:val="none"/>
         </w:rPr>
-        <w:t xml:space="preserve">date (datetime.date)</w:t>
+        <w:t xml:space="preserve">date (date)</w:t>
       </w:r>
       <w:r>
         <w:rPr>
@@ -1940,6 +2153,7 @@
         </w:rPr>
         <w:t xml:space="preserve">Controllers</w:t>
       </w:r>
+      <w:r/>
       <w:bookmarkEnd w:id="12"/>
       <w:r/>
       <w:r>
@@ -2059,11 +2273,7 @@
         </w:rPr>
         <w:t xml:space="preserve">Endpoint Definitions</w:t>
       </w:r>
-      <w:r>
-        <w:rPr>
-          <w:u w:val="none"/>
-        </w:rPr>
-      </w:r>
+      <w:r/>
       <w:bookmarkEnd w:id="13"/>
       <w:r/>
       <w:r>
@@ -2072,19 +2282,1358 @@
         </w:rPr>
       </w:r>
     </w:p>
+    <w:tbl>
+      <w:tblPr>
+        <w:tblStyle w:val="692"/>
+        <w:tblW w:w="0" w:type="auto"/>
+        <w:tblBorders/>
+        <w:tblLayout w:type="fixed"/>
+        <w:tblCellMar>
+          <w:left w:w="113" w:type="dxa"/>
+          <w:top w:w="113" w:type="dxa"/>
+          <w:right w:w="113" w:type="dxa"/>
+          <w:bottom w:w="113" w:type="dxa"/>
+        </w:tblCellMar>
+        <w:tblLook w:val="04A0" w:firstRow="1" w:lastRow="0" w:firstColumn="1" w:lastColumn="0" w:noHBand="0" w:noVBand="1"/>
+      </w:tblPr>
+      <w:tblGrid>
+        <w:gridCol w:w="4482"/>
+        <w:gridCol w:w="1187"/>
+        <w:gridCol w:w="2409"/>
+        <w:gridCol w:w="1843"/>
+      </w:tblGrid>
+      <w:tr>
+        <w:trPr/>
+        <w:tc>
+          <w:tcPr>
+            <w:tcBorders>
+              <w:top w:val="single" w:color="000000" w:sz="12" w:space="0"/>
+              <w:left w:val="single" w:color="000000" w:sz="12" w:space="0"/>
+              <w:bottom w:val="single" w:color="000000" w:sz="12" w:space="0"/>
+              <w:right w:val="single" w:color="000000" w:sz="12" w:space="0"/>
+            </w:tcBorders>
+            <w:tcW w:w="4482" w:type="dxa"/>
+            <w:textDirection w:val="lrTb"/>
+            <w:noWrap w:val="false"/>
+          </w:tcPr>
+          <w:p>
+            <w:pPr>
+              <w:pBdr/>
+              <w:spacing/>
+              <w:ind/>
+              <w:rPr>
+                <w:b/>
+                <w:bCs/>
+                <w:highlight w:val="none"/>
+              </w:rPr>
+            </w:pPr>
+            <w:r>
+              <w:rPr>
+                <w:b/>
+                <w:bCs/>
+                <w:highlight w:val="none"/>
+              </w:rPr>
+              <w:t xml:space="preserve">Endpoint</w:t>
+            </w:r>
+            <w:r>
+              <w:rPr>
+                <w:b/>
+                <w:bCs/>
+                <w:highlight w:val="none"/>
+              </w:rPr>
+            </w:r>
+          </w:p>
+        </w:tc>
+        <w:tc>
+          <w:tcPr>
+            <w:tcBorders>
+              <w:top w:val="single" w:color="000000" w:sz="12" w:space="0"/>
+              <w:left w:val="single" w:color="000000" w:sz="12" w:space="0"/>
+              <w:bottom w:val="single" w:color="000000" w:sz="12" w:space="0"/>
+              <w:right w:val="single" w:color="000000" w:sz="12" w:space="0"/>
+            </w:tcBorders>
+            <w:tcW w:w="1187" w:type="dxa"/>
+            <w:textDirection w:val="lrTb"/>
+            <w:noWrap w:val="false"/>
+          </w:tcPr>
+          <w:p>
+            <w:pPr>
+              <w:pBdr/>
+              <w:spacing/>
+              <w:ind/>
+              <w:rPr>
+                <w:b/>
+                <w:bCs/>
+                <w:highlight w:val="none"/>
+              </w:rPr>
+            </w:pPr>
+            <w:r>
+              <w:rPr>
+                <w:b/>
+                <w:bCs/>
+                <w:highlight w:val="none"/>
+              </w:rPr>
+              <w:t xml:space="preserve">Message Type(s)</w:t>
+            </w:r>
+            <w:r>
+              <w:rPr>
+                <w:b/>
+                <w:bCs/>
+                <w:highlight w:val="none"/>
+              </w:rPr>
+            </w:r>
+          </w:p>
+        </w:tc>
+        <w:tc>
+          <w:tcPr>
+            <w:tcBorders>
+              <w:top w:val="single" w:color="000000" w:sz="12" w:space="0"/>
+              <w:left w:val="single" w:color="000000" w:sz="12" w:space="0"/>
+              <w:bottom w:val="single" w:color="000000" w:sz="12" w:space="0"/>
+              <w:right w:val="single" w:color="000000" w:sz="12" w:space="0"/>
+            </w:tcBorders>
+            <w:tcW w:w="2409" w:type="dxa"/>
+            <w:textDirection w:val="lrTb"/>
+            <w:noWrap w:val="false"/>
+          </w:tcPr>
+          <w:p>
+            <w:pPr>
+              <w:pBdr/>
+              <w:spacing/>
+              <w:ind/>
+              <w:rPr>
+                <w:b/>
+                <w:bCs/>
+                <w:highlight w:val="none"/>
+              </w:rPr>
+            </w:pPr>
+            <w:r>
+              <w:rPr>
+                <w:b/>
+                <w:bCs/>
+                <w:highlight w:val="none"/>
+              </w:rPr>
+              <w:t xml:space="preserve">URL Argument(s)</w:t>
+            </w:r>
+            <w:r>
+              <w:rPr>
+                <w:b/>
+                <w:bCs/>
+                <w:highlight w:val="none"/>
+              </w:rPr>
+            </w:r>
+          </w:p>
+        </w:tc>
+        <w:tc>
+          <w:tcPr>
+            <w:tcBorders>
+              <w:top w:val="single" w:color="000000" w:sz="12" w:space="0"/>
+              <w:left w:val="single" w:color="000000" w:sz="12" w:space="0"/>
+              <w:bottom w:val="single" w:color="000000" w:sz="12" w:space="0"/>
+              <w:right w:val="single" w:color="000000" w:sz="12" w:space="0"/>
+            </w:tcBorders>
+            <w:tcW w:w="1843" w:type="dxa"/>
+            <w:textDirection w:val="lrTb"/>
+            <w:noWrap w:val="false"/>
+          </w:tcPr>
+          <w:p>
+            <w:pPr>
+              <w:pBdr/>
+              <w:spacing/>
+              <w:ind/>
+              <w:rPr>
+                <w:b/>
+                <w:bCs/>
+                <w:highlight w:val="none"/>
+              </w:rPr>
+            </w:pPr>
+            <w:r>
+              <w:rPr>
+                <w:b/>
+                <w:bCs/>
+                <w:highlight w:val="none"/>
+              </w:rPr>
+              <w:t xml:space="preserve">System Action(s)</w:t>
+            </w:r>
+            <w:r>
+              <w:rPr>
+                <w:b/>
+                <w:bCs/>
+                <w:highlight w:val="none"/>
+              </w:rPr>
+            </w:r>
+          </w:p>
+        </w:tc>
+      </w:tr>
+      <w:tr>
+        <w:trPr/>
+        <w:tc>
+          <w:tcPr>
+            <w:tcBorders>
+              <w:top w:val="single" w:color="000000" w:sz="12" w:space="0"/>
+              <w:left w:val="single" w:color="000000" w:sz="12" w:space="0"/>
+              <w:bottom w:val="single" w:color="000000" w:sz="4" w:space="0"/>
+              <w:right w:val="single" w:color="000000" w:sz="12" w:space="0"/>
+            </w:tcBorders>
+            <w:tcW w:w="4482" w:type="dxa"/>
+            <w:textDirection w:val="lrTb"/>
+            <w:noWrap w:val="false"/>
+          </w:tcPr>
+          <w:p>
+            <w:pPr>
+              <w:pBdr/>
+              <w:spacing/>
+              <w:ind w:firstLine="0" w:left="0"/>
+              <w:rPr/>
+            </w:pPr>
+            <w:r>
+              <w:rPr>
+                <w:highlight w:val="none"/>
+              </w:rPr>
+            </w:r>
+            <w:r>
+              <w:rPr>
+                <w:highlight w:val="none"/>
+              </w:rPr>
+              <w:t xml:space="preserve">/login</w:t>
+            </w:r>
+            <w:r/>
+            <w:r/>
+            <w:r>
+              <w:rPr>
+                <w:highlight w:val="none"/>
+              </w:rPr>
+            </w:r>
+            <w:r>
+              <w:rPr>
+                <w:highlight w:val="none"/>
+              </w:rPr>
+            </w:r>
+            <w:r/>
+          </w:p>
+        </w:tc>
+        <w:tc>
+          <w:tcPr>
+            <w:tcBorders>
+              <w:top w:val="single" w:color="000000" w:sz="12" w:space="0"/>
+              <w:left w:val="single" w:color="000000" w:sz="12" w:space="0"/>
+              <w:bottom w:val="single" w:color="000000" w:sz="4" w:space="0"/>
+              <w:right w:val="single" w:color="000000" w:sz="12" w:space="0"/>
+            </w:tcBorders>
+            <w:tcW w:w="1187" w:type="dxa"/>
+            <w:textDirection w:val="lrTb"/>
+            <w:noWrap w:val="false"/>
+          </w:tcPr>
+          <w:p>
+            <w:pPr>
+              <w:pBdr/>
+              <w:spacing/>
+              <w:ind/>
+              <w:rPr>
+                <w:highlight w:val="none"/>
+              </w:rPr>
+            </w:pPr>
+            <w:r>
+              <w:rPr>
+                <w:highlight w:val="none"/>
+              </w:rPr>
+              <w:t xml:space="preserve">GET</w:t>
+            </w:r>
+            <w:r>
+              <w:rPr>
+                <w:highlight w:val="none"/>
+              </w:rPr>
+            </w:r>
+          </w:p>
+        </w:tc>
+        <w:tc>
+          <w:tcPr>
+            <w:tcBorders>
+              <w:top w:val="single" w:color="000000" w:sz="12" w:space="0"/>
+              <w:left w:val="single" w:color="000000" w:sz="12" w:space="0"/>
+              <w:bottom w:val="single" w:color="000000" w:sz="4" w:space="0"/>
+              <w:right w:val="single" w:color="000000" w:sz="12" w:space="0"/>
+            </w:tcBorders>
+            <w:tcW w:w="2409" w:type="dxa"/>
+            <w:textDirection w:val="lrTb"/>
+            <w:noWrap w:val="false"/>
+          </w:tcPr>
+          <w:p>
+            <w:pPr>
+              <w:pStyle w:val="871"/>
+              <w:numPr>
+                <w:ilvl w:val="0"/>
+                <w:numId w:val="35"/>
+              </w:numPr>
+              <w:pBdr/>
+              <w:spacing/>
+              <w:ind w:right="0" w:hanging="142" w:left="142"/>
+              <w:rPr/>
+            </w:pPr>
+            <w:r>
+              <w:rPr>
+                <w:highlight w:val="none"/>
+              </w:rPr>
+              <w:t xml:space="preserve">username (string)</w:t>
+            </w:r>
+            <w:r/>
+            <w:r/>
+          </w:p>
+          <w:p>
+            <w:pPr>
+              <w:pStyle w:val="871"/>
+              <w:numPr>
+                <w:ilvl w:val="0"/>
+                <w:numId w:val="35"/>
+              </w:numPr>
+              <w:pBdr/>
+              <w:spacing/>
+              <w:ind w:right="0" w:hanging="142" w:left="142"/>
+              <w:rPr/>
+            </w:pPr>
+            <w:r>
+              <w:rPr>
+                <w:highlight w:val="none"/>
+              </w:rPr>
+              <w:t xml:space="preserve">password (string)</w:t>
+            </w:r>
+            <w:r/>
+            <w:r/>
+            <w:r>
+              <w:rPr>
+                <w:highlight w:val="none"/>
+              </w:rPr>
+            </w:r>
+            <w:r>
+              <w:rPr>
+                <w:highlight w:val="none"/>
+              </w:rPr>
+            </w:r>
+            <w:r/>
+          </w:p>
+        </w:tc>
+        <w:tc>
+          <w:tcPr>
+            <w:tcBorders>
+              <w:top w:val="single" w:color="000000" w:sz="12" w:space="0"/>
+              <w:left w:val="single" w:color="000000" w:sz="12" w:space="0"/>
+              <w:bottom w:val="single" w:color="000000" w:sz="4" w:space="0"/>
+              <w:right w:val="single" w:color="000000" w:sz="12" w:space="0"/>
+            </w:tcBorders>
+            <w:tcW w:w="1843" w:type="dxa"/>
+            <w:textDirection w:val="lrTb"/>
+            <w:noWrap w:val="false"/>
+          </w:tcPr>
+          <w:p>
+            <w:pPr>
+              <w:pStyle w:val="871"/>
+              <w:numPr>
+                <w:ilvl w:val="0"/>
+                <w:numId w:val="41"/>
+              </w:numPr>
+              <w:pBdr/>
+              <w:spacing/>
+              <w:ind w:right="0" w:hanging="142" w:left="142"/>
+              <w:rPr/>
+            </w:pPr>
+            <w:r>
+              <w:rPr>
+                <w:highlight w:val="none"/>
+              </w:rPr>
+              <w:t xml:space="preserve">User login</w:t>
+            </w:r>
+            <w:r/>
+            <w:r/>
+          </w:p>
+          <w:p>
+            <w:pPr>
+              <w:pBdr/>
+              <w:spacing/>
+              <w:ind w:right="0" w:hanging="142" w:left="142"/>
+              <w:rPr>
+                <w:highlight w:val="none"/>
+              </w:rPr>
+            </w:pPr>
+            <w:r>
+              <w:rPr>
+                <w:highlight w:val="none"/>
+              </w:rPr>
+            </w:r>
+            <w:r>
+              <w:rPr>
+                <w:highlight w:val="none"/>
+              </w:rPr>
+            </w:r>
+          </w:p>
+        </w:tc>
+      </w:tr>
+      <w:tr>
+        <w:trPr/>
+        <w:tc>
+          <w:tcPr>
+            <w:tcBorders>
+              <w:top w:val="single" w:color="000000" w:sz="4" w:space="0"/>
+              <w:left w:val="single" w:color="000000" w:sz="12" w:space="0"/>
+              <w:bottom w:val="single" w:color="000000" w:sz="4" w:space="0"/>
+              <w:right w:val="single" w:color="000000" w:sz="12" w:space="0"/>
+            </w:tcBorders>
+            <w:tcW w:w="4482" w:type="dxa"/>
+            <w:textDirection w:val="lrTb"/>
+            <w:noWrap w:val="false"/>
+          </w:tcPr>
+          <w:p>
+            <w:pPr>
+              <w:pBdr/>
+              <w:spacing/>
+              <w:ind w:firstLine="0" w:left="0"/>
+              <w:rPr/>
+            </w:pPr>
+            <w:r>
+              <w:rPr>
+                <w:highlight w:val="none"/>
+              </w:rPr>
+            </w:r>
+            <w:r>
+              <w:rPr>
+                <w:highlight w:val="none"/>
+              </w:rPr>
+              <w:t xml:space="preserve">/logout-session</w:t>
+            </w:r>
+            <w:r/>
+            <w:r/>
+            <w:r>
+              <w:rPr>
+                <w:highlight w:val="none"/>
+              </w:rPr>
+            </w:r>
+            <w:r>
+              <w:rPr>
+                <w:highlight w:val="none"/>
+              </w:rPr>
+            </w:r>
+            <w:r/>
+          </w:p>
+        </w:tc>
+        <w:tc>
+          <w:tcPr>
+            <w:tcBorders>
+              <w:top w:val="single" w:color="000000" w:sz="4" w:space="0"/>
+              <w:left w:val="single" w:color="000000" w:sz="12" w:space="0"/>
+              <w:bottom w:val="single" w:color="000000" w:sz="4" w:space="0"/>
+              <w:right w:val="single" w:color="000000" w:sz="12" w:space="0"/>
+            </w:tcBorders>
+            <w:tcW w:w="1187" w:type="dxa"/>
+            <w:textDirection w:val="lrTb"/>
+            <w:noWrap w:val="false"/>
+          </w:tcPr>
+          <w:p>
+            <w:pPr>
+              <w:pBdr/>
+              <w:spacing/>
+              <w:ind/>
+              <w:rPr>
+                <w:highlight w:val="none"/>
+              </w:rPr>
+            </w:pPr>
+            <w:r>
+              <w:rPr>
+                <w:highlight w:val="none"/>
+              </w:rPr>
+              <w:t xml:space="preserve">GET</w:t>
+            </w:r>
+            <w:r>
+              <w:rPr>
+                <w:highlight w:val="none"/>
+              </w:rPr>
+            </w:r>
+          </w:p>
+        </w:tc>
+        <w:tc>
+          <w:tcPr>
+            <w:tcBorders>
+              <w:top w:val="single" w:color="000000" w:sz="4" w:space="0"/>
+              <w:left w:val="single" w:color="000000" w:sz="12" w:space="0"/>
+              <w:bottom w:val="single" w:color="000000" w:sz="4" w:space="0"/>
+              <w:right w:val="single" w:color="000000" w:sz="12" w:space="0"/>
+            </w:tcBorders>
+            <w:tcW w:w="2409" w:type="dxa"/>
+            <w:textDirection w:val="lrTb"/>
+            <w:noWrap w:val="false"/>
+          </w:tcPr>
+          <w:p>
+            <w:pPr>
+              <w:pStyle w:val="871"/>
+              <w:numPr>
+                <w:ilvl w:val="0"/>
+                <w:numId w:val="36"/>
+              </w:numPr>
+              <w:pBdr/>
+              <w:spacing/>
+              <w:ind w:right="0" w:hanging="142" w:left="142"/>
+              <w:rPr/>
+            </w:pPr>
+            <w:r>
+              <w:rPr>
+                <w:highlight w:val="none"/>
+              </w:rPr>
+              <w:t xml:space="preserve">session (integer)</w:t>
+            </w:r>
+            <w:r/>
+            <w:r/>
+            <w:r>
+              <w:rPr>
+                <w:highlight w:val="none"/>
+              </w:rPr>
+            </w:r>
+            <w:r>
+              <w:rPr>
+                <w:highlight w:val="none"/>
+              </w:rPr>
+            </w:r>
+            <w:r/>
+          </w:p>
+        </w:tc>
+        <w:tc>
+          <w:tcPr>
+            <w:tcBorders>
+              <w:top w:val="single" w:color="000000" w:sz="4" w:space="0"/>
+              <w:left w:val="single" w:color="000000" w:sz="12" w:space="0"/>
+              <w:bottom w:val="single" w:color="000000" w:sz="4" w:space="0"/>
+              <w:right w:val="single" w:color="000000" w:sz="12" w:space="0"/>
+            </w:tcBorders>
+            <w:tcW w:w="1843" w:type="dxa"/>
+            <w:textDirection w:val="lrTb"/>
+            <w:noWrap w:val="false"/>
+          </w:tcPr>
+          <w:p>
+            <w:pPr>
+              <w:pStyle w:val="871"/>
+              <w:numPr>
+                <w:ilvl w:val="0"/>
+                <w:numId w:val="42"/>
+              </w:numPr>
+              <w:pBdr/>
+              <w:spacing/>
+              <w:ind w:right="0" w:hanging="142" w:left="142"/>
+              <w:rPr/>
+            </w:pPr>
+            <w:r>
+              <w:rPr>
+                <w:highlight w:val="none"/>
+              </w:rPr>
+              <w:t xml:space="preserve">User logout (single session)</w:t>
+            </w:r>
+            <w:r/>
+            <w:r/>
+          </w:p>
+          <w:p>
+            <w:pPr>
+              <w:pBdr/>
+              <w:spacing/>
+              <w:ind w:right="0" w:hanging="142" w:left="142"/>
+              <w:rPr>
+                <w:highlight w:val="none"/>
+              </w:rPr>
+            </w:pPr>
+            <w:r>
+              <w:rPr>
+                <w:highlight w:val="none"/>
+              </w:rPr>
+            </w:r>
+            <w:r>
+              <w:rPr>
+                <w:highlight w:val="none"/>
+              </w:rPr>
+            </w:r>
+          </w:p>
+        </w:tc>
+      </w:tr>
+      <w:tr>
+        <w:trPr/>
+        <w:tc>
+          <w:tcPr>
+            <w:tcBorders>
+              <w:top w:val="single" w:color="000000" w:sz="4" w:space="0"/>
+              <w:left w:val="single" w:color="000000" w:sz="12" w:space="0"/>
+              <w:bottom w:val="single" w:color="000000" w:sz="4" w:space="0"/>
+              <w:right w:val="single" w:color="000000" w:sz="12" w:space="0"/>
+            </w:tcBorders>
+            <w:tcW w:w="4482" w:type="dxa"/>
+            <w:textDirection w:val="lrTb"/>
+            <w:noWrap w:val="false"/>
+          </w:tcPr>
+          <w:p>
+            <w:pPr>
+              <w:pBdr/>
+              <w:spacing/>
+              <w:ind/>
+              <w:rPr>
+                <w:highlight w:val="none"/>
+              </w:rPr>
+            </w:pPr>
+            <w:r>
+              <w:rPr>
+                <w:highlight w:val="none"/>
+              </w:rPr>
+              <w:t xml:space="preserve">/l</w:t>
+            </w:r>
+            <w:r>
+              <w:rPr>
+                <w:highlight w:val="none"/>
+              </w:rPr>
+              <w:t xml:space="preserve">ogout-all</w:t>
+            </w:r>
+            <w:r/>
+            <w:r>
+              <w:rPr>
+                <w:highlight w:val="none"/>
+              </w:rPr>
+            </w:r>
+            <w:r>
+              <w:rPr>
+                <w:highlight w:val="none"/>
+              </w:rPr>
+            </w:r>
+          </w:p>
+        </w:tc>
+        <w:tc>
+          <w:tcPr>
+            <w:tcBorders>
+              <w:top w:val="single" w:color="000000" w:sz="4" w:space="0"/>
+              <w:left w:val="single" w:color="000000" w:sz="12" w:space="0"/>
+              <w:bottom w:val="single" w:color="000000" w:sz="4" w:space="0"/>
+              <w:right w:val="single" w:color="000000" w:sz="12" w:space="0"/>
+            </w:tcBorders>
+            <w:tcW w:w="1187" w:type="dxa"/>
+            <w:textDirection w:val="lrTb"/>
+            <w:noWrap w:val="false"/>
+          </w:tcPr>
+          <w:p>
+            <w:pPr>
+              <w:pBdr/>
+              <w:spacing/>
+              <w:ind/>
+              <w:rPr>
+                <w:highlight w:val="none"/>
+              </w:rPr>
+            </w:pPr>
+            <w:r>
+              <w:rPr>
+                <w:highlight w:val="none"/>
+              </w:rPr>
+              <w:t xml:space="preserve">GET</w:t>
+            </w:r>
+            <w:r>
+              <w:rPr>
+                <w:highlight w:val="none"/>
+              </w:rPr>
+            </w:r>
+          </w:p>
+        </w:tc>
+        <w:tc>
+          <w:tcPr>
+            <w:tcBorders>
+              <w:top w:val="single" w:color="000000" w:sz="4" w:space="0"/>
+              <w:left w:val="single" w:color="000000" w:sz="12" w:space="0"/>
+              <w:bottom w:val="single" w:color="000000" w:sz="4" w:space="0"/>
+              <w:right w:val="single" w:color="000000" w:sz="12" w:space="0"/>
+            </w:tcBorders>
+            <w:tcW w:w="2409" w:type="dxa"/>
+            <w:textDirection w:val="lrTb"/>
+            <w:noWrap w:val="false"/>
+          </w:tcPr>
+          <w:p>
+            <w:pPr>
+              <w:pStyle w:val="871"/>
+              <w:numPr>
+                <w:ilvl w:val="0"/>
+                <w:numId w:val="37"/>
+              </w:numPr>
+              <w:pBdr/>
+              <w:spacing/>
+              <w:ind w:right="0" w:hanging="142" w:left="142"/>
+              <w:rPr/>
+            </w:pPr>
+            <w:r>
+              <w:rPr>
+                <w:highlight w:val="none"/>
+              </w:rPr>
+              <w:t xml:space="preserve">session (integer)</w:t>
+            </w:r>
+            <w:r/>
+            <w:r/>
+          </w:p>
+          <w:p>
+            <w:pPr>
+              <w:pBdr/>
+              <w:spacing/>
+              <w:ind w:right="0" w:hanging="142" w:left="142"/>
+              <w:rPr>
+                <w:highlight w:val="none"/>
+              </w:rPr>
+            </w:pPr>
+            <w:r>
+              <w:rPr>
+                <w:highlight w:val="none"/>
+              </w:rPr>
+            </w:r>
+            <w:r>
+              <w:rPr>
+                <w:highlight w:val="none"/>
+              </w:rPr>
+            </w:r>
+          </w:p>
+        </w:tc>
+        <w:tc>
+          <w:tcPr>
+            <w:tcBorders>
+              <w:top w:val="single" w:color="000000" w:sz="4" w:space="0"/>
+              <w:left w:val="single" w:color="000000" w:sz="12" w:space="0"/>
+              <w:bottom w:val="single" w:color="000000" w:sz="4" w:space="0"/>
+              <w:right w:val="single" w:color="000000" w:sz="12" w:space="0"/>
+            </w:tcBorders>
+            <w:tcW w:w="1843" w:type="dxa"/>
+            <w:textDirection w:val="lrTb"/>
+            <w:noWrap w:val="false"/>
+          </w:tcPr>
+          <w:p>
+            <w:pPr>
+              <w:pStyle w:val="871"/>
+              <w:numPr>
+                <w:ilvl w:val="0"/>
+                <w:numId w:val="43"/>
+              </w:numPr>
+              <w:pBdr/>
+              <w:spacing/>
+              <w:ind w:right="0" w:hanging="142" w:left="142"/>
+              <w:rPr>
+                <w:highlight w:val="none"/>
+              </w:rPr>
+            </w:pPr>
+            <w:r>
+              <w:rPr>
+                <w:highlight w:val="none"/>
+              </w:rPr>
+              <w:t xml:space="preserve">User logout (all sessions)</w:t>
+            </w:r>
+            <w:r>
+              <w:rPr>
+                <w:highlight w:val="none"/>
+              </w:rPr>
+            </w:r>
+          </w:p>
+        </w:tc>
+      </w:tr>
+      <w:tr>
+        <w:trPr/>
+        <w:tc>
+          <w:tcPr>
+            <w:tcBorders>
+              <w:top w:val="single" w:color="000000" w:sz="4" w:space="0"/>
+              <w:left w:val="single" w:color="000000" w:sz="12" w:space="0"/>
+              <w:bottom w:val="single" w:color="000000" w:sz="4" w:space="0"/>
+              <w:right w:val="single" w:color="000000" w:sz="12" w:space="0"/>
+            </w:tcBorders>
+            <w:tcW w:w="4482" w:type="dxa"/>
+            <w:textDirection w:val="lrTb"/>
+            <w:noWrap w:val="false"/>
+          </w:tcPr>
+          <w:p>
+            <w:pPr>
+              <w:pBdr/>
+              <w:spacing/>
+              <w:ind w:firstLine="0" w:left="0"/>
+              <w:rPr/>
+            </w:pPr>
+            <w:r>
+              <w:rPr>
+                <w:highlight w:val="none"/>
+              </w:rPr>
+            </w:r>
+            <w:r>
+              <w:rPr>
+                <w:highlight w:val="none"/>
+              </w:rPr>
+              <w:t xml:space="preserve">/&lt;clientName&gt;/&lt;projectName&gt;/invoice</w:t>
+            </w:r>
+            <w:r/>
+            <w:r/>
+            <w:r>
+              <w:rPr>
+                <w:highlight w:val="none"/>
+              </w:rPr>
+            </w:r>
+            <w:r>
+              <w:rPr>
+                <w:highlight w:val="none"/>
+              </w:rPr>
+            </w:r>
+            <w:r/>
+          </w:p>
+        </w:tc>
+        <w:tc>
+          <w:tcPr>
+            <w:tcBorders>
+              <w:top w:val="single" w:color="000000" w:sz="4" w:space="0"/>
+              <w:left w:val="single" w:color="000000" w:sz="12" w:space="0"/>
+              <w:bottom w:val="single" w:color="000000" w:sz="4" w:space="0"/>
+              <w:right w:val="single" w:color="000000" w:sz="12" w:space="0"/>
+            </w:tcBorders>
+            <w:tcW w:w="1187" w:type="dxa"/>
+            <w:textDirection w:val="lrTb"/>
+            <w:noWrap w:val="false"/>
+          </w:tcPr>
+          <w:p>
+            <w:pPr>
+              <w:pBdr/>
+              <w:spacing/>
+              <w:ind/>
+              <w:rPr>
+                <w:highlight w:val="none"/>
+              </w:rPr>
+            </w:pPr>
+            <w:r>
+              <w:rPr>
+                <w:highlight w:val="none"/>
+              </w:rPr>
+              <w:t xml:space="preserve">POST</w:t>
+            </w:r>
+            <w:r>
+              <w:rPr>
+                <w:highlight w:val="none"/>
+              </w:rPr>
+            </w:r>
+          </w:p>
+        </w:tc>
+        <w:tc>
+          <w:tcPr>
+            <w:tcBorders>
+              <w:top w:val="single" w:color="000000" w:sz="4" w:space="0"/>
+              <w:left w:val="single" w:color="000000" w:sz="12" w:space="0"/>
+              <w:bottom w:val="single" w:color="000000" w:sz="4" w:space="0"/>
+              <w:right w:val="single" w:color="000000" w:sz="12" w:space="0"/>
+            </w:tcBorders>
+            <w:tcW w:w="2409" w:type="dxa"/>
+            <w:textDirection w:val="lrTb"/>
+            <w:noWrap w:val="false"/>
+          </w:tcPr>
+          <w:p>
+            <w:pPr>
+              <w:pStyle w:val="871"/>
+              <w:numPr>
+                <w:ilvl w:val="0"/>
+                <w:numId w:val="38"/>
+              </w:numPr>
+              <w:pBdr/>
+              <w:spacing/>
+              <w:ind w:right="0" w:hanging="142" w:left="142"/>
+              <w:rPr/>
+            </w:pPr>
+            <w:r>
+              <w:rPr>
+                <w:highlight w:val="none"/>
+              </w:rPr>
+              <w:t xml:space="preserve">session (integer)</w:t>
+            </w:r>
+            <w:r/>
+            <w:r/>
+            <w:r>
+              <w:rPr>
+                <w:highlight w:val="none"/>
+              </w:rPr>
+            </w:r>
+            <w:r>
+              <w:rPr>
+                <w:highlight w:val="none"/>
+              </w:rPr>
+            </w:r>
+            <w:r/>
+          </w:p>
+        </w:tc>
+        <w:tc>
+          <w:tcPr>
+            <w:tcBorders>
+              <w:top w:val="single" w:color="000000" w:sz="4" w:space="0"/>
+              <w:left w:val="single" w:color="000000" w:sz="12" w:space="0"/>
+              <w:bottom w:val="single" w:color="000000" w:sz="4" w:space="0"/>
+              <w:right w:val="single" w:color="000000" w:sz="12" w:space="0"/>
+            </w:tcBorders>
+            <w:tcW w:w="1843" w:type="dxa"/>
+            <w:textDirection w:val="lrTb"/>
+            <w:noWrap w:val="false"/>
+          </w:tcPr>
+          <w:p>
+            <w:pPr>
+              <w:pStyle w:val="871"/>
+              <w:numPr>
+                <w:ilvl w:val="0"/>
+                <w:numId w:val="44"/>
+              </w:numPr>
+              <w:pBdr/>
+              <w:spacing/>
+              <w:ind w:right="0" w:hanging="142" w:left="142"/>
+              <w:rPr>
+                <w:highlight w:val="none"/>
+              </w:rPr>
+            </w:pPr>
+            <w:r>
+              <w:rPr>
+                <w:highlight w:val="none"/>
+              </w:rPr>
+              <w:t xml:space="preserve">Create invoice</w:t>
+            </w:r>
+            <w:r>
+              <w:rPr>
+                <w:highlight w:val="none"/>
+              </w:rPr>
+            </w:r>
+          </w:p>
+        </w:tc>
+      </w:tr>
+      <w:tr>
+        <w:trPr/>
+        <w:tc>
+          <w:tcPr>
+            <w:tcBorders>
+              <w:top w:val="single" w:color="000000" w:sz="4" w:space="0"/>
+              <w:left w:val="single" w:color="000000" w:sz="12" w:space="0"/>
+              <w:bottom w:val="single" w:color="000000" w:sz="4" w:space="0"/>
+              <w:right w:val="single" w:color="000000" w:sz="12" w:space="0"/>
+            </w:tcBorders>
+            <w:tcW w:w="4482" w:type="dxa"/>
+            <w:textDirection w:val="lrTb"/>
+            <w:noWrap w:val="false"/>
+          </w:tcPr>
+          <w:p>
+            <w:pPr>
+              <w:pBdr/>
+              <w:spacing/>
+              <w:ind w:firstLine="0" w:left="0"/>
+              <w:rPr/>
+            </w:pPr>
+            <w:r>
+              <w:rPr>
+                <w:highlight w:val="none"/>
+              </w:rPr>
+            </w:r>
+            <w:r>
+              <w:rPr>
+                <w:highlight w:val="none"/>
+              </w:rPr>
+              <w:t xml:space="preserve">/&lt;clientName&gt;/&lt;projectName&gt;/&lt;invoiceID&gt;</w:t>
+            </w:r>
+            <w:r/>
+            <w:r/>
+            <w:r>
+              <w:rPr>
+                <w:highlight w:val="none"/>
+              </w:rPr>
+            </w:r>
+            <w:r>
+              <w:rPr>
+                <w:highlight w:val="none"/>
+              </w:rPr>
+            </w:r>
+            <w:r/>
+          </w:p>
+        </w:tc>
+        <w:tc>
+          <w:tcPr>
+            <w:tcBorders>
+              <w:top w:val="single" w:color="000000" w:sz="4" w:space="0"/>
+              <w:left w:val="single" w:color="000000" w:sz="12" w:space="0"/>
+              <w:bottom w:val="single" w:color="000000" w:sz="4" w:space="0"/>
+              <w:right w:val="single" w:color="000000" w:sz="12" w:space="0"/>
+            </w:tcBorders>
+            <w:tcW w:w="1187" w:type="dxa"/>
+            <w:textDirection w:val="lrTb"/>
+            <w:noWrap w:val="false"/>
+          </w:tcPr>
+          <w:p>
+            <w:pPr>
+              <w:pBdr/>
+              <w:spacing/>
+              <w:ind/>
+              <w:rPr>
+                <w:highlight w:val="none"/>
+              </w:rPr>
+            </w:pPr>
+            <w:r>
+              <w:rPr>
+                <w:highlight w:val="none"/>
+              </w:rPr>
+              <w:t xml:space="preserve">DELETE</w:t>
+            </w:r>
+            <w:r>
+              <w:rPr>
+                <w:highlight w:val="none"/>
+              </w:rPr>
+            </w:r>
+          </w:p>
+        </w:tc>
+        <w:tc>
+          <w:tcPr>
+            <w:tcBorders>
+              <w:top w:val="single" w:color="000000" w:sz="4" w:space="0"/>
+              <w:left w:val="single" w:color="000000" w:sz="12" w:space="0"/>
+              <w:bottom w:val="single" w:color="000000" w:sz="4" w:space="0"/>
+              <w:right w:val="single" w:color="000000" w:sz="12" w:space="0"/>
+            </w:tcBorders>
+            <w:tcW w:w="2409" w:type="dxa"/>
+            <w:textDirection w:val="lrTb"/>
+            <w:noWrap w:val="false"/>
+          </w:tcPr>
+          <w:p>
+            <w:pPr>
+              <w:pStyle w:val="871"/>
+              <w:numPr>
+                <w:ilvl w:val="0"/>
+                <w:numId w:val="39"/>
+              </w:numPr>
+              <w:pBdr/>
+              <w:spacing/>
+              <w:ind w:right="0" w:hanging="142" w:left="142"/>
+              <w:rPr/>
+            </w:pPr>
+            <w:r>
+              <w:rPr>
+                <w:highlight w:val="none"/>
+              </w:rPr>
+              <w:t xml:space="preserve">session (integer)</w:t>
+            </w:r>
+            <w:r/>
+            <w:r/>
+            <w:r>
+              <w:rPr>
+                <w:highlight w:val="none"/>
+              </w:rPr>
+            </w:r>
+            <w:r>
+              <w:rPr>
+                <w:highlight w:val="none"/>
+              </w:rPr>
+            </w:r>
+            <w:r/>
+          </w:p>
+        </w:tc>
+        <w:tc>
+          <w:tcPr>
+            <w:tcBorders>
+              <w:top w:val="single" w:color="000000" w:sz="4" w:space="0"/>
+              <w:left w:val="single" w:color="000000" w:sz="12" w:space="0"/>
+              <w:bottom w:val="single" w:color="000000" w:sz="4" w:space="0"/>
+              <w:right w:val="single" w:color="000000" w:sz="12" w:space="0"/>
+            </w:tcBorders>
+            <w:tcW w:w="1843" w:type="dxa"/>
+            <w:textDirection w:val="lrTb"/>
+            <w:noWrap w:val="false"/>
+          </w:tcPr>
+          <w:p>
+            <w:pPr>
+              <w:pStyle w:val="871"/>
+              <w:numPr>
+                <w:ilvl w:val="0"/>
+                <w:numId w:val="45"/>
+              </w:numPr>
+              <w:pBdr/>
+              <w:spacing/>
+              <w:ind w:right="0" w:hanging="142" w:left="142"/>
+              <w:rPr>
+                <w:highlight w:val="none"/>
+              </w:rPr>
+            </w:pPr>
+            <w:r>
+              <w:rPr>
+                <w:highlight w:val="none"/>
+              </w:rPr>
+              <w:t xml:space="preserve">Delete invoice</w:t>
+            </w:r>
+            <w:r>
+              <w:rPr>
+                <w:highlight w:val="none"/>
+              </w:rPr>
+            </w:r>
+          </w:p>
+        </w:tc>
+      </w:tr>
+      <w:tr>
+        <w:trPr/>
+        <w:tc>
+          <w:tcPr>
+            <w:tcBorders>
+              <w:top w:val="single" w:color="000000" w:sz="4" w:space="0"/>
+              <w:left w:val="single" w:color="000000" w:sz="12" w:space="0"/>
+              <w:bottom w:val="single" w:color="000000" w:sz="12" w:space="0"/>
+              <w:right w:val="single" w:color="000000" w:sz="12" w:space="0"/>
+            </w:tcBorders>
+            <w:tcW w:w="4482" w:type="dxa"/>
+            <w:textDirection w:val="lrTb"/>
+            <w:noWrap w:val="false"/>
+          </w:tcPr>
+          <w:p>
+            <w:pPr>
+              <w:pBdr/>
+              <w:spacing/>
+              <w:ind w:firstLine="0" w:left="0"/>
+              <w:rPr/>
+            </w:pPr>
+            <w:r>
+              <w:rPr>
+                <w:highlight w:val="none"/>
+              </w:rPr>
+            </w:r>
+            <w:r>
+              <w:rPr>
+                <w:highlight w:val="none"/>
+              </w:rPr>
+              <w:t xml:space="preserve">/&lt;clientName&gt;/&lt;projectName&gt;/&lt;iinvoiceID&gt;</w:t>
+            </w:r>
+            <w:r/>
+            <w:r/>
+            <w:r>
+              <w:rPr>
+                <w:highlight w:val="none"/>
+              </w:rPr>
+            </w:r>
+            <w:r>
+              <w:rPr>
+                <w:highlight w:val="none"/>
+              </w:rPr>
+            </w:r>
+            <w:r/>
+          </w:p>
+        </w:tc>
+        <w:tc>
+          <w:tcPr>
+            <w:tcBorders>
+              <w:top w:val="single" w:color="000000" w:sz="4" w:space="0"/>
+              <w:left w:val="single" w:color="000000" w:sz="12" w:space="0"/>
+              <w:bottom w:val="single" w:color="000000" w:sz="12" w:space="0"/>
+              <w:right w:val="single" w:color="000000" w:sz="12" w:space="0"/>
+            </w:tcBorders>
+            <w:tcW w:w="1187" w:type="dxa"/>
+            <w:textDirection w:val="lrTb"/>
+            <w:noWrap w:val="false"/>
+          </w:tcPr>
+          <w:p>
+            <w:pPr>
+              <w:pBdr/>
+              <w:spacing/>
+              <w:ind/>
+              <w:rPr>
+                <w:highlight w:val="none"/>
+              </w:rPr>
+            </w:pPr>
+            <w:r>
+              <w:rPr>
+                <w:highlight w:val="none"/>
+              </w:rPr>
+              <w:t xml:space="preserve">PATCH</w:t>
+            </w:r>
+            <w:r>
+              <w:rPr>
+                <w:highlight w:val="none"/>
+              </w:rPr>
+            </w:r>
+          </w:p>
+        </w:tc>
+        <w:tc>
+          <w:tcPr>
+            <w:tcBorders>
+              <w:top w:val="single" w:color="000000" w:sz="4" w:space="0"/>
+              <w:left w:val="single" w:color="000000" w:sz="12" w:space="0"/>
+              <w:bottom w:val="single" w:color="000000" w:sz="12" w:space="0"/>
+              <w:right w:val="single" w:color="000000" w:sz="12" w:space="0"/>
+            </w:tcBorders>
+            <w:tcW w:w="2409" w:type="dxa"/>
+            <w:textDirection w:val="lrTb"/>
+            <w:noWrap w:val="false"/>
+          </w:tcPr>
+          <w:p>
+            <w:pPr>
+              <w:pStyle w:val="871"/>
+              <w:numPr>
+                <w:ilvl w:val="0"/>
+                <w:numId w:val="40"/>
+              </w:numPr>
+              <w:pBdr/>
+              <w:spacing/>
+              <w:ind w:right="0" w:hanging="142" w:left="142"/>
+              <w:rPr/>
+            </w:pPr>
+            <w:r>
+              <w:rPr>
+                <w:highlight w:val="none"/>
+              </w:rPr>
+              <w:t xml:space="preserve">session (integer)</w:t>
+            </w:r>
+            <w:r/>
+            <w:r/>
+          </w:p>
+          <w:p>
+            <w:pPr>
+              <w:pStyle w:val="871"/>
+              <w:numPr>
+                <w:ilvl w:val="0"/>
+                <w:numId w:val="40"/>
+              </w:numPr>
+              <w:pBdr/>
+              <w:spacing/>
+              <w:ind w:right="0" w:hanging="142" w:left="142"/>
+              <w:rPr/>
+            </w:pPr>
+            <w:r>
+              <w:rPr>
+                <w:highlight w:val="none"/>
+              </w:rPr>
+              <w:t xml:space="preserve">action (INVOICE_ACTION)</w:t>
+            </w:r>
+            <w:r/>
+            <w:r/>
+            <w:r>
+              <w:rPr>
+                <w:highlight w:val="none"/>
+              </w:rPr>
+            </w:r>
+            <w:r>
+              <w:rPr>
+                <w:highlight w:val="none"/>
+              </w:rPr>
+            </w:r>
+            <w:r/>
+          </w:p>
+        </w:tc>
+        <w:tc>
+          <w:tcPr>
+            <w:tcBorders>
+              <w:top w:val="single" w:color="000000" w:sz="4" w:space="0"/>
+              <w:left w:val="single" w:color="000000" w:sz="12" w:space="0"/>
+              <w:bottom w:val="single" w:color="000000" w:sz="12" w:space="0"/>
+              <w:right w:val="single" w:color="000000" w:sz="12" w:space="0"/>
+            </w:tcBorders>
+            <w:tcW w:w="1843" w:type="dxa"/>
+            <w:textDirection w:val="lrTb"/>
+            <w:noWrap w:val="false"/>
+          </w:tcPr>
+          <w:p>
+            <w:pPr>
+              <w:pStyle w:val="871"/>
+              <w:numPr>
+                <w:ilvl w:val="0"/>
+                <w:numId w:val="46"/>
+              </w:numPr>
+              <w:pBdr/>
+              <w:spacing/>
+              <w:ind w:right="0" w:hanging="142" w:left="142"/>
+              <w:rPr>
+                <w:highlight w:val="none"/>
+              </w:rPr>
+            </w:pPr>
+            <w:r>
+              <w:rPr>
+                <w:highlight w:val="none"/>
+              </w:rPr>
+              <w:t xml:space="preserve">Adjust invoice</w:t>
+            </w:r>
+            <w:r>
+              <w:rPr>
+                <w:highlight w:val="none"/>
+              </w:rPr>
+            </w:r>
+          </w:p>
+          <w:p>
+            <w:pPr>
+              <w:pStyle w:val="871"/>
+              <w:numPr>
+                <w:ilvl w:val="0"/>
+                <w:numId w:val="46"/>
+              </w:numPr>
+              <w:pBdr/>
+              <w:spacing/>
+              <w:ind w:right="0" w:hanging="142" w:left="142"/>
+              <w:rPr>
+                <w:highlight w:val="none"/>
+              </w:rPr>
+            </w:pPr>
+            <w:r>
+              <w:rPr>
+                <w:highlight w:val="none"/>
+              </w:rPr>
+              <w:t xml:space="preserve">Draft invoice</w:t>
+            </w:r>
+            <w:r>
+              <w:rPr>
+                <w:highlight w:val="none"/>
+              </w:rPr>
+            </w:r>
+          </w:p>
+          <w:p>
+            <w:pPr>
+              <w:pStyle w:val="871"/>
+              <w:numPr>
+                <w:ilvl w:val="0"/>
+                <w:numId w:val="46"/>
+              </w:numPr>
+              <w:pBdr/>
+              <w:spacing/>
+              <w:ind w:right="0" w:hanging="142" w:left="142"/>
+              <w:rPr>
+                <w:highlight w:val="none"/>
+              </w:rPr>
+            </w:pPr>
+            <w:r>
+              <w:rPr>
+                <w:highlight w:val="none"/>
+              </w:rPr>
+              <w:t xml:space="preserve">Approve invoice</w:t>
+            </w:r>
+            <w:r>
+              <w:rPr>
+                <w:highlight w:val="none"/>
+              </w:rPr>
+            </w:r>
+          </w:p>
+          <w:p>
+            <w:pPr>
+              <w:pStyle w:val="871"/>
+              <w:numPr>
+                <w:ilvl w:val="0"/>
+                <w:numId w:val="46"/>
+              </w:numPr>
+              <w:pBdr/>
+              <w:spacing/>
+              <w:ind w:right="0" w:hanging="142" w:left="142"/>
+              <w:rPr>
+                <w:highlight w:val="none"/>
+              </w:rPr>
+            </w:pPr>
+            <w:r>
+              <w:rPr>
+                <w:highlight w:val="none"/>
+              </w:rPr>
+              <w:t xml:space="preserve">Pay invoice</w:t>
+            </w:r>
+            <w:r>
+              <w:rPr>
+                <w:highlight w:val="none"/>
+              </w:rPr>
+            </w:r>
+          </w:p>
+        </w:tc>
+      </w:tr>
+    </w:tbl>
     <w:p>
       <w:pPr>
         <w:pBdr/>
         <w:spacing/>
-        <w:ind/>
+        <w:ind w:firstLine="0" w:left="0"/>
+        <w:rPr/>
+      </w:pPr>
+      <w:r>
         <w:rPr>
           <w:highlight w:val="none"/>
         </w:rPr>
-      </w:pPr>
-      <w:r>
-        <w:t xml:space="preserve">TBC</w:t>
       </w:r>
-      <w:r/>
       <w:r>
         <w:rPr>
           <w:highlight w:val="none"/>
@@ -2093,12 +3642,34 @@
     </w:p>
     <w:p>
       <w:pPr>
-        <w:pStyle w:val="818"/>
-        <w:pBdr/>
+        <w:pBdr/>
+        <w:shd w:val="nil"/>
         <w:spacing/>
         <w:ind/>
         <w:rPr>
           <w:u w:val="none"/>
+        </w:rPr>
+      </w:pPr>
+      <w:r>
+        <w:rPr>
+          <w:highlight w:val="none"/>
+        </w:rPr>
+        <w:br w:type="page" w:clear="all"/>
+      </w:r>
+      <w:r>
+        <w:rPr>
+          <w:highlight w:val="none"/>
+        </w:rPr>
+      </w:r>
+    </w:p>
+    <w:p>
+      <w:pPr>
+        <w:pStyle w:val="818"/>
+        <w:pBdr/>
+        <w:spacing/>
+        <w:ind/>
+        <w:rPr>
+          <w:highlight w:val="none"/>
         </w:rPr>
       </w:pPr>
       <w:r/>
@@ -2111,11 +3682,7 @@
         </w:rPr>
         <w:t xml:space="preserve">Authentication/Authorisation</w:t>
       </w:r>
-      <w:r>
-        <w:rPr>
-          <w:u w:val="none"/>
-        </w:rPr>
-      </w:r>
+      <w:r/>
       <w:bookmarkEnd w:id="14"/>
       <w:r/>
       <w:r>
@@ -2185,11 +3752,7 @@
         </w:rPr>
         <w:t xml:space="preserve">Approval Workflow</w:t>
       </w:r>
-      <w:r>
-        <w:rPr>
-          <w:u w:val="none"/>
-        </w:rPr>
-      </w:r>
+      <w:r/>
       <w:bookmarkEnd w:id="15"/>
       <w:r/>
       <w:r>
@@ -3094,11 +4657,7 @@
         </w:rPr>
         <w:t xml:space="preserve">Working Assumptions</w:t>
       </w:r>
-      <w:r>
-        <w:rPr>
-          <w:u w:val="none"/>
-        </w:rPr>
-      </w:r>
+      <w:r/>
       <w:bookmarkEnd w:id="16"/>
       <w:r/>
       <w:r>
@@ -5481,6 +7040,4678 @@
       <w:suff w:val="tab"/>
     </w:lvl>
   </w:abstractNum>
+  <w:abstractNum w:abstractNumId="14">
+    <w:lvl w:ilvl="0">
+      <w:isLgl w:val="false"/>
+      <w:lvlJc w:val="left"/>
+      <w:lvlText w:val="·"/>
+      <w:numFmt w:val="bullet"/>
+      <w:pPr>
+        <w:pBdr/>
+        <w:spacing/>
+        <w:ind w:hanging="360" w:left="709"/>
+      </w:pPr>
+      <w:rPr>
+        <w:rFonts w:hint="default" w:ascii="Symbol" w:hAnsi="Symbol" w:eastAsia="Symbol" w:cs="Symbol"/>
+      </w:rPr>
+      <w:start w:val="1"/>
+      <w:suff w:val="tab"/>
+    </w:lvl>
+    <w:lvl w:ilvl="1">
+      <w:isLgl w:val="false"/>
+      <w:lvlJc w:val="left"/>
+      <w:lvlText w:val="o"/>
+      <w:numFmt w:val="bullet"/>
+      <w:pPr>
+        <w:pBdr/>
+        <w:spacing/>
+        <w:ind w:hanging="360" w:left="1429"/>
+      </w:pPr>
+      <w:rPr>
+        <w:rFonts w:hint="default" w:ascii="Courier New" w:hAnsi="Courier New" w:eastAsia="Courier New" w:cs="Courier New"/>
+      </w:rPr>
+      <w:start w:val="1"/>
+      <w:suff w:val="tab"/>
+    </w:lvl>
+    <w:lvl w:ilvl="2">
+      <w:isLgl w:val="false"/>
+      <w:lvlJc w:val="left"/>
+      <w:lvlText w:val="§"/>
+      <w:numFmt w:val="bullet"/>
+      <w:pPr>
+        <w:pBdr/>
+        <w:spacing/>
+        <w:ind w:hanging="360" w:left="2149"/>
+      </w:pPr>
+      <w:rPr>
+        <w:rFonts w:hint="default" w:ascii="Wingdings" w:hAnsi="Wingdings" w:eastAsia="Wingdings" w:cs="Wingdings"/>
+      </w:rPr>
+      <w:start w:val="1"/>
+      <w:suff w:val="tab"/>
+    </w:lvl>
+    <w:lvl w:ilvl="3">
+      <w:isLgl w:val="false"/>
+      <w:lvlJc w:val="left"/>
+      <w:lvlText w:val="·"/>
+      <w:numFmt w:val="bullet"/>
+      <w:pPr>
+        <w:pBdr/>
+        <w:spacing/>
+        <w:ind w:hanging="360" w:left="2869"/>
+      </w:pPr>
+      <w:rPr>
+        <w:rFonts w:hint="default" w:ascii="Symbol" w:hAnsi="Symbol" w:eastAsia="Symbol" w:cs="Symbol"/>
+      </w:rPr>
+      <w:start w:val="1"/>
+      <w:suff w:val="tab"/>
+    </w:lvl>
+    <w:lvl w:ilvl="4">
+      <w:isLgl w:val="false"/>
+      <w:lvlJc w:val="left"/>
+      <w:lvlText w:val="o"/>
+      <w:numFmt w:val="bullet"/>
+      <w:pPr>
+        <w:pBdr/>
+        <w:spacing/>
+        <w:ind w:hanging="360" w:left="3589"/>
+      </w:pPr>
+      <w:rPr>
+        <w:rFonts w:hint="default" w:ascii="Courier New" w:hAnsi="Courier New" w:eastAsia="Courier New" w:cs="Courier New"/>
+      </w:rPr>
+      <w:start w:val="1"/>
+      <w:suff w:val="tab"/>
+    </w:lvl>
+    <w:lvl w:ilvl="5">
+      <w:isLgl w:val="false"/>
+      <w:lvlJc w:val="left"/>
+      <w:lvlText w:val="§"/>
+      <w:numFmt w:val="bullet"/>
+      <w:pPr>
+        <w:pBdr/>
+        <w:spacing/>
+        <w:ind w:hanging="360" w:left="4309"/>
+      </w:pPr>
+      <w:rPr>
+        <w:rFonts w:hint="default" w:ascii="Wingdings" w:hAnsi="Wingdings" w:eastAsia="Wingdings" w:cs="Wingdings"/>
+      </w:rPr>
+      <w:start w:val="1"/>
+      <w:suff w:val="tab"/>
+    </w:lvl>
+    <w:lvl w:ilvl="6">
+      <w:isLgl w:val="false"/>
+      <w:lvlJc w:val="left"/>
+      <w:lvlText w:val="·"/>
+      <w:numFmt w:val="bullet"/>
+      <w:pPr>
+        <w:pBdr/>
+        <w:spacing/>
+        <w:ind w:hanging="360" w:left="5029"/>
+      </w:pPr>
+      <w:rPr>
+        <w:rFonts w:hint="default" w:ascii="Symbol" w:hAnsi="Symbol" w:eastAsia="Symbol" w:cs="Symbol"/>
+      </w:rPr>
+      <w:start w:val="1"/>
+      <w:suff w:val="tab"/>
+    </w:lvl>
+    <w:lvl w:ilvl="7">
+      <w:isLgl w:val="false"/>
+      <w:lvlJc w:val="left"/>
+      <w:lvlText w:val="o"/>
+      <w:numFmt w:val="bullet"/>
+      <w:pPr>
+        <w:pBdr/>
+        <w:spacing/>
+        <w:ind w:hanging="360" w:left="5749"/>
+      </w:pPr>
+      <w:rPr>
+        <w:rFonts w:hint="default" w:ascii="Courier New" w:hAnsi="Courier New" w:eastAsia="Courier New" w:cs="Courier New"/>
+      </w:rPr>
+      <w:start w:val="1"/>
+      <w:suff w:val="tab"/>
+    </w:lvl>
+    <w:lvl w:ilvl="8">
+      <w:isLgl w:val="false"/>
+      <w:lvlJc w:val="left"/>
+      <w:lvlText w:val="§"/>
+      <w:numFmt w:val="bullet"/>
+      <w:pPr>
+        <w:pBdr/>
+        <w:spacing/>
+        <w:ind w:hanging="360" w:left="6469"/>
+      </w:pPr>
+      <w:rPr>
+        <w:rFonts w:hint="default" w:ascii="Wingdings" w:hAnsi="Wingdings" w:eastAsia="Wingdings" w:cs="Wingdings"/>
+      </w:rPr>
+      <w:start w:val="1"/>
+      <w:suff w:val="tab"/>
+    </w:lvl>
+  </w:abstractNum>
+  <w:abstractNum w:abstractNumId="15">
+    <w:lvl w:ilvl="0">
+      <w:isLgl w:val="false"/>
+      <w:lvlJc w:val="left"/>
+      <w:lvlText w:val="·"/>
+      <w:numFmt w:val="bullet"/>
+      <w:pPr>
+        <w:pBdr/>
+        <w:spacing/>
+        <w:ind w:hanging="360" w:left="720"/>
+      </w:pPr>
+      <w:rPr>
+        <w:rFonts w:hint="default" w:ascii="Symbol" w:hAnsi="Symbol" w:eastAsia="Symbol" w:cs="Symbol"/>
+      </w:rPr>
+      <w:start w:val="1"/>
+      <w:suff w:val="tab"/>
+    </w:lvl>
+    <w:lvl w:ilvl="1">
+      <w:isLgl w:val="false"/>
+      <w:lvlJc w:val="left"/>
+      <w:lvlText w:val="o"/>
+      <w:numFmt w:val="bullet"/>
+      <w:pPr>
+        <w:pBdr/>
+        <w:spacing/>
+        <w:ind w:hanging="360" w:left="1440"/>
+      </w:pPr>
+      <w:rPr>
+        <w:rFonts w:hint="default" w:ascii="Courier New" w:hAnsi="Courier New" w:eastAsia="Courier New" w:cs="Courier New"/>
+      </w:rPr>
+      <w:start w:val="1"/>
+      <w:suff w:val="tab"/>
+    </w:lvl>
+    <w:lvl w:ilvl="2">
+      <w:isLgl w:val="false"/>
+      <w:lvlJc w:val="left"/>
+      <w:lvlText w:val="§"/>
+      <w:numFmt w:val="bullet"/>
+      <w:pPr>
+        <w:pBdr/>
+        <w:spacing/>
+        <w:ind w:hanging="360" w:left="2160"/>
+      </w:pPr>
+      <w:rPr>
+        <w:rFonts w:hint="default" w:ascii="Wingdings" w:hAnsi="Wingdings" w:eastAsia="Wingdings" w:cs="Wingdings"/>
+      </w:rPr>
+      <w:start w:val="1"/>
+      <w:suff w:val="tab"/>
+    </w:lvl>
+    <w:lvl w:ilvl="3">
+      <w:isLgl w:val="false"/>
+      <w:lvlJc w:val="left"/>
+      <w:lvlText w:val="·"/>
+      <w:numFmt w:val="bullet"/>
+      <w:pPr>
+        <w:pBdr/>
+        <w:spacing/>
+        <w:ind w:hanging="360" w:left="2880"/>
+      </w:pPr>
+      <w:rPr>
+        <w:rFonts w:hint="default" w:ascii="Symbol" w:hAnsi="Symbol" w:eastAsia="Symbol" w:cs="Symbol"/>
+      </w:rPr>
+      <w:start w:val="1"/>
+      <w:suff w:val="tab"/>
+    </w:lvl>
+    <w:lvl w:ilvl="4">
+      <w:isLgl w:val="false"/>
+      <w:lvlJc w:val="left"/>
+      <w:lvlText w:val="o"/>
+      <w:numFmt w:val="bullet"/>
+      <w:pPr>
+        <w:pBdr/>
+        <w:spacing/>
+        <w:ind w:hanging="360" w:left="3600"/>
+      </w:pPr>
+      <w:rPr>
+        <w:rFonts w:hint="default" w:ascii="Courier New" w:hAnsi="Courier New" w:eastAsia="Courier New" w:cs="Courier New"/>
+      </w:rPr>
+      <w:start w:val="1"/>
+      <w:suff w:val="tab"/>
+    </w:lvl>
+    <w:lvl w:ilvl="5">
+      <w:isLgl w:val="false"/>
+      <w:lvlJc w:val="left"/>
+      <w:lvlText w:val="§"/>
+      <w:numFmt w:val="bullet"/>
+      <w:pPr>
+        <w:pBdr/>
+        <w:spacing/>
+        <w:ind w:hanging="360" w:left="4320"/>
+      </w:pPr>
+      <w:rPr>
+        <w:rFonts w:hint="default" w:ascii="Wingdings" w:hAnsi="Wingdings" w:eastAsia="Wingdings" w:cs="Wingdings"/>
+      </w:rPr>
+      <w:start w:val="1"/>
+      <w:suff w:val="tab"/>
+    </w:lvl>
+    <w:lvl w:ilvl="6">
+      <w:isLgl w:val="false"/>
+      <w:lvlJc w:val="left"/>
+      <w:lvlText w:val="·"/>
+      <w:numFmt w:val="bullet"/>
+      <w:pPr>
+        <w:pBdr/>
+        <w:spacing/>
+        <w:ind w:hanging="360" w:left="5040"/>
+      </w:pPr>
+      <w:rPr>
+        <w:rFonts w:hint="default" w:ascii="Symbol" w:hAnsi="Symbol" w:eastAsia="Symbol" w:cs="Symbol"/>
+      </w:rPr>
+      <w:start w:val="1"/>
+      <w:suff w:val="tab"/>
+    </w:lvl>
+    <w:lvl w:ilvl="7">
+      <w:isLgl w:val="false"/>
+      <w:lvlJc w:val="left"/>
+      <w:lvlText w:val="o"/>
+      <w:numFmt w:val="bullet"/>
+      <w:pPr>
+        <w:pBdr/>
+        <w:spacing/>
+        <w:ind w:hanging="360" w:left="5760"/>
+      </w:pPr>
+      <w:rPr>
+        <w:rFonts w:hint="default" w:ascii="Courier New" w:hAnsi="Courier New" w:eastAsia="Courier New" w:cs="Courier New"/>
+      </w:rPr>
+      <w:start w:val="1"/>
+      <w:suff w:val="tab"/>
+    </w:lvl>
+    <w:lvl w:ilvl="8">
+      <w:isLgl w:val="false"/>
+      <w:lvlJc w:val="left"/>
+      <w:lvlText w:val="§"/>
+      <w:numFmt w:val="bullet"/>
+      <w:pPr>
+        <w:pBdr/>
+        <w:spacing/>
+        <w:ind w:hanging="360" w:left="6480"/>
+      </w:pPr>
+      <w:rPr>
+        <w:rFonts w:hint="default" w:ascii="Wingdings" w:hAnsi="Wingdings" w:eastAsia="Wingdings" w:cs="Wingdings"/>
+      </w:rPr>
+      <w:start w:val="1"/>
+      <w:suff w:val="tab"/>
+    </w:lvl>
+  </w:abstractNum>
+  <w:abstractNum w:abstractNumId="16">
+    <w:lvl w:ilvl="0">
+      <w:isLgl w:val="false"/>
+      <w:lvlJc w:val="left"/>
+      <w:lvlText w:val="·"/>
+      <w:numFmt w:val="bullet"/>
+      <w:pPr>
+        <w:pBdr/>
+        <w:spacing/>
+        <w:ind w:hanging="360" w:left="720"/>
+      </w:pPr>
+      <w:rPr>
+        <w:rFonts w:hint="default" w:ascii="Symbol" w:hAnsi="Symbol" w:eastAsia="Symbol" w:cs="Symbol"/>
+      </w:rPr>
+      <w:start w:val="1"/>
+      <w:suff w:val="tab"/>
+    </w:lvl>
+    <w:lvl w:ilvl="1">
+      <w:isLgl w:val="false"/>
+      <w:lvlJc w:val="left"/>
+      <w:lvlText w:val="o"/>
+      <w:numFmt w:val="bullet"/>
+      <w:pPr>
+        <w:pBdr/>
+        <w:spacing/>
+        <w:ind w:hanging="360" w:left="1440"/>
+      </w:pPr>
+      <w:rPr>
+        <w:rFonts w:hint="default" w:ascii="Courier New" w:hAnsi="Courier New" w:eastAsia="Courier New" w:cs="Courier New"/>
+      </w:rPr>
+      <w:start w:val="1"/>
+      <w:suff w:val="tab"/>
+    </w:lvl>
+    <w:lvl w:ilvl="2">
+      <w:isLgl w:val="false"/>
+      <w:lvlJc w:val="left"/>
+      <w:lvlText w:val="§"/>
+      <w:numFmt w:val="bullet"/>
+      <w:pPr>
+        <w:pBdr/>
+        <w:spacing/>
+        <w:ind w:hanging="360" w:left="2160"/>
+      </w:pPr>
+      <w:rPr>
+        <w:rFonts w:hint="default" w:ascii="Wingdings" w:hAnsi="Wingdings" w:eastAsia="Wingdings" w:cs="Wingdings"/>
+      </w:rPr>
+      <w:start w:val="1"/>
+      <w:suff w:val="tab"/>
+    </w:lvl>
+    <w:lvl w:ilvl="3">
+      <w:isLgl w:val="false"/>
+      <w:lvlJc w:val="left"/>
+      <w:lvlText w:val="·"/>
+      <w:numFmt w:val="bullet"/>
+      <w:pPr>
+        <w:pBdr/>
+        <w:spacing/>
+        <w:ind w:hanging="360" w:left="2880"/>
+      </w:pPr>
+      <w:rPr>
+        <w:rFonts w:hint="default" w:ascii="Symbol" w:hAnsi="Symbol" w:eastAsia="Symbol" w:cs="Symbol"/>
+      </w:rPr>
+      <w:start w:val="1"/>
+      <w:suff w:val="tab"/>
+    </w:lvl>
+    <w:lvl w:ilvl="4">
+      <w:isLgl w:val="false"/>
+      <w:lvlJc w:val="left"/>
+      <w:lvlText w:val="o"/>
+      <w:numFmt w:val="bullet"/>
+      <w:pPr>
+        <w:pBdr/>
+        <w:spacing/>
+        <w:ind w:hanging="360" w:left="3600"/>
+      </w:pPr>
+      <w:rPr>
+        <w:rFonts w:hint="default" w:ascii="Courier New" w:hAnsi="Courier New" w:eastAsia="Courier New" w:cs="Courier New"/>
+      </w:rPr>
+      <w:start w:val="1"/>
+      <w:suff w:val="tab"/>
+    </w:lvl>
+    <w:lvl w:ilvl="5">
+      <w:isLgl w:val="false"/>
+      <w:lvlJc w:val="left"/>
+      <w:lvlText w:val="§"/>
+      <w:numFmt w:val="bullet"/>
+      <w:pPr>
+        <w:pBdr/>
+        <w:spacing/>
+        <w:ind w:hanging="360" w:left="4320"/>
+      </w:pPr>
+      <w:rPr>
+        <w:rFonts w:hint="default" w:ascii="Wingdings" w:hAnsi="Wingdings" w:eastAsia="Wingdings" w:cs="Wingdings"/>
+      </w:rPr>
+      <w:start w:val="1"/>
+      <w:suff w:val="tab"/>
+    </w:lvl>
+    <w:lvl w:ilvl="6">
+      <w:isLgl w:val="false"/>
+      <w:lvlJc w:val="left"/>
+      <w:lvlText w:val="·"/>
+      <w:numFmt w:val="bullet"/>
+      <w:pPr>
+        <w:pBdr/>
+        <w:spacing/>
+        <w:ind w:hanging="360" w:left="5040"/>
+      </w:pPr>
+      <w:rPr>
+        <w:rFonts w:hint="default" w:ascii="Symbol" w:hAnsi="Symbol" w:eastAsia="Symbol" w:cs="Symbol"/>
+      </w:rPr>
+      <w:start w:val="1"/>
+      <w:suff w:val="tab"/>
+    </w:lvl>
+    <w:lvl w:ilvl="7">
+      <w:isLgl w:val="false"/>
+      <w:lvlJc w:val="left"/>
+      <w:lvlText w:val="o"/>
+      <w:numFmt w:val="bullet"/>
+      <w:pPr>
+        <w:pBdr/>
+        <w:spacing/>
+        <w:ind w:hanging="360" w:left="5760"/>
+      </w:pPr>
+      <w:rPr>
+        <w:rFonts w:hint="default" w:ascii="Courier New" w:hAnsi="Courier New" w:eastAsia="Courier New" w:cs="Courier New"/>
+      </w:rPr>
+      <w:start w:val="1"/>
+      <w:suff w:val="tab"/>
+    </w:lvl>
+    <w:lvl w:ilvl="8">
+      <w:isLgl w:val="false"/>
+      <w:lvlJc w:val="left"/>
+      <w:lvlText w:val="§"/>
+      <w:numFmt w:val="bullet"/>
+      <w:pPr>
+        <w:pBdr/>
+        <w:spacing/>
+        <w:ind w:hanging="360" w:left="6480"/>
+      </w:pPr>
+      <w:rPr>
+        <w:rFonts w:hint="default" w:ascii="Wingdings" w:hAnsi="Wingdings" w:eastAsia="Wingdings" w:cs="Wingdings"/>
+      </w:rPr>
+      <w:start w:val="1"/>
+      <w:suff w:val="tab"/>
+    </w:lvl>
+  </w:abstractNum>
+  <w:abstractNum w:abstractNumId="17">
+    <w:lvl w:ilvl="0">
+      <w:isLgl w:val="false"/>
+      <w:lvlJc w:val="left"/>
+      <w:lvlText w:val="·"/>
+      <w:numFmt w:val="bullet"/>
+      <w:pPr>
+        <w:pBdr/>
+        <w:spacing/>
+        <w:ind w:hanging="360" w:left="720"/>
+      </w:pPr>
+      <w:rPr>
+        <w:rFonts w:hint="default" w:ascii="Symbol" w:hAnsi="Symbol" w:eastAsia="Symbol" w:cs="Symbol"/>
+      </w:rPr>
+      <w:start w:val="1"/>
+      <w:suff w:val="tab"/>
+    </w:lvl>
+    <w:lvl w:ilvl="1">
+      <w:isLgl w:val="false"/>
+      <w:lvlJc w:val="left"/>
+      <w:lvlText w:val="o"/>
+      <w:numFmt w:val="bullet"/>
+      <w:pPr>
+        <w:pBdr/>
+        <w:spacing/>
+        <w:ind w:hanging="360" w:left="1440"/>
+      </w:pPr>
+      <w:rPr>
+        <w:rFonts w:hint="default" w:ascii="Courier New" w:hAnsi="Courier New" w:eastAsia="Courier New" w:cs="Courier New"/>
+      </w:rPr>
+      <w:start w:val="1"/>
+      <w:suff w:val="tab"/>
+    </w:lvl>
+    <w:lvl w:ilvl="2">
+      <w:isLgl w:val="false"/>
+      <w:lvlJc w:val="left"/>
+      <w:lvlText w:val="§"/>
+      <w:numFmt w:val="bullet"/>
+      <w:pPr>
+        <w:pBdr/>
+        <w:spacing/>
+        <w:ind w:hanging="360" w:left="2160"/>
+      </w:pPr>
+      <w:rPr>
+        <w:rFonts w:hint="default" w:ascii="Wingdings" w:hAnsi="Wingdings" w:eastAsia="Wingdings" w:cs="Wingdings"/>
+      </w:rPr>
+      <w:start w:val="1"/>
+      <w:suff w:val="tab"/>
+    </w:lvl>
+    <w:lvl w:ilvl="3">
+      <w:isLgl w:val="false"/>
+      <w:lvlJc w:val="left"/>
+      <w:lvlText w:val="·"/>
+      <w:numFmt w:val="bullet"/>
+      <w:pPr>
+        <w:pBdr/>
+        <w:spacing/>
+        <w:ind w:hanging="360" w:left="2880"/>
+      </w:pPr>
+      <w:rPr>
+        <w:rFonts w:hint="default" w:ascii="Symbol" w:hAnsi="Symbol" w:eastAsia="Symbol" w:cs="Symbol"/>
+      </w:rPr>
+      <w:start w:val="1"/>
+      <w:suff w:val="tab"/>
+    </w:lvl>
+    <w:lvl w:ilvl="4">
+      <w:isLgl w:val="false"/>
+      <w:lvlJc w:val="left"/>
+      <w:lvlText w:val="o"/>
+      <w:numFmt w:val="bullet"/>
+      <w:pPr>
+        <w:pBdr/>
+        <w:spacing/>
+        <w:ind w:hanging="360" w:left="3600"/>
+      </w:pPr>
+      <w:rPr>
+        <w:rFonts w:hint="default" w:ascii="Courier New" w:hAnsi="Courier New" w:eastAsia="Courier New" w:cs="Courier New"/>
+      </w:rPr>
+      <w:start w:val="1"/>
+      <w:suff w:val="tab"/>
+    </w:lvl>
+    <w:lvl w:ilvl="5">
+      <w:isLgl w:val="false"/>
+      <w:lvlJc w:val="left"/>
+      <w:lvlText w:val="§"/>
+      <w:numFmt w:val="bullet"/>
+      <w:pPr>
+        <w:pBdr/>
+        <w:spacing/>
+        <w:ind w:hanging="360" w:left="4320"/>
+      </w:pPr>
+      <w:rPr>
+        <w:rFonts w:hint="default" w:ascii="Wingdings" w:hAnsi="Wingdings" w:eastAsia="Wingdings" w:cs="Wingdings"/>
+      </w:rPr>
+      <w:start w:val="1"/>
+      <w:suff w:val="tab"/>
+    </w:lvl>
+    <w:lvl w:ilvl="6">
+      <w:isLgl w:val="false"/>
+      <w:lvlJc w:val="left"/>
+      <w:lvlText w:val="·"/>
+      <w:numFmt w:val="bullet"/>
+      <w:pPr>
+        <w:pBdr/>
+        <w:spacing/>
+        <w:ind w:hanging="360" w:left="5040"/>
+      </w:pPr>
+      <w:rPr>
+        <w:rFonts w:hint="default" w:ascii="Symbol" w:hAnsi="Symbol" w:eastAsia="Symbol" w:cs="Symbol"/>
+      </w:rPr>
+      <w:start w:val="1"/>
+      <w:suff w:val="tab"/>
+    </w:lvl>
+    <w:lvl w:ilvl="7">
+      <w:isLgl w:val="false"/>
+      <w:lvlJc w:val="left"/>
+      <w:lvlText w:val="o"/>
+      <w:numFmt w:val="bullet"/>
+      <w:pPr>
+        <w:pBdr/>
+        <w:spacing/>
+        <w:ind w:hanging="360" w:left="5760"/>
+      </w:pPr>
+      <w:rPr>
+        <w:rFonts w:hint="default" w:ascii="Courier New" w:hAnsi="Courier New" w:eastAsia="Courier New" w:cs="Courier New"/>
+      </w:rPr>
+      <w:start w:val="1"/>
+      <w:suff w:val="tab"/>
+    </w:lvl>
+    <w:lvl w:ilvl="8">
+      <w:isLgl w:val="false"/>
+      <w:lvlJc w:val="left"/>
+      <w:lvlText w:val="§"/>
+      <w:numFmt w:val="bullet"/>
+      <w:pPr>
+        <w:pBdr/>
+        <w:spacing/>
+        <w:ind w:hanging="360" w:left="6480"/>
+      </w:pPr>
+      <w:rPr>
+        <w:rFonts w:hint="default" w:ascii="Wingdings" w:hAnsi="Wingdings" w:eastAsia="Wingdings" w:cs="Wingdings"/>
+      </w:rPr>
+      <w:start w:val="1"/>
+      <w:suff w:val="tab"/>
+    </w:lvl>
+  </w:abstractNum>
+  <w:abstractNum w:abstractNumId="18">
+    <w:lvl w:ilvl="0">
+      <w:isLgl w:val="false"/>
+      <w:lvlJc w:val="left"/>
+      <w:lvlText w:val="·"/>
+      <w:numFmt w:val="bullet"/>
+      <w:pPr>
+        <w:pBdr/>
+        <w:spacing/>
+        <w:ind w:hanging="360" w:left="720"/>
+      </w:pPr>
+      <w:rPr>
+        <w:rFonts w:hint="default" w:ascii="Symbol" w:hAnsi="Symbol" w:eastAsia="Symbol" w:cs="Symbol"/>
+      </w:rPr>
+      <w:start w:val="1"/>
+      <w:suff w:val="tab"/>
+    </w:lvl>
+    <w:lvl w:ilvl="1">
+      <w:isLgl w:val="false"/>
+      <w:lvlJc w:val="left"/>
+      <w:lvlText w:val="o"/>
+      <w:numFmt w:val="bullet"/>
+      <w:pPr>
+        <w:pBdr/>
+        <w:spacing/>
+        <w:ind w:hanging="360" w:left="1440"/>
+      </w:pPr>
+      <w:rPr>
+        <w:rFonts w:hint="default" w:ascii="Courier New" w:hAnsi="Courier New" w:eastAsia="Courier New" w:cs="Courier New"/>
+      </w:rPr>
+      <w:start w:val="1"/>
+      <w:suff w:val="tab"/>
+    </w:lvl>
+    <w:lvl w:ilvl="2">
+      <w:isLgl w:val="false"/>
+      <w:lvlJc w:val="left"/>
+      <w:lvlText w:val="§"/>
+      <w:numFmt w:val="bullet"/>
+      <w:pPr>
+        <w:pBdr/>
+        <w:spacing/>
+        <w:ind w:hanging="360" w:left="2160"/>
+      </w:pPr>
+      <w:rPr>
+        <w:rFonts w:hint="default" w:ascii="Wingdings" w:hAnsi="Wingdings" w:eastAsia="Wingdings" w:cs="Wingdings"/>
+      </w:rPr>
+      <w:start w:val="1"/>
+      <w:suff w:val="tab"/>
+    </w:lvl>
+    <w:lvl w:ilvl="3">
+      <w:isLgl w:val="false"/>
+      <w:lvlJc w:val="left"/>
+      <w:lvlText w:val="·"/>
+      <w:numFmt w:val="bullet"/>
+      <w:pPr>
+        <w:pBdr/>
+        <w:spacing/>
+        <w:ind w:hanging="360" w:left="2880"/>
+      </w:pPr>
+      <w:rPr>
+        <w:rFonts w:hint="default" w:ascii="Symbol" w:hAnsi="Symbol" w:eastAsia="Symbol" w:cs="Symbol"/>
+      </w:rPr>
+      <w:start w:val="1"/>
+      <w:suff w:val="tab"/>
+    </w:lvl>
+    <w:lvl w:ilvl="4">
+      <w:isLgl w:val="false"/>
+      <w:lvlJc w:val="left"/>
+      <w:lvlText w:val="o"/>
+      <w:numFmt w:val="bullet"/>
+      <w:pPr>
+        <w:pBdr/>
+        <w:spacing/>
+        <w:ind w:hanging="360" w:left="3600"/>
+      </w:pPr>
+      <w:rPr>
+        <w:rFonts w:hint="default" w:ascii="Courier New" w:hAnsi="Courier New" w:eastAsia="Courier New" w:cs="Courier New"/>
+      </w:rPr>
+      <w:start w:val="1"/>
+      <w:suff w:val="tab"/>
+    </w:lvl>
+    <w:lvl w:ilvl="5">
+      <w:isLgl w:val="false"/>
+      <w:lvlJc w:val="left"/>
+      <w:lvlText w:val="§"/>
+      <w:numFmt w:val="bullet"/>
+      <w:pPr>
+        <w:pBdr/>
+        <w:spacing/>
+        <w:ind w:hanging="360" w:left="4320"/>
+      </w:pPr>
+      <w:rPr>
+        <w:rFonts w:hint="default" w:ascii="Wingdings" w:hAnsi="Wingdings" w:eastAsia="Wingdings" w:cs="Wingdings"/>
+      </w:rPr>
+      <w:start w:val="1"/>
+      <w:suff w:val="tab"/>
+    </w:lvl>
+    <w:lvl w:ilvl="6">
+      <w:isLgl w:val="false"/>
+      <w:lvlJc w:val="left"/>
+      <w:lvlText w:val="·"/>
+      <w:numFmt w:val="bullet"/>
+      <w:pPr>
+        <w:pBdr/>
+        <w:spacing/>
+        <w:ind w:hanging="360" w:left="5040"/>
+      </w:pPr>
+      <w:rPr>
+        <w:rFonts w:hint="default" w:ascii="Symbol" w:hAnsi="Symbol" w:eastAsia="Symbol" w:cs="Symbol"/>
+      </w:rPr>
+      <w:start w:val="1"/>
+      <w:suff w:val="tab"/>
+    </w:lvl>
+    <w:lvl w:ilvl="7">
+      <w:isLgl w:val="false"/>
+      <w:lvlJc w:val="left"/>
+      <w:lvlText w:val="o"/>
+      <w:numFmt w:val="bullet"/>
+      <w:pPr>
+        <w:pBdr/>
+        <w:spacing/>
+        <w:ind w:hanging="360" w:left="5760"/>
+      </w:pPr>
+      <w:rPr>
+        <w:rFonts w:hint="default" w:ascii="Courier New" w:hAnsi="Courier New" w:eastAsia="Courier New" w:cs="Courier New"/>
+      </w:rPr>
+      <w:start w:val="1"/>
+      <w:suff w:val="tab"/>
+    </w:lvl>
+    <w:lvl w:ilvl="8">
+      <w:isLgl w:val="false"/>
+      <w:lvlJc w:val="left"/>
+      <w:lvlText w:val="§"/>
+      <w:numFmt w:val="bullet"/>
+      <w:pPr>
+        <w:pBdr/>
+        <w:spacing/>
+        <w:ind w:hanging="360" w:left="6480"/>
+      </w:pPr>
+      <w:rPr>
+        <w:rFonts w:hint="default" w:ascii="Wingdings" w:hAnsi="Wingdings" w:eastAsia="Wingdings" w:cs="Wingdings"/>
+      </w:rPr>
+      <w:start w:val="1"/>
+      <w:suff w:val="tab"/>
+    </w:lvl>
+  </w:abstractNum>
+  <w:abstractNum w:abstractNumId="19">
+    <w:lvl w:ilvl="0">
+      <w:isLgl w:val="false"/>
+      <w:lvlJc w:val="left"/>
+      <w:lvlText w:val="·"/>
+      <w:numFmt w:val="bullet"/>
+      <w:pPr>
+        <w:pBdr/>
+        <w:spacing/>
+        <w:ind w:hanging="360" w:left="720"/>
+      </w:pPr>
+      <w:rPr>
+        <w:rFonts w:hint="default" w:ascii="Symbol" w:hAnsi="Symbol" w:eastAsia="Symbol" w:cs="Symbol"/>
+      </w:rPr>
+      <w:start w:val="1"/>
+      <w:suff w:val="tab"/>
+    </w:lvl>
+    <w:lvl w:ilvl="1">
+      <w:isLgl w:val="false"/>
+      <w:lvlJc w:val="left"/>
+      <w:lvlText w:val="o"/>
+      <w:numFmt w:val="bullet"/>
+      <w:pPr>
+        <w:pBdr/>
+        <w:spacing/>
+        <w:ind w:hanging="360" w:left="1440"/>
+      </w:pPr>
+      <w:rPr>
+        <w:rFonts w:hint="default" w:ascii="Courier New" w:hAnsi="Courier New" w:eastAsia="Courier New" w:cs="Courier New"/>
+      </w:rPr>
+      <w:start w:val="1"/>
+      <w:suff w:val="tab"/>
+    </w:lvl>
+    <w:lvl w:ilvl="2">
+      <w:isLgl w:val="false"/>
+      <w:lvlJc w:val="left"/>
+      <w:lvlText w:val="§"/>
+      <w:numFmt w:val="bullet"/>
+      <w:pPr>
+        <w:pBdr/>
+        <w:spacing/>
+        <w:ind w:hanging="360" w:left="2160"/>
+      </w:pPr>
+      <w:rPr>
+        <w:rFonts w:hint="default" w:ascii="Wingdings" w:hAnsi="Wingdings" w:eastAsia="Wingdings" w:cs="Wingdings"/>
+      </w:rPr>
+      <w:start w:val="1"/>
+      <w:suff w:val="tab"/>
+    </w:lvl>
+    <w:lvl w:ilvl="3">
+      <w:isLgl w:val="false"/>
+      <w:lvlJc w:val="left"/>
+      <w:lvlText w:val="·"/>
+      <w:numFmt w:val="bullet"/>
+      <w:pPr>
+        <w:pBdr/>
+        <w:spacing/>
+        <w:ind w:hanging="360" w:left="2880"/>
+      </w:pPr>
+      <w:rPr>
+        <w:rFonts w:hint="default" w:ascii="Symbol" w:hAnsi="Symbol" w:eastAsia="Symbol" w:cs="Symbol"/>
+      </w:rPr>
+      <w:start w:val="1"/>
+      <w:suff w:val="tab"/>
+    </w:lvl>
+    <w:lvl w:ilvl="4">
+      <w:isLgl w:val="false"/>
+      <w:lvlJc w:val="left"/>
+      <w:lvlText w:val="o"/>
+      <w:numFmt w:val="bullet"/>
+      <w:pPr>
+        <w:pBdr/>
+        <w:spacing/>
+        <w:ind w:hanging="360" w:left="3600"/>
+      </w:pPr>
+      <w:rPr>
+        <w:rFonts w:hint="default" w:ascii="Courier New" w:hAnsi="Courier New" w:eastAsia="Courier New" w:cs="Courier New"/>
+      </w:rPr>
+      <w:start w:val="1"/>
+      <w:suff w:val="tab"/>
+    </w:lvl>
+    <w:lvl w:ilvl="5">
+      <w:isLgl w:val="false"/>
+      <w:lvlJc w:val="left"/>
+      <w:lvlText w:val="§"/>
+      <w:numFmt w:val="bullet"/>
+      <w:pPr>
+        <w:pBdr/>
+        <w:spacing/>
+        <w:ind w:hanging="360" w:left="4320"/>
+      </w:pPr>
+      <w:rPr>
+        <w:rFonts w:hint="default" w:ascii="Wingdings" w:hAnsi="Wingdings" w:eastAsia="Wingdings" w:cs="Wingdings"/>
+      </w:rPr>
+      <w:start w:val="1"/>
+      <w:suff w:val="tab"/>
+    </w:lvl>
+    <w:lvl w:ilvl="6">
+      <w:isLgl w:val="false"/>
+      <w:lvlJc w:val="left"/>
+      <w:lvlText w:val="·"/>
+      <w:numFmt w:val="bullet"/>
+      <w:pPr>
+        <w:pBdr/>
+        <w:spacing/>
+        <w:ind w:hanging="360" w:left="5040"/>
+      </w:pPr>
+      <w:rPr>
+        <w:rFonts w:hint="default" w:ascii="Symbol" w:hAnsi="Symbol" w:eastAsia="Symbol" w:cs="Symbol"/>
+      </w:rPr>
+      <w:start w:val="1"/>
+      <w:suff w:val="tab"/>
+    </w:lvl>
+    <w:lvl w:ilvl="7">
+      <w:isLgl w:val="false"/>
+      <w:lvlJc w:val="left"/>
+      <w:lvlText w:val="o"/>
+      <w:numFmt w:val="bullet"/>
+      <w:pPr>
+        <w:pBdr/>
+        <w:spacing/>
+        <w:ind w:hanging="360" w:left="5760"/>
+      </w:pPr>
+      <w:rPr>
+        <w:rFonts w:hint="default" w:ascii="Courier New" w:hAnsi="Courier New" w:eastAsia="Courier New" w:cs="Courier New"/>
+      </w:rPr>
+      <w:start w:val="1"/>
+      <w:suff w:val="tab"/>
+    </w:lvl>
+    <w:lvl w:ilvl="8">
+      <w:isLgl w:val="false"/>
+      <w:lvlJc w:val="left"/>
+      <w:lvlText w:val="§"/>
+      <w:numFmt w:val="bullet"/>
+      <w:pPr>
+        <w:pBdr/>
+        <w:spacing/>
+        <w:ind w:hanging="360" w:left="6480"/>
+      </w:pPr>
+      <w:rPr>
+        <w:rFonts w:hint="default" w:ascii="Wingdings" w:hAnsi="Wingdings" w:eastAsia="Wingdings" w:cs="Wingdings"/>
+      </w:rPr>
+      <w:start w:val="1"/>
+      <w:suff w:val="tab"/>
+    </w:lvl>
+  </w:abstractNum>
+  <w:abstractNum w:abstractNumId="20">
+    <w:lvl w:ilvl="0">
+      <w:isLgl w:val="false"/>
+      <w:lvlJc w:val="left"/>
+      <w:lvlText w:val="·"/>
+      <w:numFmt w:val="bullet"/>
+      <w:pPr>
+        <w:pBdr/>
+        <w:spacing/>
+        <w:ind w:hanging="360" w:left="720"/>
+      </w:pPr>
+      <w:rPr>
+        <w:rFonts w:hint="default" w:ascii="Symbol" w:hAnsi="Symbol" w:eastAsia="Symbol" w:cs="Symbol"/>
+      </w:rPr>
+      <w:start w:val="1"/>
+      <w:suff w:val="tab"/>
+    </w:lvl>
+    <w:lvl w:ilvl="1">
+      <w:isLgl w:val="false"/>
+      <w:lvlJc w:val="left"/>
+      <w:lvlText w:val="o"/>
+      <w:numFmt w:val="bullet"/>
+      <w:pPr>
+        <w:pBdr/>
+        <w:spacing/>
+        <w:ind w:hanging="360" w:left="1440"/>
+      </w:pPr>
+      <w:rPr>
+        <w:rFonts w:hint="default" w:ascii="Courier New" w:hAnsi="Courier New" w:eastAsia="Courier New" w:cs="Courier New"/>
+      </w:rPr>
+      <w:start w:val="1"/>
+      <w:suff w:val="tab"/>
+    </w:lvl>
+    <w:lvl w:ilvl="2">
+      <w:isLgl w:val="false"/>
+      <w:lvlJc w:val="left"/>
+      <w:lvlText w:val="§"/>
+      <w:numFmt w:val="bullet"/>
+      <w:pPr>
+        <w:pBdr/>
+        <w:spacing/>
+        <w:ind w:hanging="360" w:left="2160"/>
+      </w:pPr>
+      <w:rPr>
+        <w:rFonts w:hint="default" w:ascii="Wingdings" w:hAnsi="Wingdings" w:eastAsia="Wingdings" w:cs="Wingdings"/>
+      </w:rPr>
+      <w:start w:val="1"/>
+      <w:suff w:val="tab"/>
+    </w:lvl>
+    <w:lvl w:ilvl="3">
+      <w:isLgl w:val="false"/>
+      <w:lvlJc w:val="left"/>
+      <w:lvlText w:val="·"/>
+      <w:numFmt w:val="bullet"/>
+      <w:pPr>
+        <w:pBdr/>
+        <w:spacing/>
+        <w:ind w:hanging="360" w:left="2880"/>
+      </w:pPr>
+      <w:rPr>
+        <w:rFonts w:hint="default" w:ascii="Symbol" w:hAnsi="Symbol" w:eastAsia="Symbol" w:cs="Symbol"/>
+      </w:rPr>
+      <w:start w:val="1"/>
+      <w:suff w:val="tab"/>
+    </w:lvl>
+    <w:lvl w:ilvl="4">
+      <w:isLgl w:val="false"/>
+      <w:lvlJc w:val="left"/>
+      <w:lvlText w:val="o"/>
+      <w:numFmt w:val="bullet"/>
+      <w:pPr>
+        <w:pBdr/>
+        <w:spacing/>
+        <w:ind w:hanging="360" w:left="3600"/>
+      </w:pPr>
+      <w:rPr>
+        <w:rFonts w:hint="default" w:ascii="Courier New" w:hAnsi="Courier New" w:eastAsia="Courier New" w:cs="Courier New"/>
+      </w:rPr>
+      <w:start w:val="1"/>
+      <w:suff w:val="tab"/>
+    </w:lvl>
+    <w:lvl w:ilvl="5">
+      <w:isLgl w:val="false"/>
+      <w:lvlJc w:val="left"/>
+      <w:lvlText w:val="§"/>
+      <w:numFmt w:val="bullet"/>
+      <w:pPr>
+        <w:pBdr/>
+        <w:spacing/>
+        <w:ind w:hanging="360" w:left="4320"/>
+      </w:pPr>
+      <w:rPr>
+        <w:rFonts w:hint="default" w:ascii="Wingdings" w:hAnsi="Wingdings" w:eastAsia="Wingdings" w:cs="Wingdings"/>
+      </w:rPr>
+      <w:start w:val="1"/>
+      <w:suff w:val="tab"/>
+    </w:lvl>
+    <w:lvl w:ilvl="6">
+      <w:isLgl w:val="false"/>
+      <w:lvlJc w:val="left"/>
+      <w:lvlText w:val="·"/>
+      <w:numFmt w:val="bullet"/>
+      <w:pPr>
+        <w:pBdr/>
+        <w:spacing/>
+        <w:ind w:hanging="360" w:left="5040"/>
+      </w:pPr>
+      <w:rPr>
+        <w:rFonts w:hint="default" w:ascii="Symbol" w:hAnsi="Symbol" w:eastAsia="Symbol" w:cs="Symbol"/>
+      </w:rPr>
+      <w:start w:val="1"/>
+      <w:suff w:val="tab"/>
+    </w:lvl>
+    <w:lvl w:ilvl="7">
+      <w:isLgl w:val="false"/>
+      <w:lvlJc w:val="left"/>
+      <w:lvlText w:val="o"/>
+      <w:numFmt w:val="bullet"/>
+      <w:pPr>
+        <w:pBdr/>
+        <w:spacing/>
+        <w:ind w:hanging="360" w:left="5760"/>
+      </w:pPr>
+      <w:rPr>
+        <w:rFonts w:hint="default" w:ascii="Courier New" w:hAnsi="Courier New" w:eastAsia="Courier New" w:cs="Courier New"/>
+      </w:rPr>
+      <w:start w:val="1"/>
+      <w:suff w:val="tab"/>
+    </w:lvl>
+    <w:lvl w:ilvl="8">
+      <w:isLgl w:val="false"/>
+      <w:lvlJc w:val="left"/>
+      <w:lvlText w:val="§"/>
+      <w:numFmt w:val="bullet"/>
+      <w:pPr>
+        <w:pBdr/>
+        <w:spacing/>
+        <w:ind w:hanging="360" w:left="6480"/>
+      </w:pPr>
+      <w:rPr>
+        <w:rFonts w:hint="default" w:ascii="Wingdings" w:hAnsi="Wingdings" w:eastAsia="Wingdings" w:cs="Wingdings"/>
+      </w:rPr>
+      <w:start w:val="1"/>
+      <w:suff w:val="tab"/>
+    </w:lvl>
+  </w:abstractNum>
+  <w:abstractNum w:abstractNumId="21">
+    <w:lvl w:ilvl="0">
+      <w:isLgl w:val="false"/>
+      <w:lvlJc w:val="left"/>
+      <w:lvlText w:val="·"/>
+      <w:numFmt w:val="bullet"/>
+      <w:pPr>
+        <w:pBdr/>
+        <w:spacing/>
+        <w:ind w:hanging="360" w:left="720"/>
+      </w:pPr>
+      <w:rPr>
+        <w:rFonts w:hint="default" w:ascii="Symbol" w:hAnsi="Symbol" w:eastAsia="Symbol" w:cs="Symbol"/>
+      </w:rPr>
+      <w:start w:val="1"/>
+      <w:suff w:val="tab"/>
+    </w:lvl>
+    <w:lvl w:ilvl="1">
+      <w:isLgl w:val="false"/>
+      <w:lvlJc w:val="left"/>
+      <w:lvlText w:val="o"/>
+      <w:numFmt w:val="bullet"/>
+      <w:pPr>
+        <w:pBdr/>
+        <w:spacing/>
+        <w:ind w:hanging="360" w:left="1440"/>
+      </w:pPr>
+      <w:rPr>
+        <w:rFonts w:hint="default" w:ascii="Courier New" w:hAnsi="Courier New" w:eastAsia="Courier New" w:cs="Courier New"/>
+      </w:rPr>
+      <w:start w:val="1"/>
+      <w:suff w:val="tab"/>
+    </w:lvl>
+    <w:lvl w:ilvl="2">
+      <w:isLgl w:val="false"/>
+      <w:lvlJc w:val="left"/>
+      <w:lvlText w:val="§"/>
+      <w:numFmt w:val="bullet"/>
+      <w:pPr>
+        <w:pBdr/>
+        <w:spacing/>
+        <w:ind w:hanging="360" w:left="2160"/>
+      </w:pPr>
+      <w:rPr>
+        <w:rFonts w:hint="default" w:ascii="Wingdings" w:hAnsi="Wingdings" w:eastAsia="Wingdings" w:cs="Wingdings"/>
+      </w:rPr>
+      <w:start w:val="1"/>
+      <w:suff w:val="tab"/>
+    </w:lvl>
+    <w:lvl w:ilvl="3">
+      <w:isLgl w:val="false"/>
+      <w:lvlJc w:val="left"/>
+      <w:lvlText w:val="·"/>
+      <w:numFmt w:val="bullet"/>
+      <w:pPr>
+        <w:pBdr/>
+        <w:spacing/>
+        <w:ind w:hanging="360" w:left="2880"/>
+      </w:pPr>
+      <w:rPr>
+        <w:rFonts w:hint="default" w:ascii="Symbol" w:hAnsi="Symbol" w:eastAsia="Symbol" w:cs="Symbol"/>
+      </w:rPr>
+      <w:start w:val="1"/>
+      <w:suff w:val="tab"/>
+    </w:lvl>
+    <w:lvl w:ilvl="4">
+      <w:isLgl w:val="false"/>
+      <w:lvlJc w:val="left"/>
+      <w:lvlText w:val="o"/>
+      <w:numFmt w:val="bullet"/>
+      <w:pPr>
+        <w:pBdr/>
+        <w:spacing/>
+        <w:ind w:hanging="360" w:left="3600"/>
+      </w:pPr>
+      <w:rPr>
+        <w:rFonts w:hint="default" w:ascii="Courier New" w:hAnsi="Courier New" w:eastAsia="Courier New" w:cs="Courier New"/>
+      </w:rPr>
+      <w:start w:val="1"/>
+      <w:suff w:val="tab"/>
+    </w:lvl>
+    <w:lvl w:ilvl="5">
+      <w:isLgl w:val="false"/>
+      <w:lvlJc w:val="left"/>
+      <w:lvlText w:val="§"/>
+      <w:numFmt w:val="bullet"/>
+      <w:pPr>
+        <w:pBdr/>
+        <w:spacing/>
+        <w:ind w:hanging="360" w:left="4320"/>
+      </w:pPr>
+      <w:rPr>
+        <w:rFonts w:hint="default" w:ascii="Wingdings" w:hAnsi="Wingdings" w:eastAsia="Wingdings" w:cs="Wingdings"/>
+      </w:rPr>
+      <w:start w:val="1"/>
+      <w:suff w:val="tab"/>
+    </w:lvl>
+    <w:lvl w:ilvl="6">
+      <w:isLgl w:val="false"/>
+      <w:lvlJc w:val="left"/>
+      <w:lvlText w:val="·"/>
+      <w:numFmt w:val="bullet"/>
+      <w:pPr>
+        <w:pBdr/>
+        <w:spacing/>
+        <w:ind w:hanging="360" w:left="5040"/>
+      </w:pPr>
+      <w:rPr>
+        <w:rFonts w:hint="default" w:ascii="Symbol" w:hAnsi="Symbol" w:eastAsia="Symbol" w:cs="Symbol"/>
+      </w:rPr>
+      <w:start w:val="1"/>
+      <w:suff w:val="tab"/>
+    </w:lvl>
+    <w:lvl w:ilvl="7">
+      <w:isLgl w:val="false"/>
+      <w:lvlJc w:val="left"/>
+      <w:lvlText w:val="o"/>
+      <w:numFmt w:val="bullet"/>
+      <w:pPr>
+        <w:pBdr/>
+        <w:spacing/>
+        <w:ind w:hanging="360" w:left="5760"/>
+      </w:pPr>
+      <w:rPr>
+        <w:rFonts w:hint="default" w:ascii="Courier New" w:hAnsi="Courier New" w:eastAsia="Courier New" w:cs="Courier New"/>
+      </w:rPr>
+      <w:start w:val="1"/>
+      <w:suff w:val="tab"/>
+    </w:lvl>
+    <w:lvl w:ilvl="8">
+      <w:isLgl w:val="false"/>
+      <w:lvlJc w:val="left"/>
+      <w:lvlText w:val="§"/>
+      <w:numFmt w:val="bullet"/>
+      <w:pPr>
+        <w:pBdr/>
+        <w:spacing/>
+        <w:ind w:hanging="360" w:left="6480"/>
+      </w:pPr>
+      <w:rPr>
+        <w:rFonts w:hint="default" w:ascii="Wingdings" w:hAnsi="Wingdings" w:eastAsia="Wingdings" w:cs="Wingdings"/>
+      </w:rPr>
+      <w:start w:val="1"/>
+      <w:suff w:val="tab"/>
+    </w:lvl>
+  </w:abstractNum>
+  <w:abstractNum w:abstractNumId="22">
+    <w:lvl w:ilvl="0">
+      <w:isLgl w:val="false"/>
+      <w:lvlJc w:val="left"/>
+      <w:lvlText w:val="·"/>
+      <w:numFmt w:val="bullet"/>
+      <w:pPr>
+        <w:pBdr/>
+        <w:spacing/>
+        <w:ind w:hanging="360" w:left="720"/>
+      </w:pPr>
+      <w:rPr>
+        <w:rFonts w:hint="default" w:ascii="Symbol" w:hAnsi="Symbol" w:eastAsia="Symbol" w:cs="Symbol"/>
+      </w:rPr>
+      <w:start w:val="1"/>
+      <w:suff w:val="tab"/>
+    </w:lvl>
+    <w:lvl w:ilvl="1">
+      <w:isLgl w:val="false"/>
+      <w:lvlJc w:val="left"/>
+      <w:lvlText w:val="o"/>
+      <w:numFmt w:val="bullet"/>
+      <w:pPr>
+        <w:pBdr/>
+        <w:spacing/>
+        <w:ind w:hanging="360" w:left="1440"/>
+      </w:pPr>
+      <w:rPr>
+        <w:rFonts w:hint="default" w:ascii="Courier New" w:hAnsi="Courier New" w:eastAsia="Courier New" w:cs="Courier New"/>
+      </w:rPr>
+      <w:start w:val="1"/>
+      <w:suff w:val="tab"/>
+    </w:lvl>
+    <w:lvl w:ilvl="2">
+      <w:isLgl w:val="false"/>
+      <w:lvlJc w:val="left"/>
+      <w:lvlText w:val="§"/>
+      <w:numFmt w:val="bullet"/>
+      <w:pPr>
+        <w:pBdr/>
+        <w:spacing/>
+        <w:ind w:hanging="360" w:left="2160"/>
+      </w:pPr>
+      <w:rPr>
+        <w:rFonts w:hint="default" w:ascii="Wingdings" w:hAnsi="Wingdings" w:eastAsia="Wingdings" w:cs="Wingdings"/>
+      </w:rPr>
+      <w:start w:val="1"/>
+      <w:suff w:val="tab"/>
+    </w:lvl>
+    <w:lvl w:ilvl="3">
+      <w:isLgl w:val="false"/>
+      <w:lvlJc w:val="left"/>
+      <w:lvlText w:val="·"/>
+      <w:numFmt w:val="bullet"/>
+      <w:pPr>
+        <w:pBdr/>
+        <w:spacing/>
+        <w:ind w:hanging="360" w:left="2880"/>
+      </w:pPr>
+      <w:rPr>
+        <w:rFonts w:hint="default" w:ascii="Symbol" w:hAnsi="Symbol" w:eastAsia="Symbol" w:cs="Symbol"/>
+      </w:rPr>
+      <w:start w:val="1"/>
+      <w:suff w:val="tab"/>
+    </w:lvl>
+    <w:lvl w:ilvl="4">
+      <w:isLgl w:val="false"/>
+      <w:lvlJc w:val="left"/>
+      <w:lvlText w:val="o"/>
+      <w:numFmt w:val="bullet"/>
+      <w:pPr>
+        <w:pBdr/>
+        <w:spacing/>
+        <w:ind w:hanging="360" w:left="3600"/>
+      </w:pPr>
+      <w:rPr>
+        <w:rFonts w:hint="default" w:ascii="Courier New" w:hAnsi="Courier New" w:eastAsia="Courier New" w:cs="Courier New"/>
+      </w:rPr>
+      <w:start w:val="1"/>
+      <w:suff w:val="tab"/>
+    </w:lvl>
+    <w:lvl w:ilvl="5">
+      <w:isLgl w:val="false"/>
+      <w:lvlJc w:val="left"/>
+      <w:lvlText w:val="§"/>
+      <w:numFmt w:val="bullet"/>
+      <w:pPr>
+        <w:pBdr/>
+        <w:spacing/>
+        <w:ind w:hanging="360" w:left="4320"/>
+      </w:pPr>
+      <w:rPr>
+        <w:rFonts w:hint="default" w:ascii="Wingdings" w:hAnsi="Wingdings" w:eastAsia="Wingdings" w:cs="Wingdings"/>
+      </w:rPr>
+      <w:start w:val="1"/>
+      <w:suff w:val="tab"/>
+    </w:lvl>
+    <w:lvl w:ilvl="6">
+      <w:isLgl w:val="false"/>
+      <w:lvlJc w:val="left"/>
+      <w:lvlText w:val="·"/>
+      <w:numFmt w:val="bullet"/>
+      <w:pPr>
+        <w:pBdr/>
+        <w:spacing/>
+        <w:ind w:hanging="360" w:left="5040"/>
+      </w:pPr>
+      <w:rPr>
+        <w:rFonts w:hint="default" w:ascii="Symbol" w:hAnsi="Symbol" w:eastAsia="Symbol" w:cs="Symbol"/>
+      </w:rPr>
+      <w:start w:val="1"/>
+      <w:suff w:val="tab"/>
+    </w:lvl>
+    <w:lvl w:ilvl="7">
+      <w:isLgl w:val="false"/>
+      <w:lvlJc w:val="left"/>
+      <w:lvlText w:val="o"/>
+      <w:numFmt w:val="bullet"/>
+      <w:pPr>
+        <w:pBdr/>
+        <w:spacing/>
+        <w:ind w:hanging="360" w:left="5760"/>
+      </w:pPr>
+      <w:rPr>
+        <w:rFonts w:hint="default" w:ascii="Courier New" w:hAnsi="Courier New" w:eastAsia="Courier New" w:cs="Courier New"/>
+      </w:rPr>
+      <w:start w:val="1"/>
+      <w:suff w:val="tab"/>
+    </w:lvl>
+    <w:lvl w:ilvl="8">
+      <w:isLgl w:val="false"/>
+      <w:lvlJc w:val="left"/>
+      <w:lvlText w:val="§"/>
+      <w:numFmt w:val="bullet"/>
+      <w:pPr>
+        <w:pBdr/>
+        <w:spacing/>
+        <w:ind w:hanging="360" w:left="6480"/>
+      </w:pPr>
+      <w:rPr>
+        <w:rFonts w:hint="default" w:ascii="Wingdings" w:hAnsi="Wingdings" w:eastAsia="Wingdings" w:cs="Wingdings"/>
+      </w:rPr>
+      <w:start w:val="1"/>
+      <w:suff w:val="tab"/>
+    </w:lvl>
+  </w:abstractNum>
+  <w:abstractNum w:abstractNumId="23">
+    <w:lvl w:ilvl="0">
+      <w:isLgl w:val="false"/>
+      <w:lvlJc w:val="left"/>
+      <w:lvlText w:val="·"/>
+      <w:numFmt w:val="bullet"/>
+      <w:pPr>
+        <w:pBdr/>
+        <w:spacing/>
+        <w:ind w:hanging="360" w:left="720"/>
+      </w:pPr>
+      <w:rPr>
+        <w:rFonts w:hint="default" w:ascii="Symbol" w:hAnsi="Symbol" w:eastAsia="Symbol" w:cs="Symbol"/>
+      </w:rPr>
+      <w:start w:val="1"/>
+      <w:suff w:val="tab"/>
+    </w:lvl>
+    <w:lvl w:ilvl="1">
+      <w:isLgl w:val="false"/>
+      <w:lvlJc w:val="left"/>
+      <w:lvlText w:val="o"/>
+      <w:numFmt w:val="bullet"/>
+      <w:pPr>
+        <w:pBdr/>
+        <w:spacing/>
+        <w:ind w:hanging="360" w:left="1440"/>
+      </w:pPr>
+      <w:rPr>
+        <w:rFonts w:hint="default" w:ascii="Courier New" w:hAnsi="Courier New" w:eastAsia="Courier New" w:cs="Courier New"/>
+      </w:rPr>
+      <w:start w:val="1"/>
+      <w:suff w:val="tab"/>
+    </w:lvl>
+    <w:lvl w:ilvl="2">
+      <w:isLgl w:val="false"/>
+      <w:lvlJc w:val="left"/>
+      <w:lvlText w:val="§"/>
+      <w:numFmt w:val="bullet"/>
+      <w:pPr>
+        <w:pBdr/>
+        <w:spacing/>
+        <w:ind w:hanging="360" w:left="2160"/>
+      </w:pPr>
+      <w:rPr>
+        <w:rFonts w:hint="default" w:ascii="Wingdings" w:hAnsi="Wingdings" w:eastAsia="Wingdings" w:cs="Wingdings"/>
+      </w:rPr>
+      <w:start w:val="1"/>
+      <w:suff w:val="tab"/>
+    </w:lvl>
+    <w:lvl w:ilvl="3">
+      <w:isLgl w:val="false"/>
+      <w:lvlJc w:val="left"/>
+      <w:lvlText w:val="·"/>
+      <w:numFmt w:val="bullet"/>
+      <w:pPr>
+        <w:pBdr/>
+        <w:spacing/>
+        <w:ind w:hanging="360" w:left="2880"/>
+      </w:pPr>
+      <w:rPr>
+        <w:rFonts w:hint="default" w:ascii="Symbol" w:hAnsi="Symbol" w:eastAsia="Symbol" w:cs="Symbol"/>
+      </w:rPr>
+      <w:start w:val="1"/>
+      <w:suff w:val="tab"/>
+    </w:lvl>
+    <w:lvl w:ilvl="4">
+      <w:isLgl w:val="false"/>
+      <w:lvlJc w:val="left"/>
+      <w:lvlText w:val="o"/>
+      <w:numFmt w:val="bullet"/>
+      <w:pPr>
+        <w:pBdr/>
+        <w:spacing/>
+        <w:ind w:hanging="360" w:left="3600"/>
+      </w:pPr>
+      <w:rPr>
+        <w:rFonts w:hint="default" w:ascii="Courier New" w:hAnsi="Courier New" w:eastAsia="Courier New" w:cs="Courier New"/>
+      </w:rPr>
+      <w:start w:val="1"/>
+      <w:suff w:val="tab"/>
+    </w:lvl>
+    <w:lvl w:ilvl="5">
+      <w:isLgl w:val="false"/>
+      <w:lvlJc w:val="left"/>
+      <w:lvlText w:val="§"/>
+      <w:numFmt w:val="bullet"/>
+      <w:pPr>
+        <w:pBdr/>
+        <w:spacing/>
+        <w:ind w:hanging="360" w:left="4320"/>
+      </w:pPr>
+      <w:rPr>
+        <w:rFonts w:hint="default" w:ascii="Wingdings" w:hAnsi="Wingdings" w:eastAsia="Wingdings" w:cs="Wingdings"/>
+      </w:rPr>
+      <w:start w:val="1"/>
+      <w:suff w:val="tab"/>
+    </w:lvl>
+    <w:lvl w:ilvl="6">
+      <w:isLgl w:val="false"/>
+      <w:lvlJc w:val="left"/>
+      <w:lvlText w:val="·"/>
+      <w:numFmt w:val="bullet"/>
+      <w:pPr>
+        <w:pBdr/>
+        <w:spacing/>
+        <w:ind w:hanging="360" w:left="5040"/>
+      </w:pPr>
+      <w:rPr>
+        <w:rFonts w:hint="default" w:ascii="Symbol" w:hAnsi="Symbol" w:eastAsia="Symbol" w:cs="Symbol"/>
+      </w:rPr>
+      <w:start w:val="1"/>
+      <w:suff w:val="tab"/>
+    </w:lvl>
+    <w:lvl w:ilvl="7">
+      <w:isLgl w:val="false"/>
+      <w:lvlJc w:val="left"/>
+      <w:lvlText w:val="o"/>
+      <w:numFmt w:val="bullet"/>
+      <w:pPr>
+        <w:pBdr/>
+        <w:spacing/>
+        <w:ind w:hanging="360" w:left="5760"/>
+      </w:pPr>
+      <w:rPr>
+        <w:rFonts w:hint="default" w:ascii="Courier New" w:hAnsi="Courier New" w:eastAsia="Courier New" w:cs="Courier New"/>
+      </w:rPr>
+      <w:start w:val="1"/>
+      <w:suff w:val="tab"/>
+    </w:lvl>
+    <w:lvl w:ilvl="8">
+      <w:isLgl w:val="false"/>
+      <w:lvlJc w:val="left"/>
+      <w:lvlText w:val="§"/>
+      <w:numFmt w:val="bullet"/>
+      <w:pPr>
+        <w:pBdr/>
+        <w:spacing/>
+        <w:ind w:hanging="360" w:left="6480"/>
+      </w:pPr>
+      <w:rPr>
+        <w:rFonts w:hint="default" w:ascii="Wingdings" w:hAnsi="Wingdings" w:eastAsia="Wingdings" w:cs="Wingdings"/>
+      </w:rPr>
+      <w:start w:val="1"/>
+      <w:suff w:val="tab"/>
+    </w:lvl>
+  </w:abstractNum>
+  <w:abstractNum w:abstractNumId="24">
+    <w:lvl w:ilvl="0">
+      <w:isLgl w:val="false"/>
+      <w:lvlJc w:val="left"/>
+      <w:lvlText w:val="·"/>
+      <w:numFmt w:val="bullet"/>
+      <w:pPr>
+        <w:pBdr/>
+        <w:spacing/>
+        <w:ind w:hanging="360" w:left="720"/>
+      </w:pPr>
+      <w:rPr>
+        <w:rFonts w:hint="default" w:ascii="Symbol" w:hAnsi="Symbol" w:eastAsia="Symbol" w:cs="Symbol"/>
+      </w:rPr>
+      <w:start w:val="1"/>
+      <w:suff w:val="tab"/>
+    </w:lvl>
+    <w:lvl w:ilvl="1">
+      <w:isLgl w:val="false"/>
+      <w:lvlJc w:val="left"/>
+      <w:lvlText w:val="o"/>
+      <w:numFmt w:val="bullet"/>
+      <w:pPr>
+        <w:pBdr/>
+        <w:spacing/>
+        <w:ind w:hanging="360" w:left="1440"/>
+      </w:pPr>
+      <w:rPr>
+        <w:rFonts w:hint="default" w:ascii="Courier New" w:hAnsi="Courier New" w:eastAsia="Courier New" w:cs="Courier New"/>
+      </w:rPr>
+      <w:start w:val="1"/>
+      <w:suff w:val="tab"/>
+    </w:lvl>
+    <w:lvl w:ilvl="2">
+      <w:isLgl w:val="false"/>
+      <w:lvlJc w:val="left"/>
+      <w:lvlText w:val="§"/>
+      <w:numFmt w:val="bullet"/>
+      <w:pPr>
+        <w:pBdr/>
+        <w:spacing/>
+        <w:ind w:hanging="360" w:left="2160"/>
+      </w:pPr>
+      <w:rPr>
+        <w:rFonts w:hint="default" w:ascii="Wingdings" w:hAnsi="Wingdings" w:eastAsia="Wingdings" w:cs="Wingdings"/>
+      </w:rPr>
+      <w:start w:val="1"/>
+      <w:suff w:val="tab"/>
+    </w:lvl>
+    <w:lvl w:ilvl="3">
+      <w:isLgl w:val="false"/>
+      <w:lvlJc w:val="left"/>
+      <w:lvlText w:val="·"/>
+      <w:numFmt w:val="bullet"/>
+      <w:pPr>
+        <w:pBdr/>
+        <w:spacing/>
+        <w:ind w:hanging="360" w:left="2880"/>
+      </w:pPr>
+      <w:rPr>
+        <w:rFonts w:hint="default" w:ascii="Symbol" w:hAnsi="Symbol" w:eastAsia="Symbol" w:cs="Symbol"/>
+      </w:rPr>
+      <w:start w:val="1"/>
+      <w:suff w:val="tab"/>
+    </w:lvl>
+    <w:lvl w:ilvl="4">
+      <w:isLgl w:val="false"/>
+      <w:lvlJc w:val="left"/>
+      <w:lvlText w:val="o"/>
+      <w:numFmt w:val="bullet"/>
+      <w:pPr>
+        <w:pBdr/>
+        <w:spacing/>
+        <w:ind w:hanging="360" w:left="3600"/>
+      </w:pPr>
+      <w:rPr>
+        <w:rFonts w:hint="default" w:ascii="Courier New" w:hAnsi="Courier New" w:eastAsia="Courier New" w:cs="Courier New"/>
+      </w:rPr>
+      <w:start w:val="1"/>
+      <w:suff w:val="tab"/>
+    </w:lvl>
+    <w:lvl w:ilvl="5">
+      <w:isLgl w:val="false"/>
+      <w:lvlJc w:val="left"/>
+      <w:lvlText w:val="§"/>
+      <w:numFmt w:val="bullet"/>
+      <w:pPr>
+        <w:pBdr/>
+        <w:spacing/>
+        <w:ind w:hanging="360" w:left="4320"/>
+      </w:pPr>
+      <w:rPr>
+        <w:rFonts w:hint="default" w:ascii="Wingdings" w:hAnsi="Wingdings" w:eastAsia="Wingdings" w:cs="Wingdings"/>
+      </w:rPr>
+      <w:start w:val="1"/>
+      <w:suff w:val="tab"/>
+    </w:lvl>
+    <w:lvl w:ilvl="6">
+      <w:isLgl w:val="false"/>
+      <w:lvlJc w:val="left"/>
+      <w:lvlText w:val="·"/>
+      <w:numFmt w:val="bullet"/>
+      <w:pPr>
+        <w:pBdr/>
+        <w:spacing/>
+        <w:ind w:hanging="360" w:left="5040"/>
+      </w:pPr>
+      <w:rPr>
+        <w:rFonts w:hint="default" w:ascii="Symbol" w:hAnsi="Symbol" w:eastAsia="Symbol" w:cs="Symbol"/>
+      </w:rPr>
+      <w:start w:val="1"/>
+      <w:suff w:val="tab"/>
+    </w:lvl>
+    <w:lvl w:ilvl="7">
+      <w:isLgl w:val="false"/>
+      <w:lvlJc w:val="left"/>
+      <w:lvlText w:val="o"/>
+      <w:numFmt w:val="bullet"/>
+      <w:pPr>
+        <w:pBdr/>
+        <w:spacing/>
+        <w:ind w:hanging="360" w:left="5760"/>
+      </w:pPr>
+      <w:rPr>
+        <w:rFonts w:hint="default" w:ascii="Courier New" w:hAnsi="Courier New" w:eastAsia="Courier New" w:cs="Courier New"/>
+      </w:rPr>
+      <w:start w:val="1"/>
+      <w:suff w:val="tab"/>
+    </w:lvl>
+    <w:lvl w:ilvl="8">
+      <w:isLgl w:val="false"/>
+      <w:lvlJc w:val="left"/>
+      <w:lvlText w:val="§"/>
+      <w:numFmt w:val="bullet"/>
+      <w:pPr>
+        <w:pBdr/>
+        <w:spacing/>
+        <w:ind w:hanging="360" w:left="6480"/>
+      </w:pPr>
+      <w:rPr>
+        <w:rFonts w:hint="default" w:ascii="Wingdings" w:hAnsi="Wingdings" w:eastAsia="Wingdings" w:cs="Wingdings"/>
+      </w:rPr>
+      <w:start w:val="1"/>
+      <w:suff w:val="tab"/>
+    </w:lvl>
+  </w:abstractNum>
+  <w:abstractNum w:abstractNumId="25">
+    <w:lvl w:ilvl="0">
+      <w:isLgl w:val="false"/>
+      <w:lvlJc w:val="left"/>
+      <w:lvlText w:val="·"/>
+      <w:numFmt w:val="bullet"/>
+      <w:pPr>
+        <w:pBdr/>
+        <w:spacing/>
+        <w:ind w:hanging="360" w:left="720"/>
+      </w:pPr>
+      <w:rPr>
+        <w:rFonts w:hint="default" w:ascii="Symbol" w:hAnsi="Symbol" w:eastAsia="Symbol" w:cs="Symbol"/>
+      </w:rPr>
+      <w:start w:val="1"/>
+      <w:suff w:val="tab"/>
+    </w:lvl>
+    <w:lvl w:ilvl="1">
+      <w:isLgl w:val="false"/>
+      <w:lvlJc w:val="left"/>
+      <w:lvlText w:val="o"/>
+      <w:numFmt w:val="bullet"/>
+      <w:pPr>
+        <w:pBdr/>
+        <w:spacing/>
+        <w:ind w:hanging="360" w:left="1440"/>
+      </w:pPr>
+      <w:rPr>
+        <w:rFonts w:hint="default" w:ascii="Courier New" w:hAnsi="Courier New" w:eastAsia="Courier New" w:cs="Courier New"/>
+      </w:rPr>
+      <w:start w:val="1"/>
+      <w:suff w:val="tab"/>
+    </w:lvl>
+    <w:lvl w:ilvl="2">
+      <w:isLgl w:val="false"/>
+      <w:lvlJc w:val="left"/>
+      <w:lvlText w:val="§"/>
+      <w:numFmt w:val="bullet"/>
+      <w:pPr>
+        <w:pBdr/>
+        <w:spacing/>
+        <w:ind w:hanging="360" w:left="2160"/>
+      </w:pPr>
+      <w:rPr>
+        <w:rFonts w:hint="default" w:ascii="Wingdings" w:hAnsi="Wingdings" w:eastAsia="Wingdings" w:cs="Wingdings"/>
+      </w:rPr>
+      <w:start w:val="1"/>
+      <w:suff w:val="tab"/>
+    </w:lvl>
+    <w:lvl w:ilvl="3">
+      <w:isLgl w:val="false"/>
+      <w:lvlJc w:val="left"/>
+      <w:lvlText w:val="·"/>
+      <w:numFmt w:val="bullet"/>
+      <w:pPr>
+        <w:pBdr/>
+        <w:spacing/>
+        <w:ind w:hanging="360" w:left="2880"/>
+      </w:pPr>
+      <w:rPr>
+        <w:rFonts w:hint="default" w:ascii="Symbol" w:hAnsi="Symbol" w:eastAsia="Symbol" w:cs="Symbol"/>
+      </w:rPr>
+      <w:start w:val="1"/>
+      <w:suff w:val="tab"/>
+    </w:lvl>
+    <w:lvl w:ilvl="4">
+      <w:isLgl w:val="false"/>
+      <w:lvlJc w:val="left"/>
+      <w:lvlText w:val="o"/>
+      <w:numFmt w:val="bullet"/>
+      <w:pPr>
+        <w:pBdr/>
+        <w:spacing/>
+        <w:ind w:hanging="360" w:left="3600"/>
+      </w:pPr>
+      <w:rPr>
+        <w:rFonts w:hint="default" w:ascii="Courier New" w:hAnsi="Courier New" w:eastAsia="Courier New" w:cs="Courier New"/>
+      </w:rPr>
+      <w:start w:val="1"/>
+      <w:suff w:val="tab"/>
+    </w:lvl>
+    <w:lvl w:ilvl="5">
+      <w:isLgl w:val="false"/>
+      <w:lvlJc w:val="left"/>
+      <w:lvlText w:val="§"/>
+      <w:numFmt w:val="bullet"/>
+      <w:pPr>
+        <w:pBdr/>
+        <w:spacing/>
+        <w:ind w:hanging="360" w:left="4320"/>
+      </w:pPr>
+      <w:rPr>
+        <w:rFonts w:hint="default" w:ascii="Wingdings" w:hAnsi="Wingdings" w:eastAsia="Wingdings" w:cs="Wingdings"/>
+      </w:rPr>
+      <w:start w:val="1"/>
+      <w:suff w:val="tab"/>
+    </w:lvl>
+    <w:lvl w:ilvl="6">
+      <w:isLgl w:val="false"/>
+      <w:lvlJc w:val="left"/>
+      <w:lvlText w:val="·"/>
+      <w:numFmt w:val="bullet"/>
+      <w:pPr>
+        <w:pBdr/>
+        <w:spacing/>
+        <w:ind w:hanging="360" w:left="5040"/>
+      </w:pPr>
+      <w:rPr>
+        <w:rFonts w:hint="default" w:ascii="Symbol" w:hAnsi="Symbol" w:eastAsia="Symbol" w:cs="Symbol"/>
+      </w:rPr>
+      <w:start w:val="1"/>
+      <w:suff w:val="tab"/>
+    </w:lvl>
+    <w:lvl w:ilvl="7">
+      <w:isLgl w:val="false"/>
+      <w:lvlJc w:val="left"/>
+      <w:lvlText w:val="o"/>
+      <w:numFmt w:val="bullet"/>
+      <w:pPr>
+        <w:pBdr/>
+        <w:spacing/>
+        <w:ind w:hanging="360" w:left="5760"/>
+      </w:pPr>
+      <w:rPr>
+        <w:rFonts w:hint="default" w:ascii="Courier New" w:hAnsi="Courier New" w:eastAsia="Courier New" w:cs="Courier New"/>
+      </w:rPr>
+      <w:start w:val="1"/>
+      <w:suff w:val="tab"/>
+    </w:lvl>
+    <w:lvl w:ilvl="8">
+      <w:isLgl w:val="false"/>
+      <w:lvlJc w:val="left"/>
+      <w:lvlText w:val="§"/>
+      <w:numFmt w:val="bullet"/>
+      <w:pPr>
+        <w:pBdr/>
+        <w:spacing/>
+        <w:ind w:hanging="360" w:left="6480"/>
+      </w:pPr>
+      <w:rPr>
+        <w:rFonts w:hint="default" w:ascii="Wingdings" w:hAnsi="Wingdings" w:eastAsia="Wingdings" w:cs="Wingdings"/>
+      </w:rPr>
+      <w:start w:val="1"/>
+      <w:suff w:val="tab"/>
+    </w:lvl>
+  </w:abstractNum>
+  <w:abstractNum w:abstractNumId="26">
+    <w:lvl w:ilvl="0">
+      <w:isLgl w:val="false"/>
+      <w:lvlJc w:val="left"/>
+      <w:lvlText w:val="·"/>
+      <w:numFmt w:val="bullet"/>
+      <w:pPr>
+        <w:pBdr/>
+        <w:spacing/>
+        <w:ind w:hanging="360" w:left="720"/>
+      </w:pPr>
+      <w:rPr>
+        <w:rFonts w:hint="default" w:ascii="Symbol" w:hAnsi="Symbol" w:eastAsia="Symbol" w:cs="Symbol"/>
+      </w:rPr>
+      <w:start w:val="1"/>
+      <w:suff w:val="tab"/>
+    </w:lvl>
+    <w:lvl w:ilvl="1">
+      <w:isLgl w:val="false"/>
+      <w:lvlJc w:val="left"/>
+      <w:lvlText w:val="o"/>
+      <w:numFmt w:val="bullet"/>
+      <w:pPr>
+        <w:pBdr/>
+        <w:spacing/>
+        <w:ind w:hanging="360" w:left="1440"/>
+      </w:pPr>
+      <w:rPr>
+        <w:rFonts w:hint="default" w:ascii="Courier New" w:hAnsi="Courier New" w:eastAsia="Courier New" w:cs="Courier New"/>
+      </w:rPr>
+      <w:start w:val="1"/>
+      <w:suff w:val="tab"/>
+    </w:lvl>
+    <w:lvl w:ilvl="2">
+      <w:isLgl w:val="false"/>
+      <w:lvlJc w:val="left"/>
+      <w:lvlText w:val="§"/>
+      <w:numFmt w:val="bullet"/>
+      <w:pPr>
+        <w:pBdr/>
+        <w:spacing/>
+        <w:ind w:hanging="360" w:left="2160"/>
+      </w:pPr>
+      <w:rPr>
+        <w:rFonts w:hint="default" w:ascii="Wingdings" w:hAnsi="Wingdings" w:eastAsia="Wingdings" w:cs="Wingdings"/>
+      </w:rPr>
+      <w:start w:val="1"/>
+      <w:suff w:val="tab"/>
+    </w:lvl>
+    <w:lvl w:ilvl="3">
+      <w:isLgl w:val="false"/>
+      <w:lvlJc w:val="left"/>
+      <w:lvlText w:val="·"/>
+      <w:numFmt w:val="bullet"/>
+      <w:pPr>
+        <w:pBdr/>
+        <w:spacing/>
+        <w:ind w:hanging="360" w:left="2880"/>
+      </w:pPr>
+      <w:rPr>
+        <w:rFonts w:hint="default" w:ascii="Symbol" w:hAnsi="Symbol" w:eastAsia="Symbol" w:cs="Symbol"/>
+      </w:rPr>
+      <w:start w:val="1"/>
+      <w:suff w:val="tab"/>
+    </w:lvl>
+    <w:lvl w:ilvl="4">
+      <w:isLgl w:val="false"/>
+      <w:lvlJc w:val="left"/>
+      <w:lvlText w:val="o"/>
+      <w:numFmt w:val="bullet"/>
+      <w:pPr>
+        <w:pBdr/>
+        <w:spacing/>
+        <w:ind w:hanging="360" w:left="3600"/>
+      </w:pPr>
+      <w:rPr>
+        <w:rFonts w:hint="default" w:ascii="Courier New" w:hAnsi="Courier New" w:eastAsia="Courier New" w:cs="Courier New"/>
+      </w:rPr>
+      <w:start w:val="1"/>
+      <w:suff w:val="tab"/>
+    </w:lvl>
+    <w:lvl w:ilvl="5">
+      <w:isLgl w:val="false"/>
+      <w:lvlJc w:val="left"/>
+      <w:lvlText w:val="§"/>
+      <w:numFmt w:val="bullet"/>
+      <w:pPr>
+        <w:pBdr/>
+        <w:spacing/>
+        <w:ind w:hanging="360" w:left="4320"/>
+      </w:pPr>
+      <w:rPr>
+        <w:rFonts w:hint="default" w:ascii="Wingdings" w:hAnsi="Wingdings" w:eastAsia="Wingdings" w:cs="Wingdings"/>
+      </w:rPr>
+      <w:start w:val="1"/>
+      <w:suff w:val="tab"/>
+    </w:lvl>
+    <w:lvl w:ilvl="6">
+      <w:isLgl w:val="false"/>
+      <w:lvlJc w:val="left"/>
+      <w:lvlText w:val="·"/>
+      <w:numFmt w:val="bullet"/>
+      <w:pPr>
+        <w:pBdr/>
+        <w:spacing/>
+        <w:ind w:hanging="360" w:left="5040"/>
+      </w:pPr>
+      <w:rPr>
+        <w:rFonts w:hint="default" w:ascii="Symbol" w:hAnsi="Symbol" w:eastAsia="Symbol" w:cs="Symbol"/>
+      </w:rPr>
+      <w:start w:val="1"/>
+      <w:suff w:val="tab"/>
+    </w:lvl>
+    <w:lvl w:ilvl="7">
+      <w:isLgl w:val="false"/>
+      <w:lvlJc w:val="left"/>
+      <w:lvlText w:val="o"/>
+      <w:numFmt w:val="bullet"/>
+      <w:pPr>
+        <w:pBdr/>
+        <w:spacing/>
+        <w:ind w:hanging="360" w:left="5760"/>
+      </w:pPr>
+      <w:rPr>
+        <w:rFonts w:hint="default" w:ascii="Courier New" w:hAnsi="Courier New" w:eastAsia="Courier New" w:cs="Courier New"/>
+      </w:rPr>
+      <w:start w:val="1"/>
+      <w:suff w:val="tab"/>
+    </w:lvl>
+    <w:lvl w:ilvl="8">
+      <w:isLgl w:val="false"/>
+      <w:lvlJc w:val="left"/>
+      <w:lvlText w:val="§"/>
+      <w:numFmt w:val="bullet"/>
+      <w:pPr>
+        <w:pBdr/>
+        <w:spacing/>
+        <w:ind w:hanging="360" w:left="6480"/>
+      </w:pPr>
+      <w:rPr>
+        <w:rFonts w:hint="default" w:ascii="Wingdings" w:hAnsi="Wingdings" w:eastAsia="Wingdings" w:cs="Wingdings"/>
+      </w:rPr>
+      <w:start w:val="1"/>
+      <w:suff w:val="tab"/>
+    </w:lvl>
+  </w:abstractNum>
+  <w:abstractNum w:abstractNumId="27">
+    <w:lvl w:ilvl="0">
+      <w:isLgl w:val="false"/>
+      <w:lvlJc w:val="left"/>
+      <w:lvlText w:val="·"/>
+      <w:numFmt w:val="bullet"/>
+      <w:pPr>
+        <w:pBdr/>
+        <w:spacing/>
+        <w:ind w:hanging="360" w:left="720"/>
+      </w:pPr>
+      <w:rPr>
+        <w:rFonts w:hint="default" w:ascii="Symbol" w:hAnsi="Symbol" w:eastAsia="Symbol" w:cs="Symbol"/>
+      </w:rPr>
+      <w:start w:val="1"/>
+      <w:suff w:val="tab"/>
+    </w:lvl>
+    <w:lvl w:ilvl="1">
+      <w:isLgl w:val="false"/>
+      <w:lvlJc w:val="left"/>
+      <w:lvlText w:val="o"/>
+      <w:numFmt w:val="bullet"/>
+      <w:pPr>
+        <w:pBdr/>
+        <w:spacing/>
+        <w:ind w:hanging="360" w:left="1440"/>
+      </w:pPr>
+      <w:rPr>
+        <w:rFonts w:hint="default" w:ascii="Courier New" w:hAnsi="Courier New" w:eastAsia="Courier New" w:cs="Courier New"/>
+      </w:rPr>
+      <w:start w:val="1"/>
+      <w:suff w:val="tab"/>
+    </w:lvl>
+    <w:lvl w:ilvl="2">
+      <w:isLgl w:val="false"/>
+      <w:lvlJc w:val="left"/>
+      <w:lvlText w:val="§"/>
+      <w:numFmt w:val="bullet"/>
+      <w:pPr>
+        <w:pBdr/>
+        <w:spacing/>
+        <w:ind w:hanging="360" w:left="2160"/>
+      </w:pPr>
+      <w:rPr>
+        <w:rFonts w:hint="default" w:ascii="Wingdings" w:hAnsi="Wingdings" w:eastAsia="Wingdings" w:cs="Wingdings"/>
+      </w:rPr>
+      <w:start w:val="1"/>
+      <w:suff w:val="tab"/>
+    </w:lvl>
+    <w:lvl w:ilvl="3">
+      <w:isLgl w:val="false"/>
+      <w:lvlJc w:val="left"/>
+      <w:lvlText w:val="·"/>
+      <w:numFmt w:val="bullet"/>
+      <w:pPr>
+        <w:pBdr/>
+        <w:spacing/>
+        <w:ind w:hanging="360" w:left="2880"/>
+      </w:pPr>
+      <w:rPr>
+        <w:rFonts w:hint="default" w:ascii="Symbol" w:hAnsi="Symbol" w:eastAsia="Symbol" w:cs="Symbol"/>
+      </w:rPr>
+      <w:start w:val="1"/>
+      <w:suff w:val="tab"/>
+    </w:lvl>
+    <w:lvl w:ilvl="4">
+      <w:isLgl w:val="false"/>
+      <w:lvlJc w:val="left"/>
+      <w:lvlText w:val="o"/>
+      <w:numFmt w:val="bullet"/>
+      <w:pPr>
+        <w:pBdr/>
+        <w:spacing/>
+        <w:ind w:hanging="360" w:left="3600"/>
+      </w:pPr>
+      <w:rPr>
+        <w:rFonts w:hint="default" w:ascii="Courier New" w:hAnsi="Courier New" w:eastAsia="Courier New" w:cs="Courier New"/>
+      </w:rPr>
+      <w:start w:val="1"/>
+      <w:suff w:val="tab"/>
+    </w:lvl>
+    <w:lvl w:ilvl="5">
+      <w:isLgl w:val="false"/>
+      <w:lvlJc w:val="left"/>
+      <w:lvlText w:val="§"/>
+      <w:numFmt w:val="bullet"/>
+      <w:pPr>
+        <w:pBdr/>
+        <w:spacing/>
+        <w:ind w:hanging="360" w:left="4320"/>
+      </w:pPr>
+      <w:rPr>
+        <w:rFonts w:hint="default" w:ascii="Wingdings" w:hAnsi="Wingdings" w:eastAsia="Wingdings" w:cs="Wingdings"/>
+      </w:rPr>
+      <w:start w:val="1"/>
+      <w:suff w:val="tab"/>
+    </w:lvl>
+    <w:lvl w:ilvl="6">
+      <w:isLgl w:val="false"/>
+      <w:lvlJc w:val="left"/>
+      <w:lvlText w:val="·"/>
+      <w:numFmt w:val="bullet"/>
+      <w:pPr>
+        <w:pBdr/>
+        <w:spacing/>
+        <w:ind w:hanging="360" w:left="5040"/>
+      </w:pPr>
+      <w:rPr>
+        <w:rFonts w:hint="default" w:ascii="Symbol" w:hAnsi="Symbol" w:eastAsia="Symbol" w:cs="Symbol"/>
+      </w:rPr>
+      <w:start w:val="1"/>
+      <w:suff w:val="tab"/>
+    </w:lvl>
+    <w:lvl w:ilvl="7">
+      <w:isLgl w:val="false"/>
+      <w:lvlJc w:val="left"/>
+      <w:lvlText w:val="o"/>
+      <w:numFmt w:val="bullet"/>
+      <w:pPr>
+        <w:pBdr/>
+        <w:spacing/>
+        <w:ind w:hanging="360" w:left="5760"/>
+      </w:pPr>
+      <w:rPr>
+        <w:rFonts w:hint="default" w:ascii="Courier New" w:hAnsi="Courier New" w:eastAsia="Courier New" w:cs="Courier New"/>
+      </w:rPr>
+      <w:start w:val="1"/>
+      <w:suff w:val="tab"/>
+    </w:lvl>
+    <w:lvl w:ilvl="8">
+      <w:isLgl w:val="false"/>
+      <w:lvlJc w:val="left"/>
+      <w:lvlText w:val="§"/>
+      <w:numFmt w:val="bullet"/>
+      <w:pPr>
+        <w:pBdr/>
+        <w:spacing/>
+        <w:ind w:hanging="360" w:left="6480"/>
+      </w:pPr>
+      <w:rPr>
+        <w:rFonts w:hint="default" w:ascii="Wingdings" w:hAnsi="Wingdings" w:eastAsia="Wingdings" w:cs="Wingdings"/>
+      </w:rPr>
+      <w:start w:val="1"/>
+      <w:suff w:val="tab"/>
+    </w:lvl>
+  </w:abstractNum>
+  <w:abstractNum w:abstractNumId="28">
+    <w:lvl w:ilvl="0">
+      <w:isLgl w:val="false"/>
+      <w:lvlJc w:val="left"/>
+      <w:lvlText w:val="·"/>
+      <w:numFmt w:val="bullet"/>
+      <w:pPr>
+        <w:pBdr/>
+        <w:spacing/>
+        <w:ind w:hanging="360" w:left="720"/>
+      </w:pPr>
+      <w:rPr>
+        <w:rFonts w:hint="default" w:ascii="Symbol" w:hAnsi="Symbol" w:eastAsia="Symbol" w:cs="Symbol"/>
+      </w:rPr>
+      <w:start w:val="1"/>
+      <w:suff w:val="tab"/>
+    </w:lvl>
+    <w:lvl w:ilvl="1">
+      <w:isLgl w:val="false"/>
+      <w:lvlJc w:val="left"/>
+      <w:lvlText w:val="o"/>
+      <w:numFmt w:val="bullet"/>
+      <w:pPr>
+        <w:pBdr/>
+        <w:spacing/>
+        <w:ind w:hanging="360" w:left="1440"/>
+      </w:pPr>
+      <w:rPr>
+        <w:rFonts w:hint="default" w:ascii="Courier New" w:hAnsi="Courier New" w:eastAsia="Courier New" w:cs="Courier New"/>
+      </w:rPr>
+      <w:start w:val="1"/>
+      <w:suff w:val="tab"/>
+    </w:lvl>
+    <w:lvl w:ilvl="2">
+      <w:isLgl w:val="false"/>
+      <w:lvlJc w:val="left"/>
+      <w:lvlText w:val="§"/>
+      <w:numFmt w:val="bullet"/>
+      <w:pPr>
+        <w:pBdr/>
+        <w:spacing/>
+        <w:ind w:hanging="360" w:left="2160"/>
+      </w:pPr>
+      <w:rPr>
+        <w:rFonts w:hint="default" w:ascii="Wingdings" w:hAnsi="Wingdings" w:eastAsia="Wingdings" w:cs="Wingdings"/>
+      </w:rPr>
+      <w:start w:val="1"/>
+      <w:suff w:val="tab"/>
+    </w:lvl>
+    <w:lvl w:ilvl="3">
+      <w:isLgl w:val="false"/>
+      <w:lvlJc w:val="left"/>
+      <w:lvlText w:val="·"/>
+      <w:numFmt w:val="bullet"/>
+      <w:pPr>
+        <w:pBdr/>
+        <w:spacing/>
+        <w:ind w:hanging="360" w:left="2880"/>
+      </w:pPr>
+      <w:rPr>
+        <w:rFonts w:hint="default" w:ascii="Symbol" w:hAnsi="Symbol" w:eastAsia="Symbol" w:cs="Symbol"/>
+      </w:rPr>
+      <w:start w:val="1"/>
+      <w:suff w:val="tab"/>
+    </w:lvl>
+    <w:lvl w:ilvl="4">
+      <w:isLgl w:val="false"/>
+      <w:lvlJc w:val="left"/>
+      <w:lvlText w:val="o"/>
+      <w:numFmt w:val="bullet"/>
+      <w:pPr>
+        <w:pBdr/>
+        <w:spacing/>
+        <w:ind w:hanging="360" w:left="3600"/>
+      </w:pPr>
+      <w:rPr>
+        <w:rFonts w:hint="default" w:ascii="Courier New" w:hAnsi="Courier New" w:eastAsia="Courier New" w:cs="Courier New"/>
+      </w:rPr>
+      <w:start w:val="1"/>
+      <w:suff w:val="tab"/>
+    </w:lvl>
+    <w:lvl w:ilvl="5">
+      <w:isLgl w:val="false"/>
+      <w:lvlJc w:val="left"/>
+      <w:lvlText w:val="§"/>
+      <w:numFmt w:val="bullet"/>
+      <w:pPr>
+        <w:pBdr/>
+        <w:spacing/>
+        <w:ind w:hanging="360" w:left="4320"/>
+      </w:pPr>
+      <w:rPr>
+        <w:rFonts w:hint="default" w:ascii="Wingdings" w:hAnsi="Wingdings" w:eastAsia="Wingdings" w:cs="Wingdings"/>
+      </w:rPr>
+      <w:start w:val="1"/>
+      <w:suff w:val="tab"/>
+    </w:lvl>
+    <w:lvl w:ilvl="6">
+      <w:isLgl w:val="false"/>
+      <w:lvlJc w:val="left"/>
+      <w:lvlText w:val="·"/>
+      <w:numFmt w:val="bullet"/>
+      <w:pPr>
+        <w:pBdr/>
+        <w:spacing/>
+        <w:ind w:hanging="360" w:left="5040"/>
+      </w:pPr>
+      <w:rPr>
+        <w:rFonts w:hint="default" w:ascii="Symbol" w:hAnsi="Symbol" w:eastAsia="Symbol" w:cs="Symbol"/>
+      </w:rPr>
+      <w:start w:val="1"/>
+      <w:suff w:val="tab"/>
+    </w:lvl>
+    <w:lvl w:ilvl="7">
+      <w:isLgl w:val="false"/>
+      <w:lvlJc w:val="left"/>
+      <w:lvlText w:val="o"/>
+      <w:numFmt w:val="bullet"/>
+      <w:pPr>
+        <w:pBdr/>
+        <w:spacing/>
+        <w:ind w:hanging="360" w:left="5760"/>
+      </w:pPr>
+      <w:rPr>
+        <w:rFonts w:hint="default" w:ascii="Courier New" w:hAnsi="Courier New" w:eastAsia="Courier New" w:cs="Courier New"/>
+      </w:rPr>
+      <w:start w:val="1"/>
+      <w:suff w:val="tab"/>
+    </w:lvl>
+    <w:lvl w:ilvl="8">
+      <w:isLgl w:val="false"/>
+      <w:lvlJc w:val="left"/>
+      <w:lvlText w:val="§"/>
+      <w:numFmt w:val="bullet"/>
+      <w:pPr>
+        <w:pBdr/>
+        <w:spacing/>
+        <w:ind w:hanging="360" w:left="6480"/>
+      </w:pPr>
+      <w:rPr>
+        <w:rFonts w:hint="default" w:ascii="Wingdings" w:hAnsi="Wingdings" w:eastAsia="Wingdings" w:cs="Wingdings"/>
+      </w:rPr>
+      <w:start w:val="1"/>
+      <w:suff w:val="tab"/>
+    </w:lvl>
+  </w:abstractNum>
+  <w:abstractNum w:abstractNumId="29">
+    <w:lvl w:ilvl="0">
+      <w:isLgl w:val="false"/>
+      <w:lvlJc w:val="left"/>
+      <w:lvlText w:val="·"/>
+      <w:numFmt w:val="bullet"/>
+      <w:pPr>
+        <w:pBdr/>
+        <w:spacing/>
+        <w:ind w:hanging="360" w:left="720"/>
+      </w:pPr>
+      <w:rPr>
+        <w:rFonts w:hint="default" w:ascii="Symbol" w:hAnsi="Symbol" w:eastAsia="Symbol" w:cs="Symbol"/>
+      </w:rPr>
+      <w:start w:val="1"/>
+      <w:suff w:val="tab"/>
+    </w:lvl>
+    <w:lvl w:ilvl="1">
+      <w:isLgl w:val="false"/>
+      <w:lvlJc w:val="left"/>
+      <w:lvlText w:val="o"/>
+      <w:numFmt w:val="bullet"/>
+      <w:pPr>
+        <w:pBdr/>
+        <w:spacing/>
+        <w:ind w:hanging="360" w:left="1440"/>
+      </w:pPr>
+      <w:rPr>
+        <w:rFonts w:hint="default" w:ascii="Courier New" w:hAnsi="Courier New" w:eastAsia="Courier New" w:cs="Courier New"/>
+      </w:rPr>
+      <w:start w:val="1"/>
+      <w:suff w:val="tab"/>
+    </w:lvl>
+    <w:lvl w:ilvl="2">
+      <w:isLgl w:val="false"/>
+      <w:lvlJc w:val="left"/>
+      <w:lvlText w:val="§"/>
+      <w:numFmt w:val="bullet"/>
+      <w:pPr>
+        <w:pBdr/>
+        <w:spacing/>
+        <w:ind w:hanging="360" w:left="2160"/>
+      </w:pPr>
+      <w:rPr>
+        <w:rFonts w:hint="default" w:ascii="Wingdings" w:hAnsi="Wingdings" w:eastAsia="Wingdings" w:cs="Wingdings"/>
+      </w:rPr>
+      <w:start w:val="1"/>
+      <w:suff w:val="tab"/>
+    </w:lvl>
+    <w:lvl w:ilvl="3">
+      <w:isLgl w:val="false"/>
+      <w:lvlJc w:val="left"/>
+      <w:lvlText w:val="·"/>
+      <w:numFmt w:val="bullet"/>
+      <w:pPr>
+        <w:pBdr/>
+        <w:spacing/>
+        <w:ind w:hanging="360" w:left="2880"/>
+      </w:pPr>
+      <w:rPr>
+        <w:rFonts w:hint="default" w:ascii="Symbol" w:hAnsi="Symbol" w:eastAsia="Symbol" w:cs="Symbol"/>
+      </w:rPr>
+      <w:start w:val="1"/>
+      <w:suff w:val="tab"/>
+    </w:lvl>
+    <w:lvl w:ilvl="4">
+      <w:isLgl w:val="false"/>
+      <w:lvlJc w:val="left"/>
+      <w:lvlText w:val="o"/>
+      <w:numFmt w:val="bullet"/>
+      <w:pPr>
+        <w:pBdr/>
+        <w:spacing/>
+        <w:ind w:hanging="360" w:left="3600"/>
+      </w:pPr>
+      <w:rPr>
+        <w:rFonts w:hint="default" w:ascii="Courier New" w:hAnsi="Courier New" w:eastAsia="Courier New" w:cs="Courier New"/>
+      </w:rPr>
+      <w:start w:val="1"/>
+      <w:suff w:val="tab"/>
+    </w:lvl>
+    <w:lvl w:ilvl="5">
+      <w:isLgl w:val="false"/>
+      <w:lvlJc w:val="left"/>
+      <w:lvlText w:val="§"/>
+      <w:numFmt w:val="bullet"/>
+      <w:pPr>
+        <w:pBdr/>
+        <w:spacing/>
+        <w:ind w:hanging="360" w:left="4320"/>
+      </w:pPr>
+      <w:rPr>
+        <w:rFonts w:hint="default" w:ascii="Wingdings" w:hAnsi="Wingdings" w:eastAsia="Wingdings" w:cs="Wingdings"/>
+      </w:rPr>
+      <w:start w:val="1"/>
+      <w:suff w:val="tab"/>
+    </w:lvl>
+    <w:lvl w:ilvl="6">
+      <w:isLgl w:val="false"/>
+      <w:lvlJc w:val="left"/>
+      <w:lvlText w:val="·"/>
+      <w:numFmt w:val="bullet"/>
+      <w:pPr>
+        <w:pBdr/>
+        <w:spacing/>
+        <w:ind w:hanging="360" w:left="5040"/>
+      </w:pPr>
+      <w:rPr>
+        <w:rFonts w:hint="default" w:ascii="Symbol" w:hAnsi="Symbol" w:eastAsia="Symbol" w:cs="Symbol"/>
+      </w:rPr>
+      <w:start w:val="1"/>
+      <w:suff w:val="tab"/>
+    </w:lvl>
+    <w:lvl w:ilvl="7">
+      <w:isLgl w:val="false"/>
+      <w:lvlJc w:val="left"/>
+      <w:lvlText w:val="o"/>
+      <w:numFmt w:val="bullet"/>
+      <w:pPr>
+        <w:pBdr/>
+        <w:spacing/>
+        <w:ind w:hanging="360" w:left="5760"/>
+      </w:pPr>
+      <w:rPr>
+        <w:rFonts w:hint="default" w:ascii="Courier New" w:hAnsi="Courier New" w:eastAsia="Courier New" w:cs="Courier New"/>
+      </w:rPr>
+      <w:start w:val="1"/>
+      <w:suff w:val="tab"/>
+    </w:lvl>
+    <w:lvl w:ilvl="8">
+      <w:isLgl w:val="false"/>
+      <w:lvlJc w:val="left"/>
+      <w:lvlText w:val="§"/>
+      <w:numFmt w:val="bullet"/>
+      <w:pPr>
+        <w:pBdr/>
+        <w:spacing/>
+        <w:ind w:hanging="360" w:left="6480"/>
+      </w:pPr>
+      <w:rPr>
+        <w:rFonts w:hint="default" w:ascii="Wingdings" w:hAnsi="Wingdings" w:eastAsia="Wingdings" w:cs="Wingdings"/>
+      </w:rPr>
+      <w:start w:val="1"/>
+      <w:suff w:val="tab"/>
+    </w:lvl>
+  </w:abstractNum>
+  <w:abstractNum w:abstractNumId="30">
+    <w:lvl w:ilvl="0">
+      <w:isLgl w:val="false"/>
+      <w:lvlJc w:val="left"/>
+      <w:lvlText w:val="·"/>
+      <w:numFmt w:val="bullet"/>
+      <w:pPr>
+        <w:pBdr/>
+        <w:spacing/>
+        <w:ind w:hanging="360" w:left="720"/>
+      </w:pPr>
+      <w:rPr>
+        <w:rFonts w:hint="default" w:ascii="Symbol" w:hAnsi="Symbol" w:eastAsia="Symbol" w:cs="Symbol"/>
+      </w:rPr>
+      <w:start w:val="1"/>
+      <w:suff w:val="tab"/>
+    </w:lvl>
+    <w:lvl w:ilvl="1">
+      <w:isLgl w:val="false"/>
+      <w:lvlJc w:val="left"/>
+      <w:lvlText w:val="o"/>
+      <w:numFmt w:val="bullet"/>
+      <w:pPr>
+        <w:pBdr/>
+        <w:spacing/>
+        <w:ind w:hanging="360" w:left="1440"/>
+      </w:pPr>
+      <w:rPr>
+        <w:rFonts w:hint="default" w:ascii="Courier New" w:hAnsi="Courier New" w:eastAsia="Courier New" w:cs="Courier New"/>
+      </w:rPr>
+      <w:start w:val="1"/>
+      <w:suff w:val="tab"/>
+    </w:lvl>
+    <w:lvl w:ilvl="2">
+      <w:isLgl w:val="false"/>
+      <w:lvlJc w:val="left"/>
+      <w:lvlText w:val="§"/>
+      <w:numFmt w:val="bullet"/>
+      <w:pPr>
+        <w:pBdr/>
+        <w:spacing/>
+        <w:ind w:hanging="360" w:left="2160"/>
+      </w:pPr>
+      <w:rPr>
+        <w:rFonts w:hint="default" w:ascii="Wingdings" w:hAnsi="Wingdings" w:eastAsia="Wingdings" w:cs="Wingdings"/>
+      </w:rPr>
+      <w:start w:val="1"/>
+      <w:suff w:val="tab"/>
+    </w:lvl>
+    <w:lvl w:ilvl="3">
+      <w:isLgl w:val="false"/>
+      <w:lvlJc w:val="left"/>
+      <w:lvlText w:val="·"/>
+      <w:numFmt w:val="bullet"/>
+      <w:pPr>
+        <w:pBdr/>
+        <w:spacing/>
+        <w:ind w:hanging="360" w:left="2880"/>
+      </w:pPr>
+      <w:rPr>
+        <w:rFonts w:hint="default" w:ascii="Symbol" w:hAnsi="Symbol" w:eastAsia="Symbol" w:cs="Symbol"/>
+      </w:rPr>
+      <w:start w:val="1"/>
+      <w:suff w:val="tab"/>
+    </w:lvl>
+    <w:lvl w:ilvl="4">
+      <w:isLgl w:val="false"/>
+      <w:lvlJc w:val="left"/>
+      <w:lvlText w:val="o"/>
+      <w:numFmt w:val="bullet"/>
+      <w:pPr>
+        <w:pBdr/>
+        <w:spacing/>
+        <w:ind w:hanging="360" w:left="3600"/>
+      </w:pPr>
+      <w:rPr>
+        <w:rFonts w:hint="default" w:ascii="Courier New" w:hAnsi="Courier New" w:eastAsia="Courier New" w:cs="Courier New"/>
+      </w:rPr>
+      <w:start w:val="1"/>
+      <w:suff w:val="tab"/>
+    </w:lvl>
+    <w:lvl w:ilvl="5">
+      <w:isLgl w:val="false"/>
+      <w:lvlJc w:val="left"/>
+      <w:lvlText w:val="§"/>
+      <w:numFmt w:val="bullet"/>
+      <w:pPr>
+        <w:pBdr/>
+        <w:spacing/>
+        <w:ind w:hanging="360" w:left="4320"/>
+      </w:pPr>
+      <w:rPr>
+        <w:rFonts w:hint="default" w:ascii="Wingdings" w:hAnsi="Wingdings" w:eastAsia="Wingdings" w:cs="Wingdings"/>
+      </w:rPr>
+      <w:start w:val="1"/>
+      <w:suff w:val="tab"/>
+    </w:lvl>
+    <w:lvl w:ilvl="6">
+      <w:isLgl w:val="false"/>
+      <w:lvlJc w:val="left"/>
+      <w:lvlText w:val="·"/>
+      <w:numFmt w:val="bullet"/>
+      <w:pPr>
+        <w:pBdr/>
+        <w:spacing/>
+        <w:ind w:hanging="360" w:left="5040"/>
+      </w:pPr>
+      <w:rPr>
+        <w:rFonts w:hint="default" w:ascii="Symbol" w:hAnsi="Symbol" w:eastAsia="Symbol" w:cs="Symbol"/>
+      </w:rPr>
+      <w:start w:val="1"/>
+      <w:suff w:val="tab"/>
+    </w:lvl>
+    <w:lvl w:ilvl="7">
+      <w:isLgl w:val="false"/>
+      <w:lvlJc w:val="left"/>
+      <w:lvlText w:val="o"/>
+      <w:numFmt w:val="bullet"/>
+      <w:pPr>
+        <w:pBdr/>
+        <w:spacing/>
+        <w:ind w:hanging="360" w:left="5760"/>
+      </w:pPr>
+      <w:rPr>
+        <w:rFonts w:hint="default" w:ascii="Courier New" w:hAnsi="Courier New" w:eastAsia="Courier New" w:cs="Courier New"/>
+      </w:rPr>
+      <w:start w:val="1"/>
+      <w:suff w:val="tab"/>
+    </w:lvl>
+    <w:lvl w:ilvl="8">
+      <w:isLgl w:val="false"/>
+      <w:lvlJc w:val="left"/>
+      <w:lvlText w:val="§"/>
+      <w:numFmt w:val="bullet"/>
+      <w:pPr>
+        <w:pBdr/>
+        <w:spacing/>
+        <w:ind w:hanging="360" w:left="6480"/>
+      </w:pPr>
+      <w:rPr>
+        <w:rFonts w:hint="default" w:ascii="Wingdings" w:hAnsi="Wingdings" w:eastAsia="Wingdings" w:cs="Wingdings"/>
+      </w:rPr>
+      <w:start w:val="1"/>
+      <w:suff w:val="tab"/>
+    </w:lvl>
+  </w:abstractNum>
+  <w:abstractNum w:abstractNumId="31">
+    <w:lvl w:ilvl="0">
+      <w:isLgl w:val="false"/>
+      <w:lvlJc w:val="left"/>
+      <w:lvlText w:val="·"/>
+      <w:numFmt w:val="bullet"/>
+      <w:pPr>
+        <w:pBdr/>
+        <w:spacing/>
+        <w:ind w:hanging="360" w:left="720"/>
+      </w:pPr>
+      <w:rPr>
+        <w:rFonts w:hint="default" w:ascii="Symbol" w:hAnsi="Symbol" w:eastAsia="Symbol" w:cs="Symbol"/>
+      </w:rPr>
+      <w:start w:val="1"/>
+      <w:suff w:val="tab"/>
+    </w:lvl>
+    <w:lvl w:ilvl="1">
+      <w:isLgl w:val="false"/>
+      <w:lvlJc w:val="left"/>
+      <w:lvlText w:val="o"/>
+      <w:numFmt w:val="bullet"/>
+      <w:pPr>
+        <w:pBdr/>
+        <w:spacing/>
+        <w:ind w:hanging="360" w:left="1440"/>
+      </w:pPr>
+      <w:rPr>
+        <w:rFonts w:hint="default" w:ascii="Courier New" w:hAnsi="Courier New" w:eastAsia="Courier New" w:cs="Courier New"/>
+      </w:rPr>
+      <w:start w:val="1"/>
+      <w:suff w:val="tab"/>
+    </w:lvl>
+    <w:lvl w:ilvl="2">
+      <w:isLgl w:val="false"/>
+      <w:lvlJc w:val="left"/>
+      <w:lvlText w:val="§"/>
+      <w:numFmt w:val="bullet"/>
+      <w:pPr>
+        <w:pBdr/>
+        <w:spacing/>
+        <w:ind w:hanging="360" w:left="2160"/>
+      </w:pPr>
+      <w:rPr>
+        <w:rFonts w:hint="default" w:ascii="Wingdings" w:hAnsi="Wingdings" w:eastAsia="Wingdings" w:cs="Wingdings"/>
+      </w:rPr>
+      <w:start w:val="1"/>
+      <w:suff w:val="tab"/>
+    </w:lvl>
+    <w:lvl w:ilvl="3">
+      <w:isLgl w:val="false"/>
+      <w:lvlJc w:val="left"/>
+      <w:lvlText w:val="·"/>
+      <w:numFmt w:val="bullet"/>
+      <w:pPr>
+        <w:pBdr/>
+        <w:spacing/>
+        <w:ind w:hanging="360" w:left="2880"/>
+      </w:pPr>
+      <w:rPr>
+        <w:rFonts w:hint="default" w:ascii="Symbol" w:hAnsi="Symbol" w:eastAsia="Symbol" w:cs="Symbol"/>
+      </w:rPr>
+      <w:start w:val="1"/>
+      <w:suff w:val="tab"/>
+    </w:lvl>
+    <w:lvl w:ilvl="4">
+      <w:isLgl w:val="false"/>
+      <w:lvlJc w:val="left"/>
+      <w:lvlText w:val="o"/>
+      <w:numFmt w:val="bullet"/>
+      <w:pPr>
+        <w:pBdr/>
+        <w:spacing/>
+        <w:ind w:hanging="360" w:left="3600"/>
+      </w:pPr>
+      <w:rPr>
+        <w:rFonts w:hint="default" w:ascii="Courier New" w:hAnsi="Courier New" w:eastAsia="Courier New" w:cs="Courier New"/>
+      </w:rPr>
+      <w:start w:val="1"/>
+      <w:suff w:val="tab"/>
+    </w:lvl>
+    <w:lvl w:ilvl="5">
+      <w:isLgl w:val="false"/>
+      <w:lvlJc w:val="left"/>
+      <w:lvlText w:val="§"/>
+      <w:numFmt w:val="bullet"/>
+      <w:pPr>
+        <w:pBdr/>
+        <w:spacing/>
+        <w:ind w:hanging="360" w:left="4320"/>
+      </w:pPr>
+      <w:rPr>
+        <w:rFonts w:hint="default" w:ascii="Wingdings" w:hAnsi="Wingdings" w:eastAsia="Wingdings" w:cs="Wingdings"/>
+      </w:rPr>
+      <w:start w:val="1"/>
+      <w:suff w:val="tab"/>
+    </w:lvl>
+    <w:lvl w:ilvl="6">
+      <w:isLgl w:val="false"/>
+      <w:lvlJc w:val="left"/>
+      <w:lvlText w:val="·"/>
+      <w:numFmt w:val="bullet"/>
+      <w:pPr>
+        <w:pBdr/>
+        <w:spacing/>
+        <w:ind w:hanging="360" w:left="5040"/>
+      </w:pPr>
+      <w:rPr>
+        <w:rFonts w:hint="default" w:ascii="Symbol" w:hAnsi="Symbol" w:eastAsia="Symbol" w:cs="Symbol"/>
+      </w:rPr>
+      <w:start w:val="1"/>
+      <w:suff w:val="tab"/>
+    </w:lvl>
+    <w:lvl w:ilvl="7">
+      <w:isLgl w:val="false"/>
+      <w:lvlJc w:val="left"/>
+      <w:lvlText w:val="o"/>
+      <w:numFmt w:val="bullet"/>
+      <w:pPr>
+        <w:pBdr/>
+        <w:spacing/>
+        <w:ind w:hanging="360" w:left="5760"/>
+      </w:pPr>
+      <w:rPr>
+        <w:rFonts w:hint="default" w:ascii="Courier New" w:hAnsi="Courier New" w:eastAsia="Courier New" w:cs="Courier New"/>
+      </w:rPr>
+      <w:start w:val="1"/>
+      <w:suff w:val="tab"/>
+    </w:lvl>
+    <w:lvl w:ilvl="8">
+      <w:isLgl w:val="false"/>
+      <w:lvlJc w:val="left"/>
+      <w:lvlText w:val="§"/>
+      <w:numFmt w:val="bullet"/>
+      <w:pPr>
+        <w:pBdr/>
+        <w:spacing/>
+        <w:ind w:hanging="360" w:left="6480"/>
+      </w:pPr>
+      <w:rPr>
+        <w:rFonts w:hint="default" w:ascii="Wingdings" w:hAnsi="Wingdings" w:eastAsia="Wingdings" w:cs="Wingdings"/>
+      </w:rPr>
+      <w:start w:val="1"/>
+      <w:suff w:val="tab"/>
+    </w:lvl>
+  </w:abstractNum>
+  <w:abstractNum w:abstractNumId="32">
+    <w:lvl w:ilvl="0">
+      <w:isLgl w:val="false"/>
+      <w:lvlJc w:val="left"/>
+      <w:lvlText w:val="·"/>
+      <w:numFmt w:val="bullet"/>
+      <w:pPr>
+        <w:pBdr/>
+        <w:spacing/>
+        <w:ind w:hanging="360" w:left="720"/>
+      </w:pPr>
+      <w:rPr>
+        <w:rFonts w:hint="default" w:ascii="Symbol" w:hAnsi="Symbol" w:eastAsia="Symbol" w:cs="Symbol"/>
+      </w:rPr>
+      <w:start w:val="1"/>
+      <w:suff w:val="tab"/>
+    </w:lvl>
+    <w:lvl w:ilvl="1">
+      <w:isLgl w:val="false"/>
+      <w:lvlJc w:val="left"/>
+      <w:lvlText w:val="o"/>
+      <w:numFmt w:val="bullet"/>
+      <w:pPr>
+        <w:pBdr/>
+        <w:spacing/>
+        <w:ind w:hanging="360" w:left="1440"/>
+      </w:pPr>
+      <w:rPr>
+        <w:rFonts w:hint="default" w:ascii="Courier New" w:hAnsi="Courier New" w:eastAsia="Courier New" w:cs="Courier New"/>
+      </w:rPr>
+      <w:start w:val="1"/>
+      <w:suff w:val="tab"/>
+    </w:lvl>
+    <w:lvl w:ilvl="2">
+      <w:isLgl w:val="false"/>
+      <w:lvlJc w:val="left"/>
+      <w:lvlText w:val="§"/>
+      <w:numFmt w:val="bullet"/>
+      <w:pPr>
+        <w:pBdr/>
+        <w:spacing/>
+        <w:ind w:hanging="360" w:left="2160"/>
+      </w:pPr>
+      <w:rPr>
+        <w:rFonts w:hint="default" w:ascii="Wingdings" w:hAnsi="Wingdings" w:eastAsia="Wingdings" w:cs="Wingdings"/>
+      </w:rPr>
+      <w:start w:val="1"/>
+      <w:suff w:val="tab"/>
+    </w:lvl>
+    <w:lvl w:ilvl="3">
+      <w:isLgl w:val="false"/>
+      <w:lvlJc w:val="left"/>
+      <w:lvlText w:val="·"/>
+      <w:numFmt w:val="bullet"/>
+      <w:pPr>
+        <w:pBdr/>
+        <w:spacing/>
+        <w:ind w:hanging="360" w:left="2880"/>
+      </w:pPr>
+      <w:rPr>
+        <w:rFonts w:hint="default" w:ascii="Symbol" w:hAnsi="Symbol" w:eastAsia="Symbol" w:cs="Symbol"/>
+      </w:rPr>
+      <w:start w:val="1"/>
+      <w:suff w:val="tab"/>
+    </w:lvl>
+    <w:lvl w:ilvl="4">
+      <w:isLgl w:val="false"/>
+      <w:lvlJc w:val="left"/>
+      <w:lvlText w:val="o"/>
+      <w:numFmt w:val="bullet"/>
+      <w:pPr>
+        <w:pBdr/>
+        <w:spacing/>
+        <w:ind w:hanging="360" w:left="3600"/>
+      </w:pPr>
+      <w:rPr>
+        <w:rFonts w:hint="default" w:ascii="Courier New" w:hAnsi="Courier New" w:eastAsia="Courier New" w:cs="Courier New"/>
+      </w:rPr>
+      <w:start w:val="1"/>
+      <w:suff w:val="tab"/>
+    </w:lvl>
+    <w:lvl w:ilvl="5">
+      <w:isLgl w:val="false"/>
+      <w:lvlJc w:val="left"/>
+      <w:lvlText w:val="§"/>
+      <w:numFmt w:val="bullet"/>
+      <w:pPr>
+        <w:pBdr/>
+        <w:spacing/>
+        <w:ind w:hanging="360" w:left="4320"/>
+      </w:pPr>
+      <w:rPr>
+        <w:rFonts w:hint="default" w:ascii="Wingdings" w:hAnsi="Wingdings" w:eastAsia="Wingdings" w:cs="Wingdings"/>
+      </w:rPr>
+      <w:start w:val="1"/>
+      <w:suff w:val="tab"/>
+    </w:lvl>
+    <w:lvl w:ilvl="6">
+      <w:isLgl w:val="false"/>
+      <w:lvlJc w:val="left"/>
+      <w:lvlText w:val="·"/>
+      <w:numFmt w:val="bullet"/>
+      <w:pPr>
+        <w:pBdr/>
+        <w:spacing/>
+        <w:ind w:hanging="360" w:left="5040"/>
+      </w:pPr>
+      <w:rPr>
+        <w:rFonts w:hint="default" w:ascii="Symbol" w:hAnsi="Symbol" w:eastAsia="Symbol" w:cs="Symbol"/>
+      </w:rPr>
+      <w:start w:val="1"/>
+      <w:suff w:val="tab"/>
+    </w:lvl>
+    <w:lvl w:ilvl="7">
+      <w:isLgl w:val="false"/>
+      <w:lvlJc w:val="left"/>
+      <w:lvlText w:val="o"/>
+      <w:numFmt w:val="bullet"/>
+      <w:pPr>
+        <w:pBdr/>
+        <w:spacing/>
+        <w:ind w:hanging="360" w:left="5760"/>
+      </w:pPr>
+      <w:rPr>
+        <w:rFonts w:hint="default" w:ascii="Courier New" w:hAnsi="Courier New" w:eastAsia="Courier New" w:cs="Courier New"/>
+      </w:rPr>
+      <w:start w:val="1"/>
+      <w:suff w:val="tab"/>
+    </w:lvl>
+    <w:lvl w:ilvl="8">
+      <w:isLgl w:val="false"/>
+      <w:lvlJc w:val="left"/>
+      <w:lvlText w:val="§"/>
+      <w:numFmt w:val="bullet"/>
+      <w:pPr>
+        <w:pBdr/>
+        <w:spacing/>
+        <w:ind w:hanging="360" w:left="6480"/>
+      </w:pPr>
+      <w:rPr>
+        <w:rFonts w:hint="default" w:ascii="Wingdings" w:hAnsi="Wingdings" w:eastAsia="Wingdings" w:cs="Wingdings"/>
+      </w:rPr>
+      <w:start w:val="1"/>
+      <w:suff w:val="tab"/>
+    </w:lvl>
+  </w:abstractNum>
+  <w:abstractNum w:abstractNumId="33">
+    <w:lvl w:ilvl="0">
+      <w:isLgl w:val="false"/>
+      <w:lvlJc w:val="left"/>
+      <w:lvlText w:val="·"/>
+      <w:numFmt w:val="bullet"/>
+      <w:pPr>
+        <w:pBdr/>
+        <w:spacing/>
+        <w:ind w:hanging="360" w:left="720"/>
+      </w:pPr>
+      <w:rPr>
+        <w:rFonts w:hint="default" w:ascii="Symbol" w:hAnsi="Symbol" w:eastAsia="Symbol" w:cs="Symbol"/>
+      </w:rPr>
+      <w:start w:val="1"/>
+      <w:suff w:val="tab"/>
+    </w:lvl>
+    <w:lvl w:ilvl="1">
+      <w:isLgl w:val="false"/>
+      <w:lvlJc w:val="left"/>
+      <w:lvlText w:val="o"/>
+      <w:numFmt w:val="bullet"/>
+      <w:pPr>
+        <w:pBdr/>
+        <w:spacing/>
+        <w:ind w:hanging="360" w:left="1440"/>
+      </w:pPr>
+      <w:rPr>
+        <w:rFonts w:hint="default" w:ascii="Courier New" w:hAnsi="Courier New" w:eastAsia="Courier New" w:cs="Courier New"/>
+      </w:rPr>
+      <w:start w:val="1"/>
+      <w:suff w:val="tab"/>
+    </w:lvl>
+    <w:lvl w:ilvl="2">
+      <w:isLgl w:val="false"/>
+      <w:lvlJc w:val="left"/>
+      <w:lvlText w:val="§"/>
+      <w:numFmt w:val="bullet"/>
+      <w:pPr>
+        <w:pBdr/>
+        <w:spacing/>
+        <w:ind w:hanging="360" w:left="2160"/>
+      </w:pPr>
+      <w:rPr>
+        <w:rFonts w:hint="default" w:ascii="Wingdings" w:hAnsi="Wingdings" w:eastAsia="Wingdings" w:cs="Wingdings"/>
+      </w:rPr>
+      <w:start w:val="1"/>
+      <w:suff w:val="tab"/>
+    </w:lvl>
+    <w:lvl w:ilvl="3">
+      <w:isLgl w:val="false"/>
+      <w:lvlJc w:val="left"/>
+      <w:lvlText w:val="·"/>
+      <w:numFmt w:val="bullet"/>
+      <w:pPr>
+        <w:pBdr/>
+        <w:spacing/>
+        <w:ind w:hanging="360" w:left="2880"/>
+      </w:pPr>
+      <w:rPr>
+        <w:rFonts w:hint="default" w:ascii="Symbol" w:hAnsi="Symbol" w:eastAsia="Symbol" w:cs="Symbol"/>
+      </w:rPr>
+      <w:start w:val="1"/>
+      <w:suff w:val="tab"/>
+    </w:lvl>
+    <w:lvl w:ilvl="4">
+      <w:isLgl w:val="false"/>
+      <w:lvlJc w:val="left"/>
+      <w:lvlText w:val="o"/>
+      <w:numFmt w:val="bullet"/>
+      <w:pPr>
+        <w:pBdr/>
+        <w:spacing/>
+        <w:ind w:hanging="360" w:left="3600"/>
+      </w:pPr>
+      <w:rPr>
+        <w:rFonts w:hint="default" w:ascii="Courier New" w:hAnsi="Courier New" w:eastAsia="Courier New" w:cs="Courier New"/>
+      </w:rPr>
+      <w:start w:val="1"/>
+      <w:suff w:val="tab"/>
+    </w:lvl>
+    <w:lvl w:ilvl="5">
+      <w:isLgl w:val="false"/>
+      <w:lvlJc w:val="left"/>
+      <w:lvlText w:val="§"/>
+      <w:numFmt w:val="bullet"/>
+      <w:pPr>
+        <w:pBdr/>
+        <w:spacing/>
+        <w:ind w:hanging="360" w:left="4320"/>
+      </w:pPr>
+      <w:rPr>
+        <w:rFonts w:hint="default" w:ascii="Wingdings" w:hAnsi="Wingdings" w:eastAsia="Wingdings" w:cs="Wingdings"/>
+      </w:rPr>
+      <w:start w:val="1"/>
+      <w:suff w:val="tab"/>
+    </w:lvl>
+    <w:lvl w:ilvl="6">
+      <w:isLgl w:val="false"/>
+      <w:lvlJc w:val="left"/>
+      <w:lvlText w:val="·"/>
+      <w:numFmt w:val="bullet"/>
+      <w:pPr>
+        <w:pBdr/>
+        <w:spacing/>
+        <w:ind w:hanging="360" w:left="5040"/>
+      </w:pPr>
+      <w:rPr>
+        <w:rFonts w:hint="default" w:ascii="Symbol" w:hAnsi="Symbol" w:eastAsia="Symbol" w:cs="Symbol"/>
+      </w:rPr>
+      <w:start w:val="1"/>
+      <w:suff w:val="tab"/>
+    </w:lvl>
+    <w:lvl w:ilvl="7">
+      <w:isLgl w:val="false"/>
+      <w:lvlJc w:val="left"/>
+      <w:lvlText w:val="o"/>
+      <w:numFmt w:val="bullet"/>
+      <w:pPr>
+        <w:pBdr/>
+        <w:spacing/>
+        <w:ind w:hanging="360" w:left="5760"/>
+      </w:pPr>
+      <w:rPr>
+        <w:rFonts w:hint="default" w:ascii="Courier New" w:hAnsi="Courier New" w:eastAsia="Courier New" w:cs="Courier New"/>
+      </w:rPr>
+      <w:start w:val="1"/>
+      <w:suff w:val="tab"/>
+    </w:lvl>
+    <w:lvl w:ilvl="8">
+      <w:isLgl w:val="false"/>
+      <w:lvlJc w:val="left"/>
+      <w:lvlText w:val="§"/>
+      <w:numFmt w:val="bullet"/>
+      <w:pPr>
+        <w:pBdr/>
+        <w:spacing/>
+        <w:ind w:hanging="360" w:left="6480"/>
+      </w:pPr>
+      <w:rPr>
+        <w:rFonts w:hint="default" w:ascii="Wingdings" w:hAnsi="Wingdings" w:eastAsia="Wingdings" w:cs="Wingdings"/>
+      </w:rPr>
+      <w:start w:val="1"/>
+      <w:suff w:val="tab"/>
+    </w:lvl>
+  </w:abstractNum>
+  <w:abstractNum w:abstractNumId="34">
+    <w:lvl w:ilvl="0">
+      <w:isLgl w:val="false"/>
+      <w:lvlJc w:val="left"/>
+      <w:lvlText w:val="·"/>
+      <w:numFmt w:val="bullet"/>
+      <w:pPr>
+        <w:pBdr/>
+        <w:spacing/>
+        <w:ind w:hanging="360" w:left="720"/>
+      </w:pPr>
+      <w:rPr>
+        <w:rFonts w:hint="default" w:ascii="Symbol" w:hAnsi="Symbol" w:eastAsia="Symbol" w:cs="Symbol"/>
+      </w:rPr>
+      <w:start w:val="1"/>
+      <w:suff w:val="tab"/>
+    </w:lvl>
+    <w:lvl w:ilvl="1">
+      <w:isLgl w:val="false"/>
+      <w:lvlJc w:val="left"/>
+      <w:lvlText w:val="o"/>
+      <w:numFmt w:val="bullet"/>
+      <w:pPr>
+        <w:pBdr/>
+        <w:spacing/>
+        <w:ind w:hanging="360" w:left="1440"/>
+      </w:pPr>
+      <w:rPr>
+        <w:rFonts w:hint="default" w:ascii="Courier New" w:hAnsi="Courier New" w:eastAsia="Courier New" w:cs="Courier New"/>
+      </w:rPr>
+      <w:start w:val="1"/>
+      <w:suff w:val="tab"/>
+    </w:lvl>
+    <w:lvl w:ilvl="2">
+      <w:isLgl w:val="false"/>
+      <w:lvlJc w:val="left"/>
+      <w:lvlText w:val="§"/>
+      <w:numFmt w:val="bullet"/>
+      <w:pPr>
+        <w:pBdr/>
+        <w:spacing/>
+        <w:ind w:hanging="360" w:left="2160"/>
+      </w:pPr>
+      <w:rPr>
+        <w:rFonts w:hint="default" w:ascii="Wingdings" w:hAnsi="Wingdings" w:eastAsia="Wingdings" w:cs="Wingdings"/>
+      </w:rPr>
+      <w:start w:val="1"/>
+      <w:suff w:val="tab"/>
+    </w:lvl>
+    <w:lvl w:ilvl="3">
+      <w:isLgl w:val="false"/>
+      <w:lvlJc w:val="left"/>
+      <w:lvlText w:val="·"/>
+      <w:numFmt w:val="bullet"/>
+      <w:pPr>
+        <w:pBdr/>
+        <w:spacing/>
+        <w:ind w:hanging="360" w:left="2880"/>
+      </w:pPr>
+      <w:rPr>
+        <w:rFonts w:hint="default" w:ascii="Symbol" w:hAnsi="Symbol" w:eastAsia="Symbol" w:cs="Symbol"/>
+      </w:rPr>
+      <w:start w:val="1"/>
+      <w:suff w:val="tab"/>
+    </w:lvl>
+    <w:lvl w:ilvl="4">
+      <w:isLgl w:val="false"/>
+      <w:lvlJc w:val="left"/>
+      <w:lvlText w:val="o"/>
+      <w:numFmt w:val="bullet"/>
+      <w:pPr>
+        <w:pBdr/>
+        <w:spacing/>
+        <w:ind w:hanging="360" w:left="3600"/>
+      </w:pPr>
+      <w:rPr>
+        <w:rFonts w:hint="default" w:ascii="Courier New" w:hAnsi="Courier New" w:eastAsia="Courier New" w:cs="Courier New"/>
+      </w:rPr>
+      <w:start w:val="1"/>
+      <w:suff w:val="tab"/>
+    </w:lvl>
+    <w:lvl w:ilvl="5">
+      <w:isLgl w:val="false"/>
+      <w:lvlJc w:val="left"/>
+      <w:lvlText w:val="§"/>
+      <w:numFmt w:val="bullet"/>
+      <w:pPr>
+        <w:pBdr/>
+        <w:spacing/>
+        <w:ind w:hanging="360" w:left="4320"/>
+      </w:pPr>
+      <w:rPr>
+        <w:rFonts w:hint="default" w:ascii="Wingdings" w:hAnsi="Wingdings" w:eastAsia="Wingdings" w:cs="Wingdings"/>
+      </w:rPr>
+      <w:start w:val="1"/>
+      <w:suff w:val="tab"/>
+    </w:lvl>
+    <w:lvl w:ilvl="6">
+      <w:isLgl w:val="false"/>
+      <w:lvlJc w:val="left"/>
+      <w:lvlText w:val="·"/>
+      <w:numFmt w:val="bullet"/>
+      <w:pPr>
+        <w:pBdr/>
+        <w:spacing/>
+        <w:ind w:hanging="360" w:left="5040"/>
+      </w:pPr>
+      <w:rPr>
+        <w:rFonts w:hint="default" w:ascii="Symbol" w:hAnsi="Symbol" w:eastAsia="Symbol" w:cs="Symbol"/>
+      </w:rPr>
+      <w:start w:val="1"/>
+      <w:suff w:val="tab"/>
+    </w:lvl>
+    <w:lvl w:ilvl="7">
+      <w:isLgl w:val="false"/>
+      <w:lvlJc w:val="left"/>
+      <w:lvlText w:val="o"/>
+      <w:numFmt w:val="bullet"/>
+      <w:pPr>
+        <w:pBdr/>
+        <w:spacing/>
+        <w:ind w:hanging="360" w:left="5760"/>
+      </w:pPr>
+      <w:rPr>
+        <w:rFonts w:hint="default" w:ascii="Courier New" w:hAnsi="Courier New" w:eastAsia="Courier New" w:cs="Courier New"/>
+      </w:rPr>
+      <w:start w:val="1"/>
+      <w:suff w:val="tab"/>
+    </w:lvl>
+    <w:lvl w:ilvl="8">
+      <w:isLgl w:val="false"/>
+      <w:lvlJc w:val="left"/>
+      <w:lvlText w:val="§"/>
+      <w:numFmt w:val="bullet"/>
+      <w:pPr>
+        <w:pBdr/>
+        <w:spacing/>
+        <w:ind w:hanging="360" w:left="6480"/>
+      </w:pPr>
+      <w:rPr>
+        <w:rFonts w:hint="default" w:ascii="Wingdings" w:hAnsi="Wingdings" w:eastAsia="Wingdings" w:cs="Wingdings"/>
+      </w:rPr>
+      <w:start w:val="1"/>
+      <w:suff w:val="tab"/>
+    </w:lvl>
+  </w:abstractNum>
+  <w:abstractNum w:abstractNumId="35">
+    <w:lvl w:ilvl="0">
+      <w:isLgl w:val="false"/>
+      <w:lvlJc w:val="left"/>
+      <w:lvlText w:val="·"/>
+      <w:numFmt w:val="bullet"/>
+      <w:pPr>
+        <w:pBdr/>
+        <w:spacing/>
+        <w:ind w:hanging="360" w:left="720"/>
+      </w:pPr>
+      <w:rPr>
+        <w:rFonts w:hint="default" w:ascii="Symbol" w:hAnsi="Symbol" w:eastAsia="Symbol" w:cs="Symbol"/>
+      </w:rPr>
+      <w:start w:val="1"/>
+      <w:suff w:val="tab"/>
+    </w:lvl>
+    <w:lvl w:ilvl="1">
+      <w:isLgl w:val="false"/>
+      <w:lvlJc w:val="left"/>
+      <w:lvlText w:val="o"/>
+      <w:numFmt w:val="bullet"/>
+      <w:pPr>
+        <w:pBdr/>
+        <w:spacing/>
+        <w:ind w:hanging="360" w:left="1440"/>
+      </w:pPr>
+      <w:rPr>
+        <w:rFonts w:hint="default" w:ascii="Courier New" w:hAnsi="Courier New" w:eastAsia="Courier New" w:cs="Courier New"/>
+      </w:rPr>
+      <w:start w:val="1"/>
+      <w:suff w:val="tab"/>
+    </w:lvl>
+    <w:lvl w:ilvl="2">
+      <w:isLgl w:val="false"/>
+      <w:lvlJc w:val="left"/>
+      <w:lvlText w:val="§"/>
+      <w:numFmt w:val="bullet"/>
+      <w:pPr>
+        <w:pBdr/>
+        <w:spacing/>
+        <w:ind w:hanging="360" w:left="2160"/>
+      </w:pPr>
+      <w:rPr>
+        <w:rFonts w:hint="default" w:ascii="Wingdings" w:hAnsi="Wingdings" w:eastAsia="Wingdings" w:cs="Wingdings"/>
+      </w:rPr>
+      <w:start w:val="1"/>
+      <w:suff w:val="tab"/>
+    </w:lvl>
+    <w:lvl w:ilvl="3">
+      <w:isLgl w:val="false"/>
+      <w:lvlJc w:val="left"/>
+      <w:lvlText w:val="·"/>
+      <w:numFmt w:val="bullet"/>
+      <w:pPr>
+        <w:pBdr/>
+        <w:spacing/>
+        <w:ind w:hanging="360" w:left="2880"/>
+      </w:pPr>
+      <w:rPr>
+        <w:rFonts w:hint="default" w:ascii="Symbol" w:hAnsi="Symbol" w:eastAsia="Symbol" w:cs="Symbol"/>
+      </w:rPr>
+      <w:start w:val="1"/>
+      <w:suff w:val="tab"/>
+    </w:lvl>
+    <w:lvl w:ilvl="4">
+      <w:isLgl w:val="false"/>
+      <w:lvlJc w:val="left"/>
+      <w:lvlText w:val="o"/>
+      <w:numFmt w:val="bullet"/>
+      <w:pPr>
+        <w:pBdr/>
+        <w:spacing/>
+        <w:ind w:hanging="360" w:left="3600"/>
+      </w:pPr>
+      <w:rPr>
+        <w:rFonts w:hint="default" w:ascii="Courier New" w:hAnsi="Courier New" w:eastAsia="Courier New" w:cs="Courier New"/>
+      </w:rPr>
+      <w:start w:val="1"/>
+      <w:suff w:val="tab"/>
+    </w:lvl>
+    <w:lvl w:ilvl="5">
+      <w:isLgl w:val="false"/>
+      <w:lvlJc w:val="left"/>
+      <w:lvlText w:val="§"/>
+      <w:numFmt w:val="bullet"/>
+      <w:pPr>
+        <w:pBdr/>
+        <w:spacing/>
+        <w:ind w:hanging="360" w:left="4320"/>
+      </w:pPr>
+      <w:rPr>
+        <w:rFonts w:hint="default" w:ascii="Wingdings" w:hAnsi="Wingdings" w:eastAsia="Wingdings" w:cs="Wingdings"/>
+      </w:rPr>
+      <w:start w:val="1"/>
+      <w:suff w:val="tab"/>
+    </w:lvl>
+    <w:lvl w:ilvl="6">
+      <w:isLgl w:val="false"/>
+      <w:lvlJc w:val="left"/>
+      <w:lvlText w:val="·"/>
+      <w:numFmt w:val="bullet"/>
+      <w:pPr>
+        <w:pBdr/>
+        <w:spacing/>
+        <w:ind w:hanging="360" w:left="5040"/>
+      </w:pPr>
+      <w:rPr>
+        <w:rFonts w:hint="default" w:ascii="Symbol" w:hAnsi="Symbol" w:eastAsia="Symbol" w:cs="Symbol"/>
+      </w:rPr>
+      <w:start w:val="1"/>
+      <w:suff w:val="tab"/>
+    </w:lvl>
+    <w:lvl w:ilvl="7">
+      <w:isLgl w:val="false"/>
+      <w:lvlJc w:val="left"/>
+      <w:lvlText w:val="o"/>
+      <w:numFmt w:val="bullet"/>
+      <w:pPr>
+        <w:pBdr/>
+        <w:spacing/>
+        <w:ind w:hanging="360" w:left="5760"/>
+      </w:pPr>
+      <w:rPr>
+        <w:rFonts w:hint="default" w:ascii="Courier New" w:hAnsi="Courier New" w:eastAsia="Courier New" w:cs="Courier New"/>
+      </w:rPr>
+      <w:start w:val="1"/>
+      <w:suff w:val="tab"/>
+    </w:lvl>
+    <w:lvl w:ilvl="8">
+      <w:isLgl w:val="false"/>
+      <w:lvlJc w:val="left"/>
+      <w:lvlText w:val="§"/>
+      <w:numFmt w:val="bullet"/>
+      <w:pPr>
+        <w:pBdr/>
+        <w:spacing/>
+        <w:ind w:hanging="360" w:left="6480"/>
+      </w:pPr>
+      <w:rPr>
+        <w:rFonts w:hint="default" w:ascii="Wingdings" w:hAnsi="Wingdings" w:eastAsia="Wingdings" w:cs="Wingdings"/>
+      </w:rPr>
+      <w:start w:val="1"/>
+      <w:suff w:val="tab"/>
+    </w:lvl>
+  </w:abstractNum>
+  <w:abstractNum w:abstractNumId="36">
+    <w:lvl w:ilvl="0">
+      <w:isLgl w:val="false"/>
+      <w:lvlJc w:val="left"/>
+      <w:lvlText w:val="·"/>
+      <w:numFmt w:val="bullet"/>
+      <w:pPr>
+        <w:pBdr/>
+        <w:spacing/>
+        <w:ind w:hanging="360" w:left="720"/>
+      </w:pPr>
+      <w:rPr>
+        <w:rFonts w:hint="default" w:ascii="Symbol" w:hAnsi="Symbol" w:eastAsia="Symbol" w:cs="Symbol"/>
+      </w:rPr>
+      <w:start w:val="1"/>
+      <w:suff w:val="tab"/>
+    </w:lvl>
+    <w:lvl w:ilvl="1">
+      <w:isLgl w:val="false"/>
+      <w:lvlJc w:val="left"/>
+      <w:lvlText w:val="o"/>
+      <w:numFmt w:val="bullet"/>
+      <w:pPr>
+        <w:pBdr/>
+        <w:spacing/>
+        <w:ind w:hanging="360" w:left="1440"/>
+      </w:pPr>
+      <w:rPr>
+        <w:rFonts w:hint="default" w:ascii="Courier New" w:hAnsi="Courier New" w:eastAsia="Courier New" w:cs="Courier New"/>
+      </w:rPr>
+      <w:start w:val="1"/>
+      <w:suff w:val="tab"/>
+    </w:lvl>
+    <w:lvl w:ilvl="2">
+      <w:isLgl w:val="false"/>
+      <w:lvlJc w:val="left"/>
+      <w:lvlText w:val="§"/>
+      <w:numFmt w:val="bullet"/>
+      <w:pPr>
+        <w:pBdr/>
+        <w:spacing/>
+        <w:ind w:hanging="360" w:left="2160"/>
+      </w:pPr>
+      <w:rPr>
+        <w:rFonts w:hint="default" w:ascii="Wingdings" w:hAnsi="Wingdings" w:eastAsia="Wingdings" w:cs="Wingdings"/>
+      </w:rPr>
+      <w:start w:val="1"/>
+      <w:suff w:val="tab"/>
+    </w:lvl>
+    <w:lvl w:ilvl="3">
+      <w:isLgl w:val="false"/>
+      <w:lvlJc w:val="left"/>
+      <w:lvlText w:val="·"/>
+      <w:numFmt w:val="bullet"/>
+      <w:pPr>
+        <w:pBdr/>
+        <w:spacing/>
+        <w:ind w:hanging="360" w:left="2880"/>
+      </w:pPr>
+      <w:rPr>
+        <w:rFonts w:hint="default" w:ascii="Symbol" w:hAnsi="Symbol" w:eastAsia="Symbol" w:cs="Symbol"/>
+      </w:rPr>
+      <w:start w:val="1"/>
+      <w:suff w:val="tab"/>
+    </w:lvl>
+    <w:lvl w:ilvl="4">
+      <w:isLgl w:val="false"/>
+      <w:lvlJc w:val="left"/>
+      <w:lvlText w:val="o"/>
+      <w:numFmt w:val="bullet"/>
+      <w:pPr>
+        <w:pBdr/>
+        <w:spacing/>
+        <w:ind w:hanging="360" w:left="3600"/>
+      </w:pPr>
+      <w:rPr>
+        <w:rFonts w:hint="default" w:ascii="Courier New" w:hAnsi="Courier New" w:eastAsia="Courier New" w:cs="Courier New"/>
+      </w:rPr>
+      <w:start w:val="1"/>
+      <w:suff w:val="tab"/>
+    </w:lvl>
+    <w:lvl w:ilvl="5">
+      <w:isLgl w:val="false"/>
+      <w:lvlJc w:val="left"/>
+      <w:lvlText w:val="§"/>
+      <w:numFmt w:val="bullet"/>
+      <w:pPr>
+        <w:pBdr/>
+        <w:spacing/>
+        <w:ind w:hanging="360" w:left="4320"/>
+      </w:pPr>
+      <w:rPr>
+        <w:rFonts w:hint="default" w:ascii="Wingdings" w:hAnsi="Wingdings" w:eastAsia="Wingdings" w:cs="Wingdings"/>
+      </w:rPr>
+      <w:start w:val="1"/>
+      <w:suff w:val="tab"/>
+    </w:lvl>
+    <w:lvl w:ilvl="6">
+      <w:isLgl w:val="false"/>
+      <w:lvlJc w:val="left"/>
+      <w:lvlText w:val="·"/>
+      <w:numFmt w:val="bullet"/>
+      <w:pPr>
+        <w:pBdr/>
+        <w:spacing/>
+        <w:ind w:hanging="360" w:left="5040"/>
+      </w:pPr>
+      <w:rPr>
+        <w:rFonts w:hint="default" w:ascii="Symbol" w:hAnsi="Symbol" w:eastAsia="Symbol" w:cs="Symbol"/>
+      </w:rPr>
+      <w:start w:val="1"/>
+      <w:suff w:val="tab"/>
+    </w:lvl>
+    <w:lvl w:ilvl="7">
+      <w:isLgl w:val="false"/>
+      <w:lvlJc w:val="left"/>
+      <w:lvlText w:val="o"/>
+      <w:numFmt w:val="bullet"/>
+      <w:pPr>
+        <w:pBdr/>
+        <w:spacing/>
+        <w:ind w:hanging="360" w:left="5760"/>
+      </w:pPr>
+      <w:rPr>
+        <w:rFonts w:hint="default" w:ascii="Courier New" w:hAnsi="Courier New" w:eastAsia="Courier New" w:cs="Courier New"/>
+      </w:rPr>
+      <w:start w:val="1"/>
+      <w:suff w:val="tab"/>
+    </w:lvl>
+    <w:lvl w:ilvl="8">
+      <w:isLgl w:val="false"/>
+      <w:lvlJc w:val="left"/>
+      <w:lvlText w:val="§"/>
+      <w:numFmt w:val="bullet"/>
+      <w:pPr>
+        <w:pBdr/>
+        <w:spacing/>
+        <w:ind w:hanging="360" w:left="6480"/>
+      </w:pPr>
+      <w:rPr>
+        <w:rFonts w:hint="default" w:ascii="Wingdings" w:hAnsi="Wingdings" w:eastAsia="Wingdings" w:cs="Wingdings"/>
+      </w:rPr>
+      <w:start w:val="1"/>
+      <w:suff w:val="tab"/>
+    </w:lvl>
+  </w:abstractNum>
+  <w:abstractNum w:abstractNumId="37">
+    <w:lvl w:ilvl="0">
+      <w:isLgl w:val="false"/>
+      <w:lvlJc w:val="left"/>
+      <w:lvlText w:val="·"/>
+      <w:numFmt w:val="bullet"/>
+      <w:pPr>
+        <w:pBdr/>
+        <w:spacing/>
+        <w:ind w:hanging="360" w:left="720"/>
+      </w:pPr>
+      <w:rPr>
+        <w:rFonts w:hint="default" w:ascii="Symbol" w:hAnsi="Symbol" w:eastAsia="Symbol" w:cs="Symbol"/>
+      </w:rPr>
+      <w:start w:val="1"/>
+      <w:suff w:val="tab"/>
+    </w:lvl>
+    <w:lvl w:ilvl="1">
+      <w:isLgl w:val="false"/>
+      <w:lvlJc w:val="left"/>
+      <w:lvlText w:val="o"/>
+      <w:numFmt w:val="bullet"/>
+      <w:pPr>
+        <w:pBdr/>
+        <w:spacing/>
+        <w:ind w:hanging="360" w:left="1440"/>
+      </w:pPr>
+      <w:rPr>
+        <w:rFonts w:hint="default" w:ascii="Courier New" w:hAnsi="Courier New" w:eastAsia="Courier New" w:cs="Courier New"/>
+      </w:rPr>
+      <w:start w:val="1"/>
+      <w:suff w:val="tab"/>
+    </w:lvl>
+    <w:lvl w:ilvl="2">
+      <w:isLgl w:val="false"/>
+      <w:lvlJc w:val="left"/>
+      <w:lvlText w:val="§"/>
+      <w:numFmt w:val="bullet"/>
+      <w:pPr>
+        <w:pBdr/>
+        <w:spacing/>
+        <w:ind w:hanging="360" w:left="2160"/>
+      </w:pPr>
+      <w:rPr>
+        <w:rFonts w:hint="default" w:ascii="Wingdings" w:hAnsi="Wingdings" w:eastAsia="Wingdings" w:cs="Wingdings"/>
+      </w:rPr>
+      <w:start w:val="1"/>
+      <w:suff w:val="tab"/>
+    </w:lvl>
+    <w:lvl w:ilvl="3">
+      <w:isLgl w:val="false"/>
+      <w:lvlJc w:val="left"/>
+      <w:lvlText w:val="·"/>
+      <w:numFmt w:val="bullet"/>
+      <w:pPr>
+        <w:pBdr/>
+        <w:spacing/>
+        <w:ind w:hanging="360" w:left="2880"/>
+      </w:pPr>
+      <w:rPr>
+        <w:rFonts w:hint="default" w:ascii="Symbol" w:hAnsi="Symbol" w:eastAsia="Symbol" w:cs="Symbol"/>
+      </w:rPr>
+      <w:start w:val="1"/>
+      <w:suff w:val="tab"/>
+    </w:lvl>
+    <w:lvl w:ilvl="4">
+      <w:isLgl w:val="false"/>
+      <w:lvlJc w:val="left"/>
+      <w:lvlText w:val="o"/>
+      <w:numFmt w:val="bullet"/>
+      <w:pPr>
+        <w:pBdr/>
+        <w:spacing/>
+        <w:ind w:hanging="360" w:left="3600"/>
+      </w:pPr>
+      <w:rPr>
+        <w:rFonts w:hint="default" w:ascii="Courier New" w:hAnsi="Courier New" w:eastAsia="Courier New" w:cs="Courier New"/>
+      </w:rPr>
+      <w:start w:val="1"/>
+      <w:suff w:val="tab"/>
+    </w:lvl>
+    <w:lvl w:ilvl="5">
+      <w:isLgl w:val="false"/>
+      <w:lvlJc w:val="left"/>
+      <w:lvlText w:val="§"/>
+      <w:numFmt w:val="bullet"/>
+      <w:pPr>
+        <w:pBdr/>
+        <w:spacing/>
+        <w:ind w:hanging="360" w:left="4320"/>
+      </w:pPr>
+      <w:rPr>
+        <w:rFonts w:hint="default" w:ascii="Wingdings" w:hAnsi="Wingdings" w:eastAsia="Wingdings" w:cs="Wingdings"/>
+      </w:rPr>
+      <w:start w:val="1"/>
+      <w:suff w:val="tab"/>
+    </w:lvl>
+    <w:lvl w:ilvl="6">
+      <w:isLgl w:val="false"/>
+      <w:lvlJc w:val="left"/>
+      <w:lvlText w:val="·"/>
+      <w:numFmt w:val="bullet"/>
+      <w:pPr>
+        <w:pBdr/>
+        <w:spacing/>
+        <w:ind w:hanging="360" w:left="5040"/>
+      </w:pPr>
+      <w:rPr>
+        <w:rFonts w:hint="default" w:ascii="Symbol" w:hAnsi="Symbol" w:eastAsia="Symbol" w:cs="Symbol"/>
+      </w:rPr>
+      <w:start w:val="1"/>
+      <w:suff w:val="tab"/>
+    </w:lvl>
+    <w:lvl w:ilvl="7">
+      <w:isLgl w:val="false"/>
+      <w:lvlJc w:val="left"/>
+      <w:lvlText w:val="o"/>
+      <w:numFmt w:val="bullet"/>
+      <w:pPr>
+        <w:pBdr/>
+        <w:spacing/>
+        <w:ind w:hanging="360" w:left="5760"/>
+      </w:pPr>
+      <w:rPr>
+        <w:rFonts w:hint="default" w:ascii="Courier New" w:hAnsi="Courier New" w:eastAsia="Courier New" w:cs="Courier New"/>
+      </w:rPr>
+      <w:start w:val="1"/>
+      <w:suff w:val="tab"/>
+    </w:lvl>
+    <w:lvl w:ilvl="8">
+      <w:isLgl w:val="false"/>
+      <w:lvlJc w:val="left"/>
+      <w:lvlText w:val="§"/>
+      <w:numFmt w:val="bullet"/>
+      <w:pPr>
+        <w:pBdr/>
+        <w:spacing/>
+        <w:ind w:hanging="360" w:left="6480"/>
+      </w:pPr>
+      <w:rPr>
+        <w:rFonts w:hint="default" w:ascii="Wingdings" w:hAnsi="Wingdings" w:eastAsia="Wingdings" w:cs="Wingdings"/>
+      </w:rPr>
+      <w:start w:val="1"/>
+      <w:suff w:val="tab"/>
+    </w:lvl>
+  </w:abstractNum>
+  <w:abstractNum w:abstractNumId="38">
+    <w:lvl w:ilvl="0">
+      <w:isLgl w:val="false"/>
+      <w:lvlJc w:val="left"/>
+      <w:lvlText w:val="·"/>
+      <w:numFmt w:val="bullet"/>
+      <w:pPr>
+        <w:pBdr/>
+        <w:spacing/>
+        <w:ind w:hanging="360" w:left="720"/>
+      </w:pPr>
+      <w:rPr>
+        <w:rFonts w:hint="default" w:ascii="Symbol" w:hAnsi="Symbol" w:eastAsia="Symbol" w:cs="Symbol"/>
+      </w:rPr>
+      <w:start w:val="1"/>
+      <w:suff w:val="tab"/>
+    </w:lvl>
+    <w:lvl w:ilvl="1">
+      <w:isLgl w:val="false"/>
+      <w:lvlJc w:val="left"/>
+      <w:lvlText w:val="o"/>
+      <w:numFmt w:val="bullet"/>
+      <w:pPr>
+        <w:pBdr/>
+        <w:spacing/>
+        <w:ind w:hanging="360" w:left="1440"/>
+      </w:pPr>
+      <w:rPr>
+        <w:rFonts w:hint="default" w:ascii="Courier New" w:hAnsi="Courier New" w:eastAsia="Courier New" w:cs="Courier New"/>
+      </w:rPr>
+      <w:start w:val="1"/>
+      <w:suff w:val="tab"/>
+    </w:lvl>
+    <w:lvl w:ilvl="2">
+      <w:isLgl w:val="false"/>
+      <w:lvlJc w:val="left"/>
+      <w:lvlText w:val="§"/>
+      <w:numFmt w:val="bullet"/>
+      <w:pPr>
+        <w:pBdr/>
+        <w:spacing/>
+        <w:ind w:hanging="360" w:left="2160"/>
+      </w:pPr>
+      <w:rPr>
+        <w:rFonts w:hint="default" w:ascii="Wingdings" w:hAnsi="Wingdings" w:eastAsia="Wingdings" w:cs="Wingdings"/>
+      </w:rPr>
+      <w:start w:val="1"/>
+      <w:suff w:val="tab"/>
+    </w:lvl>
+    <w:lvl w:ilvl="3">
+      <w:isLgl w:val="false"/>
+      <w:lvlJc w:val="left"/>
+      <w:lvlText w:val="·"/>
+      <w:numFmt w:val="bullet"/>
+      <w:pPr>
+        <w:pBdr/>
+        <w:spacing/>
+        <w:ind w:hanging="360" w:left="2880"/>
+      </w:pPr>
+      <w:rPr>
+        <w:rFonts w:hint="default" w:ascii="Symbol" w:hAnsi="Symbol" w:eastAsia="Symbol" w:cs="Symbol"/>
+      </w:rPr>
+      <w:start w:val="1"/>
+      <w:suff w:val="tab"/>
+    </w:lvl>
+    <w:lvl w:ilvl="4">
+      <w:isLgl w:val="false"/>
+      <w:lvlJc w:val="left"/>
+      <w:lvlText w:val="o"/>
+      <w:numFmt w:val="bullet"/>
+      <w:pPr>
+        <w:pBdr/>
+        <w:spacing/>
+        <w:ind w:hanging="360" w:left="3600"/>
+      </w:pPr>
+      <w:rPr>
+        <w:rFonts w:hint="default" w:ascii="Courier New" w:hAnsi="Courier New" w:eastAsia="Courier New" w:cs="Courier New"/>
+      </w:rPr>
+      <w:start w:val="1"/>
+      <w:suff w:val="tab"/>
+    </w:lvl>
+    <w:lvl w:ilvl="5">
+      <w:isLgl w:val="false"/>
+      <w:lvlJc w:val="left"/>
+      <w:lvlText w:val="§"/>
+      <w:numFmt w:val="bullet"/>
+      <w:pPr>
+        <w:pBdr/>
+        <w:spacing/>
+        <w:ind w:hanging="360" w:left="4320"/>
+      </w:pPr>
+      <w:rPr>
+        <w:rFonts w:hint="default" w:ascii="Wingdings" w:hAnsi="Wingdings" w:eastAsia="Wingdings" w:cs="Wingdings"/>
+      </w:rPr>
+      <w:start w:val="1"/>
+      <w:suff w:val="tab"/>
+    </w:lvl>
+    <w:lvl w:ilvl="6">
+      <w:isLgl w:val="false"/>
+      <w:lvlJc w:val="left"/>
+      <w:lvlText w:val="·"/>
+      <w:numFmt w:val="bullet"/>
+      <w:pPr>
+        <w:pBdr/>
+        <w:spacing/>
+        <w:ind w:hanging="360" w:left="5040"/>
+      </w:pPr>
+      <w:rPr>
+        <w:rFonts w:hint="default" w:ascii="Symbol" w:hAnsi="Symbol" w:eastAsia="Symbol" w:cs="Symbol"/>
+      </w:rPr>
+      <w:start w:val="1"/>
+      <w:suff w:val="tab"/>
+    </w:lvl>
+    <w:lvl w:ilvl="7">
+      <w:isLgl w:val="false"/>
+      <w:lvlJc w:val="left"/>
+      <w:lvlText w:val="o"/>
+      <w:numFmt w:val="bullet"/>
+      <w:pPr>
+        <w:pBdr/>
+        <w:spacing/>
+        <w:ind w:hanging="360" w:left="5760"/>
+      </w:pPr>
+      <w:rPr>
+        <w:rFonts w:hint="default" w:ascii="Courier New" w:hAnsi="Courier New" w:eastAsia="Courier New" w:cs="Courier New"/>
+      </w:rPr>
+      <w:start w:val="1"/>
+      <w:suff w:val="tab"/>
+    </w:lvl>
+    <w:lvl w:ilvl="8">
+      <w:isLgl w:val="false"/>
+      <w:lvlJc w:val="left"/>
+      <w:lvlText w:val="§"/>
+      <w:numFmt w:val="bullet"/>
+      <w:pPr>
+        <w:pBdr/>
+        <w:spacing/>
+        <w:ind w:hanging="360" w:left="6480"/>
+      </w:pPr>
+      <w:rPr>
+        <w:rFonts w:hint="default" w:ascii="Wingdings" w:hAnsi="Wingdings" w:eastAsia="Wingdings" w:cs="Wingdings"/>
+      </w:rPr>
+      <w:start w:val="1"/>
+      <w:suff w:val="tab"/>
+    </w:lvl>
+  </w:abstractNum>
+  <w:abstractNum w:abstractNumId="39">
+    <w:lvl w:ilvl="0">
+      <w:isLgl w:val="false"/>
+      <w:lvlJc w:val="left"/>
+      <w:lvlText w:val="·"/>
+      <w:numFmt w:val="bullet"/>
+      <w:pPr>
+        <w:pBdr/>
+        <w:spacing/>
+        <w:ind w:hanging="360" w:left="720"/>
+      </w:pPr>
+      <w:rPr>
+        <w:rFonts w:hint="default" w:ascii="Symbol" w:hAnsi="Symbol" w:eastAsia="Symbol" w:cs="Symbol"/>
+      </w:rPr>
+      <w:start w:val="1"/>
+      <w:suff w:val="tab"/>
+    </w:lvl>
+    <w:lvl w:ilvl="1">
+      <w:isLgl w:val="false"/>
+      <w:lvlJc w:val="left"/>
+      <w:lvlText w:val="o"/>
+      <w:numFmt w:val="bullet"/>
+      <w:pPr>
+        <w:pBdr/>
+        <w:spacing/>
+        <w:ind w:hanging="360" w:left="1440"/>
+      </w:pPr>
+      <w:rPr>
+        <w:rFonts w:hint="default" w:ascii="Courier New" w:hAnsi="Courier New" w:eastAsia="Courier New" w:cs="Courier New"/>
+      </w:rPr>
+      <w:start w:val="1"/>
+      <w:suff w:val="tab"/>
+    </w:lvl>
+    <w:lvl w:ilvl="2">
+      <w:isLgl w:val="false"/>
+      <w:lvlJc w:val="left"/>
+      <w:lvlText w:val="§"/>
+      <w:numFmt w:val="bullet"/>
+      <w:pPr>
+        <w:pBdr/>
+        <w:spacing/>
+        <w:ind w:hanging="360" w:left="2160"/>
+      </w:pPr>
+      <w:rPr>
+        <w:rFonts w:hint="default" w:ascii="Wingdings" w:hAnsi="Wingdings" w:eastAsia="Wingdings" w:cs="Wingdings"/>
+      </w:rPr>
+      <w:start w:val="1"/>
+      <w:suff w:val="tab"/>
+    </w:lvl>
+    <w:lvl w:ilvl="3">
+      <w:isLgl w:val="false"/>
+      <w:lvlJc w:val="left"/>
+      <w:lvlText w:val="·"/>
+      <w:numFmt w:val="bullet"/>
+      <w:pPr>
+        <w:pBdr/>
+        <w:spacing/>
+        <w:ind w:hanging="360" w:left="2880"/>
+      </w:pPr>
+      <w:rPr>
+        <w:rFonts w:hint="default" w:ascii="Symbol" w:hAnsi="Symbol" w:eastAsia="Symbol" w:cs="Symbol"/>
+      </w:rPr>
+      <w:start w:val="1"/>
+      <w:suff w:val="tab"/>
+    </w:lvl>
+    <w:lvl w:ilvl="4">
+      <w:isLgl w:val="false"/>
+      <w:lvlJc w:val="left"/>
+      <w:lvlText w:val="o"/>
+      <w:numFmt w:val="bullet"/>
+      <w:pPr>
+        <w:pBdr/>
+        <w:spacing/>
+        <w:ind w:hanging="360" w:left="3600"/>
+      </w:pPr>
+      <w:rPr>
+        <w:rFonts w:hint="default" w:ascii="Courier New" w:hAnsi="Courier New" w:eastAsia="Courier New" w:cs="Courier New"/>
+      </w:rPr>
+      <w:start w:val="1"/>
+      <w:suff w:val="tab"/>
+    </w:lvl>
+    <w:lvl w:ilvl="5">
+      <w:isLgl w:val="false"/>
+      <w:lvlJc w:val="left"/>
+      <w:lvlText w:val="§"/>
+      <w:numFmt w:val="bullet"/>
+      <w:pPr>
+        <w:pBdr/>
+        <w:spacing/>
+        <w:ind w:hanging="360" w:left="4320"/>
+      </w:pPr>
+      <w:rPr>
+        <w:rFonts w:hint="default" w:ascii="Wingdings" w:hAnsi="Wingdings" w:eastAsia="Wingdings" w:cs="Wingdings"/>
+      </w:rPr>
+      <w:start w:val="1"/>
+      <w:suff w:val="tab"/>
+    </w:lvl>
+    <w:lvl w:ilvl="6">
+      <w:isLgl w:val="false"/>
+      <w:lvlJc w:val="left"/>
+      <w:lvlText w:val="·"/>
+      <w:numFmt w:val="bullet"/>
+      <w:pPr>
+        <w:pBdr/>
+        <w:spacing/>
+        <w:ind w:hanging="360" w:left="5040"/>
+      </w:pPr>
+      <w:rPr>
+        <w:rFonts w:hint="default" w:ascii="Symbol" w:hAnsi="Symbol" w:eastAsia="Symbol" w:cs="Symbol"/>
+      </w:rPr>
+      <w:start w:val="1"/>
+      <w:suff w:val="tab"/>
+    </w:lvl>
+    <w:lvl w:ilvl="7">
+      <w:isLgl w:val="false"/>
+      <w:lvlJc w:val="left"/>
+      <w:lvlText w:val="o"/>
+      <w:numFmt w:val="bullet"/>
+      <w:pPr>
+        <w:pBdr/>
+        <w:spacing/>
+        <w:ind w:hanging="360" w:left="5760"/>
+      </w:pPr>
+      <w:rPr>
+        <w:rFonts w:hint="default" w:ascii="Courier New" w:hAnsi="Courier New" w:eastAsia="Courier New" w:cs="Courier New"/>
+      </w:rPr>
+      <w:start w:val="1"/>
+      <w:suff w:val="tab"/>
+    </w:lvl>
+    <w:lvl w:ilvl="8">
+      <w:isLgl w:val="false"/>
+      <w:lvlJc w:val="left"/>
+      <w:lvlText w:val="§"/>
+      <w:numFmt w:val="bullet"/>
+      <w:pPr>
+        <w:pBdr/>
+        <w:spacing/>
+        <w:ind w:hanging="360" w:left="6480"/>
+      </w:pPr>
+      <w:rPr>
+        <w:rFonts w:hint="default" w:ascii="Wingdings" w:hAnsi="Wingdings" w:eastAsia="Wingdings" w:cs="Wingdings"/>
+      </w:rPr>
+      <w:start w:val="1"/>
+      <w:suff w:val="tab"/>
+    </w:lvl>
+  </w:abstractNum>
+  <w:abstractNum w:abstractNumId="40">
+    <w:lvl w:ilvl="0">
+      <w:isLgl w:val="false"/>
+      <w:lvlJc w:val="left"/>
+      <w:lvlText w:val="·"/>
+      <w:numFmt w:val="bullet"/>
+      <w:pPr>
+        <w:pBdr/>
+        <w:spacing/>
+        <w:ind w:hanging="360" w:left="720"/>
+      </w:pPr>
+      <w:rPr>
+        <w:rFonts w:hint="default" w:ascii="Symbol" w:hAnsi="Symbol" w:eastAsia="Symbol" w:cs="Symbol"/>
+      </w:rPr>
+      <w:start w:val="1"/>
+      <w:suff w:val="tab"/>
+    </w:lvl>
+    <w:lvl w:ilvl="1">
+      <w:isLgl w:val="false"/>
+      <w:lvlJc w:val="left"/>
+      <w:lvlText w:val="o"/>
+      <w:numFmt w:val="bullet"/>
+      <w:pPr>
+        <w:pBdr/>
+        <w:spacing/>
+        <w:ind w:hanging="360" w:left="1440"/>
+      </w:pPr>
+      <w:rPr>
+        <w:rFonts w:hint="default" w:ascii="Courier New" w:hAnsi="Courier New" w:eastAsia="Courier New" w:cs="Courier New"/>
+      </w:rPr>
+      <w:start w:val="1"/>
+      <w:suff w:val="tab"/>
+    </w:lvl>
+    <w:lvl w:ilvl="2">
+      <w:isLgl w:val="false"/>
+      <w:lvlJc w:val="left"/>
+      <w:lvlText w:val="§"/>
+      <w:numFmt w:val="bullet"/>
+      <w:pPr>
+        <w:pBdr/>
+        <w:spacing/>
+        <w:ind w:hanging="360" w:left="2160"/>
+      </w:pPr>
+      <w:rPr>
+        <w:rFonts w:hint="default" w:ascii="Wingdings" w:hAnsi="Wingdings" w:eastAsia="Wingdings" w:cs="Wingdings"/>
+      </w:rPr>
+      <w:start w:val="1"/>
+      <w:suff w:val="tab"/>
+    </w:lvl>
+    <w:lvl w:ilvl="3">
+      <w:isLgl w:val="false"/>
+      <w:lvlJc w:val="left"/>
+      <w:lvlText w:val="·"/>
+      <w:numFmt w:val="bullet"/>
+      <w:pPr>
+        <w:pBdr/>
+        <w:spacing/>
+        <w:ind w:hanging="360" w:left="2880"/>
+      </w:pPr>
+      <w:rPr>
+        <w:rFonts w:hint="default" w:ascii="Symbol" w:hAnsi="Symbol" w:eastAsia="Symbol" w:cs="Symbol"/>
+      </w:rPr>
+      <w:start w:val="1"/>
+      <w:suff w:val="tab"/>
+    </w:lvl>
+    <w:lvl w:ilvl="4">
+      <w:isLgl w:val="false"/>
+      <w:lvlJc w:val="left"/>
+      <w:lvlText w:val="o"/>
+      <w:numFmt w:val="bullet"/>
+      <w:pPr>
+        <w:pBdr/>
+        <w:spacing/>
+        <w:ind w:hanging="360" w:left="3600"/>
+      </w:pPr>
+      <w:rPr>
+        <w:rFonts w:hint="default" w:ascii="Courier New" w:hAnsi="Courier New" w:eastAsia="Courier New" w:cs="Courier New"/>
+      </w:rPr>
+      <w:start w:val="1"/>
+      <w:suff w:val="tab"/>
+    </w:lvl>
+    <w:lvl w:ilvl="5">
+      <w:isLgl w:val="false"/>
+      <w:lvlJc w:val="left"/>
+      <w:lvlText w:val="§"/>
+      <w:numFmt w:val="bullet"/>
+      <w:pPr>
+        <w:pBdr/>
+        <w:spacing/>
+        <w:ind w:hanging="360" w:left="4320"/>
+      </w:pPr>
+      <w:rPr>
+        <w:rFonts w:hint="default" w:ascii="Wingdings" w:hAnsi="Wingdings" w:eastAsia="Wingdings" w:cs="Wingdings"/>
+      </w:rPr>
+      <w:start w:val="1"/>
+      <w:suff w:val="tab"/>
+    </w:lvl>
+    <w:lvl w:ilvl="6">
+      <w:isLgl w:val="false"/>
+      <w:lvlJc w:val="left"/>
+      <w:lvlText w:val="·"/>
+      <w:numFmt w:val="bullet"/>
+      <w:pPr>
+        <w:pBdr/>
+        <w:spacing/>
+        <w:ind w:hanging="360" w:left="5040"/>
+      </w:pPr>
+      <w:rPr>
+        <w:rFonts w:hint="default" w:ascii="Symbol" w:hAnsi="Symbol" w:eastAsia="Symbol" w:cs="Symbol"/>
+      </w:rPr>
+      <w:start w:val="1"/>
+      <w:suff w:val="tab"/>
+    </w:lvl>
+    <w:lvl w:ilvl="7">
+      <w:isLgl w:val="false"/>
+      <w:lvlJc w:val="left"/>
+      <w:lvlText w:val="o"/>
+      <w:numFmt w:val="bullet"/>
+      <w:pPr>
+        <w:pBdr/>
+        <w:spacing/>
+        <w:ind w:hanging="360" w:left="5760"/>
+      </w:pPr>
+      <w:rPr>
+        <w:rFonts w:hint="default" w:ascii="Courier New" w:hAnsi="Courier New" w:eastAsia="Courier New" w:cs="Courier New"/>
+      </w:rPr>
+      <w:start w:val="1"/>
+      <w:suff w:val="tab"/>
+    </w:lvl>
+    <w:lvl w:ilvl="8">
+      <w:isLgl w:val="false"/>
+      <w:lvlJc w:val="left"/>
+      <w:lvlText w:val="§"/>
+      <w:numFmt w:val="bullet"/>
+      <w:pPr>
+        <w:pBdr/>
+        <w:spacing/>
+        <w:ind w:hanging="360" w:left="6480"/>
+      </w:pPr>
+      <w:rPr>
+        <w:rFonts w:hint="default" w:ascii="Wingdings" w:hAnsi="Wingdings" w:eastAsia="Wingdings" w:cs="Wingdings"/>
+      </w:rPr>
+      <w:start w:val="1"/>
+      <w:suff w:val="tab"/>
+    </w:lvl>
+  </w:abstractNum>
+  <w:abstractNum w:abstractNumId="41">
+    <w:lvl w:ilvl="0">
+      <w:isLgl w:val="false"/>
+      <w:lvlJc w:val="left"/>
+      <w:lvlText w:val="·"/>
+      <w:numFmt w:val="bullet"/>
+      <w:pPr>
+        <w:pBdr/>
+        <w:spacing/>
+        <w:ind w:hanging="360" w:left="720"/>
+      </w:pPr>
+      <w:rPr>
+        <w:rFonts w:hint="default" w:ascii="Symbol" w:hAnsi="Symbol" w:eastAsia="Symbol" w:cs="Symbol"/>
+      </w:rPr>
+      <w:start w:val="1"/>
+      <w:suff w:val="tab"/>
+    </w:lvl>
+    <w:lvl w:ilvl="1">
+      <w:isLgl w:val="false"/>
+      <w:lvlJc w:val="left"/>
+      <w:lvlText w:val="o"/>
+      <w:numFmt w:val="bullet"/>
+      <w:pPr>
+        <w:pBdr/>
+        <w:spacing/>
+        <w:ind w:hanging="360" w:left="1440"/>
+      </w:pPr>
+      <w:rPr>
+        <w:rFonts w:hint="default" w:ascii="Courier New" w:hAnsi="Courier New" w:eastAsia="Courier New" w:cs="Courier New"/>
+      </w:rPr>
+      <w:start w:val="1"/>
+      <w:suff w:val="tab"/>
+    </w:lvl>
+    <w:lvl w:ilvl="2">
+      <w:isLgl w:val="false"/>
+      <w:lvlJc w:val="left"/>
+      <w:lvlText w:val="§"/>
+      <w:numFmt w:val="bullet"/>
+      <w:pPr>
+        <w:pBdr/>
+        <w:spacing/>
+        <w:ind w:hanging="360" w:left="2160"/>
+      </w:pPr>
+      <w:rPr>
+        <w:rFonts w:hint="default" w:ascii="Wingdings" w:hAnsi="Wingdings" w:eastAsia="Wingdings" w:cs="Wingdings"/>
+      </w:rPr>
+      <w:start w:val="1"/>
+      <w:suff w:val="tab"/>
+    </w:lvl>
+    <w:lvl w:ilvl="3">
+      <w:isLgl w:val="false"/>
+      <w:lvlJc w:val="left"/>
+      <w:lvlText w:val="·"/>
+      <w:numFmt w:val="bullet"/>
+      <w:pPr>
+        <w:pBdr/>
+        <w:spacing/>
+        <w:ind w:hanging="360" w:left="2880"/>
+      </w:pPr>
+      <w:rPr>
+        <w:rFonts w:hint="default" w:ascii="Symbol" w:hAnsi="Symbol" w:eastAsia="Symbol" w:cs="Symbol"/>
+      </w:rPr>
+      <w:start w:val="1"/>
+      <w:suff w:val="tab"/>
+    </w:lvl>
+    <w:lvl w:ilvl="4">
+      <w:isLgl w:val="false"/>
+      <w:lvlJc w:val="left"/>
+      <w:lvlText w:val="o"/>
+      <w:numFmt w:val="bullet"/>
+      <w:pPr>
+        <w:pBdr/>
+        <w:spacing/>
+        <w:ind w:hanging="360" w:left="3600"/>
+      </w:pPr>
+      <w:rPr>
+        <w:rFonts w:hint="default" w:ascii="Courier New" w:hAnsi="Courier New" w:eastAsia="Courier New" w:cs="Courier New"/>
+      </w:rPr>
+      <w:start w:val="1"/>
+      <w:suff w:val="tab"/>
+    </w:lvl>
+    <w:lvl w:ilvl="5">
+      <w:isLgl w:val="false"/>
+      <w:lvlJc w:val="left"/>
+      <w:lvlText w:val="§"/>
+      <w:numFmt w:val="bullet"/>
+      <w:pPr>
+        <w:pBdr/>
+        <w:spacing/>
+        <w:ind w:hanging="360" w:left="4320"/>
+      </w:pPr>
+      <w:rPr>
+        <w:rFonts w:hint="default" w:ascii="Wingdings" w:hAnsi="Wingdings" w:eastAsia="Wingdings" w:cs="Wingdings"/>
+      </w:rPr>
+      <w:start w:val="1"/>
+      <w:suff w:val="tab"/>
+    </w:lvl>
+    <w:lvl w:ilvl="6">
+      <w:isLgl w:val="false"/>
+      <w:lvlJc w:val="left"/>
+      <w:lvlText w:val="·"/>
+      <w:numFmt w:val="bullet"/>
+      <w:pPr>
+        <w:pBdr/>
+        <w:spacing/>
+        <w:ind w:hanging="360" w:left="5040"/>
+      </w:pPr>
+      <w:rPr>
+        <w:rFonts w:hint="default" w:ascii="Symbol" w:hAnsi="Symbol" w:eastAsia="Symbol" w:cs="Symbol"/>
+      </w:rPr>
+      <w:start w:val="1"/>
+      <w:suff w:val="tab"/>
+    </w:lvl>
+    <w:lvl w:ilvl="7">
+      <w:isLgl w:val="false"/>
+      <w:lvlJc w:val="left"/>
+      <w:lvlText w:val="o"/>
+      <w:numFmt w:val="bullet"/>
+      <w:pPr>
+        <w:pBdr/>
+        <w:spacing/>
+        <w:ind w:hanging="360" w:left="5760"/>
+      </w:pPr>
+      <w:rPr>
+        <w:rFonts w:hint="default" w:ascii="Courier New" w:hAnsi="Courier New" w:eastAsia="Courier New" w:cs="Courier New"/>
+      </w:rPr>
+      <w:start w:val="1"/>
+      <w:suff w:val="tab"/>
+    </w:lvl>
+    <w:lvl w:ilvl="8">
+      <w:isLgl w:val="false"/>
+      <w:lvlJc w:val="left"/>
+      <w:lvlText w:val="§"/>
+      <w:numFmt w:val="bullet"/>
+      <w:pPr>
+        <w:pBdr/>
+        <w:spacing/>
+        <w:ind w:hanging="360" w:left="6480"/>
+      </w:pPr>
+      <w:rPr>
+        <w:rFonts w:hint="default" w:ascii="Wingdings" w:hAnsi="Wingdings" w:eastAsia="Wingdings" w:cs="Wingdings"/>
+      </w:rPr>
+      <w:start w:val="1"/>
+      <w:suff w:val="tab"/>
+    </w:lvl>
+  </w:abstractNum>
+  <w:abstractNum w:abstractNumId="42">
+    <w:lvl w:ilvl="0">
+      <w:isLgl w:val="false"/>
+      <w:lvlJc w:val="left"/>
+      <w:lvlText w:val="·"/>
+      <w:numFmt w:val="bullet"/>
+      <w:pPr>
+        <w:pBdr/>
+        <w:spacing/>
+        <w:ind w:hanging="360" w:left="709"/>
+      </w:pPr>
+      <w:rPr>
+        <w:rFonts w:hint="default" w:ascii="Symbol" w:hAnsi="Symbol" w:eastAsia="Symbol" w:cs="Symbol"/>
+      </w:rPr>
+      <w:start w:val="1"/>
+      <w:suff w:val="tab"/>
+    </w:lvl>
+    <w:lvl w:ilvl="1">
+      <w:isLgl w:val="false"/>
+      <w:lvlJc w:val="left"/>
+      <w:lvlText w:val="o"/>
+      <w:numFmt w:val="bullet"/>
+      <w:pPr>
+        <w:pBdr/>
+        <w:spacing/>
+        <w:ind w:hanging="360" w:left="1429"/>
+      </w:pPr>
+      <w:rPr>
+        <w:rFonts w:hint="default" w:ascii="Courier New" w:hAnsi="Courier New" w:eastAsia="Courier New" w:cs="Courier New"/>
+      </w:rPr>
+      <w:start w:val="1"/>
+      <w:suff w:val="tab"/>
+    </w:lvl>
+    <w:lvl w:ilvl="2">
+      <w:isLgl w:val="false"/>
+      <w:lvlJc w:val="left"/>
+      <w:lvlText w:val="§"/>
+      <w:numFmt w:val="bullet"/>
+      <w:pPr>
+        <w:pBdr/>
+        <w:spacing/>
+        <w:ind w:hanging="360" w:left="2149"/>
+      </w:pPr>
+      <w:rPr>
+        <w:rFonts w:hint="default" w:ascii="Wingdings" w:hAnsi="Wingdings" w:eastAsia="Wingdings" w:cs="Wingdings"/>
+      </w:rPr>
+      <w:start w:val="1"/>
+      <w:suff w:val="tab"/>
+    </w:lvl>
+    <w:lvl w:ilvl="3">
+      <w:isLgl w:val="false"/>
+      <w:lvlJc w:val="left"/>
+      <w:lvlText w:val="·"/>
+      <w:numFmt w:val="bullet"/>
+      <w:pPr>
+        <w:pBdr/>
+        <w:spacing/>
+        <w:ind w:hanging="360" w:left="2869"/>
+      </w:pPr>
+      <w:rPr>
+        <w:rFonts w:hint="default" w:ascii="Symbol" w:hAnsi="Symbol" w:eastAsia="Symbol" w:cs="Symbol"/>
+      </w:rPr>
+      <w:start w:val="1"/>
+      <w:suff w:val="tab"/>
+    </w:lvl>
+    <w:lvl w:ilvl="4">
+      <w:isLgl w:val="false"/>
+      <w:lvlJc w:val="left"/>
+      <w:lvlText w:val="o"/>
+      <w:numFmt w:val="bullet"/>
+      <w:pPr>
+        <w:pBdr/>
+        <w:spacing/>
+        <w:ind w:hanging="360" w:left="3589"/>
+      </w:pPr>
+      <w:rPr>
+        <w:rFonts w:hint="default" w:ascii="Courier New" w:hAnsi="Courier New" w:eastAsia="Courier New" w:cs="Courier New"/>
+      </w:rPr>
+      <w:start w:val="1"/>
+      <w:suff w:val="tab"/>
+    </w:lvl>
+    <w:lvl w:ilvl="5">
+      <w:isLgl w:val="false"/>
+      <w:lvlJc w:val="left"/>
+      <w:lvlText w:val="§"/>
+      <w:numFmt w:val="bullet"/>
+      <w:pPr>
+        <w:pBdr/>
+        <w:spacing/>
+        <w:ind w:hanging="360" w:left="4309"/>
+      </w:pPr>
+      <w:rPr>
+        <w:rFonts w:hint="default" w:ascii="Wingdings" w:hAnsi="Wingdings" w:eastAsia="Wingdings" w:cs="Wingdings"/>
+      </w:rPr>
+      <w:start w:val="1"/>
+      <w:suff w:val="tab"/>
+    </w:lvl>
+    <w:lvl w:ilvl="6">
+      <w:isLgl w:val="false"/>
+      <w:lvlJc w:val="left"/>
+      <w:lvlText w:val="·"/>
+      <w:numFmt w:val="bullet"/>
+      <w:pPr>
+        <w:pBdr/>
+        <w:spacing/>
+        <w:ind w:hanging="360" w:left="5029"/>
+      </w:pPr>
+      <w:rPr>
+        <w:rFonts w:hint="default" w:ascii="Symbol" w:hAnsi="Symbol" w:eastAsia="Symbol" w:cs="Symbol"/>
+      </w:rPr>
+      <w:start w:val="1"/>
+      <w:suff w:val="tab"/>
+    </w:lvl>
+    <w:lvl w:ilvl="7">
+      <w:isLgl w:val="false"/>
+      <w:lvlJc w:val="left"/>
+      <w:lvlText w:val="o"/>
+      <w:numFmt w:val="bullet"/>
+      <w:pPr>
+        <w:pBdr/>
+        <w:spacing/>
+        <w:ind w:hanging="360" w:left="5749"/>
+      </w:pPr>
+      <w:rPr>
+        <w:rFonts w:hint="default" w:ascii="Courier New" w:hAnsi="Courier New" w:eastAsia="Courier New" w:cs="Courier New"/>
+      </w:rPr>
+      <w:start w:val="1"/>
+      <w:suff w:val="tab"/>
+    </w:lvl>
+    <w:lvl w:ilvl="8">
+      <w:isLgl w:val="false"/>
+      <w:lvlJc w:val="left"/>
+      <w:lvlText w:val="§"/>
+      <w:numFmt w:val="bullet"/>
+      <w:pPr>
+        <w:pBdr/>
+        <w:spacing/>
+        <w:ind w:hanging="360" w:left="6469"/>
+      </w:pPr>
+      <w:rPr>
+        <w:rFonts w:hint="default" w:ascii="Wingdings" w:hAnsi="Wingdings" w:eastAsia="Wingdings" w:cs="Wingdings"/>
+      </w:rPr>
+      <w:start w:val="1"/>
+      <w:suff w:val="tab"/>
+    </w:lvl>
+  </w:abstractNum>
+  <w:abstractNum w:abstractNumId="43">
+    <w:lvl w:ilvl="0">
+      <w:isLgl w:val="false"/>
+      <w:lvlJc w:val="left"/>
+      <w:lvlText w:val="·"/>
+      <w:numFmt w:val="bullet"/>
+      <w:pPr>
+        <w:pBdr/>
+        <w:spacing/>
+        <w:ind w:hanging="360" w:left="709"/>
+      </w:pPr>
+      <w:rPr>
+        <w:rFonts w:hint="default" w:ascii="Symbol" w:hAnsi="Symbol" w:eastAsia="Symbol" w:cs="Symbol"/>
+      </w:rPr>
+      <w:start w:val="1"/>
+      <w:suff w:val="tab"/>
+    </w:lvl>
+    <w:lvl w:ilvl="1">
+      <w:isLgl w:val="false"/>
+      <w:lvlJc w:val="left"/>
+      <w:lvlText w:val="o"/>
+      <w:numFmt w:val="bullet"/>
+      <w:pPr>
+        <w:pBdr/>
+        <w:spacing/>
+        <w:ind w:hanging="360" w:left="1429"/>
+      </w:pPr>
+      <w:rPr>
+        <w:rFonts w:hint="default" w:ascii="Courier New" w:hAnsi="Courier New" w:eastAsia="Courier New" w:cs="Courier New"/>
+      </w:rPr>
+      <w:start w:val="1"/>
+      <w:suff w:val="tab"/>
+    </w:lvl>
+    <w:lvl w:ilvl="2">
+      <w:isLgl w:val="false"/>
+      <w:lvlJc w:val="left"/>
+      <w:lvlText w:val="§"/>
+      <w:numFmt w:val="bullet"/>
+      <w:pPr>
+        <w:pBdr/>
+        <w:spacing/>
+        <w:ind w:hanging="360" w:left="2149"/>
+      </w:pPr>
+      <w:rPr>
+        <w:rFonts w:hint="default" w:ascii="Wingdings" w:hAnsi="Wingdings" w:eastAsia="Wingdings" w:cs="Wingdings"/>
+      </w:rPr>
+      <w:start w:val="1"/>
+      <w:suff w:val="tab"/>
+    </w:lvl>
+    <w:lvl w:ilvl="3">
+      <w:isLgl w:val="false"/>
+      <w:lvlJc w:val="left"/>
+      <w:lvlText w:val="·"/>
+      <w:numFmt w:val="bullet"/>
+      <w:pPr>
+        <w:pBdr/>
+        <w:spacing/>
+        <w:ind w:hanging="360" w:left="2869"/>
+      </w:pPr>
+      <w:rPr>
+        <w:rFonts w:hint="default" w:ascii="Symbol" w:hAnsi="Symbol" w:eastAsia="Symbol" w:cs="Symbol"/>
+      </w:rPr>
+      <w:start w:val="1"/>
+      <w:suff w:val="tab"/>
+    </w:lvl>
+    <w:lvl w:ilvl="4">
+      <w:isLgl w:val="false"/>
+      <w:lvlJc w:val="left"/>
+      <w:lvlText w:val="o"/>
+      <w:numFmt w:val="bullet"/>
+      <w:pPr>
+        <w:pBdr/>
+        <w:spacing/>
+        <w:ind w:hanging="360" w:left="3589"/>
+      </w:pPr>
+      <w:rPr>
+        <w:rFonts w:hint="default" w:ascii="Courier New" w:hAnsi="Courier New" w:eastAsia="Courier New" w:cs="Courier New"/>
+      </w:rPr>
+      <w:start w:val="1"/>
+      <w:suff w:val="tab"/>
+    </w:lvl>
+    <w:lvl w:ilvl="5">
+      <w:isLgl w:val="false"/>
+      <w:lvlJc w:val="left"/>
+      <w:lvlText w:val="§"/>
+      <w:numFmt w:val="bullet"/>
+      <w:pPr>
+        <w:pBdr/>
+        <w:spacing/>
+        <w:ind w:hanging="360" w:left="4309"/>
+      </w:pPr>
+      <w:rPr>
+        <w:rFonts w:hint="default" w:ascii="Wingdings" w:hAnsi="Wingdings" w:eastAsia="Wingdings" w:cs="Wingdings"/>
+      </w:rPr>
+      <w:start w:val="1"/>
+      <w:suff w:val="tab"/>
+    </w:lvl>
+    <w:lvl w:ilvl="6">
+      <w:isLgl w:val="false"/>
+      <w:lvlJc w:val="left"/>
+      <w:lvlText w:val="·"/>
+      <w:numFmt w:val="bullet"/>
+      <w:pPr>
+        <w:pBdr/>
+        <w:spacing/>
+        <w:ind w:hanging="360" w:left="5029"/>
+      </w:pPr>
+      <w:rPr>
+        <w:rFonts w:hint="default" w:ascii="Symbol" w:hAnsi="Symbol" w:eastAsia="Symbol" w:cs="Symbol"/>
+      </w:rPr>
+      <w:start w:val="1"/>
+      <w:suff w:val="tab"/>
+    </w:lvl>
+    <w:lvl w:ilvl="7">
+      <w:isLgl w:val="false"/>
+      <w:lvlJc w:val="left"/>
+      <w:lvlText w:val="o"/>
+      <w:numFmt w:val="bullet"/>
+      <w:pPr>
+        <w:pBdr/>
+        <w:spacing/>
+        <w:ind w:hanging="360" w:left="5749"/>
+      </w:pPr>
+      <w:rPr>
+        <w:rFonts w:hint="default" w:ascii="Courier New" w:hAnsi="Courier New" w:eastAsia="Courier New" w:cs="Courier New"/>
+      </w:rPr>
+      <w:start w:val="1"/>
+      <w:suff w:val="tab"/>
+    </w:lvl>
+    <w:lvl w:ilvl="8">
+      <w:isLgl w:val="false"/>
+      <w:lvlJc w:val="left"/>
+      <w:lvlText w:val="§"/>
+      <w:numFmt w:val="bullet"/>
+      <w:pPr>
+        <w:pBdr/>
+        <w:spacing/>
+        <w:ind w:hanging="360" w:left="6469"/>
+      </w:pPr>
+      <w:rPr>
+        <w:rFonts w:hint="default" w:ascii="Wingdings" w:hAnsi="Wingdings" w:eastAsia="Wingdings" w:cs="Wingdings"/>
+      </w:rPr>
+      <w:start w:val="1"/>
+      <w:suff w:val="tab"/>
+    </w:lvl>
+  </w:abstractNum>
+  <w:abstractNum w:abstractNumId="44">
+    <w:lvl w:ilvl="0">
+      <w:isLgl w:val="false"/>
+      <w:lvlJc w:val="left"/>
+      <w:lvlText w:val="·"/>
+      <w:numFmt w:val="bullet"/>
+      <w:pPr>
+        <w:pBdr/>
+        <w:spacing/>
+        <w:ind w:hanging="360" w:left="709"/>
+      </w:pPr>
+      <w:rPr>
+        <w:rFonts w:hint="default" w:ascii="Symbol" w:hAnsi="Symbol" w:eastAsia="Symbol" w:cs="Symbol"/>
+      </w:rPr>
+      <w:start w:val="1"/>
+      <w:suff w:val="tab"/>
+    </w:lvl>
+    <w:lvl w:ilvl="1">
+      <w:isLgl w:val="false"/>
+      <w:lvlJc w:val="left"/>
+      <w:lvlText w:val="o"/>
+      <w:numFmt w:val="bullet"/>
+      <w:pPr>
+        <w:pBdr/>
+        <w:spacing/>
+        <w:ind w:hanging="360" w:left="1429"/>
+      </w:pPr>
+      <w:rPr>
+        <w:rFonts w:hint="default" w:ascii="Courier New" w:hAnsi="Courier New" w:eastAsia="Courier New" w:cs="Courier New"/>
+      </w:rPr>
+      <w:start w:val="1"/>
+      <w:suff w:val="tab"/>
+    </w:lvl>
+    <w:lvl w:ilvl="2">
+      <w:isLgl w:val="false"/>
+      <w:lvlJc w:val="left"/>
+      <w:lvlText w:val="§"/>
+      <w:numFmt w:val="bullet"/>
+      <w:pPr>
+        <w:pBdr/>
+        <w:spacing/>
+        <w:ind w:hanging="360" w:left="2149"/>
+      </w:pPr>
+      <w:rPr>
+        <w:rFonts w:hint="default" w:ascii="Wingdings" w:hAnsi="Wingdings" w:eastAsia="Wingdings" w:cs="Wingdings"/>
+      </w:rPr>
+      <w:start w:val="1"/>
+      <w:suff w:val="tab"/>
+    </w:lvl>
+    <w:lvl w:ilvl="3">
+      <w:isLgl w:val="false"/>
+      <w:lvlJc w:val="left"/>
+      <w:lvlText w:val="·"/>
+      <w:numFmt w:val="bullet"/>
+      <w:pPr>
+        <w:pBdr/>
+        <w:spacing/>
+        <w:ind w:hanging="360" w:left="2869"/>
+      </w:pPr>
+      <w:rPr>
+        <w:rFonts w:hint="default" w:ascii="Symbol" w:hAnsi="Symbol" w:eastAsia="Symbol" w:cs="Symbol"/>
+      </w:rPr>
+      <w:start w:val="1"/>
+      <w:suff w:val="tab"/>
+    </w:lvl>
+    <w:lvl w:ilvl="4">
+      <w:isLgl w:val="false"/>
+      <w:lvlJc w:val="left"/>
+      <w:lvlText w:val="o"/>
+      <w:numFmt w:val="bullet"/>
+      <w:pPr>
+        <w:pBdr/>
+        <w:spacing/>
+        <w:ind w:hanging="360" w:left="3589"/>
+      </w:pPr>
+      <w:rPr>
+        <w:rFonts w:hint="default" w:ascii="Courier New" w:hAnsi="Courier New" w:eastAsia="Courier New" w:cs="Courier New"/>
+      </w:rPr>
+      <w:start w:val="1"/>
+      <w:suff w:val="tab"/>
+    </w:lvl>
+    <w:lvl w:ilvl="5">
+      <w:isLgl w:val="false"/>
+      <w:lvlJc w:val="left"/>
+      <w:lvlText w:val="§"/>
+      <w:numFmt w:val="bullet"/>
+      <w:pPr>
+        <w:pBdr/>
+        <w:spacing/>
+        <w:ind w:hanging="360" w:left="4309"/>
+      </w:pPr>
+      <w:rPr>
+        <w:rFonts w:hint="default" w:ascii="Wingdings" w:hAnsi="Wingdings" w:eastAsia="Wingdings" w:cs="Wingdings"/>
+      </w:rPr>
+      <w:start w:val="1"/>
+      <w:suff w:val="tab"/>
+    </w:lvl>
+    <w:lvl w:ilvl="6">
+      <w:isLgl w:val="false"/>
+      <w:lvlJc w:val="left"/>
+      <w:lvlText w:val="·"/>
+      <w:numFmt w:val="bullet"/>
+      <w:pPr>
+        <w:pBdr/>
+        <w:spacing/>
+        <w:ind w:hanging="360" w:left="5029"/>
+      </w:pPr>
+      <w:rPr>
+        <w:rFonts w:hint="default" w:ascii="Symbol" w:hAnsi="Symbol" w:eastAsia="Symbol" w:cs="Symbol"/>
+      </w:rPr>
+      <w:start w:val="1"/>
+      <w:suff w:val="tab"/>
+    </w:lvl>
+    <w:lvl w:ilvl="7">
+      <w:isLgl w:val="false"/>
+      <w:lvlJc w:val="left"/>
+      <w:lvlText w:val="o"/>
+      <w:numFmt w:val="bullet"/>
+      <w:pPr>
+        <w:pBdr/>
+        <w:spacing/>
+        <w:ind w:hanging="360" w:left="5749"/>
+      </w:pPr>
+      <w:rPr>
+        <w:rFonts w:hint="default" w:ascii="Courier New" w:hAnsi="Courier New" w:eastAsia="Courier New" w:cs="Courier New"/>
+      </w:rPr>
+      <w:start w:val="1"/>
+      <w:suff w:val="tab"/>
+    </w:lvl>
+    <w:lvl w:ilvl="8">
+      <w:isLgl w:val="false"/>
+      <w:lvlJc w:val="left"/>
+      <w:lvlText w:val="§"/>
+      <w:numFmt w:val="bullet"/>
+      <w:pPr>
+        <w:pBdr/>
+        <w:spacing/>
+        <w:ind w:hanging="360" w:left="6469"/>
+      </w:pPr>
+      <w:rPr>
+        <w:rFonts w:hint="default" w:ascii="Wingdings" w:hAnsi="Wingdings" w:eastAsia="Wingdings" w:cs="Wingdings"/>
+      </w:rPr>
+      <w:start w:val="1"/>
+      <w:suff w:val="tab"/>
+    </w:lvl>
+  </w:abstractNum>
+  <w:abstractNum w:abstractNumId="45">
+    <w:lvl w:ilvl="0">
+      <w:isLgl w:val="false"/>
+      <w:lvlJc w:val="left"/>
+      <w:lvlText w:val="·"/>
+      <w:numFmt w:val="bullet"/>
+      <w:pPr>
+        <w:pBdr/>
+        <w:spacing/>
+        <w:ind w:hanging="360" w:left="709"/>
+      </w:pPr>
+      <w:rPr>
+        <w:rFonts w:hint="default" w:ascii="Symbol" w:hAnsi="Symbol" w:eastAsia="Symbol" w:cs="Symbol"/>
+      </w:rPr>
+      <w:start w:val="1"/>
+      <w:suff w:val="tab"/>
+    </w:lvl>
+    <w:lvl w:ilvl="1">
+      <w:isLgl w:val="false"/>
+      <w:lvlJc w:val="left"/>
+      <w:lvlText w:val="o"/>
+      <w:numFmt w:val="bullet"/>
+      <w:pPr>
+        <w:pBdr/>
+        <w:spacing/>
+        <w:ind w:hanging="360" w:left="1429"/>
+      </w:pPr>
+      <w:rPr>
+        <w:rFonts w:hint="default" w:ascii="Courier New" w:hAnsi="Courier New" w:eastAsia="Courier New" w:cs="Courier New"/>
+      </w:rPr>
+      <w:start w:val="1"/>
+      <w:suff w:val="tab"/>
+    </w:lvl>
+    <w:lvl w:ilvl="2">
+      <w:isLgl w:val="false"/>
+      <w:lvlJc w:val="left"/>
+      <w:lvlText w:val="§"/>
+      <w:numFmt w:val="bullet"/>
+      <w:pPr>
+        <w:pBdr/>
+        <w:spacing/>
+        <w:ind w:hanging="360" w:left="2149"/>
+      </w:pPr>
+      <w:rPr>
+        <w:rFonts w:hint="default" w:ascii="Wingdings" w:hAnsi="Wingdings" w:eastAsia="Wingdings" w:cs="Wingdings"/>
+      </w:rPr>
+      <w:start w:val="1"/>
+      <w:suff w:val="tab"/>
+    </w:lvl>
+    <w:lvl w:ilvl="3">
+      <w:isLgl w:val="false"/>
+      <w:lvlJc w:val="left"/>
+      <w:lvlText w:val="·"/>
+      <w:numFmt w:val="bullet"/>
+      <w:pPr>
+        <w:pBdr/>
+        <w:spacing/>
+        <w:ind w:hanging="360" w:left="2869"/>
+      </w:pPr>
+      <w:rPr>
+        <w:rFonts w:hint="default" w:ascii="Symbol" w:hAnsi="Symbol" w:eastAsia="Symbol" w:cs="Symbol"/>
+      </w:rPr>
+      <w:start w:val="1"/>
+      <w:suff w:val="tab"/>
+    </w:lvl>
+    <w:lvl w:ilvl="4">
+      <w:isLgl w:val="false"/>
+      <w:lvlJc w:val="left"/>
+      <w:lvlText w:val="o"/>
+      <w:numFmt w:val="bullet"/>
+      <w:pPr>
+        <w:pBdr/>
+        <w:spacing/>
+        <w:ind w:hanging="360" w:left="3589"/>
+      </w:pPr>
+      <w:rPr>
+        <w:rFonts w:hint="default" w:ascii="Courier New" w:hAnsi="Courier New" w:eastAsia="Courier New" w:cs="Courier New"/>
+      </w:rPr>
+      <w:start w:val="1"/>
+      <w:suff w:val="tab"/>
+    </w:lvl>
+    <w:lvl w:ilvl="5">
+      <w:isLgl w:val="false"/>
+      <w:lvlJc w:val="left"/>
+      <w:lvlText w:val="§"/>
+      <w:numFmt w:val="bullet"/>
+      <w:pPr>
+        <w:pBdr/>
+        <w:spacing/>
+        <w:ind w:hanging="360" w:left="4309"/>
+      </w:pPr>
+      <w:rPr>
+        <w:rFonts w:hint="default" w:ascii="Wingdings" w:hAnsi="Wingdings" w:eastAsia="Wingdings" w:cs="Wingdings"/>
+      </w:rPr>
+      <w:start w:val="1"/>
+      <w:suff w:val="tab"/>
+    </w:lvl>
+    <w:lvl w:ilvl="6">
+      <w:isLgl w:val="false"/>
+      <w:lvlJc w:val="left"/>
+      <w:lvlText w:val="·"/>
+      <w:numFmt w:val="bullet"/>
+      <w:pPr>
+        <w:pBdr/>
+        <w:spacing/>
+        <w:ind w:hanging="360" w:left="5029"/>
+      </w:pPr>
+      <w:rPr>
+        <w:rFonts w:hint="default" w:ascii="Symbol" w:hAnsi="Symbol" w:eastAsia="Symbol" w:cs="Symbol"/>
+      </w:rPr>
+      <w:start w:val="1"/>
+      <w:suff w:val="tab"/>
+    </w:lvl>
+    <w:lvl w:ilvl="7">
+      <w:isLgl w:val="false"/>
+      <w:lvlJc w:val="left"/>
+      <w:lvlText w:val="o"/>
+      <w:numFmt w:val="bullet"/>
+      <w:pPr>
+        <w:pBdr/>
+        <w:spacing/>
+        <w:ind w:hanging="360" w:left="5749"/>
+      </w:pPr>
+      <w:rPr>
+        <w:rFonts w:hint="default" w:ascii="Courier New" w:hAnsi="Courier New" w:eastAsia="Courier New" w:cs="Courier New"/>
+      </w:rPr>
+      <w:start w:val="1"/>
+      <w:suff w:val="tab"/>
+    </w:lvl>
+    <w:lvl w:ilvl="8">
+      <w:isLgl w:val="false"/>
+      <w:lvlJc w:val="left"/>
+      <w:lvlText w:val="§"/>
+      <w:numFmt w:val="bullet"/>
+      <w:pPr>
+        <w:pBdr/>
+        <w:spacing/>
+        <w:ind w:hanging="360" w:left="6469"/>
+      </w:pPr>
+      <w:rPr>
+        <w:rFonts w:hint="default" w:ascii="Wingdings" w:hAnsi="Wingdings" w:eastAsia="Wingdings" w:cs="Wingdings"/>
+      </w:rPr>
+      <w:start w:val="1"/>
+      <w:suff w:val="tab"/>
+    </w:lvl>
+  </w:abstractNum>
   <w:num w:numId="1">
     <w:abstractNumId w:val="0"/>
   </w:num>
@@ -5522,6 +11753,102 @@
   </w:num>
   <w:num w:numId="14">
     <w:abstractNumId w:val="13"/>
+  </w:num>
+  <w:num w:numId="15">
+    <w:abstractNumId w:val="14"/>
+  </w:num>
+  <w:num w:numId="16">
+    <w:abstractNumId w:val="15"/>
+  </w:num>
+  <w:num w:numId="17">
+    <w:abstractNumId w:val="16"/>
+  </w:num>
+  <w:num w:numId="18">
+    <w:abstractNumId w:val="17"/>
+  </w:num>
+  <w:num w:numId="19">
+    <w:abstractNumId w:val="18"/>
+  </w:num>
+  <w:num w:numId="20">
+    <w:abstractNumId w:val="19"/>
+  </w:num>
+  <w:num w:numId="21">
+    <w:abstractNumId w:val="20"/>
+  </w:num>
+  <w:num w:numId="22">
+    <w:abstractNumId w:val="21"/>
+  </w:num>
+  <w:num w:numId="23">
+    <w:abstractNumId w:val="22"/>
+  </w:num>
+  <w:num w:numId="24">
+    <w:abstractNumId w:val="23"/>
+  </w:num>
+  <w:num w:numId="25">
+    <w:abstractNumId w:val="24"/>
+  </w:num>
+  <w:num w:numId="26">
+    <w:abstractNumId w:val="25"/>
+  </w:num>
+  <w:num w:numId="27">
+    <w:abstractNumId w:val="26"/>
+  </w:num>
+  <w:num w:numId="28">
+    <w:abstractNumId w:val="27"/>
+  </w:num>
+  <w:num w:numId="29">
+    <w:abstractNumId w:val="28"/>
+  </w:num>
+  <w:num w:numId="30">
+    <w:abstractNumId w:val="29"/>
+  </w:num>
+  <w:num w:numId="31">
+    <w:abstractNumId w:val="30"/>
+  </w:num>
+  <w:num w:numId="32">
+    <w:abstractNumId w:val="31"/>
+  </w:num>
+  <w:num w:numId="33">
+    <w:abstractNumId w:val="32"/>
+  </w:num>
+  <w:num w:numId="34">
+    <w:abstractNumId w:val="33"/>
+  </w:num>
+  <w:num w:numId="35">
+    <w:abstractNumId w:val="34"/>
+  </w:num>
+  <w:num w:numId="36">
+    <w:abstractNumId w:val="35"/>
+  </w:num>
+  <w:num w:numId="37">
+    <w:abstractNumId w:val="36"/>
+  </w:num>
+  <w:num w:numId="38">
+    <w:abstractNumId w:val="37"/>
+  </w:num>
+  <w:num w:numId="39">
+    <w:abstractNumId w:val="38"/>
+  </w:num>
+  <w:num w:numId="40">
+    <w:abstractNumId w:val="39"/>
+  </w:num>
+  <w:num w:numId="41">
+    <w:abstractNumId w:val="40"/>
+  </w:num>
+  <w:num w:numId="42">
+    <w:abstractNumId w:val="41"/>
+  </w:num>
+  <w:num w:numId="43">
+    <w:abstractNumId w:val="42"/>
+  </w:num>
+  <w:num w:numId="44">
+    <w:abstractNumId w:val="43"/>
+  </w:num>
+  <w:num w:numId="45">
+    <w:abstractNumId w:val="44"/>
+  </w:num>
+  <w:num w:numId="46">
+    <w:abstractNumId w:val="45"/>
   </w:num>
 </w:numbering>
 </file>

--- a/API Design Document.docx
+++ b/API Design Document.docx
@@ -4,7 +4,7 @@
   <w:body>
     <w:p>
       <w:pPr>
-        <w:pStyle w:val="837"/>
+        <w:pStyle w:val="919"/>
         <w:pBdr/>
         <w:spacing/>
         <w:ind w:right="0" w:firstLine="0" w:left="0"/>
@@ -76,16 +76,15 @@
             <w:instrText xml:space="preserve">TOC \o "1-9" \h \t "Heading 1,1,Heading 2,2,Heading 3,3,Heading 4,4,Heading 5,5,Heading 6,6,Heading 7,7,Heading 8,8,Heading 9,9" </w:instrText>
             <w:fldChar w:fldCharType="separate"/>
           </w:r>
-          <w:r/>
           <w:hyperlink w:tooltip="#_Toc9" w:anchor="_Toc9" w:history="1">
             <w:r>
               <w:rPr>
-                <w:rStyle w:val="863"/>
+                <w:rStyle w:val="945"/>
               </w:rPr>
             </w:r>
             <w:r>
               <w:rPr>
-                <w:rStyle w:val="863"/>
+                <w:rStyle w:val="945"/>
                 <w:b/>
                 <w:bCs/>
               </w:rPr>
@@ -93,7 +92,7 @@
             </w:r>
             <w:r>
               <w:rPr>
-                <w:rStyle w:val="863"/>
+                <w:rStyle w:val="945"/>
                 <w:b/>
                 <w:bCs/>
                 <w:highlight w:val="none"/>
@@ -117,6 +116,13 @@
               <w:highlight w:val="none"/>
             </w:rPr>
           </w:r>
+          <w:r>
+            <w:rPr>
+              <w:b/>
+              <w:bCs/>
+              <w:highlight w:val="none"/>
+            </w:rPr>
+          </w:r>
         </w:p>
         <w:p>
           <w:pPr>
@@ -128,22 +134,23 @@
             <w:ind/>
             <w:rPr/>
           </w:pPr>
+          <w:r/>
           <w:hyperlink w:tooltip="#_Toc10" w:anchor="_Toc10" w:history="1">
             <w:r>
               <w:rPr>
-                <w:rStyle w:val="863"/>
+                <w:rStyle w:val="945"/>
               </w:rPr>
             </w:r>
             <w:r>
               <w:rPr>
-                <w:rStyle w:val="863"/>
+                <w:rStyle w:val="945"/>
                 <w:highlight w:val="none"/>
               </w:rPr>
               <w:t xml:space="preserve">Custom Types</w:t>
             </w:r>
             <w:r>
               <w:rPr>
-                <w:rStyle w:val="863"/>
+                <w:rStyle w:val="945"/>
               </w:rPr>
             </w:r>
             <w:r>
@@ -158,6 +165,7 @@
             </w:r>
           </w:hyperlink>
           <w:r/>
+          <w:r/>
         </w:p>
         <w:p>
           <w:pPr>
@@ -171,28 +179,29 @@
               <w:highlight w:val="none"/>
             </w:rPr>
           </w:pPr>
+          <w:r/>
           <w:hyperlink w:tooltip="#_Toc11" w:anchor="_Toc11" w:history="1">
             <w:r>
               <w:rPr>
-                <w:rStyle w:val="863"/>
+                <w:rStyle w:val="945"/>
               </w:rPr>
             </w:r>
             <w:r>
               <w:rPr>
-                <w:rStyle w:val="863"/>
+                <w:rStyle w:val="945"/>
               </w:rPr>
               <w:t xml:space="preserve">Model </w:t>
             </w:r>
             <w:r>
               <w:rPr>
-                <w:rStyle w:val="863"/>
+                <w:rStyle w:val="945"/>
                 <w:highlight w:val="none"/>
               </w:rPr>
               <w:t xml:space="preserve">Classes</w:t>
             </w:r>
             <w:r>
               <w:rPr>
-                <w:rStyle w:val="863"/>
+                <w:rStyle w:val="945"/>
                 <w:highlight w:val="none"/>
               </w:rPr>
             </w:r>
@@ -212,6 +221,11 @@
               <w:highlight w:val="none"/>
             </w:rPr>
           </w:r>
+          <w:r>
+            <w:rPr>
+              <w:highlight w:val="none"/>
+            </w:rPr>
+          </w:r>
         </w:p>
         <w:p>
           <w:pPr>
@@ -223,15 +237,16 @@
             <w:ind/>
             <w:rPr/>
           </w:pPr>
+          <w:r/>
           <w:hyperlink w:tooltip="#_Toc12" w:anchor="_Toc12" w:history="1">
             <w:r>
               <w:rPr>
-                <w:rStyle w:val="863"/>
+                <w:rStyle w:val="945"/>
               </w:rPr>
             </w:r>
             <w:r>
               <w:rPr>
-                <w:rStyle w:val="863"/>
+                <w:rStyle w:val="945"/>
                 <w:b w:val="0"/>
                 <w:bCs w:val="0"/>
                 <w:i w:val="0"/>
@@ -242,7 +257,7 @@
             </w:r>
             <w:r>
               <w:rPr>
-                <w:rStyle w:val="863"/>
+                <w:rStyle w:val="945"/>
                 <w:i/>
                 <w:iCs/>
                 <w:highlight w:val="none"/>
@@ -260,6 +275,7 @@
             </w:r>
           </w:hyperlink>
           <w:r/>
+          <w:r/>
         </w:p>
         <w:p>
           <w:pPr>
@@ -271,15 +287,16 @@
             <w:ind/>
             <w:rPr/>
           </w:pPr>
+          <w:r/>
           <w:hyperlink w:tooltip="#_Toc13" w:anchor="_Toc13" w:history="1">
             <w:r>
               <w:rPr>
-                <w:rStyle w:val="863"/>
+                <w:rStyle w:val="945"/>
               </w:rPr>
             </w:r>
             <w:r>
               <w:rPr>
-                <w:rStyle w:val="863"/>
+                <w:rStyle w:val="945"/>
                 <w:b/>
                 <w:bCs/>
               </w:rPr>
@@ -287,7 +304,7 @@
             </w:r>
             <w:r>
               <w:rPr>
-                <w:rStyle w:val="863"/>
+                <w:rStyle w:val="945"/>
               </w:rPr>
             </w:r>
             <w:r>
@@ -302,6 +319,7 @@
             </w:r>
           </w:hyperlink>
           <w:r/>
+          <w:r/>
         </w:p>
         <w:p>
           <w:pPr>
@@ -315,15 +333,16 @@
               <w:highlight w:val="none"/>
             </w:rPr>
           </w:pPr>
+          <w:r/>
           <w:hyperlink w:tooltip="#_Toc14" w:anchor="_Toc14" w:history="1">
             <w:r>
               <w:rPr>
-                <w:rStyle w:val="863"/>
+                <w:rStyle w:val="945"/>
               </w:rPr>
             </w:r>
             <w:r>
               <w:rPr>
-                <w:rStyle w:val="863"/>
+                <w:rStyle w:val="945"/>
                 <w:b/>
                 <w:bCs/>
               </w:rPr>
@@ -331,7 +350,7 @@
             </w:r>
             <w:r>
               <w:rPr>
-                <w:rStyle w:val="863"/>
+                <w:rStyle w:val="945"/>
               </w:rPr>
             </w:r>
             <w:r>
@@ -350,6 +369,11 @@
               <w:highlight w:val="none"/>
             </w:rPr>
           </w:r>
+          <w:r>
+            <w:rPr>
+              <w:highlight w:val="none"/>
+            </w:rPr>
+          </w:r>
         </w:p>
         <w:p>
           <w:pPr>
@@ -363,15 +387,16 @@
               <w:highlight w:val="none"/>
             </w:rPr>
           </w:pPr>
+          <w:r/>
           <w:hyperlink w:tooltip="#_Toc15" w:anchor="_Toc15" w:history="1">
             <w:r>
               <w:rPr>
-                <w:rStyle w:val="863"/>
+                <w:rStyle w:val="945"/>
               </w:rPr>
             </w:r>
             <w:r>
               <w:rPr>
-                <w:rStyle w:val="863"/>
+                <w:rStyle w:val="945"/>
                 <w:b/>
                 <w:bCs/>
               </w:rPr>
@@ -379,7 +404,7 @@
             </w:r>
             <w:r>
               <w:rPr>
-                <w:rStyle w:val="863"/>
+                <w:rStyle w:val="945"/>
                 <w:highlight w:val="none"/>
               </w:rPr>
             </w:r>
@@ -399,6 +424,11 @@
               <w:highlight w:val="none"/>
             </w:rPr>
           </w:r>
+          <w:r>
+            <w:rPr>
+              <w:highlight w:val="none"/>
+            </w:rPr>
+          </w:r>
         </w:p>
         <w:p>
           <w:pPr>
@@ -410,15 +440,16 @@
             <w:ind/>
             <w:rPr/>
           </w:pPr>
+          <w:r/>
           <w:hyperlink w:tooltip="#_Toc16" w:anchor="_Toc16" w:history="1">
             <w:r>
               <w:rPr>
-                <w:rStyle w:val="863"/>
+                <w:rStyle w:val="945"/>
               </w:rPr>
             </w:r>
             <w:r>
               <w:rPr>
-                <w:rStyle w:val="863"/>
+                <w:rStyle w:val="945"/>
                 <w:b/>
                 <w:bCs/>
               </w:rPr>
@@ -426,7 +457,7 @@
             </w:r>
             <w:r>
               <w:rPr>
-                <w:rStyle w:val="863"/>
+                <w:rStyle w:val="945"/>
               </w:rPr>
             </w:r>
             <w:r>
@@ -441,6 +472,7 @@
             </w:r>
           </w:hyperlink>
           <w:r/>
+          <w:r/>
         </w:p>
         <w:p>
           <w:pPr>
@@ -449,7 +481,6 @@
             <w:ind/>
             <w:rPr/>
           </w:pPr>
-          <w:r/>
           <w:r>
             <w:rPr>
               <w:b/>
@@ -461,7 +492,6 @@
             <w:fldChar w:fldCharType="end"/>
           </w:r>
           <w:r/>
-          <w:r/>
         </w:p>
       </w:sdtContent>
     </w:sdt>
@@ -480,7 +510,7 @@
     </w:p>
     <w:p>
       <w:pPr>
-        <w:pStyle w:val="818"/>
+        <w:pStyle w:val="900"/>
         <w:pBdr/>
         <w:spacing/>
         <w:ind/>
@@ -500,9 +530,15 @@
         </w:rPr>
         <w:t xml:space="preserve">Resource Model</w:t>
       </w:r>
-      <w:r/>
       <w:bookmarkEnd w:id="9"/>
-      <w:r/>
+      <w:r>
+        <w:rPr>
+          <w:b/>
+          <w:bCs/>
+          <w:highlight w:val="none"/>
+          <w:u w:val="single"/>
+        </w:rPr>
+      </w:r>
       <w:r>
         <w:rPr>
           <w:b/>
@@ -514,7 +550,7 @@
     </w:p>
     <w:p>
       <w:pPr>
-        <w:pStyle w:val="819"/>
+        <w:pStyle w:val="901"/>
         <w:pBdr/>
         <w:spacing/>
         <w:ind/>
@@ -523,21 +559,19 @@
       <w:r/>
       <w:bookmarkStart w:id="10" w:name="_Toc10"/>
       <w:r/>
-      <w:bookmarkStart w:id="8" w:name="_Toc8"/>
       <w:r>
         <w:rPr>
           <w:highlight w:val="none"/>
         </w:rPr>
         <w:t xml:space="preserve">Custom Types</w:t>
       </w:r>
-      <w:r/>
       <w:bookmarkEnd w:id="10"/>
       <w:r/>
       <w:r/>
     </w:p>
     <w:p>
       <w:pPr>
-        <w:pStyle w:val="871"/>
+        <w:pStyle w:val="953"/>
         <w:numPr>
           <w:ilvl w:val="0"/>
           <w:numId w:val="13"/>
@@ -558,10 +592,11 @@
           <w:highlight w:val="none"/>
         </w:rPr>
       </w:r>
+      <w:r/>
     </w:p>
     <w:p>
       <w:pPr>
-        <w:pStyle w:val="871"/>
+        <w:pStyle w:val="953"/>
         <w:numPr>
           <w:ilvl w:val="1"/>
           <w:numId w:val="13"/>
@@ -582,10 +617,11 @@
           <w:highlight w:val="none"/>
         </w:rPr>
       </w:r>
+      <w:r/>
     </w:p>
     <w:p>
       <w:pPr>
-        <w:pStyle w:val="871"/>
+        <w:pStyle w:val="953"/>
         <w:numPr>
           <w:ilvl w:val="1"/>
           <w:numId w:val="13"/>
@@ -606,10 +642,11 @@
           <w:highlight w:val="none"/>
         </w:rPr>
       </w:r>
+      <w:r/>
     </w:p>
     <w:p>
       <w:pPr>
-        <w:pStyle w:val="871"/>
+        <w:pStyle w:val="953"/>
         <w:numPr>
           <w:ilvl w:val="1"/>
           <w:numId w:val="13"/>
@@ -630,10 +667,11 @@
           <w:highlight w:val="none"/>
         </w:rPr>
       </w:r>
+      <w:r/>
     </w:p>
     <w:p>
       <w:pPr>
-        <w:pStyle w:val="871"/>
+        <w:pStyle w:val="953"/>
         <w:numPr>
           <w:ilvl w:val="1"/>
           <w:numId w:val="13"/>
@@ -654,10 +692,11 @@
           <w:highlight w:val="none"/>
         </w:rPr>
       </w:r>
+      <w:r/>
     </w:p>
     <w:p>
       <w:pPr>
-        <w:pStyle w:val="871"/>
+        <w:pStyle w:val="953"/>
         <w:numPr>
           <w:ilvl w:val="1"/>
           <w:numId w:val="13"/>
@@ -678,10 +717,11 @@
           <w:highlight w:val="none"/>
         </w:rPr>
       </w:r>
+      <w:r/>
     </w:p>
     <w:p>
       <w:pPr>
-        <w:pStyle w:val="871"/>
+        <w:pStyle w:val="953"/>
         <w:numPr>
           <w:ilvl w:val="1"/>
           <w:numId w:val="13"/>
@@ -702,10 +742,11 @@
           <w:highlight w:val="none"/>
         </w:rPr>
       </w:r>
+      <w:r/>
     </w:p>
     <w:p>
       <w:pPr>
-        <w:pStyle w:val="871"/>
+        <w:pStyle w:val="953"/>
         <w:numPr>
           <w:ilvl w:val="1"/>
           <w:numId w:val="13"/>
@@ -726,10 +767,11 @@
           <w:highlight w:val="none"/>
         </w:rPr>
       </w:r>
+      <w:r/>
     </w:p>
     <w:p>
       <w:pPr>
-        <w:pStyle w:val="871"/>
+        <w:pStyle w:val="953"/>
         <w:numPr>
           <w:ilvl w:val="1"/>
           <w:numId w:val="13"/>
@@ -750,10 +792,11 @@
           <w:highlight w:val="none"/>
         </w:rPr>
       </w:r>
+      <w:r/>
     </w:p>
     <w:p>
       <w:pPr>
-        <w:pStyle w:val="871"/>
+        <w:pStyle w:val="953"/>
         <w:numPr>
           <w:ilvl w:val="0"/>
           <w:numId w:val="13"/>
@@ -767,11 +810,10 @@
         <w:t xml:space="preserve">INVOICE_ADJUSTMENT</w:t>
       </w:r>
       <w:r/>
-      <w:r/>
     </w:p>
     <w:p>
       <w:pPr>
-        <w:pStyle w:val="871"/>
+        <w:pStyle w:val="953"/>
         <w:numPr>
           <w:ilvl w:val="1"/>
           <w:numId w:val="13"/>
@@ -788,11 +830,10 @@
         <w:t xml:space="preserve">NULL</w:t>
       </w:r>
       <w:r/>
-      <w:r/>
     </w:p>
     <w:p>
       <w:pPr>
-        <w:pStyle w:val="871"/>
+        <w:pStyle w:val="953"/>
         <w:numPr>
           <w:ilvl w:val="1"/>
           <w:numId w:val="13"/>
@@ -812,7 +853,7 @@
     </w:p>
     <w:p>
       <w:pPr>
-        <w:pStyle w:val="871"/>
+        <w:pStyle w:val="953"/>
         <w:numPr>
           <w:ilvl w:val="1"/>
           <w:numId w:val="13"/>
@@ -832,7 +873,7 @@
     </w:p>
     <w:p>
       <w:pPr>
-        <w:pStyle w:val="871"/>
+        <w:pStyle w:val="953"/>
         <w:numPr>
           <w:ilvl w:val="0"/>
           <w:numId w:val="7"/>
@@ -849,11 +890,10 @@
         <w:t xml:space="preserve">INVOICE_STATE</w:t>
       </w:r>
       <w:r/>
-      <w:r/>
     </w:p>
     <w:p>
       <w:pPr>
-        <w:pStyle w:val="871"/>
+        <w:pStyle w:val="953"/>
         <w:numPr>
           <w:ilvl w:val="1"/>
           <w:numId w:val="7"/>
@@ -870,11 +910,10 @@
         <w:t xml:space="preserve">NULL</w:t>
       </w:r>
       <w:r/>
-      <w:r/>
     </w:p>
     <w:p>
       <w:pPr>
-        <w:pStyle w:val="871"/>
+        <w:pStyle w:val="953"/>
         <w:numPr>
           <w:ilvl w:val="1"/>
           <w:numId w:val="7"/>
@@ -891,11 +930,10 @@
         <w:t xml:space="preserve">DRAFT</w:t>
       </w:r>
       <w:r/>
-      <w:r/>
     </w:p>
     <w:p>
       <w:pPr>
-        <w:pStyle w:val="871"/>
+        <w:pStyle w:val="953"/>
         <w:numPr>
           <w:ilvl w:val="1"/>
           <w:numId w:val="7"/>
@@ -912,11 +950,10 @@
         <w:t xml:space="preserve">APPROVED</w:t>
       </w:r>
       <w:r/>
-      <w:r/>
     </w:p>
     <w:p>
       <w:pPr>
-        <w:pStyle w:val="871"/>
+        <w:pStyle w:val="953"/>
         <w:numPr>
           <w:ilvl w:val="1"/>
           <w:numId w:val="7"/>
@@ -933,11 +970,10 @@
         <w:t xml:space="preserve">SENT</w:t>
       </w:r>
       <w:r/>
-      <w:r/>
     </w:p>
     <w:p>
       <w:pPr>
-        <w:pStyle w:val="871"/>
+        <w:pStyle w:val="953"/>
         <w:numPr>
           <w:ilvl w:val="1"/>
           <w:numId w:val="7"/>
@@ -952,13 +988,6 @@
           <w:highlight w:val="none"/>
         </w:rPr>
         <w:t xml:space="preserve">PAID</w:t>
-      </w:r>
-      <w:r/>
-      <w:r/>
-      <w:r>
-        <w:rPr>
-          <w:highlight w:val="none"/>
-        </w:rPr>
       </w:r>
       <w:r>
         <w:rPr>
@@ -969,7 +998,7 @@
     </w:p>
     <w:p>
       <w:pPr>
-        <w:pStyle w:val="871"/>
+        <w:pStyle w:val="953"/>
         <w:numPr>
           <w:ilvl w:val="0"/>
           <w:numId w:val="14"/>
@@ -983,11 +1012,10 @@
         <w:t xml:space="preserve">USER_ROLE</w:t>
       </w:r>
       <w:r/>
-      <w:r/>
     </w:p>
     <w:p>
       <w:pPr>
-        <w:pStyle w:val="871"/>
+        <w:pStyle w:val="953"/>
         <w:numPr>
           <w:ilvl w:val="1"/>
           <w:numId w:val="14"/>
@@ -1004,11 +1032,10 @@
         <w:t xml:space="preserve">NULL</w:t>
       </w:r>
       <w:r/>
-      <w:r/>
     </w:p>
     <w:p>
       <w:pPr>
-        <w:pStyle w:val="871"/>
+        <w:pStyle w:val="953"/>
         <w:numPr>
           <w:ilvl w:val="1"/>
           <w:numId w:val="14"/>
@@ -1025,11 +1052,10 @@
         <w:t xml:space="preserve">STAFF</w:t>
       </w:r>
       <w:r/>
-      <w:r/>
     </w:p>
     <w:p>
       <w:pPr>
-        <w:pStyle w:val="871"/>
+        <w:pStyle w:val="953"/>
         <w:numPr>
           <w:ilvl w:val="1"/>
           <w:numId w:val="14"/>
@@ -1044,13 +1070,6 @@
           <w:highlight w:val="none"/>
         </w:rPr>
         <w:t xml:space="preserve">MANAGER</w:t>
-      </w:r>
-      <w:r/>
-      <w:r/>
-      <w:r>
-        <w:rPr>
-          <w:highlight w:val="none"/>
-        </w:rPr>
       </w:r>
       <w:r>
         <w:rPr>
@@ -1061,7 +1080,7 @@
     </w:p>
     <w:p>
       <w:pPr>
-        <w:pStyle w:val="819"/>
+        <w:pStyle w:val="901"/>
         <w:pBdr/>
         <w:spacing/>
         <w:ind/>
@@ -1080,9 +1099,12 @@
         </w:rPr>
         <w:t xml:space="preserve">Classes</w:t>
       </w:r>
-      <w:r/>
       <w:bookmarkEnd w:id="11"/>
-      <w:r/>
+      <w:r>
+        <w:rPr>
+          <w:highlight w:val="none"/>
+        </w:rPr>
+      </w:r>
       <w:r>
         <w:rPr>
           <w:highlight w:val="none"/>
@@ -1091,7 +1113,7 @@
     </w:p>
     <w:p>
       <w:pPr>
-        <w:pStyle w:val="871"/>
+        <w:pStyle w:val="953"/>
         <w:numPr>
           <w:ilvl w:val="0"/>
           <w:numId w:val="1"/>
@@ -1117,10 +1139,16 @@
           <w:iCs w:val="0"/>
         </w:rPr>
       </w:r>
+      <w:r>
+        <w:rPr>
+          <w:bCs w:val="0"/>
+          <w:i w:val="0"/>
+        </w:rPr>
+      </w:r>
     </w:p>
     <w:p>
       <w:pPr>
-        <w:pStyle w:val="871"/>
+        <w:pStyle w:val="953"/>
         <w:numPr>
           <w:ilvl w:val="1"/>
           <w:numId w:val="1"/>
@@ -1153,19 +1181,18 @@
         <w:rPr>
           <w:i w:val="0"/>
           <w:iCs w:val="0"/>
-          <w:highlight w:val="none"/>
         </w:rPr>
       </w:r>
       <w:r>
         <w:rPr>
+          <w:bCs w:val="0"/>
           <w:i w:val="0"/>
-          <w:iCs w:val="0"/>
         </w:rPr>
       </w:r>
     </w:p>
     <w:p>
       <w:pPr>
-        <w:pStyle w:val="871"/>
+        <w:pStyle w:val="953"/>
         <w:numPr>
           <w:ilvl w:val="1"/>
           <w:numId w:val="1"/>
@@ -1196,22 +1223,21 @@
       </w:r>
       <w:r>
         <w:rPr>
-          <w:i w:val="0"/>
-          <w:iCs w:val="0"/>
-          <w:highlight w:val="none"/>
-        </w:rPr>
-      </w:r>
-      <w:r>
-        <w:rPr>
           <w:bCs/>
           <w:i w:val="0"/>
           <w:iCs w:val="0"/>
         </w:rPr>
       </w:r>
+      <w:r>
+        <w:rPr>
+          <w:bCs w:val="0"/>
+          <w:i w:val="0"/>
+        </w:rPr>
+      </w:r>
     </w:p>
     <w:p>
       <w:pPr>
-        <w:pStyle w:val="871"/>
+        <w:pStyle w:val="953"/>
         <w:numPr>
           <w:ilvl w:val="0"/>
           <w:numId w:val="1"/>
@@ -1236,19 +1262,18 @@
         <w:rPr>
           <w:i w:val="0"/>
           <w:iCs w:val="0"/>
-          <w:highlight w:val="none"/>
         </w:rPr>
       </w:r>
       <w:r>
         <w:rPr>
+          <w:bCs w:val="0"/>
           <w:i w:val="0"/>
-          <w:iCs w:val="0"/>
         </w:rPr>
       </w:r>
     </w:p>
     <w:p>
       <w:pPr>
-        <w:pStyle w:val="871"/>
+        <w:pStyle w:val="953"/>
         <w:numPr>
           <w:ilvl w:val="1"/>
           <w:numId w:val="1"/>
@@ -1291,10 +1316,16 @@
           <w:iCs w:val="0"/>
         </w:rPr>
       </w:r>
+      <w:r>
+        <w:rPr>
+          <w:bCs w:val="0"/>
+          <w:i w:val="0"/>
+        </w:rPr>
+      </w:r>
     </w:p>
     <w:p>
       <w:pPr>
-        <w:pStyle w:val="871"/>
+        <w:pStyle w:val="953"/>
         <w:numPr>
           <w:ilvl w:val="1"/>
           <w:numId w:val="1"/>
@@ -1321,10 +1352,16 @@
           <w:iCs w:val="0"/>
         </w:rPr>
       </w:r>
+      <w:r>
+        <w:rPr>
+          <w:bCs w:val="0"/>
+          <w:i w:val="0"/>
+        </w:rPr>
+      </w:r>
     </w:p>
     <w:p>
       <w:pPr>
-        <w:pStyle w:val="871"/>
+        <w:pStyle w:val="953"/>
         <w:numPr>
           <w:ilvl w:val="1"/>
           <w:numId w:val="1"/>
@@ -1352,10 +1389,16 @@
           <w:highlight w:val="none"/>
         </w:rPr>
       </w:r>
+      <w:r>
+        <w:rPr>
+          <w:bCs w:val="0"/>
+          <w:i w:val="0"/>
+        </w:rPr>
+      </w:r>
     </w:p>
     <w:p>
       <w:pPr>
-        <w:pStyle w:val="871"/>
+        <w:pStyle w:val="953"/>
         <w:numPr>
           <w:ilvl w:val="1"/>
           <w:numId w:val="1"/>
@@ -1388,19 +1431,18 @@
         <w:rPr>
           <w:i w:val="0"/>
           <w:iCs w:val="0"/>
-          <w:highlight w:val="none"/>
         </w:rPr>
       </w:r>
       <w:r>
         <w:rPr>
+          <w:bCs w:val="0"/>
           <w:i w:val="0"/>
-          <w:iCs w:val="0"/>
         </w:rPr>
       </w:r>
     </w:p>
     <w:p>
       <w:pPr>
-        <w:pStyle w:val="871"/>
+        <w:pStyle w:val="953"/>
         <w:numPr>
           <w:ilvl w:val="0"/>
           <w:numId w:val="11"/>
@@ -1429,14 +1471,14 @@
       </w:r>
       <w:r>
         <w:rPr>
+          <w:bCs w:val="0"/>
           <w:i w:val="0"/>
-          <w:iCs w:val="0"/>
         </w:rPr>
       </w:r>
     </w:p>
     <w:p>
       <w:pPr>
-        <w:pStyle w:val="871"/>
+        <w:pStyle w:val="953"/>
         <w:numPr>
           <w:ilvl w:val="1"/>
           <w:numId w:val="11"/>
@@ -1464,10 +1506,16 @@
           <w:highlight w:val="none"/>
         </w:rPr>
       </w:r>
+      <w:r>
+        <w:rPr>
+          <w:bCs w:val="0"/>
+          <w:i w:val="0"/>
+        </w:rPr>
+      </w:r>
     </w:p>
     <w:p>
       <w:pPr>
-        <w:pStyle w:val="871"/>
+        <w:pStyle w:val="953"/>
         <w:numPr>
           <w:ilvl w:val="1"/>
           <w:numId w:val="11"/>
@@ -1502,10 +1550,16 @@
           <w:iCs w:val="0"/>
         </w:rPr>
       </w:r>
+      <w:r>
+        <w:rPr>
+          <w:bCs w:val="0"/>
+          <w:i w:val="0"/>
+        </w:rPr>
+      </w:r>
     </w:p>
     <w:p>
       <w:pPr>
-        <w:pStyle w:val="871"/>
+        <w:pStyle w:val="953"/>
         <w:numPr>
           <w:ilvl w:val="1"/>
           <w:numId w:val="11"/>
@@ -1542,14 +1596,14 @@
       </w:r>
       <w:r>
         <w:rPr>
+          <w:bCs w:val="0"/>
           <w:i w:val="0"/>
-          <w:iCs w:val="0"/>
         </w:rPr>
       </w:r>
     </w:p>
     <w:p>
       <w:pPr>
-        <w:pStyle w:val="871"/>
+        <w:pStyle w:val="953"/>
         <w:numPr>
           <w:ilvl w:val="1"/>
           <w:numId w:val="11"/>
@@ -1582,19 +1636,18 @@
         <w:rPr>
           <w:i w:val="0"/>
           <w:iCs w:val="0"/>
-          <w:highlight w:val="none"/>
         </w:rPr>
       </w:r>
       <w:r>
         <w:rPr>
+          <w:bCs w:val="0"/>
           <w:i w:val="0"/>
-          <w:iCs w:val="0"/>
         </w:rPr>
       </w:r>
     </w:p>
     <w:p>
       <w:pPr>
-        <w:pStyle w:val="871"/>
+        <w:pStyle w:val="953"/>
         <w:numPr>
           <w:ilvl w:val="0"/>
           <w:numId w:val="11"/>
@@ -1622,10 +1675,16 @@
           <w:highlight w:val="none"/>
         </w:rPr>
       </w:r>
+      <w:r>
+        <w:rPr>
+          <w:bCs w:val="0"/>
+          <w:i w:val="0"/>
+        </w:rPr>
+      </w:r>
     </w:p>
     <w:p>
       <w:pPr>
-        <w:pStyle w:val="871"/>
+        <w:pStyle w:val="953"/>
         <w:numPr>
           <w:ilvl w:val="1"/>
           <w:numId w:val="11"/>
@@ -1653,10 +1712,16 @@
           <w:highlight w:val="none"/>
         </w:rPr>
       </w:r>
+      <w:r>
+        <w:rPr>
+          <w:bCs w:val="0"/>
+          <w:i w:val="0"/>
+        </w:rPr>
+      </w:r>
     </w:p>
     <w:p>
       <w:pPr>
-        <w:pStyle w:val="871"/>
+        <w:pStyle w:val="953"/>
         <w:numPr>
           <w:ilvl w:val="1"/>
           <w:numId w:val="11"/>
@@ -1684,10 +1749,16 @@
           <w:highlight w:val="none"/>
         </w:rPr>
       </w:r>
+      <w:r>
+        <w:rPr>
+          <w:bCs w:val="0"/>
+          <w:i w:val="0"/>
+        </w:rPr>
+      </w:r>
     </w:p>
     <w:p>
       <w:pPr>
-        <w:pStyle w:val="871"/>
+        <w:pStyle w:val="953"/>
         <w:numPr>
           <w:ilvl w:val="1"/>
           <w:numId w:val="11"/>
@@ -1715,10 +1786,16 @@
           <w:highlight w:val="none"/>
         </w:rPr>
       </w:r>
+      <w:r>
+        <w:rPr>
+          <w:bCs w:val="0"/>
+          <w:i w:val="0"/>
+        </w:rPr>
+      </w:r>
     </w:p>
     <w:p>
       <w:pPr>
-        <w:pStyle w:val="871"/>
+        <w:pStyle w:val="953"/>
         <w:numPr>
           <w:ilvl w:val="1"/>
           <w:numId w:val="11"/>
@@ -1746,10 +1823,16 @@
           <w:highlight w:val="none"/>
         </w:rPr>
       </w:r>
+      <w:r>
+        <w:rPr>
+          <w:bCs w:val="0"/>
+          <w:i w:val="0"/>
+        </w:rPr>
+      </w:r>
     </w:p>
     <w:p>
       <w:pPr>
-        <w:pStyle w:val="871"/>
+        <w:pStyle w:val="953"/>
         <w:numPr>
           <w:ilvl w:val="0"/>
           <w:numId w:val="10"/>
@@ -1778,14 +1861,14 @@
       </w:r>
       <w:r>
         <w:rPr>
+          <w:bCs w:val="0"/>
           <w:i w:val="0"/>
-          <w:iCs w:val="0"/>
         </w:rPr>
       </w:r>
     </w:p>
     <w:p>
       <w:pPr>
-        <w:pStyle w:val="871"/>
+        <w:pStyle w:val="953"/>
         <w:numPr>
           <w:ilvl w:val="1"/>
           <w:numId w:val="10"/>
@@ -1816,44 +1899,8 @@
       </w:r>
       <w:r>
         <w:rPr>
-          <w:bCs/>
+          <w:bCs w:val="0"/>
           <w:i w:val="0"/>
-          <w:iCs w:val="0"/>
-        </w:rPr>
-      </w:r>
-      <w:r>
-        <w:rPr>
-          <w:bCs/>
-          <w:i w:val="0"/>
-          <w:iCs w:val="0"/>
-        </w:rPr>
-      </w:r>
-      <w:r>
-        <w:rPr>
-          <w:i w:val="0"/>
-          <w:iCs w:val="0"/>
-          <w:highlight w:val="none"/>
-        </w:rPr>
-      </w:r>
-      <w:r>
-        <w:rPr>
-          <w:i w:val="0"/>
-          <w:iCs w:val="0"/>
-          <w:highlight w:val="none"/>
-        </w:rPr>
-      </w:r>
-      <w:r>
-        <w:rPr>
-          <w:bCs/>
-          <w:i w:val="0"/>
-          <w:iCs w:val="0"/>
-        </w:rPr>
-      </w:r>
-      <w:r>
-        <w:rPr>
-          <w:bCs/>
-          <w:i w:val="0"/>
-          <w:iCs w:val="0"/>
         </w:rPr>
       </w:r>
       <w:r>
@@ -1865,7 +1912,7 @@
     </w:p>
     <w:p>
       <w:pPr>
-        <w:pStyle w:val="871"/>
+        <w:pStyle w:val="953"/>
         <w:numPr>
           <w:ilvl w:val="1"/>
           <w:numId w:val="10"/>
@@ -1896,22 +1943,21 @@
       </w:r>
       <w:r>
         <w:rPr>
-          <w:i w:val="0"/>
-          <w:iCs w:val="0"/>
-          <w:highlight w:val="none"/>
-        </w:rPr>
-      </w:r>
-      <w:r>
-        <w:rPr>
           <w:bCs/>
           <w:i w:val="0"/>
           <w:iCs w:val="0"/>
         </w:rPr>
       </w:r>
+      <w:r>
+        <w:rPr>
+          <w:bCs w:val="0"/>
+          <w:i w:val="0"/>
+        </w:rPr>
+      </w:r>
     </w:p>
     <w:p>
       <w:pPr>
-        <w:pStyle w:val="871"/>
+        <w:pStyle w:val="953"/>
         <w:numPr>
           <w:ilvl w:val="1"/>
           <w:numId w:val="10"/>
@@ -1948,7 +1994,6 @@
         </w:rPr>
         <w:t xml:space="preserve">(Client)</w:t>
       </w:r>
-      <w:r/>
       <w:r>
         <w:rPr>
           <w:i w:val="0"/>
@@ -1958,15 +2003,14 @@
       </w:r>
       <w:r>
         <w:rPr>
+          <w:bCs w:val="0"/>
           <w:i w:val="0"/>
-          <w:iCs w:val="0"/>
-          <w:highlight w:val="none"/>
         </w:rPr>
       </w:r>
     </w:p>
     <w:p>
       <w:pPr>
-        <w:pStyle w:val="871"/>
+        <w:pStyle w:val="953"/>
         <w:numPr>
           <w:ilvl w:val="0"/>
           <w:numId w:val="8"/>
@@ -1995,14 +2039,14 @@
       </w:r>
       <w:r>
         <w:rPr>
+          <w:bCs w:val="0"/>
           <w:i w:val="0"/>
-          <w:iCs w:val="0"/>
         </w:rPr>
       </w:r>
     </w:p>
     <w:p>
       <w:pPr>
-        <w:pStyle w:val="871"/>
+        <w:pStyle w:val="953"/>
         <w:numPr>
           <w:ilvl w:val="1"/>
           <w:numId w:val="8"/>
@@ -2039,14 +2083,14 @@
       </w:r>
       <w:r>
         <w:rPr>
+          <w:bCs w:val="0"/>
           <w:i w:val="0"/>
-          <w:iCs w:val="0"/>
         </w:rPr>
       </w:r>
     </w:p>
     <w:p>
       <w:pPr>
-        <w:pStyle w:val="871"/>
+        <w:pStyle w:val="953"/>
         <w:numPr>
           <w:ilvl w:val="1"/>
           <w:numId w:val="8"/>
@@ -2083,14 +2127,14 @@
       </w:r>
       <w:r>
         <w:rPr>
+          <w:bCs w:val="0"/>
           <w:i w:val="0"/>
-          <w:iCs w:val="0"/>
         </w:rPr>
       </w:r>
     </w:p>
     <w:p>
       <w:pPr>
-        <w:pStyle w:val="871"/>
+        <w:pStyle w:val="953"/>
         <w:numPr>
           <w:ilvl w:val="1"/>
           <w:numId w:val="8"/>
@@ -2123,19 +2167,18 @@
         <w:rPr>
           <w:i w:val="0"/>
           <w:iCs w:val="0"/>
-          <w:highlight w:val="none"/>
         </w:rPr>
       </w:r>
       <w:r>
         <w:rPr>
+          <w:bCs w:val="0"/>
           <w:i w:val="0"/>
-          <w:iCs w:val="0"/>
         </w:rPr>
       </w:r>
     </w:p>
     <w:p>
       <w:pPr>
-        <w:pStyle w:val="819"/>
+        <w:pStyle w:val="901"/>
         <w:pBdr/>
         <w:spacing/>
         <w:ind/>
@@ -2153,9 +2196,7 @@
         </w:rPr>
         <w:t xml:space="preserve">Controllers</w:t>
       </w:r>
-      <w:r/>
       <w:bookmarkEnd w:id="12"/>
-      <w:r/>
       <w:r>
         <w:rPr>
           <w:i/>
@@ -2163,10 +2204,11 @@
           <w:highlight w:val="none"/>
         </w:rPr>
       </w:r>
+      <w:r/>
     </w:p>
     <w:p>
       <w:pPr>
-        <w:pStyle w:val="871"/>
+        <w:pStyle w:val="953"/>
         <w:numPr>
           <w:ilvl w:val="0"/>
           <w:numId w:val="6"/>
@@ -2183,7 +2225,7 @@
     </w:p>
     <w:p>
       <w:pPr>
-        <w:pStyle w:val="871"/>
+        <w:pStyle w:val="953"/>
         <w:numPr>
           <w:ilvl w:val="1"/>
           <w:numId w:val="6"/>
@@ -2204,10 +2246,11 @@
           <w:highlight w:val="none"/>
         </w:rPr>
       </w:r>
+      <w:r/>
     </w:p>
     <w:p>
       <w:pPr>
-        <w:pStyle w:val="871"/>
+        <w:pStyle w:val="953"/>
         <w:numPr>
           <w:ilvl w:val="0"/>
           <w:numId w:val="6"/>
@@ -2228,10 +2271,11 @@
           <w:highlight w:val="none"/>
         </w:rPr>
       </w:r>
+      <w:r/>
     </w:p>
     <w:p>
       <w:pPr>
-        <w:pStyle w:val="871"/>
+        <w:pStyle w:val="953"/>
         <w:numPr>
           <w:ilvl w:val="1"/>
           <w:numId w:val="6"/>
@@ -2252,10 +2296,11 @@
           <w:highlight w:val="none"/>
         </w:rPr>
       </w:r>
+      <w:r/>
     </w:p>
     <w:p>
       <w:pPr>
-        <w:pStyle w:val="818"/>
+        <w:pStyle w:val="900"/>
         <w:pBdr/>
         <w:spacing/>
         <w:ind/>
@@ -2273,9 +2318,12 @@
         </w:rPr>
         <w:t xml:space="preserve">Endpoint Definitions</w:t>
       </w:r>
-      <w:r/>
       <w:bookmarkEnd w:id="13"/>
-      <w:r/>
+      <w:r>
+        <w:rPr>
+          <w:u w:val="none"/>
+        </w:rPr>
+      </w:r>
       <w:r>
         <w:rPr>
           <w:u w:val="none"/>
@@ -2284,7 +2332,7 @@
     </w:p>
     <w:tbl>
       <w:tblPr>
-        <w:tblStyle w:val="692"/>
+        <w:tblStyle w:val="774"/>
         <w:tblW w:w="0" w:type="auto"/>
         <w:tblBorders/>
         <w:tblLayout w:type="fixed"/>
@@ -2334,6 +2382,13 @@
                 <w:highlight w:val="none"/>
               </w:rPr>
               <w:t xml:space="preserve">Endpoint</w:t>
+            </w:r>
+            <w:r>
+              <w:rPr>
+                <w:b/>
+                <w:bCs/>
+                <w:highlight w:val="none"/>
+              </w:rPr>
             </w:r>
             <w:r>
               <w:rPr>
@@ -2382,6 +2437,13 @@
                 <w:highlight w:val="none"/>
               </w:rPr>
             </w:r>
+            <w:r>
+              <w:rPr>
+                <w:b/>
+                <w:bCs/>
+                <w:highlight w:val="none"/>
+              </w:rPr>
+            </w:r>
           </w:p>
         </w:tc>
         <w:tc>
@@ -2414,6 +2476,13 @@
                 <w:highlight w:val="none"/>
               </w:rPr>
               <w:t xml:space="preserve">URL Argument(s)</w:t>
+            </w:r>
+            <w:r>
+              <w:rPr>
+                <w:b/>
+                <w:bCs/>
+                <w:highlight w:val="none"/>
+              </w:rPr>
             </w:r>
             <w:r>
               <w:rPr>
@@ -2462,6 +2531,13 @@
                 <w:highlight w:val="none"/>
               </w:rPr>
             </w:r>
+            <w:r>
+              <w:rPr>
+                <w:b/>
+                <w:bCs/>
+                <w:highlight w:val="none"/>
+              </w:rPr>
+            </w:r>
           </w:p>
         </w:tc>
       </w:tr>
@@ -2496,13 +2572,6 @@
                 <w:highlight w:val="none"/>
               </w:rPr>
               <w:t xml:space="preserve">/login</w:t>
-            </w:r>
-            <w:r/>
-            <w:r/>
-            <w:r>
-              <w:rPr>
-                <w:highlight w:val="none"/>
-              </w:rPr>
             </w:r>
             <w:r>
               <w:rPr>
@@ -2544,6 +2613,11 @@
                 <w:highlight w:val="none"/>
               </w:rPr>
             </w:r>
+            <w:r>
+              <w:rPr>
+                <w:highlight w:val="none"/>
+              </w:rPr>
+            </w:r>
           </w:p>
         </w:tc>
         <w:tc>
@@ -2560,7 +2634,7 @@
           </w:tcPr>
           <w:p>
             <w:pPr>
-              <w:pStyle w:val="871"/>
+              <w:pStyle w:val="953"/>
               <w:numPr>
                 <w:ilvl w:val="0"/>
                 <w:numId w:val="35"/>
@@ -2577,11 +2651,10 @@
               <w:t xml:space="preserve">username (string)</w:t>
             </w:r>
             <w:r/>
-            <w:r/>
           </w:p>
           <w:p>
             <w:pPr>
-              <w:pStyle w:val="871"/>
+              <w:pStyle w:val="953"/>
               <w:numPr>
                 <w:ilvl w:val="0"/>
                 <w:numId w:val="35"/>
@@ -2596,13 +2669,6 @@
                 <w:highlight w:val="none"/>
               </w:rPr>
               <w:t xml:space="preserve">password (string)</w:t>
-            </w:r>
-            <w:r/>
-            <w:r/>
-            <w:r>
-              <w:rPr>
-                <w:highlight w:val="none"/>
-              </w:rPr>
             </w:r>
             <w:r>
               <w:rPr>
@@ -2626,7 +2692,7 @@
           </w:tcPr>
           <w:p>
             <w:pPr>
-              <w:pStyle w:val="871"/>
+              <w:pStyle w:val="953"/>
               <w:numPr>
                 <w:ilvl w:val="0"/>
                 <w:numId w:val="41"/>
@@ -2643,7 +2709,6 @@
               <w:t xml:space="preserve">User login</w:t>
             </w:r>
             <w:r/>
-            <w:r/>
           </w:p>
           <w:p>
             <w:pPr>
@@ -2654,6 +2719,11 @@
                 <w:highlight w:val="none"/>
               </w:rPr>
             </w:pPr>
+            <w:r>
+              <w:rPr>
+                <w:highlight w:val="none"/>
+              </w:rPr>
+            </w:r>
             <w:r>
               <w:rPr>
                 <w:highlight w:val="none"/>
@@ -2699,13 +2769,6 @@
               </w:rPr>
               <w:t xml:space="preserve">/logout-session</w:t>
             </w:r>
-            <w:r/>
-            <w:r/>
-            <w:r>
-              <w:rPr>
-                <w:highlight w:val="none"/>
-              </w:rPr>
-            </w:r>
             <w:r>
               <w:rPr>
                 <w:highlight w:val="none"/>
@@ -2746,6 +2809,11 @@
                 <w:highlight w:val="none"/>
               </w:rPr>
             </w:r>
+            <w:r>
+              <w:rPr>
+                <w:highlight w:val="none"/>
+              </w:rPr>
+            </w:r>
           </w:p>
         </w:tc>
         <w:tc>
@@ -2762,7 +2830,7 @@
           </w:tcPr>
           <w:p>
             <w:pPr>
-              <w:pStyle w:val="871"/>
+              <w:pStyle w:val="953"/>
               <w:numPr>
                 <w:ilvl w:val="0"/>
                 <w:numId w:val="36"/>
@@ -2777,13 +2845,6 @@
                 <w:highlight w:val="none"/>
               </w:rPr>
               <w:t xml:space="preserve">session (integer)</w:t>
-            </w:r>
-            <w:r/>
-            <w:r/>
-            <w:r>
-              <w:rPr>
-                <w:highlight w:val="none"/>
-              </w:rPr>
             </w:r>
             <w:r>
               <w:rPr>
@@ -2807,7 +2868,7 @@
           </w:tcPr>
           <w:p>
             <w:pPr>
-              <w:pStyle w:val="871"/>
+              <w:pStyle w:val="953"/>
               <w:numPr>
                 <w:ilvl w:val="0"/>
                 <w:numId w:val="42"/>
@@ -2824,7 +2885,6 @@
               <w:t xml:space="preserve">User logout (single session)</w:t>
             </w:r>
             <w:r/>
-            <w:r/>
           </w:p>
           <w:p>
             <w:pPr>
@@ -2835,6 +2895,11 @@
                 <w:highlight w:val="none"/>
               </w:rPr>
             </w:pPr>
+            <w:r>
+              <w:rPr>
+                <w:highlight w:val="none"/>
+              </w:rPr>
+            </w:r>
             <w:r>
               <w:rPr>
                 <w:highlight w:val="none"/>
@@ -2883,7 +2948,6 @@
               </w:rPr>
               <w:t xml:space="preserve">ogout-all</w:t>
             </w:r>
-            <w:r/>
             <w:r>
               <w:rPr>
                 <w:highlight w:val="none"/>
@@ -2928,6 +2992,11 @@
                 <w:highlight w:val="none"/>
               </w:rPr>
             </w:r>
+            <w:r>
+              <w:rPr>
+                <w:highlight w:val="none"/>
+              </w:rPr>
+            </w:r>
           </w:p>
         </w:tc>
         <w:tc>
@@ -2944,7 +3013,7 @@
           </w:tcPr>
           <w:p>
             <w:pPr>
-              <w:pStyle w:val="871"/>
+              <w:pStyle w:val="953"/>
               <w:numPr>
                 <w:ilvl w:val="0"/>
                 <w:numId w:val="37"/>
@@ -2961,7 +3030,6 @@
               <w:t xml:space="preserve">session (integer)</w:t>
             </w:r>
             <w:r/>
-            <w:r/>
           </w:p>
           <w:p>
             <w:pPr>
@@ -2972,6 +3040,11 @@
                 <w:highlight w:val="none"/>
               </w:rPr>
             </w:pPr>
+            <w:r>
+              <w:rPr>
+                <w:highlight w:val="none"/>
+              </w:rPr>
+            </w:r>
             <w:r>
               <w:rPr>
                 <w:highlight w:val="none"/>
@@ -2998,7 +3071,7 @@
           </w:tcPr>
           <w:p>
             <w:pPr>
-              <w:pStyle w:val="871"/>
+              <w:pStyle w:val="953"/>
               <w:numPr>
                 <w:ilvl w:val="0"/>
                 <w:numId w:val="43"/>
@@ -3015,6 +3088,339 @@
                 <w:highlight w:val="none"/>
               </w:rPr>
               <w:t xml:space="preserve">User logout (all sessions)</w:t>
+            </w:r>
+            <w:r>
+              <w:rPr>
+                <w:highlight w:val="none"/>
+              </w:rPr>
+            </w:r>
+            <w:r>
+              <w:rPr>
+                <w:highlight w:val="none"/>
+              </w:rPr>
+            </w:r>
+          </w:p>
+        </w:tc>
+      </w:tr>
+      <w:tr>
+        <w:trPr/>
+        <w:tc>
+          <w:tcPr>
+            <w:tcBorders>
+              <w:top w:val="single" w:color="000000" w:sz="4" w:space="0"/>
+              <w:left w:val="single" w:color="000000" w:sz="12" w:space="0"/>
+              <w:bottom w:val="single" w:color="000000" w:sz="4" w:space="0"/>
+              <w:right w:val="single" w:color="000000" w:sz="12" w:space="0"/>
+            </w:tcBorders>
+            <w:tcW w:w="4482" w:type="dxa"/>
+            <w:vMerge w:val="restart"/>
+            <w:textDirection w:val="lrTb"/>
+            <w:noWrap w:val="false"/>
+          </w:tcPr>
+          <w:p>
+            <w:pPr>
+              <w:pBdr/>
+              <w:spacing/>
+              <w:ind w:firstLine="0" w:left="0"/>
+              <w:rPr/>
+            </w:pPr>
+            <w:r>
+              <w:rPr>
+                <w:highlight w:val="none"/>
+              </w:rPr>
+            </w:r>
+            <w:r>
+              <w:rPr>
+                <w:highlight w:val="none"/>
+              </w:rPr>
+              <w:t xml:space="preserve">/&lt;clientName&gt;</w:t>
+            </w:r>
+            <w:r/>
+            <w:r/>
+            <w:r>
+              <w:rPr>
+                <w:highlight w:val="none"/>
+              </w:rPr>
+            </w:r>
+            <w:r>
+              <w:rPr>
+                <w:highlight w:val="none"/>
+              </w:rPr>
+            </w:r>
+            <w:r/>
+          </w:p>
+        </w:tc>
+        <w:tc>
+          <w:tcPr>
+            <w:tcBorders>
+              <w:top w:val="single" w:color="000000" w:sz="4" w:space="0"/>
+              <w:left w:val="single" w:color="000000" w:sz="12" w:space="0"/>
+              <w:bottom w:val="single" w:color="000000" w:sz="4" w:space="0"/>
+              <w:right w:val="single" w:color="000000" w:sz="12" w:space="0"/>
+            </w:tcBorders>
+            <w:tcW w:w="1187" w:type="dxa"/>
+            <w:vMerge w:val="restart"/>
+            <w:textDirection w:val="lrTb"/>
+            <w:noWrap w:val="false"/>
+          </w:tcPr>
+          <w:p>
+            <w:pPr>
+              <w:pBdr/>
+              <w:spacing/>
+              <w:ind/>
+              <w:rPr>
+                <w:highlight w:val="none"/>
+              </w:rPr>
+            </w:pPr>
+            <w:r>
+              <w:rPr>
+                <w:highlight w:val="none"/>
+              </w:rPr>
+              <w:t xml:space="preserve">GET</w:t>
+            </w:r>
+            <w:r>
+              <w:rPr>
+                <w:highlight w:val="none"/>
+              </w:rPr>
+            </w:r>
+          </w:p>
+        </w:tc>
+        <w:tc>
+          <w:tcPr>
+            <w:tcBorders>
+              <w:top w:val="single" w:color="000000" w:sz="4" w:space="0"/>
+              <w:left w:val="single" w:color="000000" w:sz="12" w:space="0"/>
+              <w:bottom w:val="single" w:color="000000" w:sz="4" w:space="0"/>
+              <w:right w:val="single" w:color="000000" w:sz="12" w:space="0"/>
+            </w:tcBorders>
+            <w:tcW w:w="2409" w:type="dxa"/>
+            <w:vMerge w:val="restart"/>
+            <w:textDirection w:val="lrTb"/>
+            <w:noWrap w:val="false"/>
+          </w:tcPr>
+          <w:p>
+            <w:pPr>
+              <w:pStyle w:val="953"/>
+              <w:numPr>
+                <w:ilvl w:val="0"/>
+                <w:numId w:val="47"/>
+              </w:numPr>
+              <w:pBdr/>
+              <w:spacing/>
+              <w:ind w:right="0" w:hanging="142" w:left="142"/>
+              <w:rPr/>
+            </w:pPr>
+            <w:r>
+              <w:rPr>
+                <w:highlight w:val="none"/>
+              </w:rPr>
+              <w:t xml:space="preserve">session (integer)</w:t>
+            </w:r>
+            <w:r/>
+            <w:r/>
+            <w:r>
+              <w:rPr>
+                <w:highlight w:val="none"/>
+              </w:rPr>
+            </w:r>
+            <w:r>
+              <w:rPr>
+                <w:highlight w:val="none"/>
+              </w:rPr>
+            </w:r>
+            <w:r/>
+          </w:p>
+        </w:tc>
+        <w:tc>
+          <w:tcPr>
+            <w:tcBorders>
+              <w:top w:val="single" w:color="000000" w:sz="4" w:space="0"/>
+              <w:left w:val="single" w:color="000000" w:sz="12" w:space="0"/>
+              <w:bottom w:val="single" w:color="000000" w:sz="4" w:space="0"/>
+              <w:right w:val="single" w:color="000000" w:sz="12" w:space="0"/>
+            </w:tcBorders>
+            <w:tcW w:w="1843" w:type="dxa"/>
+            <w:vMerge w:val="restart"/>
+            <w:textDirection w:val="lrTb"/>
+            <w:noWrap w:val="false"/>
+          </w:tcPr>
+          <w:p>
+            <w:pPr>
+              <w:pStyle w:val="953"/>
+              <w:numPr>
+                <w:ilvl w:val="0"/>
+                <w:numId w:val="43"/>
+              </w:numPr>
+              <w:pBdr/>
+              <w:spacing/>
+              <w:ind w:right="0" w:hanging="142" w:left="142"/>
+              <w:rPr>
+                <w:highlight w:val="none"/>
+              </w:rPr>
+            </w:pPr>
+            <w:r>
+              <w:rPr>
+                <w:highlight w:val="none"/>
+              </w:rPr>
+              <w:t xml:space="preserve">Get client report</w:t>
+            </w:r>
+            <w:r>
+              <w:rPr>
+                <w:highlight w:val="none"/>
+              </w:rPr>
+            </w:r>
+          </w:p>
+        </w:tc>
+      </w:tr>
+      <w:tr>
+        <w:trPr/>
+        <w:tc>
+          <w:tcPr>
+            <w:tcBorders>
+              <w:top w:val="single" w:color="000000" w:sz="4" w:space="0"/>
+              <w:left w:val="single" w:color="000000" w:sz="12" w:space="0"/>
+              <w:bottom w:val="single" w:color="000000" w:sz="4" w:space="0"/>
+              <w:right w:val="single" w:color="000000" w:sz="12" w:space="0"/>
+            </w:tcBorders>
+            <w:tcW w:w="4482" w:type="dxa"/>
+            <w:vMerge w:val="restart"/>
+            <w:textDirection w:val="lrTb"/>
+            <w:noWrap w:val="false"/>
+          </w:tcPr>
+          <w:p>
+            <w:pPr>
+              <w:pBdr/>
+              <w:spacing/>
+              <w:ind w:firstLine="0" w:left="0"/>
+              <w:rPr/>
+            </w:pPr>
+            <w:r>
+              <w:rPr>
+                <w:highlight w:val="none"/>
+              </w:rPr>
+            </w:r>
+            <w:r>
+              <w:rPr>
+                <w:highlight w:val="none"/>
+              </w:rPr>
+              <w:t xml:space="preserve">/&lt;clientName&gt;/&lt;projectName&gt;</w:t>
+            </w:r>
+            <w:r/>
+          </w:p>
+        </w:tc>
+        <w:tc>
+          <w:tcPr>
+            <w:tcBorders>
+              <w:top w:val="single" w:color="000000" w:sz="4" w:space="0"/>
+              <w:left w:val="single" w:color="000000" w:sz="12" w:space="0"/>
+              <w:bottom w:val="single" w:color="000000" w:sz="4" w:space="0"/>
+              <w:right w:val="single" w:color="000000" w:sz="12" w:space="0"/>
+            </w:tcBorders>
+            <w:tcW w:w="1187" w:type="dxa"/>
+            <w:vMerge w:val="restart"/>
+            <w:textDirection w:val="lrTb"/>
+            <w:noWrap w:val="false"/>
+          </w:tcPr>
+          <w:p>
+            <w:pPr>
+              <w:pBdr/>
+              <w:spacing/>
+              <w:ind/>
+              <w:rPr>
+                <w:highlight w:val="none"/>
+              </w:rPr>
+            </w:pPr>
+            <w:r>
+              <w:rPr>
+                <w:highlight w:val="none"/>
+              </w:rPr>
+              <w:t xml:space="preserve">GET</w:t>
+            </w:r>
+            <w:r>
+              <w:rPr>
+                <w:highlight w:val="none"/>
+              </w:rPr>
+            </w:r>
+          </w:p>
+        </w:tc>
+        <w:tc>
+          <w:tcPr>
+            <w:tcBorders>
+              <w:top w:val="single" w:color="000000" w:sz="4" w:space="0"/>
+              <w:left w:val="single" w:color="000000" w:sz="12" w:space="0"/>
+              <w:bottom w:val="single" w:color="000000" w:sz="4" w:space="0"/>
+              <w:right w:val="single" w:color="000000" w:sz="12" w:space="0"/>
+            </w:tcBorders>
+            <w:tcW w:w="2409" w:type="dxa"/>
+            <w:vMerge w:val="restart"/>
+            <w:textDirection w:val="lrTb"/>
+            <w:noWrap w:val="false"/>
+          </w:tcPr>
+          <w:p>
+            <w:pPr>
+              <w:pStyle w:val="953"/>
+              <w:numPr>
+                <w:ilvl w:val="0"/>
+                <w:numId w:val="48"/>
+              </w:numPr>
+              <w:pBdr/>
+              <w:spacing/>
+              <w:ind w:right="0" w:hanging="142" w:left="142"/>
+              <w:rPr/>
+            </w:pPr>
+            <w:r>
+              <w:rPr>
+                <w:highlight w:val="none"/>
+              </w:rPr>
+              <w:t xml:space="preserve">session (integer)</w:t>
+            </w:r>
+            <w:r/>
+            <w:r/>
+            <w:r>
+              <w:rPr>
+                <w:highlight w:val="none"/>
+              </w:rPr>
+            </w:r>
+            <w:r>
+              <w:rPr>
+                <w:highlight w:val="none"/>
+              </w:rPr>
+            </w:r>
+            <w:r/>
+          </w:p>
+        </w:tc>
+        <w:tc>
+          <w:tcPr>
+            <w:tcBorders>
+              <w:top w:val="single" w:color="000000" w:sz="4" w:space="0"/>
+              <w:left w:val="single" w:color="000000" w:sz="12" w:space="0"/>
+              <w:bottom w:val="single" w:color="000000" w:sz="4" w:space="0"/>
+              <w:right w:val="single" w:color="000000" w:sz="12" w:space="0"/>
+            </w:tcBorders>
+            <w:tcW w:w="1843" w:type="dxa"/>
+            <w:vMerge w:val="restart"/>
+            <w:textDirection w:val="lrTb"/>
+            <w:noWrap w:val="false"/>
+          </w:tcPr>
+          <w:p>
+            <w:pPr>
+              <w:pStyle w:val="953"/>
+              <w:numPr>
+                <w:ilvl w:val="0"/>
+                <w:numId w:val="43"/>
+              </w:numPr>
+              <w:pBdr/>
+              <w:spacing/>
+              <w:ind w:right="0" w:hanging="142" w:left="142"/>
+              <w:rPr>
+                <w:highlight w:val="none"/>
+              </w:rPr>
+            </w:pPr>
+            <w:r>
+              <w:rPr>
+                <w:highlight w:val="none"/>
+              </w:rPr>
+              <w:t xml:space="preserve">Get project report</w:t>
             </w:r>
             <w:r>
               <w:rPr>
@@ -3056,13 +3462,6 @@
               </w:rPr>
               <w:t xml:space="preserve">/&lt;clientName&gt;/&lt;projectName&gt;/invoice</w:t>
             </w:r>
-            <w:r/>
-            <w:r/>
-            <w:r>
-              <w:rPr>
-                <w:highlight w:val="none"/>
-              </w:rPr>
-            </w:r>
             <w:r>
               <w:rPr>
                 <w:highlight w:val="none"/>
@@ -3103,6 +3502,11 @@
                 <w:highlight w:val="none"/>
               </w:rPr>
             </w:r>
+            <w:r>
+              <w:rPr>
+                <w:highlight w:val="none"/>
+              </w:rPr>
+            </w:r>
           </w:p>
         </w:tc>
         <w:tc>
@@ -3119,7 +3523,7 @@
           </w:tcPr>
           <w:p>
             <w:pPr>
-              <w:pStyle w:val="871"/>
+              <w:pStyle w:val="953"/>
               <w:numPr>
                 <w:ilvl w:val="0"/>
                 <w:numId w:val="38"/>
@@ -3134,13 +3538,6 @@
                 <w:highlight w:val="none"/>
               </w:rPr>
               <w:t xml:space="preserve">session (integer)</w:t>
-            </w:r>
-            <w:r/>
-            <w:r/>
-            <w:r>
-              <w:rPr>
-                <w:highlight w:val="none"/>
-              </w:rPr>
             </w:r>
             <w:r>
               <w:rPr>
@@ -3164,7 +3561,7 @@
           </w:tcPr>
           <w:p>
             <w:pPr>
-              <w:pStyle w:val="871"/>
+              <w:pStyle w:val="953"/>
               <w:numPr>
                 <w:ilvl w:val="0"/>
                 <w:numId w:val="44"/>
@@ -3187,6 +3584,11 @@
                 <w:highlight w:val="none"/>
               </w:rPr>
             </w:r>
+            <w:r>
+              <w:rPr>
+                <w:highlight w:val="none"/>
+              </w:rPr>
+            </w:r>
           </w:p>
         </w:tc>
       </w:tr>
@@ -3201,6 +3603,7 @@
               <w:right w:val="single" w:color="000000" w:sz="12" w:space="0"/>
             </w:tcBorders>
             <w:tcW w:w="4482" w:type="dxa"/>
+            <w:vMerge w:val="restart"/>
             <w:textDirection w:val="lrTb"/>
             <w:noWrap w:val="false"/>
           </w:tcPr>
@@ -3246,6 +3649,162 @@
               <w:right w:val="single" w:color="000000" w:sz="12" w:space="0"/>
             </w:tcBorders>
             <w:tcW w:w="1187" w:type="dxa"/>
+            <w:vMerge w:val="restart"/>
+            <w:textDirection w:val="lrTb"/>
+            <w:noWrap w:val="false"/>
+          </w:tcPr>
+          <w:p>
+            <w:pPr>
+              <w:pBdr/>
+              <w:spacing/>
+              <w:ind/>
+              <w:rPr>
+                <w:highlight w:val="none"/>
+              </w:rPr>
+            </w:pPr>
+            <w:r>
+              <w:rPr>
+                <w:highlight w:val="none"/>
+              </w:rPr>
+              <w:t xml:space="preserve">GET</w:t>
+            </w:r>
+            <w:r>
+              <w:rPr>
+                <w:highlight w:val="none"/>
+              </w:rPr>
+            </w:r>
+          </w:p>
+        </w:tc>
+        <w:tc>
+          <w:tcPr>
+            <w:tcBorders>
+              <w:top w:val="single" w:color="000000" w:sz="4" w:space="0"/>
+              <w:left w:val="single" w:color="000000" w:sz="12" w:space="0"/>
+              <w:bottom w:val="single" w:color="000000" w:sz="4" w:space="0"/>
+              <w:right w:val="single" w:color="000000" w:sz="12" w:space="0"/>
+            </w:tcBorders>
+            <w:tcW w:w="2409" w:type="dxa"/>
+            <w:vMerge w:val="restart"/>
+            <w:textDirection w:val="lrTb"/>
+            <w:noWrap w:val="false"/>
+          </w:tcPr>
+          <w:p>
+            <w:pPr>
+              <w:pStyle w:val="953"/>
+              <w:numPr>
+                <w:ilvl w:val="0"/>
+                <w:numId w:val="38"/>
+              </w:numPr>
+              <w:pBdr/>
+              <w:spacing/>
+              <w:ind w:right="0" w:hanging="142" w:left="142"/>
+              <w:rPr>
+                <w:highlight w:val="none"/>
+              </w:rPr>
+            </w:pPr>
+            <w:r>
+              <w:rPr>
+                <w:highlight w:val="none"/>
+              </w:rPr>
+              <w:t xml:space="preserve">session (integer)</w:t>
+            </w:r>
+            <w:r>
+              <w:rPr>
+                <w:highlight w:val="none"/>
+              </w:rPr>
+            </w:r>
+          </w:p>
+        </w:tc>
+        <w:tc>
+          <w:tcPr>
+            <w:tcBorders>
+              <w:top w:val="single" w:color="000000" w:sz="4" w:space="0"/>
+              <w:left w:val="single" w:color="000000" w:sz="12" w:space="0"/>
+              <w:bottom w:val="single" w:color="000000" w:sz="4" w:space="0"/>
+              <w:right w:val="single" w:color="000000" w:sz="12" w:space="0"/>
+            </w:tcBorders>
+            <w:tcW w:w="1843" w:type="dxa"/>
+            <w:vMerge w:val="restart"/>
+            <w:textDirection w:val="lrTb"/>
+            <w:noWrap w:val="false"/>
+          </w:tcPr>
+          <w:p>
+            <w:pPr>
+              <w:pStyle w:val="953"/>
+              <w:numPr>
+                <w:ilvl w:val="0"/>
+                <w:numId w:val="44"/>
+              </w:numPr>
+              <w:pBdr/>
+              <w:spacing/>
+              <w:ind w:right="0" w:hanging="142" w:left="142"/>
+              <w:rPr>
+                <w:highlight w:val="none"/>
+              </w:rPr>
+            </w:pPr>
+            <w:r>
+              <w:rPr>
+                <w:highlight w:val="none"/>
+              </w:rPr>
+              <w:t xml:space="preserve">Get invoice report</w:t>
+            </w:r>
+            <w:r>
+              <w:rPr>
+                <w:highlight w:val="none"/>
+              </w:rPr>
+            </w:r>
+          </w:p>
+        </w:tc>
+      </w:tr>
+      <w:tr>
+        <w:trPr/>
+        <w:tc>
+          <w:tcPr>
+            <w:tcBorders>
+              <w:top w:val="single" w:color="000000" w:sz="4" w:space="0"/>
+              <w:left w:val="single" w:color="000000" w:sz="12" w:space="0"/>
+              <w:bottom w:val="single" w:color="000000" w:sz="4" w:space="0"/>
+              <w:right w:val="single" w:color="000000" w:sz="12" w:space="0"/>
+            </w:tcBorders>
+            <w:tcW w:w="4482" w:type="dxa"/>
+            <w:textDirection w:val="lrTb"/>
+            <w:noWrap w:val="false"/>
+          </w:tcPr>
+          <w:p>
+            <w:pPr>
+              <w:pBdr/>
+              <w:spacing/>
+              <w:ind w:firstLine="0" w:left="0"/>
+              <w:rPr/>
+            </w:pPr>
+            <w:r>
+              <w:rPr>
+                <w:highlight w:val="none"/>
+              </w:rPr>
+            </w:r>
+            <w:r>
+              <w:rPr>
+                <w:highlight w:val="none"/>
+              </w:rPr>
+              <w:t xml:space="preserve">/&lt;clientName&gt;/&lt;projectName&gt;/&lt;invoiceID&gt;</w:t>
+            </w:r>
+            <w:r>
+              <w:rPr>
+                <w:highlight w:val="none"/>
+              </w:rPr>
+            </w:r>
+            <w:r/>
+          </w:p>
+        </w:tc>
+        <w:tc>
+          <w:tcPr>
+            <w:tcBorders>
+              <w:top w:val="single" w:color="000000" w:sz="4" w:space="0"/>
+              <w:left w:val="single" w:color="000000" w:sz="12" w:space="0"/>
+              <w:bottom w:val="single" w:color="000000" w:sz="4" w:space="0"/>
+              <w:right w:val="single" w:color="000000" w:sz="12" w:space="0"/>
+            </w:tcBorders>
+            <w:tcW w:w="1187" w:type="dxa"/>
             <w:textDirection w:val="lrTb"/>
             <w:noWrap w:val="false"/>
           </w:tcPr>
@@ -3269,6 +3828,11 @@
                 <w:highlight w:val="none"/>
               </w:rPr>
             </w:r>
+            <w:r>
+              <w:rPr>
+                <w:highlight w:val="none"/>
+              </w:rPr>
+            </w:r>
           </w:p>
         </w:tc>
         <w:tc>
@@ -3285,7 +3849,7 @@
           </w:tcPr>
           <w:p>
             <w:pPr>
-              <w:pStyle w:val="871"/>
+              <w:pStyle w:val="953"/>
               <w:numPr>
                 <w:ilvl w:val="0"/>
                 <w:numId w:val="39"/>
@@ -3300,13 +3864,6 @@
                 <w:highlight w:val="none"/>
               </w:rPr>
               <w:t xml:space="preserve">session (integer)</w:t>
-            </w:r>
-            <w:r/>
-            <w:r/>
-            <w:r>
-              <w:rPr>
-                <w:highlight w:val="none"/>
-              </w:rPr>
             </w:r>
             <w:r>
               <w:rPr>
@@ -3330,7 +3887,7 @@
           </w:tcPr>
           <w:p>
             <w:pPr>
-              <w:pStyle w:val="871"/>
+              <w:pStyle w:val="953"/>
               <w:numPr>
                 <w:ilvl w:val="0"/>
                 <w:numId w:val="45"/>
@@ -3347,6 +3904,11 @@
                 <w:highlight w:val="none"/>
               </w:rPr>
               <w:t xml:space="preserve">Delete invoice</w:t>
+            </w:r>
+            <w:r>
+              <w:rPr>
+                <w:highlight w:val="none"/>
+              </w:rPr>
             </w:r>
             <w:r>
               <w:rPr>
@@ -3388,13 +3950,6 @@
               </w:rPr>
               <w:t xml:space="preserve">/&lt;clientName&gt;/&lt;projectName&gt;/&lt;iinvoiceID&gt;</w:t>
             </w:r>
-            <w:r/>
-            <w:r/>
-            <w:r>
-              <w:rPr>
-                <w:highlight w:val="none"/>
-              </w:rPr>
-            </w:r>
             <w:r>
               <w:rPr>
                 <w:highlight w:val="none"/>
@@ -3435,6 +3990,11 @@
                 <w:highlight w:val="none"/>
               </w:rPr>
             </w:r>
+            <w:r>
+              <w:rPr>
+                <w:highlight w:val="none"/>
+              </w:rPr>
+            </w:r>
           </w:p>
         </w:tc>
         <w:tc>
@@ -3451,7 +4011,7 @@
           </w:tcPr>
           <w:p>
             <w:pPr>
-              <w:pStyle w:val="871"/>
+              <w:pStyle w:val="953"/>
               <w:numPr>
                 <w:ilvl w:val="0"/>
                 <w:numId w:val="40"/>
@@ -3468,11 +4028,10 @@
               <w:t xml:space="preserve">session (integer)</w:t>
             </w:r>
             <w:r/>
-            <w:r/>
           </w:p>
           <w:p>
             <w:pPr>
-              <w:pStyle w:val="871"/>
+              <w:pStyle w:val="953"/>
               <w:numPr>
                 <w:ilvl w:val="0"/>
                 <w:numId w:val="40"/>
@@ -3488,8 +4047,60 @@
               </w:rPr>
               <w:t xml:space="preserve">action (INVOICE_ACTION)</w:t>
             </w:r>
+            <w:r>
+              <w:rPr>
+                <w:highlight w:val="none"/>
+              </w:rPr>
+            </w:r>
             <w:r/>
-            <w:r/>
+          </w:p>
+          <w:p>
+            <w:pPr>
+              <w:pStyle w:val="953"/>
+              <w:numPr>
+                <w:ilvl w:val="0"/>
+                <w:numId w:val="40"/>
+              </w:numPr>
+              <w:pBdr/>
+              <w:spacing/>
+              <w:ind w:right="0" w:hanging="142" w:left="142"/>
+              <w:rPr/>
+            </w:pPr>
+            <w:r>
+              <w:rPr>
+                <w:highlight w:val="none"/>
+              </w:rPr>
+              <w:t xml:space="preserve">adjustmentName (string)</w:t>
+            </w:r>
+            <w:r>
+              <w:rPr>
+                <w:highlight w:val="none"/>
+              </w:rPr>
+            </w:r>
+          </w:p>
+          <w:p>
+            <w:pPr>
+              <w:pStyle w:val="953"/>
+              <w:numPr>
+                <w:ilvl w:val="0"/>
+                <w:numId w:val="40"/>
+              </w:numPr>
+              <w:pBdr/>
+              <w:spacing/>
+              <w:ind w:right="0" w:hanging="142" w:left="142"/>
+              <w:rPr/>
+            </w:pPr>
+            <w:r>
+              <w:rPr>
+                <w:highlight w:val="none"/>
+              </w:rPr>
+              <w:t xml:space="preserve">adjustmentAmount (float)</w:t>
+            </w:r>
+            <w:r>
+              <w:rPr>
+                <w:highlight w:val="none"/>
+              </w:rPr>
+            </w:r>
             <w:r>
               <w:rPr>
                 <w:highlight w:val="none"/>
@@ -3517,7 +4128,7 @@
           </w:tcPr>
           <w:p>
             <w:pPr>
-              <w:pStyle w:val="871"/>
+              <w:pStyle w:val="953"/>
               <w:numPr>
                 <w:ilvl w:val="0"/>
                 <w:numId w:val="46"/>
@@ -3540,10 +4151,15 @@
                 <w:highlight w:val="none"/>
               </w:rPr>
             </w:r>
+            <w:r>
+              <w:rPr>
+                <w:highlight w:val="none"/>
+              </w:rPr>
+            </w:r>
           </w:p>
           <w:p>
             <w:pPr>
-              <w:pStyle w:val="871"/>
+              <w:pStyle w:val="953"/>
               <w:numPr>
                 <w:ilvl w:val="0"/>
                 <w:numId w:val="46"/>
@@ -3566,10 +4182,15 @@
                 <w:highlight w:val="none"/>
               </w:rPr>
             </w:r>
+            <w:r>
+              <w:rPr>
+                <w:highlight w:val="none"/>
+              </w:rPr>
+            </w:r>
           </w:p>
           <w:p>
             <w:pPr>
-              <w:pStyle w:val="871"/>
+              <w:pStyle w:val="953"/>
               <w:numPr>
                 <w:ilvl w:val="0"/>
                 <w:numId w:val="46"/>
@@ -3592,10 +4213,15 @@
                 <w:highlight w:val="none"/>
               </w:rPr>
             </w:r>
+            <w:r>
+              <w:rPr>
+                <w:highlight w:val="none"/>
+              </w:rPr>
+            </w:r>
           </w:p>
           <w:p>
             <w:pPr>
-              <w:pStyle w:val="871"/>
+              <w:pStyle w:val="953"/>
               <w:numPr>
                 <w:ilvl w:val="0"/>
                 <w:numId w:val="46"/>
@@ -3618,6 +4244,11 @@
                 <w:highlight w:val="none"/>
               </w:rPr>
             </w:r>
+            <w:r>
+              <w:rPr>
+                <w:highlight w:val="none"/>
+              </w:rPr>
+            </w:r>
           </w:p>
         </w:tc>
       </w:tr>
@@ -3629,6 +4260,124 @@
         <w:ind w:firstLine="0" w:left="0"/>
         <w:rPr/>
       </w:pPr>
+      <w:r>
+        <w:rPr>
+          <w:highlight w:val="none"/>
+        </w:rPr>
+      </w:r>
+      <w:r>
+        <w:rPr>
+          <w:highlight w:val="none"/>
+        </w:rPr>
+      </w:r>
+      <w:r/>
+    </w:p>
+    <w:p>
+      <w:pPr>
+        <w:pBdr/>
+        <w:shd w:val="nil" w:color="auto"/>
+        <w:spacing/>
+        <w:ind/>
+        <w:rPr>
+          <w:u w:val="none"/>
+        </w:rPr>
+      </w:pPr>
+      <w:r>
+        <w:rPr>
+          <w:highlight w:val="none"/>
+        </w:rPr>
+        <w:br w:type="page" w:clear="all"/>
+      </w:r>
+      <w:r>
+        <w:rPr>
+          <w:highlight w:val="none"/>
+        </w:rPr>
+      </w:r>
+      <w:r>
+        <w:rPr>
+          <w:u w:val="none"/>
+        </w:rPr>
+      </w:r>
+    </w:p>
+    <w:p>
+      <w:pPr>
+        <w:pStyle w:val="900"/>
+        <w:pBdr/>
+        <w:spacing/>
+        <w:ind/>
+        <w:rPr>
+          <w:highlight w:val="none"/>
+        </w:rPr>
+      </w:pPr>
+      <w:r/>
+      <w:bookmarkStart w:id="14" w:name="_Toc14"/>
+      <w:r>
+        <w:rPr>
+          <w:b/>
+          <w:bCs/>
+          <w:u w:val="none"/>
+        </w:rPr>
+        <w:t xml:space="preserve">Authentication/Authorisation</w:t>
+      </w:r>
+      <w:bookmarkEnd w:id="14"/>
+      <w:r>
+        <w:rPr>
+          <w:u w:val="none"/>
+        </w:rPr>
+      </w:r>
+      <w:r>
+        <w:rPr>
+          <w:highlight w:val="none"/>
+        </w:rPr>
+      </w:r>
+    </w:p>
+    <w:p>
+      <w:pPr>
+        <w:pBdr/>
+        <w:spacing/>
+        <w:ind/>
+        <w:rPr/>
+      </w:pPr>
+      <w:r>
+        <w:rPr>
+          <w:highlight w:val="none"/>
+        </w:rPr>
+        <w:t xml:space="preserve">Authentication is managed via a traditional username &amp; password combination, which returns a session token to the caller if their provided login credentials are valid. Storing session tokens inside a hashable data structure allows sessions to be looked up </w:t>
+      </w:r>
+      <w:r>
+        <w:rPr>
+          <w:highlight w:val="none"/>
+        </w:rPr>
+        <w:t xml:space="preserve">quickly, reducing latency during both authentication and authorisation checks. By using the session tokens as keys for this data structure, multiple simultaneous login sessions can be supported for each user (thereby enabling logins from multiple devices).</w:t>
+      </w:r>
+      <w:r>
+        <w:rPr>
+          <w:highlight w:val="none"/>
+        </w:rPr>
+      </w:r>
+      <w:r/>
+    </w:p>
+    <w:p>
+      <w:pPr>
+        <w:pBdr/>
+        <w:spacing/>
+        <w:ind/>
+        <w:rPr>
+          <w:highlight w:val="none"/>
+        </w:rPr>
+      </w:pPr>
+      <w:r>
+        <w:rPr>
+          <w:highlight w:val="none"/>
+        </w:rPr>
+        <w:t xml:space="preserve">Once users are authenticated, they’re required to provide their s</w:t>
+      </w:r>
+      <w:r>
+        <w:rPr>
+          <w:highlight w:val="none"/>
+        </w:rPr>
+        <w:t xml:space="preserve">ession tokens for any HTTP request that requires authorisation. The tokens are used to identify the user corresponding to each request, and determine their role within the organisation (which in turn determines which actions they’re authorised to perform).</w:t>
+      </w:r>
       <w:r>
         <w:rPr>
           <w:highlight w:val="none"/>
@@ -3642,108 +4391,16 @@
     </w:p>
     <w:p>
       <w:pPr>
-        <w:pBdr/>
-        <w:shd w:val="nil"/>
-        <w:spacing/>
-        <w:ind/>
-        <w:rPr>
-          <w:u w:val="none"/>
-        </w:rPr>
-      </w:pPr>
-      <w:r>
+        <w:pStyle w:val="900"/>
+        <w:pBdr/>
+        <w:spacing/>
+        <w:ind/>
         <w:rPr>
           <w:highlight w:val="none"/>
         </w:rPr>
-        <w:br w:type="page" w:clear="all"/>
-      </w:r>
-      <w:r>
-        <w:rPr>
-          <w:highlight w:val="none"/>
-        </w:rPr>
-      </w:r>
-    </w:p>
-    <w:p>
-      <w:pPr>
-        <w:pStyle w:val="818"/>
-        <w:pBdr/>
-        <w:spacing/>
-        <w:ind/>
-        <w:rPr>
-          <w:highlight w:val="none"/>
-        </w:rPr>
-      </w:pPr>
-      <w:r/>
-      <w:bookmarkStart w:id="14" w:name="_Toc14"/>
-      <w:r>
-        <w:rPr>
-          <w:b/>
-          <w:bCs/>
-          <w:u w:val="none"/>
-        </w:rPr>
-        <w:t xml:space="preserve">Authentication/Authorisation</w:t>
-      </w:r>
-      <w:r/>
-      <w:bookmarkEnd w:id="14"/>
-      <w:r/>
-      <w:r>
-        <w:rPr>
-          <w:u w:val="none"/>
-        </w:rPr>
-      </w:r>
-    </w:p>
-    <w:p>
-      <w:pPr>
-        <w:pBdr/>
-        <w:spacing/>
-        <w:ind/>
-        <w:rPr/>
-      </w:pPr>
-      <w:r>
-        <w:rPr>
-          <w:highlight w:val="none"/>
-        </w:rPr>
-        <w:t xml:space="preserve">Authentication is managed via a traditional username &amp; password combination, which returns a session token to the caller if their provided login credentials are valid. Storing session tokens inside a hashable data structure allows sessions to be looked up quickly, reducing latency during both authentication and authorisation checks. By using the session tokens as keys for this data structure, multiple simultaneous login sessions can be supported for each user (thereby enabling logins from multiple devices).</w:t>
-      </w:r>
-      <w:r>
-        <w:rPr>
-          <w:highlight w:val="none"/>
-        </w:rPr>
-      </w:r>
-    </w:p>
-    <w:p>
-      <w:pPr>
-        <w:pBdr/>
-        <w:spacing/>
-        <w:ind/>
-        <w:rPr>
-          <w:highlight w:val="none"/>
-        </w:rPr>
-      </w:pPr>
-      <w:r>
-        <w:rPr>
-          <w:highlight w:val="none"/>
-        </w:rPr>
-        <w:t xml:space="preserve">Once users are authenticated, they’re required to provide their session tokens for any HTTP request that requires authorisation. The tokens are used to identify the user corresponding to each request, and determine their role within the organisation (which in turn determines which actions they’re authorised to perform).</w:t>
-      </w:r>
-      <w:r>
-        <w:rPr>
-          <w:highlight w:val="none"/>
-        </w:rPr>
-      </w:r>
-    </w:p>
-    <w:p>
-      <w:pPr>
-        <w:pStyle w:val="818"/>
-        <w:pBdr/>
-        <w:spacing/>
-        <w:ind/>
-        <w:rPr>
-          <w:highlight w:val="none"/>
-        </w:rPr>
       </w:pPr>
       <w:r/>
       <w:bookmarkStart w:id="15" w:name="_Toc15"/>
-      <w:r/>
       <w:r>
         <w:rPr>
           <w:b/>
@@ -3752,9 +4409,12 @@
         </w:rPr>
         <w:t xml:space="preserve">Approval Workflow</w:t>
       </w:r>
-      <w:r/>
       <w:bookmarkEnd w:id="15"/>
-      <w:r/>
+      <w:r>
+        <w:rPr>
+          <w:highlight w:val="none"/>
+        </w:rPr>
+      </w:r>
       <w:r>
         <w:rPr>
           <w:highlight w:val="none"/>
@@ -4639,7 +5299,7 @@
     </w:p>
     <w:p>
       <w:pPr>
-        <w:pStyle w:val="818"/>
+        <w:pStyle w:val="900"/>
         <w:pBdr/>
         <w:spacing/>
         <w:ind/>
@@ -4657,9 +5317,12 @@
         </w:rPr>
         <w:t xml:space="preserve">Working Assumptions</w:t>
       </w:r>
-      <w:r/>
       <w:bookmarkEnd w:id="16"/>
-      <w:r/>
+      <w:r>
+        <w:rPr>
+          <w:u w:val="none"/>
+        </w:rPr>
+      </w:r>
       <w:r>
         <w:rPr>
           <w:u w:val="none"/>
@@ -4668,7 +5331,7 @@
     </w:p>
     <w:p>
       <w:pPr>
-        <w:pStyle w:val="871"/>
+        <w:pStyle w:val="953"/>
         <w:numPr>
           <w:ilvl w:val="0"/>
           <w:numId w:val="4"/>
@@ -4695,7 +5358,7 @@
     </w:p>
     <w:p>
       <w:pPr>
-        <w:pStyle w:val="871"/>
+        <w:pStyle w:val="953"/>
         <w:numPr>
           <w:ilvl w:val="1"/>
           <w:numId w:val="4"/>
@@ -4728,7 +5391,7 @@
     </w:p>
     <w:p>
       <w:pPr>
-        <w:pStyle w:val="871"/>
+        <w:pStyle w:val="953"/>
         <w:numPr>
           <w:ilvl w:val="0"/>
           <w:numId w:val="4"/>
@@ -4767,7 +5430,7 @@
     </w:p>
     <w:p>
       <w:pPr>
-        <w:pStyle w:val="871"/>
+        <w:pStyle w:val="953"/>
         <w:numPr>
           <w:ilvl w:val="1"/>
           <w:numId w:val="4"/>
@@ -4802,7 +5465,7 @@
     </w:p>
     <w:p>
       <w:pPr>
-        <w:pStyle w:val="871"/>
+        <w:pStyle w:val="953"/>
         <w:numPr>
           <w:ilvl w:val="0"/>
           <w:numId w:val="4"/>
@@ -4847,7 +5510,7 @@
     </w:p>
     <w:p>
       <w:pPr>
-        <w:pStyle w:val="871"/>
+        <w:pStyle w:val="953"/>
         <w:numPr>
           <w:ilvl w:val="1"/>
           <w:numId w:val="4"/>
@@ -4965,7 +5628,7 @@
 <w:hdr xmlns:wpc="http://schemas.microsoft.com/office/word/2010/wordprocessingCanvas" xmlns:mc="http://schemas.openxmlformats.org/markup-compatibility/2006" xmlns:o="urn:schemas-microsoft-com:office:office" xmlns:r="http://schemas.openxmlformats.org/officeDocument/2006/relationships" xmlns:m="http://schemas.openxmlformats.org/officeDocument/2006/math" xmlns:v="urn:schemas-microsoft-com:vml" xmlns:wp14="http://schemas.microsoft.com/office/word/2010/wordprocessingDrawing" xmlns:wp="http://schemas.openxmlformats.org/drawingml/2006/wordprocessingDrawing" xmlns:w10="urn:schemas-microsoft-com:office:word" xmlns:w="http://schemas.openxmlformats.org/wordprocessingml/2006/main" xmlns:w14="http://schemas.microsoft.com/office/word/2010/wordml" xmlns:w15="http://schemas.microsoft.com/office/word/2012/wordml" xmlns:wpg="http://schemas.microsoft.com/office/word/2010/wordprocessingGroup" xmlns:wpi="http://schemas.microsoft.com/office/word/2010/wordprocessingInk" xmlns:wne="http://schemas.microsoft.com/office/word/2006/wordml" xmlns:a="http://schemas.openxmlformats.org/drawingml/2006/main" xmlns:wps="http://schemas.microsoft.com/office/word/2010/wordprocessingShape" mc:Ignorable="w14 w15 wp14">
   <w:p>
     <w:pPr>
-      <w:pStyle w:val="852"/>
+      <w:pStyle w:val="934"/>
       <w:pBdr/>
       <w:spacing/>
       <w:ind/>
@@ -4982,7 +5645,7 @@
   </w:p>
   <w:p>
     <w:pPr>
-      <w:pStyle w:val="852"/>
+      <w:pStyle w:val="934"/>
       <w:pBdr/>
       <w:spacing/>
       <w:ind/>
@@ -11704,6 +12367,298 @@
         <w:pBdr/>
         <w:spacing/>
         <w:ind w:hanging="360" w:left="6469"/>
+      </w:pPr>
+      <w:rPr>
+        <w:rFonts w:hint="default" w:ascii="Wingdings" w:hAnsi="Wingdings" w:eastAsia="Wingdings" w:cs="Wingdings"/>
+      </w:rPr>
+      <w:start w:val="1"/>
+      <w:suff w:val="tab"/>
+    </w:lvl>
+  </w:abstractNum>
+  <w:abstractNum w:abstractNumId="46">
+    <w:lvl w:ilvl="0">
+      <w:isLgl w:val="false"/>
+      <w:lvlJc w:val="left"/>
+      <w:lvlText w:val="·"/>
+      <w:numFmt w:val="bullet"/>
+      <w:pPr>
+        <w:pBdr/>
+        <w:spacing/>
+        <w:ind w:hanging="360" w:left="720"/>
+      </w:pPr>
+      <w:rPr>
+        <w:rFonts w:hint="default" w:ascii="Symbol" w:hAnsi="Symbol" w:eastAsia="Symbol" w:cs="Symbol"/>
+      </w:rPr>
+      <w:start w:val="1"/>
+      <w:suff w:val="tab"/>
+    </w:lvl>
+    <w:lvl w:ilvl="1">
+      <w:isLgl w:val="false"/>
+      <w:lvlJc w:val="left"/>
+      <w:lvlText w:val="o"/>
+      <w:numFmt w:val="bullet"/>
+      <w:pPr>
+        <w:pBdr/>
+        <w:spacing/>
+        <w:ind w:hanging="360" w:left="1440"/>
+      </w:pPr>
+      <w:rPr>
+        <w:rFonts w:hint="default" w:ascii="Courier New" w:hAnsi="Courier New" w:eastAsia="Courier New" w:cs="Courier New"/>
+      </w:rPr>
+      <w:start w:val="1"/>
+      <w:suff w:val="tab"/>
+    </w:lvl>
+    <w:lvl w:ilvl="2">
+      <w:isLgl w:val="false"/>
+      <w:lvlJc w:val="left"/>
+      <w:lvlText w:val="§"/>
+      <w:numFmt w:val="bullet"/>
+      <w:pPr>
+        <w:pBdr/>
+        <w:spacing/>
+        <w:ind w:hanging="360" w:left="2160"/>
+      </w:pPr>
+      <w:rPr>
+        <w:rFonts w:hint="default" w:ascii="Wingdings" w:hAnsi="Wingdings" w:eastAsia="Wingdings" w:cs="Wingdings"/>
+      </w:rPr>
+      <w:start w:val="1"/>
+      <w:suff w:val="tab"/>
+    </w:lvl>
+    <w:lvl w:ilvl="3">
+      <w:isLgl w:val="false"/>
+      <w:lvlJc w:val="left"/>
+      <w:lvlText w:val="·"/>
+      <w:numFmt w:val="bullet"/>
+      <w:pPr>
+        <w:pBdr/>
+        <w:spacing/>
+        <w:ind w:hanging="360" w:left="2880"/>
+      </w:pPr>
+      <w:rPr>
+        <w:rFonts w:hint="default" w:ascii="Symbol" w:hAnsi="Symbol" w:eastAsia="Symbol" w:cs="Symbol"/>
+      </w:rPr>
+      <w:start w:val="1"/>
+      <w:suff w:val="tab"/>
+    </w:lvl>
+    <w:lvl w:ilvl="4">
+      <w:isLgl w:val="false"/>
+      <w:lvlJc w:val="left"/>
+      <w:lvlText w:val="o"/>
+      <w:numFmt w:val="bullet"/>
+      <w:pPr>
+        <w:pBdr/>
+        <w:spacing/>
+        <w:ind w:hanging="360" w:left="3600"/>
+      </w:pPr>
+      <w:rPr>
+        <w:rFonts w:hint="default" w:ascii="Courier New" w:hAnsi="Courier New" w:eastAsia="Courier New" w:cs="Courier New"/>
+      </w:rPr>
+      <w:start w:val="1"/>
+      <w:suff w:val="tab"/>
+    </w:lvl>
+    <w:lvl w:ilvl="5">
+      <w:isLgl w:val="false"/>
+      <w:lvlJc w:val="left"/>
+      <w:lvlText w:val="§"/>
+      <w:numFmt w:val="bullet"/>
+      <w:pPr>
+        <w:pBdr/>
+        <w:spacing/>
+        <w:ind w:hanging="360" w:left="4320"/>
+      </w:pPr>
+      <w:rPr>
+        <w:rFonts w:hint="default" w:ascii="Wingdings" w:hAnsi="Wingdings" w:eastAsia="Wingdings" w:cs="Wingdings"/>
+      </w:rPr>
+      <w:start w:val="1"/>
+      <w:suff w:val="tab"/>
+    </w:lvl>
+    <w:lvl w:ilvl="6">
+      <w:isLgl w:val="false"/>
+      <w:lvlJc w:val="left"/>
+      <w:lvlText w:val="·"/>
+      <w:numFmt w:val="bullet"/>
+      <w:pPr>
+        <w:pBdr/>
+        <w:spacing/>
+        <w:ind w:hanging="360" w:left="5040"/>
+      </w:pPr>
+      <w:rPr>
+        <w:rFonts w:hint="default" w:ascii="Symbol" w:hAnsi="Symbol" w:eastAsia="Symbol" w:cs="Symbol"/>
+      </w:rPr>
+      <w:start w:val="1"/>
+      <w:suff w:val="tab"/>
+    </w:lvl>
+    <w:lvl w:ilvl="7">
+      <w:isLgl w:val="false"/>
+      <w:lvlJc w:val="left"/>
+      <w:lvlText w:val="o"/>
+      <w:numFmt w:val="bullet"/>
+      <w:pPr>
+        <w:pBdr/>
+        <w:spacing/>
+        <w:ind w:hanging="360" w:left="5760"/>
+      </w:pPr>
+      <w:rPr>
+        <w:rFonts w:hint="default" w:ascii="Courier New" w:hAnsi="Courier New" w:eastAsia="Courier New" w:cs="Courier New"/>
+      </w:rPr>
+      <w:start w:val="1"/>
+      <w:suff w:val="tab"/>
+    </w:lvl>
+    <w:lvl w:ilvl="8">
+      <w:isLgl w:val="false"/>
+      <w:lvlJc w:val="left"/>
+      <w:lvlText w:val="§"/>
+      <w:numFmt w:val="bullet"/>
+      <w:pPr>
+        <w:pBdr/>
+        <w:spacing/>
+        <w:ind w:hanging="360" w:left="6480"/>
+      </w:pPr>
+      <w:rPr>
+        <w:rFonts w:hint="default" w:ascii="Wingdings" w:hAnsi="Wingdings" w:eastAsia="Wingdings" w:cs="Wingdings"/>
+      </w:rPr>
+      <w:start w:val="1"/>
+      <w:suff w:val="tab"/>
+    </w:lvl>
+  </w:abstractNum>
+  <w:abstractNum w:abstractNumId="47">
+    <w:lvl w:ilvl="0">
+      <w:isLgl w:val="false"/>
+      <w:lvlJc w:val="left"/>
+      <w:lvlText w:val="·"/>
+      <w:numFmt w:val="bullet"/>
+      <w:pPr>
+        <w:pBdr/>
+        <w:spacing/>
+        <w:ind w:hanging="360" w:left="720"/>
+      </w:pPr>
+      <w:rPr>
+        <w:rFonts w:hint="default" w:ascii="Symbol" w:hAnsi="Symbol" w:eastAsia="Symbol" w:cs="Symbol"/>
+      </w:rPr>
+      <w:start w:val="1"/>
+      <w:suff w:val="tab"/>
+    </w:lvl>
+    <w:lvl w:ilvl="1">
+      <w:isLgl w:val="false"/>
+      <w:lvlJc w:val="left"/>
+      <w:lvlText w:val="o"/>
+      <w:numFmt w:val="bullet"/>
+      <w:pPr>
+        <w:pBdr/>
+        <w:spacing/>
+        <w:ind w:hanging="360" w:left="1440"/>
+      </w:pPr>
+      <w:rPr>
+        <w:rFonts w:hint="default" w:ascii="Courier New" w:hAnsi="Courier New" w:eastAsia="Courier New" w:cs="Courier New"/>
+      </w:rPr>
+      <w:start w:val="1"/>
+      <w:suff w:val="tab"/>
+    </w:lvl>
+    <w:lvl w:ilvl="2">
+      <w:isLgl w:val="false"/>
+      <w:lvlJc w:val="left"/>
+      <w:lvlText w:val="§"/>
+      <w:numFmt w:val="bullet"/>
+      <w:pPr>
+        <w:pBdr/>
+        <w:spacing/>
+        <w:ind w:hanging="360" w:left="2160"/>
+      </w:pPr>
+      <w:rPr>
+        <w:rFonts w:hint="default" w:ascii="Wingdings" w:hAnsi="Wingdings" w:eastAsia="Wingdings" w:cs="Wingdings"/>
+      </w:rPr>
+      <w:start w:val="1"/>
+      <w:suff w:val="tab"/>
+    </w:lvl>
+    <w:lvl w:ilvl="3">
+      <w:isLgl w:val="false"/>
+      <w:lvlJc w:val="left"/>
+      <w:lvlText w:val="·"/>
+      <w:numFmt w:val="bullet"/>
+      <w:pPr>
+        <w:pBdr/>
+        <w:spacing/>
+        <w:ind w:hanging="360" w:left="2880"/>
+      </w:pPr>
+      <w:rPr>
+        <w:rFonts w:hint="default" w:ascii="Symbol" w:hAnsi="Symbol" w:eastAsia="Symbol" w:cs="Symbol"/>
+      </w:rPr>
+      <w:start w:val="1"/>
+      <w:suff w:val="tab"/>
+    </w:lvl>
+    <w:lvl w:ilvl="4">
+      <w:isLgl w:val="false"/>
+      <w:lvlJc w:val="left"/>
+      <w:lvlText w:val="o"/>
+      <w:numFmt w:val="bullet"/>
+      <w:pPr>
+        <w:pBdr/>
+        <w:spacing/>
+        <w:ind w:hanging="360" w:left="3600"/>
+      </w:pPr>
+      <w:rPr>
+        <w:rFonts w:hint="default" w:ascii="Courier New" w:hAnsi="Courier New" w:eastAsia="Courier New" w:cs="Courier New"/>
+      </w:rPr>
+      <w:start w:val="1"/>
+      <w:suff w:val="tab"/>
+    </w:lvl>
+    <w:lvl w:ilvl="5">
+      <w:isLgl w:val="false"/>
+      <w:lvlJc w:val="left"/>
+      <w:lvlText w:val="§"/>
+      <w:numFmt w:val="bullet"/>
+      <w:pPr>
+        <w:pBdr/>
+        <w:spacing/>
+        <w:ind w:hanging="360" w:left="4320"/>
+      </w:pPr>
+      <w:rPr>
+        <w:rFonts w:hint="default" w:ascii="Wingdings" w:hAnsi="Wingdings" w:eastAsia="Wingdings" w:cs="Wingdings"/>
+      </w:rPr>
+      <w:start w:val="1"/>
+      <w:suff w:val="tab"/>
+    </w:lvl>
+    <w:lvl w:ilvl="6">
+      <w:isLgl w:val="false"/>
+      <w:lvlJc w:val="left"/>
+      <w:lvlText w:val="·"/>
+      <w:numFmt w:val="bullet"/>
+      <w:pPr>
+        <w:pBdr/>
+        <w:spacing/>
+        <w:ind w:hanging="360" w:left="5040"/>
+      </w:pPr>
+      <w:rPr>
+        <w:rFonts w:hint="default" w:ascii="Symbol" w:hAnsi="Symbol" w:eastAsia="Symbol" w:cs="Symbol"/>
+      </w:rPr>
+      <w:start w:val="1"/>
+      <w:suff w:val="tab"/>
+    </w:lvl>
+    <w:lvl w:ilvl="7">
+      <w:isLgl w:val="false"/>
+      <w:lvlJc w:val="left"/>
+      <w:lvlText w:val="o"/>
+      <w:numFmt w:val="bullet"/>
+      <w:pPr>
+        <w:pBdr/>
+        <w:spacing/>
+        <w:ind w:hanging="360" w:left="5760"/>
+      </w:pPr>
+      <w:rPr>
+        <w:rFonts w:hint="default" w:ascii="Courier New" w:hAnsi="Courier New" w:eastAsia="Courier New" w:cs="Courier New"/>
+      </w:rPr>
+      <w:start w:val="1"/>
+      <w:suff w:val="tab"/>
+    </w:lvl>
+    <w:lvl w:ilvl="8">
+      <w:isLgl w:val="false"/>
+      <w:lvlJc w:val="left"/>
+      <w:lvlText w:val="§"/>
+      <w:numFmt w:val="bullet"/>
+      <w:pPr>
+        <w:pBdr/>
+        <w:spacing/>
+        <w:ind w:hanging="360" w:left="6480"/>
       </w:pPr>
       <w:rPr>
         <w:rFonts w:hint="default" w:ascii="Wingdings" w:hAnsi="Wingdings" w:eastAsia="Wingdings" w:cs="Wingdings"/>
@@ -11850,6 +12805,12 @@
   <w:num w:numId="46">
     <w:abstractNumId w:val="45"/>
   </w:num>
+  <w:num w:numId="47">
+    <w:abstractNumId w:val="46"/>
+  </w:num>
+  <w:num w:numId="48">
+    <w:abstractNumId w:val="47"/>
+  </w:num>
 </w:numbering>
 </file>
 
@@ -12011,9 +12972,9 @@
     <w:lsdException w:name="Bibliography" w:uiPriority="37"/>
     <w:lsdException w:name="TOC Heading" w:uiPriority="39" w:qFormat="1"/>
   </w:latentStyles>
-  <w:style w:type="table" w:styleId="692">
+  <w:style w:type="table" w:styleId="774">
     <w:name w:val="Table Grid"/>
-    <w:basedOn w:val="868"/>
+    <w:basedOn w:val="950"/>
     <w:uiPriority w:val="59"/>
     <w:pPr>
       <w:pBdr/>
@@ -12210,9 +13171,9 @@
       </w:tcPr>
     </w:tblStylePr>
   </w:style>
-  <w:style w:type="table" w:styleId="693">
+  <w:style w:type="table" w:styleId="775">
     <w:name w:val="Table Grid Light"/>
-    <w:basedOn w:val="868"/>
+    <w:basedOn w:val="950"/>
     <w:uiPriority w:val="59"/>
     <w:pPr>
       <w:pBdr/>
@@ -12409,9 +13370,9 @@
       </w:tcPr>
     </w:tblStylePr>
   </w:style>
-  <w:style w:type="table" w:styleId="694">
+  <w:style w:type="table" w:styleId="776">
     <w:name w:val="Plain Table 1"/>
-    <w:basedOn w:val="868"/>
+    <w:basedOn w:val="950"/>
     <w:uiPriority w:val="59"/>
     <w:pPr>
       <w:pBdr/>
@@ -12634,9 +13595,9 @@
       </w:tcPr>
     </w:tblStylePr>
   </w:style>
-  <w:style w:type="table" w:styleId="695">
+  <w:style w:type="table" w:styleId="777">
     <w:name w:val="Plain Table 2"/>
-    <w:basedOn w:val="868"/>
+    <w:basedOn w:val="950"/>
     <w:uiPriority w:val="59"/>
     <w:pPr>
       <w:pBdr/>
@@ -12867,9 +13828,9 @@
       </w:tcPr>
     </w:tblStylePr>
   </w:style>
-  <w:style w:type="table" w:styleId="696">
+  <w:style w:type="table" w:styleId="778">
     <w:name w:val="Plain Table 3"/>
-    <w:basedOn w:val="868"/>
+    <w:basedOn w:val="950"/>
     <w:uiPriority w:val="99"/>
     <w:pPr>
       <w:pBdr/>
@@ -13097,9 +14058,9 @@
       </w:tcPr>
     </w:tblStylePr>
   </w:style>
-  <w:style w:type="table" w:styleId="697">
+  <w:style w:type="table" w:styleId="779">
     <w:name w:val="Plain Table 4"/>
-    <w:basedOn w:val="868"/>
+    <w:basedOn w:val="950"/>
     <w:uiPriority w:val="99"/>
     <w:pPr>
       <w:pBdr/>
@@ -13313,9 +14274,9 @@
       </w:tcPr>
     </w:tblStylePr>
   </w:style>
-  <w:style w:type="table" w:styleId="698">
+  <w:style w:type="table" w:styleId="780">
     <w:name w:val="Plain Table 5"/>
-    <w:basedOn w:val="868"/>
+    <w:basedOn w:val="950"/>
     <w:uiPriority w:val="99"/>
     <w:pPr>
       <w:pBdr/>
@@ -13546,9 +14507,9 @@
       </w:tcPr>
     </w:tblStylePr>
   </w:style>
-  <w:style w:type="table" w:styleId="699">
+  <w:style w:type="table" w:styleId="781">
     <w:name w:val="Grid Table 1 Light"/>
-    <w:basedOn w:val="868"/>
+    <w:basedOn w:val="950"/>
     <w:uiPriority w:val="99"/>
     <w:pPr>
       <w:pBdr/>
@@ -13769,9 +14730,9 @@
       </w:tcPr>
     </w:tblStylePr>
   </w:style>
-  <w:style w:type="table" w:styleId="700">
+  <w:style w:type="table" w:styleId="782">
     <w:name w:val="Grid Table 1 Light - Accent 1"/>
-    <w:basedOn w:val="868"/>
+    <w:basedOn w:val="950"/>
     <w:uiPriority w:val="99"/>
     <w:pPr>
       <w:pBdr/>
@@ -13992,9 +14953,9 @@
       </w:tcPr>
     </w:tblStylePr>
   </w:style>
-  <w:style w:type="table" w:styleId="701">
+  <w:style w:type="table" w:styleId="783">
     <w:name w:val="Grid Table 1 Light - Accent 2"/>
-    <w:basedOn w:val="868"/>
+    <w:basedOn w:val="950"/>
     <w:uiPriority w:val="99"/>
     <w:pPr>
       <w:pBdr/>
@@ -14215,9 +15176,9 @@
       </w:tcPr>
     </w:tblStylePr>
   </w:style>
-  <w:style w:type="table" w:styleId="702">
+  <w:style w:type="table" w:styleId="784">
     <w:name w:val="Grid Table 1 Light - Accent 3"/>
-    <w:basedOn w:val="868"/>
+    <w:basedOn w:val="950"/>
     <w:uiPriority w:val="99"/>
     <w:pPr>
       <w:pBdr/>
@@ -14438,9 +15399,9 @@
       </w:tcPr>
     </w:tblStylePr>
   </w:style>
-  <w:style w:type="table" w:styleId="703">
+  <w:style w:type="table" w:styleId="785">
     <w:name w:val="Grid Table 1 Light - Accent 4"/>
-    <w:basedOn w:val="868"/>
+    <w:basedOn w:val="950"/>
     <w:uiPriority w:val="99"/>
     <w:pPr>
       <w:pBdr/>
@@ -14661,9 +15622,9 @@
       </w:tcPr>
     </w:tblStylePr>
   </w:style>
-  <w:style w:type="table" w:styleId="704">
+  <w:style w:type="table" w:styleId="786">
     <w:name w:val="Grid Table 1 Light - Accent 5"/>
-    <w:basedOn w:val="868"/>
+    <w:basedOn w:val="950"/>
     <w:uiPriority w:val="99"/>
     <w:pPr>
       <w:pBdr/>
@@ -14884,9 +15845,9 @@
       </w:tcPr>
     </w:tblStylePr>
   </w:style>
-  <w:style w:type="table" w:styleId="705">
+  <w:style w:type="table" w:styleId="787">
     <w:name w:val="Grid Table 1 Light - Accent 6"/>
-    <w:basedOn w:val="868"/>
+    <w:basedOn w:val="950"/>
     <w:uiPriority w:val="99"/>
     <w:pPr>
       <w:pBdr/>
@@ -15107,9 +16068,9 @@
       </w:tcPr>
     </w:tblStylePr>
   </w:style>
-  <w:style w:type="table" w:styleId="706">
+  <w:style w:type="table" w:styleId="788">
     <w:name w:val="Grid Table 2"/>
-    <w:basedOn w:val="868"/>
+    <w:basedOn w:val="950"/>
     <w:uiPriority w:val="99"/>
     <w:pPr>
       <w:pBdr/>
@@ -15339,9 +16300,9 @@
       </w:tcPr>
     </w:tblStylePr>
   </w:style>
-  <w:style w:type="table" w:styleId="707">
+  <w:style w:type="table" w:styleId="789">
     <w:name w:val="Grid Table 2 - Accent 1"/>
-    <w:basedOn w:val="868"/>
+    <w:basedOn w:val="950"/>
     <w:uiPriority w:val="99"/>
     <w:pPr>
       <w:pBdr/>
@@ -15571,9 +16532,9 @@
       </w:tcPr>
     </w:tblStylePr>
   </w:style>
-  <w:style w:type="table" w:styleId="708">
+  <w:style w:type="table" w:styleId="790">
     <w:name w:val="Grid Table 2 - Accent 2"/>
-    <w:basedOn w:val="868"/>
+    <w:basedOn w:val="950"/>
     <w:uiPriority w:val="99"/>
     <w:pPr>
       <w:pBdr/>
@@ -15803,9 +16764,9 @@
       </w:tcPr>
     </w:tblStylePr>
   </w:style>
-  <w:style w:type="table" w:styleId="709">
+  <w:style w:type="table" w:styleId="791">
     <w:name w:val="Grid Table 2 - Accent 3"/>
-    <w:basedOn w:val="868"/>
+    <w:basedOn w:val="950"/>
     <w:uiPriority w:val="99"/>
     <w:pPr>
       <w:pBdr/>
@@ -16035,9 +16996,9 @@
       </w:tcPr>
     </w:tblStylePr>
   </w:style>
-  <w:style w:type="table" w:styleId="710">
+  <w:style w:type="table" w:styleId="792">
     <w:name w:val="Grid Table 2 - Accent 4"/>
-    <w:basedOn w:val="868"/>
+    <w:basedOn w:val="950"/>
     <w:uiPriority w:val="99"/>
     <w:pPr>
       <w:pBdr/>
@@ -16267,9 +17228,9 @@
       </w:tcPr>
     </w:tblStylePr>
   </w:style>
-  <w:style w:type="table" w:styleId="711">
+  <w:style w:type="table" w:styleId="793">
     <w:name w:val="Grid Table 2 - Accent 5"/>
-    <w:basedOn w:val="868"/>
+    <w:basedOn w:val="950"/>
     <w:uiPriority w:val="99"/>
     <w:pPr>
       <w:pBdr/>
@@ -16499,9 +17460,9 @@
       </w:tcPr>
     </w:tblStylePr>
   </w:style>
-  <w:style w:type="table" w:styleId="712">
+  <w:style w:type="table" w:styleId="794">
     <w:name w:val="Grid Table 2 - Accent 6"/>
-    <w:basedOn w:val="868"/>
+    <w:basedOn w:val="950"/>
     <w:uiPriority w:val="99"/>
     <w:pPr>
       <w:pBdr/>
@@ -16731,9 +17692,9 @@
       </w:tcPr>
     </w:tblStylePr>
   </w:style>
-  <w:style w:type="table" w:styleId="713">
+  <w:style w:type="table" w:styleId="795">
     <w:name w:val="Grid Table 3"/>
-    <w:basedOn w:val="868"/>
+    <w:basedOn w:val="950"/>
     <w:uiPriority w:val="99"/>
     <w:pPr>
       <w:pBdr/>
@@ -16976,9 +17937,9 @@
       </w:tcPr>
     </w:tblStylePr>
   </w:style>
-  <w:style w:type="table" w:styleId="714">
+  <w:style w:type="table" w:styleId="796">
     <w:name w:val="Grid Table 3 - Accent 1"/>
-    <w:basedOn w:val="868"/>
+    <w:basedOn w:val="950"/>
     <w:uiPriority w:val="99"/>
     <w:pPr>
       <w:pBdr/>
@@ -17221,9 +18182,9 @@
       </w:tcPr>
     </w:tblStylePr>
   </w:style>
-  <w:style w:type="table" w:styleId="715">
+  <w:style w:type="table" w:styleId="797">
     <w:name w:val="Grid Table 3 - Accent 2"/>
-    <w:basedOn w:val="868"/>
+    <w:basedOn w:val="950"/>
     <w:uiPriority w:val="99"/>
     <w:pPr>
       <w:pBdr/>
@@ -17466,9 +18427,9 @@
       </w:tcPr>
     </w:tblStylePr>
   </w:style>
-  <w:style w:type="table" w:styleId="716">
+  <w:style w:type="table" w:styleId="798">
     <w:name w:val="Grid Table 3 - Accent 3"/>
-    <w:basedOn w:val="868"/>
+    <w:basedOn w:val="950"/>
     <w:uiPriority w:val="99"/>
     <w:pPr>
       <w:pBdr/>
@@ -17711,9 +18672,9 @@
       </w:tcPr>
     </w:tblStylePr>
   </w:style>
-  <w:style w:type="table" w:styleId="717">
+  <w:style w:type="table" w:styleId="799">
     <w:name w:val="Grid Table 3 - Accent 4"/>
-    <w:basedOn w:val="868"/>
+    <w:basedOn w:val="950"/>
     <w:uiPriority w:val="99"/>
     <w:pPr>
       <w:pBdr/>
@@ -17956,9 +18917,9 @@
       </w:tcPr>
     </w:tblStylePr>
   </w:style>
-  <w:style w:type="table" w:styleId="718">
+  <w:style w:type="table" w:styleId="800">
     <w:name w:val="Grid Table 3 - Accent 5"/>
-    <w:basedOn w:val="868"/>
+    <w:basedOn w:val="950"/>
     <w:uiPriority w:val="99"/>
     <w:pPr>
       <w:pBdr/>
@@ -18201,9 +19162,9 @@
       </w:tcPr>
     </w:tblStylePr>
   </w:style>
-  <w:style w:type="table" w:styleId="719">
+  <w:style w:type="table" w:styleId="801">
     <w:name w:val="Grid Table 3 - Accent 6"/>
-    <w:basedOn w:val="868"/>
+    <w:basedOn w:val="950"/>
     <w:uiPriority w:val="99"/>
     <w:pPr>
       <w:pBdr/>
@@ -18446,9 +19407,9 @@
       </w:tcPr>
     </w:tblStylePr>
   </w:style>
-  <w:style w:type="table" w:styleId="720">
+  <w:style w:type="table" w:styleId="802">
     <w:name w:val="Grid Table 4"/>
-    <w:basedOn w:val="868"/>
+    <w:basedOn w:val="950"/>
     <w:uiPriority w:val="59"/>
     <w:pPr>
       <w:pBdr/>
@@ -18679,9 +19640,9 @@
       </w:tcPr>
     </w:tblStylePr>
   </w:style>
-  <w:style w:type="table" w:styleId="721">
+  <w:style w:type="table" w:styleId="803">
     <w:name w:val="Grid Table 4 - Accent 1"/>
-    <w:basedOn w:val="868"/>
+    <w:basedOn w:val="950"/>
     <w:uiPriority w:val="59"/>
     <w:pPr>
       <w:pBdr/>
@@ -18912,9 +19873,9 @@
       </w:tcPr>
     </w:tblStylePr>
   </w:style>
-  <w:style w:type="table" w:styleId="722">
+  <w:style w:type="table" w:styleId="804">
     <w:name w:val="Grid Table 4 - Accent 2"/>
-    <w:basedOn w:val="868"/>
+    <w:basedOn w:val="950"/>
     <w:uiPriority w:val="59"/>
     <w:pPr>
       <w:pBdr/>
@@ -19145,9 +20106,9 @@
       </w:tcPr>
     </w:tblStylePr>
   </w:style>
-  <w:style w:type="table" w:styleId="723">
+  <w:style w:type="table" w:styleId="805">
     <w:name w:val="Grid Table 4 - Accent 3"/>
-    <w:basedOn w:val="868"/>
+    <w:basedOn w:val="950"/>
     <w:uiPriority w:val="59"/>
     <w:pPr>
       <w:pBdr/>
@@ -19378,9 +20339,9 @@
       </w:tcPr>
     </w:tblStylePr>
   </w:style>
-  <w:style w:type="table" w:styleId="724">
+  <w:style w:type="table" w:styleId="806">
     <w:name w:val="Grid Table 4 - Accent 4"/>
-    <w:basedOn w:val="868"/>
+    <w:basedOn w:val="950"/>
     <w:uiPriority w:val="59"/>
     <w:pPr>
       <w:pBdr/>
@@ -19611,9 +20572,9 @@
       </w:tcPr>
     </w:tblStylePr>
   </w:style>
-  <w:style w:type="table" w:styleId="725">
+  <w:style w:type="table" w:styleId="807">
     <w:name w:val="Grid Table 4 - Accent 5"/>
-    <w:basedOn w:val="868"/>
+    <w:basedOn w:val="950"/>
     <w:uiPriority w:val="59"/>
     <w:pPr>
       <w:pBdr/>
@@ -19844,9 +20805,9 @@
       </w:tcPr>
     </w:tblStylePr>
   </w:style>
-  <w:style w:type="table" w:styleId="726">
+  <w:style w:type="table" w:styleId="808">
     <w:name w:val="Grid Table 4 - Accent 6"/>
-    <w:basedOn w:val="868"/>
+    <w:basedOn w:val="950"/>
     <w:uiPriority w:val="59"/>
     <w:pPr>
       <w:pBdr/>
@@ -20077,9 +21038,9 @@
       </w:tcPr>
     </w:tblStylePr>
   </w:style>
-  <w:style w:type="table" w:styleId="727">
+  <w:style w:type="table" w:styleId="809">
     <w:name w:val="Grid Table 5 Dark"/>
-    <w:basedOn w:val="868"/>
+    <w:basedOn w:val="950"/>
     <w:uiPriority w:val="99"/>
     <w:pPr>
       <w:pBdr/>
@@ -20305,9 +21266,9 @@
       </w:tcPr>
     </w:tblStylePr>
   </w:style>
-  <w:style w:type="table" w:styleId="728">
+  <w:style w:type="table" w:styleId="810">
     <w:name w:val="Grid Table 5 Dark- Accent 1"/>
-    <w:basedOn w:val="868"/>
+    <w:basedOn w:val="950"/>
     <w:uiPriority w:val="99"/>
     <w:pPr>
       <w:pBdr/>
@@ -20533,9 +21494,9 @@
       </w:tcPr>
     </w:tblStylePr>
   </w:style>
-  <w:style w:type="table" w:styleId="729">
+  <w:style w:type="table" w:styleId="811">
     <w:name w:val="Grid Table 5 Dark - Accent 2"/>
-    <w:basedOn w:val="868"/>
+    <w:basedOn w:val="950"/>
     <w:uiPriority w:val="99"/>
     <w:pPr>
       <w:pBdr/>
@@ -20761,9 +21722,9 @@
       </w:tcPr>
     </w:tblStylePr>
   </w:style>
-  <w:style w:type="table" w:styleId="730">
+  <w:style w:type="table" w:styleId="812">
     <w:name w:val="Grid Table 5 Dark - Accent 3"/>
-    <w:basedOn w:val="868"/>
+    <w:basedOn w:val="950"/>
     <w:uiPriority w:val="99"/>
     <w:pPr>
       <w:pBdr/>
@@ -20989,9 +21950,9 @@
       </w:tcPr>
     </w:tblStylePr>
   </w:style>
-  <w:style w:type="table" w:styleId="731">
+  <w:style w:type="table" w:styleId="813">
     <w:name w:val="Grid Table 5 Dark- Accent 4"/>
-    <w:basedOn w:val="868"/>
+    <w:basedOn w:val="950"/>
     <w:uiPriority w:val="99"/>
     <w:pPr>
       <w:pBdr/>
@@ -21217,9 +22178,9 @@
       </w:tcPr>
     </w:tblStylePr>
   </w:style>
-  <w:style w:type="table" w:styleId="732">
+  <w:style w:type="table" w:styleId="814">
     <w:name w:val="Grid Table 5 Dark - Accent 5"/>
-    <w:basedOn w:val="868"/>
+    <w:basedOn w:val="950"/>
     <w:uiPriority w:val="99"/>
     <w:pPr>
       <w:pBdr/>
@@ -21445,9 +22406,9 @@
       </w:tcPr>
     </w:tblStylePr>
   </w:style>
-  <w:style w:type="table" w:styleId="733">
+  <w:style w:type="table" w:styleId="815">
     <w:name w:val="Grid Table 5 Dark - Accent 6"/>
-    <w:basedOn w:val="868"/>
+    <w:basedOn w:val="950"/>
     <w:uiPriority w:val="99"/>
     <w:pPr>
       <w:pBdr/>
@@ -21673,9 +22634,9 @@
       </w:tcPr>
     </w:tblStylePr>
   </w:style>
-  <w:style w:type="table" w:styleId="734">
+  <w:style w:type="table" w:styleId="816">
     <w:name w:val="Grid Table 6 Colorful"/>
-    <w:basedOn w:val="868"/>
+    <w:basedOn w:val="950"/>
     <w:uiPriority w:val="99"/>
     <w:pPr>
       <w:pBdr/>
@@ -21903,9 +22864,9 @@
       </w:tcPr>
     </w:tblStylePr>
   </w:style>
-  <w:style w:type="table" w:styleId="735">
+  <w:style w:type="table" w:styleId="817">
     <w:name w:val="Grid Table 6 Colorful - Accent 1"/>
-    <w:basedOn w:val="868"/>
+    <w:basedOn w:val="950"/>
     <w:uiPriority w:val="99"/>
     <w:pPr>
       <w:pBdr/>
@@ -22133,9 +23094,9 @@
       </w:tcPr>
     </w:tblStylePr>
   </w:style>
-  <w:style w:type="table" w:styleId="736">
+  <w:style w:type="table" w:styleId="818">
     <w:name w:val="Grid Table 6 Colorful - Accent 2"/>
-    <w:basedOn w:val="868"/>
+    <w:basedOn w:val="950"/>
     <w:uiPriority w:val="99"/>
     <w:pPr>
       <w:pBdr/>
@@ -22363,9 +23324,9 @@
       </w:tcPr>
     </w:tblStylePr>
   </w:style>
-  <w:style w:type="table" w:styleId="737">
+  <w:style w:type="table" w:styleId="819">
     <w:name w:val="Grid Table 6 Colorful - Accent 3"/>
-    <w:basedOn w:val="868"/>
+    <w:basedOn w:val="950"/>
     <w:uiPriority w:val="99"/>
     <w:pPr>
       <w:pBdr/>
@@ -22593,9 +23554,9 @@
       </w:tcPr>
     </w:tblStylePr>
   </w:style>
-  <w:style w:type="table" w:styleId="738">
+  <w:style w:type="table" w:styleId="820">
     <w:name w:val="Grid Table 6 Colorful - Accent 4"/>
-    <w:basedOn w:val="868"/>
+    <w:basedOn w:val="950"/>
     <w:uiPriority w:val="99"/>
     <w:pPr>
       <w:pBdr/>
@@ -22823,9 +23784,9 @@
       </w:tcPr>
     </w:tblStylePr>
   </w:style>
-  <w:style w:type="table" w:styleId="739">
+  <w:style w:type="table" w:styleId="821">
     <w:name w:val="Grid Table 6 Colorful - Accent 5"/>
-    <w:basedOn w:val="868"/>
+    <w:basedOn w:val="950"/>
     <w:uiPriority w:val="99"/>
     <w:pPr>
       <w:pBdr/>
@@ -23053,9 +24014,9 @@
       </w:tcPr>
     </w:tblStylePr>
   </w:style>
-  <w:style w:type="table" w:styleId="740">
+  <w:style w:type="table" w:styleId="822">
     <w:name w:val="Grid Table 6 Colorful - Accent 6"/>
-    <w:basedOn w:val="868"/>
+    <w:basedOn w:val="950"/>
     <w:uiPriority w:val="99"/>
     <w:pPr>
       <w:pBdr/>
@@ -23283,9 +24244,9 @@
       </w:tcPr>
     </w:tblStylePr>
   </w:style>
-  <w:style w:type="table" w:styleId="741">
+  <w:style w:type="table" w:styleId="823">
     <w:name w:val="Grid Table 7 Colorful"/>
-    <w:basedOn w:val="868"/>
+    <w:basedOn w:val="950"/>
     <w:uiPriority w:val="99"/>
     <w:pPr>
       <w:pBdr/>
@@ -23537,9 +24498,9 @@
       </w:tcPr>
     </w:tblStylePr>
   </w:style>
-  <w:style w:type="table" w:styleId="742">
+  <w:style w:type="table" w:styleId="824">
     <w:name w:val="Grid Table 7 Colorful - Accent 1"/>
-    <w:basedOn w:val="868"/>
+    <w:basedOn w:val="950"/>
     <w:uiPriority w:val="99"/>
     <w:pPr>
       <w:pBdr/>
@@ -23791,9 +24752,9 @@
       </w:tcPr>
     </w:tblStylePr>
   </w:style>
-  <w:style w:type="table" w:styleId="743">
+  <w:style w:type="table" w:styleId="825">
     <w:name w:val="Grid Table 7 Colorful - Accent 2"/>
-    <w:basedOn w:val="868"/>
+    <w:basedOn w:val="950"/>
     <w:uiPriority w:val="99"/>
     <w:pPr>
       <w:pBdr/>
@@ -24045,9 +25006,9 @@
       </w:tcPr>
     </w:tblStylePr>
   </w:style>
-  <w:style w:type="table" w:styleId="744">
+  <w:style w:type="table" w:styleId="826">
     <w:name w:val="Grid Table 7 Colorful - Accent 3"/>
-    <w:basedOn w:val="868"/>
+    <w:basedOn w:val="950"/>
     <w:uiPriority w:val="99"/>
     <w:pPr>
       <w:pBdr/>
@@ -24299,9 +25260,9 @@
       </w:tcPr>
     </w:tblStylePr>
   </w:style>
-  <w:style w:type="table" w:styleId="745">
+  <w:style w:type="table" w:styleId="827">
     <w:name w:val="Grid Table 7 Colorful - Accent 4"/>
-    <w:basedOn w:val="868"/>
+    <w:basedOn w:val="950"/>
     <w:uiPriority w:val="99"/>
     <w:pPr>
       <w:pBdr/>
@@ -24553,9 +25514,9 @@
       </w:tcPr>
     </w:tblStylePr>
   </w:style>
-  <w:style w:type="table" w:styleId="746">
+  <w:style w:type="table" w:styleId="828">
     <w:name w:val="Grid Table 7 Colorful - Accent 5"/>
-    <w:basedOn w:val="868"/>
+    <w:basedOn w:val="950"/>
     <w:uiPriority w:val="99"/>
     <w:pPr>
       <w:pBdr/>
@@ -24807,9 +25768,9 @@
       </w:tcPr>
     </w:tblStylePr>
   </w:style>
-  <w:style w:type="table" w:styleId="747">
+  <w:style w:type="table" w:styleId="829">
     <w:name w:val="Grid Table 7 Colorful - Accent 6"/>
-    <w:basedOn w:val="868"/>
+    <w:basedOn w:val="950"/>
     <w:uiPriority w:val="99"/>
     <w:pPr>
       <w:pBdr/>
@@ -25061,9 +26022,9 @@
       </w:tcPr>
     </w:tblStylePr>
   </w:style>
-  <w:style w:type="table" w:styleId="748">
+  <w:style w:type="table" w:styleId="830">
     <w:name w:val="List Table 1 Light"/>
-    <w:basedOn w:val="868"/>
+    <w:basedOn w:val="950"/>
     <w:uiPriority w:val="99"/>
     <w:pPr>
       <w:pBdr/>
@@ -25277,9 +26238,9 @@
       </w:tcPr>
     </w:tblStylePr>
   </w:style>
-  <w:style w:type="table" w:styleId="749">
+  <w:style w:type="table" w:styleId="831">
     <w:name w:val="List Table 1 Light - Accent 1"/>
-    <w:basedOn w:val="868"/>
+    <w:basedOn w:val="950"/>
     <w:uiPriority w:val="99"/>
     <w:pPr>
       <w:pBdr/>
@@ -25493,9 +26454,9 @@
       </w:tcPr>
     </w:tblStylePr>
   </w:style>
-  <w:style w:type="table" w:styleId="750">
+  <w:style w:type="table" w:styleId="832">
     <w:name w:val="List Table 1 Light - Accent 2"/>
-    <w:basedOn w:val="868"/>
+    <w:basedOn w:val="950"/>
     <w:uiPriority w:val="99"/>
     <w:pPr>
       <w:pBdr/>
@@ -25709,9 +26670,9 @@
       </w:tcPr>
     </w:tblStylePr>
   </w:style>
-  <w:style w:type="table" w:styleId="751">
+  <w:style w:type="table" w:styleId="833">
     <w:name w:val="List Table 1 Light - Accent 3"/>
-    <w:basedOn w:val="868"/>
+    <w:basedOn w:val="950"/>
     <w:uiPriority w:val="99"/>
     <w:pPr>
       <w:pBdr/>
@@ -25925,9 +26886,9 @@
       </w:tcPr>
     </w:tblStylePr>
   </w:style>
-  <w:style w:type="table" w:styleId="752">
+  <w:style w:type="table" w:styleId="834">
     <w:name w:val="List Table 1 Light - Accent 4"/>
-    <w:basedOn w:val="868"/>
+    <w:basedOn w:val="950"/>
     <w:uiPriority w:val="99"/>
     <w:pPr>
       <w:pBdr/>
@@ -26141,9 +27102,9 @@
       </w:tcPr>
     </w:tblStylePr>
   </w:style>
-  <w:style w:type="table" w:styleId="753">
+  <w:style w:type="table" w:styleId="835">
     <w:name w:val="List Table 1 Light - Accent 5"/>
-    <w:basedOn w:val="868"/>
+    <w:basedOn w:val="950"/>
     <w:uiPriority w:val="99"/>
     <w:pPr>
       <w:pBdr/>
@@ -26357,9 +27318,9 @@
       </w:tcPr>
     </w:tblStylePr>
   </w:style>
-  <w:style w:type="table" w:styleId="754">
+  <w:style w:type="table" w:styleId="836">
     <w:name w:val="List Table 1 Light - Accent 6"/>
-    <w:basedOn w:val="868"/>
+    <w:basedOn w:val="950"/>
     <w:uiPriority w:val="99"/>
     <w:pPr>
       <w:pBdr/>
@@ -26573,9 +27534,9 @@
       </w:tcPr>
     </w:tblStylePr>
   </w:style>
-  <w:style w:type="table" w:styleId="755">
+  <w:style w:type="table" w:styleId="837">
     <w:name w:val="List Table 2"/>
-    <w:basedOn w:val="868"/>
+    <w:basedOn w:val="950"/>
     <w:uiPriority w:val="99"/>
     <w:pPr>
       <w:pBdr/>
@@ -26811,9 +27772,9 @@
       </w:tcPr>
     </w:tblStylePr>
   </w:style>
-  <w:style w:type="table" w:styleId="756">
+  <w:style w:type="table" w:styleId="838">
     <w:name w:val="List Table 2 - Accent 1"/>
-    <w:basedOn w:val="868"/>
+    <w:basedOn w:val="950"/>
     <w:uiPriority w:val="99"/>
     <w:pPr>
       <w:pBdr/>
@@ -27049,9 +28010,9 @@
       </w:tcPr>
     </w:tblStylePr>
   </w:style>
-  <w:style w:type="table" w:styleId="757">
+  <w:style w:type="table" w:styleId="839">
     <w:name w:val="List Table 2 - Accent 2"/>
-    <w:basedOn w:val="868"/>
+    <w:basedOn w:val="950"/>
     <w:uiPriority w:val="99"/>
     <w:pPr>
       <w:pBdr/>
@@ -27287,9 +28248,9 @@
       </w:tcPr>
     </w:tblStylePr>
   </w:style>
-  <w:style w:type="table" w:styleId="758">
+  <w:style w:type="table" w:styleId="840">
     <w:name w:val="List Table 2 - Accent 3"/>
-    <w:basedOn w:val="868"/>
+    <w:basedOn w:val="950"/>
     <w:uiPriority w:val="99"/>
     <w:pPr>
       <w:pBdr/>
@@ -27525,9 +28486,9 @@
       </w:tcPr>
     </w:tblStylePr>
   </w:style>
-  <w:style w:type="table" w:styleId="759">
+  <w:style w:type="table" w:styleId="841">
     <w:name w:val="List Table 2 - Accent 4"/>
-    <w:basedOn w:val="868"/>
+    <w:basedOn w:val="950"/>
     <w:uiPriority w:val="99"/>
     <w:pPr>
       <w:pBdr/>
@@ -27763,9 +28724,9 @@
       </w:tcPr>
     </w:tblStylePr>
   </w:style>
-  <w:style w:type="table" w:styleId="760">
+  <w:style w:type="table" w:styleId="842">
     <w:name w:val="List Table 2 - Accent 5"/>
-    <w:basedOn w:val="868"/>
+    <w:basedOn w:val="950"/>
     <w:uiPriority w:val="99"/>
     <w:pPr>
       <w:pBdr/>
@@ -28001,9 +28962,9 @@
       </w:tcPr>
     </w:tblStylePr>
   </w:style>
-  <w:style w:type="table" w:styleId="761">
+  <w:style w:type="table" w:styleId="843">
     <w:name w:val="List Table 2 - Accent 6"/>
-    <w:basedOn w:val="868"/>
+    <w:basedOn w:val="950"/>
     <w:uiPriority w:val="99"/>
     <w:pPr>
       <w:pBdr/>
@@ -28239,9 +29200,9 @@
       </w:tcPr>
     </w:tblStylePr>
   </w:style>
-  <w:style w:type="table" w:styleId="762">
+  <w:style w:type="table" w:styleId="844">
     <w:name w:val="List Table 3"/>
-    <w:basedOn w:val="868"/>
+    <w:basedOn w:val="950"/>
     <w:uiPriority w:val="99"/>
     <w:pPr>
       <w:pBdr/>
@@ -28467,9 +29428,9 @@
       </w:tcPr>
     </w:tblStylePr>
   </w:style>
-  <w:style w:type="table" w:styleId="763">
+  <w:style w:type="table" w:styleId="845">
     <w:name w:val="List Table 3 - Accent 1"/>
-    <w:basedOn w:val="868"/>
+    <w:basedOn w:val="950"/>
     <w:uiPriority w:val="99"/>
     <w:pPr>
       <w:pBdr/>
@@ -28695,9 +29656,9 @@
       </w:tcPr>
     </w:tblStylePr>
   </w:style>
-  <w:style w:type="table" w:styleId="764">
+  <w:style w:type="table" w:styleId="846">
     <w:name w:val="List Table 3 - Accent 2"/>
-    <w:basedOn w:val="868"/>
+    <w:basedOn w:val="950"/>
     <w:uiPriority w:val="99"/>
     <w:pPr>
       <w:pBdr/>
@@ -28923,9 +29884,9 @@
       </w:tcPr>
     </w:tblStylePr>
   </w:style>
-  <w:style w:type="table" w:styleId="765">
+  <w:style w:type="table" w:styleId="847">
     <w:name w:val="List Table 3 - Accent 3"/>
-    <w:basedOn w:val="868"/>
+    <w:basedOn w:val="950"/>
     <w:uiPriority w:val="99"/>
     <w:pPr>
       <w:pBdr/>
@@ -29151,9 +30112,9 @@
       </w:tcPr>
     </w:tblStylePr>
   </w:style>
-  <w:style w:type="table" w:styleId="766">
+  <w:style w:type="table" w:styleId="848">
     <w:name w:val="List Table 3 - Accent 4"/>
-    <w:basedOn w:val="868"/>
+    <w:basedOn w:val="950"/>
     <w:uiPriority w:val="99"/>
     <w:pPr>
       <w:pBdr/>
@@ -29379,9 +30340,9 @@
       </w:tcPr>
     </w:tblStylePr>
   </w:style>
-  <w:style w:type="table" w:styleId="767">
+  <w:style w:type="table" w:styleId="849">
     <w:name w:val="List Table 3 - Accent 5"/>
-    <w:basedOn w:val="868"/>
+    <w:basedOn w:val="950"/>
     <w:uiPriority w:val="99"/>
     <w:pPr>
       <w:pBdr/>
@@ -29607,9 +30568,9 @@
       </w:tcPr>
     </w:tblStylePr>
   </w:style>
-  <w:style w:type="table" w:styleId="768">
+  <w:style w:type="table" w:styleId="850">
     <w:name w:val="List Table 3 - Accent 6"/>
-    <w:basedOn w:val="868"/>
+    <w:basedOn w:val="950"/>
     <w:uiPriority w:val="99"/>
     <w:pPr>
       <w:pBdr/>
@@ -29835,9 +30796,9 @@
       </w:tcPr>
     </w:tblStylePr>
   </w:style>
-  <w:style w:type="table" w:styleId="769">
+  <w:style w:type="table" w:styleId="851">
     <w:name w:val="List Table 4"/>
-    <w:basedOn w:val="868"/>
+    <w:basedOn w:val="950"/>
     <w:uiPriority w:val="99"/>
     <w:pPr>
       <w:pBdr/>
@@ -30060,9 +31021,9 @@
       </w:tcPr>
     </w:tblStylePr>
   </w:style>
-  <w:style w:type="table" w:styleId="770">
+  <w:style w:type="table" w:styleId="852">
     <w:name w:val="List Table 4 - Accent 1"/>
-    <w:basedOn w:val="868"/>
+    <w:basedOn w:val="950"/>
     <w:uiPriority w:val="99"/>
     <w:pPr>
       <w:pBdr/>
@@ -30285,9 +31246,9 @@
       </w:tcPr>
     </w:tblStylePr>
   </w:style>
-  <w:style w:type="table" w:styleId="771">
+  <w:style w:type="table" w:styleId="853">
     <w:name w:val="List Table 4 - Accent 2"/>
-    <w:basedOn w:val="868"/>
+    <w:basedOn w:val="950"/>
     <w:uiPriority w:val="99"/>
     <w:pPr>
       <w:pBdr/>
@@ -30510,9 +31471,9 @@
       </w:tcPr>
     </w:tblStylePr>
   </w:style>
-  <w:style w:type="table" w:styleId="772">
+  <w:style w:type="table" w:styleId="854">
     <w:name w:val="List Table 4 - Accent 3"/>
-    <w:basedOn w:val="868"/>
+    <w:basedOn w:val="950"/>
     <w:uiPriority w:val="99"/>
     <w:pPr>
       <w:pBdr/>
@@ -30735,9 +31696,9 @@
       </w:tcPr>
     </w:tblStylePr>
   </w:style>
-  <w:style w:type="table" w:styleId="773">
+  <w:style w:type="table" w:styleId="855">
     <w:name w:val="List Table 4 - Accent 4"/>
-    <w:basedOn w:val="868"/>
+    <w:basedOn w:val="950"/>
     <w:uiPriority w:val="99"/>
     <w:pPr>
       <w:pBdr/>
@@ -30960,9 +31921,9 @@
       </w:tcPr>
     </w:tblStylePr>
   </w:style>
-  <w:style w:type="table" w:styleId="774">
+  <w:style w:type="table" w:styleId="856">
     <w:name w:val="List Table 4 - Accent 5"/>
-    <w:basedOn w:val="868"/>
+    <w:basedOn w:val="950"/>
     <w:uiPriority w:val="99"/>
     <w:pPr>
       <w:pBdr/>
@@ -31185,9 +32146,9 @@
       </w:tcPr>
     </w:tblStylePr>
   </w:style>
-  <w:style w:type="table" w:styleId="775">
+  <w:style w:type="table" w:styleId="857">
     <w:name w:val="List Table 4 - Accent 6"/>
-    <w:basedOn w:val="868"/>
+    <w:basedOn w:val="950"/>
     <w:uiPriority w:val="99"/>
     <w:pPr>
       <w:pBdr/>
@@ -31410,9 +32371,9 @@
       </w:tcPr>
     </w:tblStylePr>
   </w:style>
-  <w:style w:type="table" w:styleId="776">
+  <w:style w:type="table" w:styleId="858">
     <w:name w:val="List Table 5 Dark"/>
-    <w:basedOn w:val="868"/>
+    <w:basedOn w:val="950"/>
     <w:uiPriority w:val="99"/>
     <w:pPr>
       <w:pBdr/>
@@ -31652,9 +32613,9 @@
       </w:tcPr>
     </w:tblStylePr>
   </w:style>
-  <w:style w:type="table" w:styleId="777">
+  <w:style w:type="table" w:styleId="859">
     <w:name w:val="List Table 5 Dark - Accent 1"/>
-    <w:basedOn w:val="868"/>
+    <w:basedOn w:val="950"/>
     <w:uiPriority w:val="99"/>
     <w:pPr>
       <w:pBdr/>
@@ -31894,9 +32855,9 @@
       </w:tcPr>
     </w:tblStylePr>
   </w:style>
-  <w:style w:type="table" w:styleId="778">
+  <w:style w:type="table" w:styleId="860">
     <w:name w:val="List Table 5 Dark - Accent 2"/>
-    <w:basedOn w:val="868"/>
+    <w:basedOn w:val="950"/>
     <w:uiPriority w:val="99"/>
     <w:pPr>
       <w:pBdr/>
@@ -32136,9 +33097,9 @@
       </w:tcPr>
     </w:tblStylePr>
   </w:style>
-  <w:style w:type="table" w:styleId="779">
+  <w:style w:type="table" w:styleId="861">
     <w:name w:val="List Table 5 Dark - Accent 3"/>
-    <w:basedOn w:val="868"/>
+    <w:basedOn w:val="950"/>
     <w:uiPriority w:val="99"/>
     <w:pPr>
       <w:pBdr/>
@@ -32378,9 +33339,9 @@
       </w:tcPr>
     </w:tblStylePr>
   </w:style>
-  <w:style w:type="table" w:styleId="780">
+  <w:style w:type="table" w:styleId="862">
     <w:name w:val="List Table 5 Dark - Accent 4"/>
-    <w:basedOn w:val="868"/>
+    <w:basedOn w:val="950"/>
     <w:uiPriority w:val="99"/>
     <w:pPr>
       <w:pBdr/>
@@ -32620,9 +33581,9 @@
       </w:tcPr>
     </w:tblStylePr>
   </w:style>
-  <w:style w:type="table" w:styleId="781">
+  <w:style w:type="table" w:styleId="863">
     <w:name w:val="List Table 5 Dark - Accent 5"/>
-    <w:basedOn w:val="868"/>
+    <w:basedOn w:val="950"/>
     <w:uiPriority w:val="99"/>
     <w:pPr>
       <w:pBdr/>
@@ -32862,9 +33823,9 @@
       </w:tcPr>
     </w:tblStylePr>
   </w:style>
-  <w:style w:type="table" w:styleId="782">
+  <w:style w:type="table" w:styleId="864">
     <w:name w:val="List Table 5 Dark - Accent 6"/>
-    <w:basedOn w:val="868"/>
+    <w:basedOn w:val="950"/>
     <w:uiPriority w:val="99"/>
     <w:pPr>
       <w:pBdr/>
@@ -33104,9 +34065,9 @@
       </w:tcPr>
     </w:tblStylePr>
   </w:style>
-  <w:style w:type="table" w:styleId="783">
+  <w:style w:type="table" w:styleId="865">
     <w:name w:val="List Table 6 Colorful"/>
-    <w:basedOn w:val="868"/>
+    <w:basedOn w:val="950"/>
     <w:uiPriority w:val="99"/>
     <w:pPr>
       <w:pBdr/>
@@ -33327,9 +34288,9 @@
       </w:tcPr>
     </w:tblStylePr>
   </w:style>
-  <w:style w:type="table" w:styleId="784">
+  <w:style w:type="table" w:styleId="866">
     <w:name w:val="List Table 6 Colorful - Accent 1"/>
-    <w:basedOn w:val="868"/>
+    <w:basedOn w:val="950"/>
     <w:uiPriority w:val="99"/>
     <w:pPr>
       <w:pBdr/>
@@ -33550,9 +34511,9 @@
       </w:tcPr>
     </w:tblStylePr>
   </w:style>
-  <w:style w:type="table" w:styleId="785">
+  <w:style w:type="table" w:styleId="867">
     <w:name w:val="List Table 6 Colorful - Accent 2"/>
-    <w:basedOn w:val="868"/>
+    <w:basedOn w:val="950"/>
     <w:uiPriority w:val="99"/>
     <w:pPr>
       <w:pBdr/>
@@ -33773,9 +34734,9 @@
       </w:tcPr>
     </w:tblStylePr>
   </w:style>
-  <w:style w:type="table" w:styleId="786">
+  <w:style w:type="table" w:styleId="868">
     <w:name w:val="List Table 6 Colorful - Accent 3"/>
-    <w:basedOn w:val="868"/>
+    <w:basedOn w:val="950"/>
     <w:uiPriority w:val="99"/>
     <w:pPr>
       <w:pBdr/>
@@ -33996,9 +34957,9 @@
       </w:tcPr>
     </w:tblStylePr>
   </w:style>
-  <w:style w:type="table" w:styleId="787">
+  <w:style w:type="table" w:styleId="869">
     <w:name w:val="List Table 6 Colorful - Accent 4"/>
-    <w:basedOn w:val="868"/>
+    <w:basedOn w:val="950"/>
     <w:uiPriority w:val="99"/>
     <w:pPr>
       <w:pBdr/>
@@ -34219,9 +35180,9 @@
       </w:tcPr>
     </w:tblStylePr>
   </w:style>
-  <w:style w:type="table" w:styleId="788">
+  <w:style w:type="table" w:styleId="870">
     <w:name w:val="List Table 6 Colorful - Accent 5"/>
-    <w:basedOn w:val="868"/>
+    <w:basedOn w:val="950"/>
     <w:uiPriority w:val="99"/>
     <w:pPr>
       <w:pBdr/>
@@ -34442,9 +35403,9 @@
       </w:tcPr>
     </w:tblStylePr>
   </w:style>
-  <w:style w:type="table" w:styleId="789">
+  <w:style w:type="table" w:styleId="871">
     <w:name w:val="List Table 6 Colorful - Accent 6"/>
-    <w:basedOn w:val="868"/>
+    <w:basedOn w:val="950"/>
     <w:uiPriority w:val="99"/>
     <w:pPr>
       <w:pBdr/>
@@ -34665,9 +35626,9 @@
       </w:tcPr>
     </w:tblStylePr>
   </w:style>
-  <w:style w:type="table" w:styleId="790">
+  <w:style w:type="table" w:styleId="872">
     <w:name w:val="List Table 7 Colorful"/>
-    <w:basedOn w:val="868"/>
+    <w:basedOn w:val="950"/>
     <w:uiPriority w:val="99"/>
     <w:pPr>
       <w:pBdr/>
@@ -34921,9 +35882,9 @@
       </w:tcPr>
     </w:tblStylePr>
   </w:style>
-  <w:style w:type="table" w:styleId="791">
+  <w:style w:type="table" w:styleId="873">
     <w:name w:val="List Table 7 Colorful - Accent 1"/>
-    <w:basedOn w:val="868"/>
+    <w:basedOn w:val="950"/>
     <w:uiPriority w:val="99"/>
     <w:pPr>
       <w:pBdr/>
@@ -35177,9 +36138,9 @@
       </w:tcPr>
     </w:tblStylePr>
   </w:style>
-  <w:style w:type="table" w:styleId="792">
+  <w:style w:type="table" w:styleId="874">
     <w:name w:val="List Table 7 Colorful - Accent 2"/>
-    <w:basedOn w:val="868"/>
+    <w:basedOn w:val="950"/>
     <w:uiPriority w:val="99"/>
     <w:pPr>
       <w:pBdr/>
@@ -35433,9 +36394,9 @@
       </w:tcPr>
     </w:tblStylePr>
   </w:style>
-  <w:style w:type="table" w:styleId="793">
+  <w:style w:type="table" w:styleId="875">
     <w:name w:val="List Table 7 Colorful - Accent 3"/>
-    <w:basedOn w:val="868"/>
+    <w:basedOn w:val="950"/>
     <w:uiPriority w:val="99"/>
     <w:pPr>
       <w:pBdr/>
@@ -35689,9 +36650,9 @@
       </w:tcPr>
     </w:tblStylePr>
   </w:style>
-  <w:style w:type="table" w:styleId="794">
+  <w:style w:type="table" w:styleId="876">
     <w:name w:val="List Table 7 Colorful - Accent 4"/>
-    <w:basedOn w:val="868"/>
+    <w:basedOn w:val="950"/>
     <w:uiPriority w:val="99"/>
     <w:pPr>
       <w:pBdr/>
@@ -35945,9 +36906,9 @@
       </w:tcPr>
     </w:tblStylePr>
   </w:style>
-  <w:style w:type="table" w:styleId="795">
+  <w:style w:type="table" w:styleId="877">
     <w:name w:val="List Table 7 Colorful - Accent 5"/>
-    <w:basedOn w:val="868"/>
+    <w:basedOn w:val="950"/>
     <w:uiPriority w:val="99"/>
     <w:pPr>
       <w:pBdr/>
@@ -36201,9 +37162,9 @@
       </w:tcPr>
     </w:tblStylePr>
   </w:style>
-  <w:style w:type="table" w:styleId="796">
+  <w:style w:type="table" w:styleId="878">
     <w:name w:val="List Table 7 Colorful - Accent 6"/>
-    <w:basedOn w:val="868"/>
+    <w:basedOn w:val="950"/>
     <w:uiPriority w:val="99"/>
     <w:pPr>
       <w:pBdr/>
@@ -36457,9 +37418,9 @@
       </w:tcPr>
     </w:tblStylePr>
   </w:style>
-  <w:style w:type="table" w:styleId="797">
+  <w:style w:type="table" w:styleId="879">
     <w:name w:val="Lined - Accent"/>
-    <w:basedOn w:val="868"/>
+    <w:basedOn w:val="950"/>
     <w:uiPriority w:val="99"/>
     <w:pPr>
       <w:pBdr/>
@@ -36694,9 +37655,9 @@
       </w:tcPr>
     </w:tblStylePr>
   </w:style>
-  <w:style w:type="table" w:styleId="798">
+  <w:style w:type="table" w:styleId="880">
     <w:name w:val="Lined - Accent 1"/>
-    <w:basedOn w:val="868"/>
+    <w:basedOn w:val="950"/>
     <w:uiPriority w:val="99"/>
     <w:pPr>
       <w:pBdr/>
@@ -36931,9 +37892,9 @@
       </w:tcPr>
     </w:tblStylePr>
   </w:style>
-  <w:style w:type="table" w:styleId="799">
+  <w:style w:type="table" w:styleId="881">
     <w:name w:val="Lined - Accent 2"/>
-    <w:basedOn w:val="868"/>
+    <w:basedOn w:val="950"/>
     <w:uiPriority w:val="99"/>
     <w:pPr>
       <w:pBdr/>
@@ -37168,9 +38129,9 @@
       </w:tcPr>
     </w:tblStylePr>
   </w:style>
-  <w:style w:type="table" w:styleId="800">
+  <w:style w:type="table" w:styleId="882">
     <w:name w:val="Lined - Accent 3"/>
-    <w:basedOn w:val="868"/>
+    <w:basedOn w:val="950"/>
     <w:uiPriority w:val="99"/>
     <w:pPr>
       <w:pBdr/>
@@ -37405,9 +38366,9 @@
       </w:tcPr>
     </w:tblStylePr>
   </w:style>
-  <w:style w:type="table" w:styleId="801">
+  <w:style w:type="table" w:styleId="883">
     <w:name w:val="Lined - Accent 4"/>
-    <w:basedOn w:val="868"/>
+    <w:basedOn w:val="950"/>
     <w:uiPriority w:val="99"/>
     <w:pPr>
       <w:pBdr/>
@@ -37642,9 +38603,9 @@
       </w:tcPr>
     </w:tblStylePr>
   </w:style>
-  <w:style w:type="table" w:styleId="802">
+  <w:style w:type="table" w:styleId="884">
     <w:name w:val="Lined - Accent 5"/>
-    <w:basedOn w:val="868"/>
+    <w:basedOn w:val="950"/>
     <w:uiPriority w:val="99"/>
     <w:pPr>
       <w:pBdr/>
@@ -37879,9 +38840,9 @@
       </w:tcPr>
     </w:tblStylePr>
   </w:style>
-  <w:style w:type="table" w:styleId="803">
+  <w:style w:type="table" w:styleId="885">
     <w:name w:val="Lined - Accent 6"/>
-    <w:basedOn w:val="868"/>
+    <w:basedOn w:val="950"/>
     <w:uiPriority w:val="99"/>
     <w:pPr>
       <w:pBdr/>
@@ -38116,9 +39077,9 @@
       </w:tcPr>
     </w:tblStylePr>
   </w:style>
-  <w:style w:type="table" w:styleId="804">
+  <w:style w:type="table" w:styleId="886">
     <w:name w:val="Bordered &amp; Lined - Accent"/>
-    <w:basedOn w:val="868"/>
+    <w:basedOn w:val="950"/>
     <w:uiPriority w:val="99"/>
     <w:pPr>
       <w:pBdr/>
@@ -38360,9 +39321,9 @@
       </w:tcPr>
     </w:tblStylePr>
   </w:style>
-  <w:style w:type="table" w:styleId="805">
+  <w:style w:type="table" w:styleId="887">
     <w:name w:val="Bordered &amp; Lined - Accent 1"/>
-    <w:basedOn w:val="868"/>
+    <w:basedOn w:val="950"/>
     <w:uiPriority w:val="99"/>
     <w:pPr>
       <w:pBdr/>
@@ -38604,9 +39565,9 @@
       </w:tcPr>
     </w:tblStylePr>
   </w:style>
-  <w:style w:type="table" w:styleId="806">
+  <w:style w:type="table" w:styleId="888">
     <w:name w:val="Bordered &amp; Lined - Accent 2"/>
-    <w:basedOn w:val="868"/>
+    <w:basedOn w:val="950"/>
     <w:uiPriority w:val="99"/>
     <w:pPr>
       <w:pBdr/>
@@ -38848,9 +39809,9 @@
       </w:tcPr>
     </w:tblStylePr>
   </w:style>
-  <w:style w:type="table" w:styleId="807">
+  <w:style w:type="table" w:styleId="889">
     <w:name w:val="Bordered &amp; Lined - Accent 3"/>
-    <w:basedOn w:val="868"/>
+    <w:basedOn w:val="950"/>
     <w:uiPriority w:val="99"/>
     <w:pPr>
       <w:pBdr/>
@@ -39092,9 +40053,9 @@
       </w:tcPr>
     </w:tblStylePr>
   </w:style>
-  <w:style w:type="table" w:styleId="808">
+  <w:style w:type="table" w:styleId="890">
     <w:name w:val="Bordered &amp; Lined - Accent 4"/>
-    <w:basedOn w:val="868"/>
+    <w:basedOn w:val="950"/>
     <w:uiPriority w:val="99"/>
     <w:pPr>
       <w:pBdr/>
@@ -39336,9 +40297,9 @@
       </w:tcPr>
     </w:tblStylePr>
   </w:style>
-  <w:style w:type="table" w:styleId="809">
+  <w:style w:type="table" w:styleId="891">
     <w:name w:val="Bordered &amp; Lined - Accent 5"/>
-    <w:basedOn w:val="868"/>
+    <w:basedOn w:val="950"/>
     <w:uiPriority w:val="99"/>
     <w:pPr>
       <w:pBdr/>
@@ -39580,9 +40541,9 @@
       </w:tcPr>
     </w:tblStylePr>
   </w:style>
-  <w:style w:type="table" w:styleId="810">
+  <w:style w:type="table" w:styleId="892">
     <w:name w:val="Bordered &amp; Lined - Accent 6"/>
-    <w:basedOn w:val="868"/>
+    <w:basedOn w:val="950"/>
     <w:uiPriority w:val="99"/>
     <w:pPr>
       <w:pBdr/>
@@ -39824,9 +40785,9 @@
       </w:tcPr>
     </w:tblStylePr>
   </w:style>
-  <w:style w:type="table" w:styleId="811">
+  <w:style w:type="table" w:styleId="893">
     <w:name w:val="Bordered"/>
-    <w:basedOn w:val="868"/>
+    <w:basedOn w:val="950"/>
     <w:uiPriority w:val="99"/>
     <w:pPr>
       <w:pBdr/>
@@ -40055,9 +41016,9 @@
       </w:tcPr>
     </w:tblStylePr>
   </w:style>
-  <w:style w:type="table" w:styleId="812">
+  <w:style w:type="table" w:styleId="894">
     <w:name w:val="Bordered - Accent 1"/>
-    <w:basedOn w:val="868"/>
+    <w:basedOn w:val="950"/>
     <w:uiPriority w:val="99"/>
     <w:pPr>
       <w:pBdr/>
@@ -40286,9 +41247,9 @@
       </w:tcPr>
     </w:tblStylePr>
   </w:style>
-  <w:style w:type="table" w:styleId="813">
+  <w:style w:type="table" w:styleId="895">
     <w:name w:val="Bordered - Accent 2"/>
-    <w:basedOn w:val="868"/>
+    <w:basedOn w:val="950"/>
     <w:uiPriority w:val="99"/>
     <w:pPr>
       <w:pBdr/>
@@ -40517,9 +41478,9 @@
       </w:tcPr>
     </w:tblStylePr>
   </w:style>
-  <w:style w:type="table" w:styleId="814">
+  <w:style w:type="table" w:styleId="896">
     <w:name w:val="Bordered - Accent 3"/>
-    <w:basedOn w:val="868"/>
+    <w:basedOn w:val="950"/>
     <w:uiPriority w:val="99"/>
     <w:pPr>
       <w:pBdr/>
@@ -40748,9 +41709,9 @@
       </w:tcPr>
     </w:tblStylePr>
   </w:style>
-  <w:style w:type="table" w:styleId="815">
+  <w:style w:type="table" w:styleId="897">
     <w:name w:val="Bordered - Accent 4"/>
-    <w:basedOn w:val="868"/>
+    <w:basedOn w:val="950"/>
     <w:uiPriority w:val="99"/>
     <w:pPr>
       <w:pBdr/>
@@ -40979,9 +41940,9 @@
       </w:tcPr>
     </w:tblStylePr>
   </w:style>
-  <w:style w:type="table" w:styleId="816">
+  <w:style w:type="table" w:styleId="898">
     <w:name w:val="Bordered - Accent 5"/>
-    <w:basedOn w:val="868"/>
+    <w:basedOn w:val="950"/>
     <w:uiPriority w:val="99"/>
     <w:pPr>
       <w:pBdr/>
@@ -41210,9 +42171,9 @@
       </w:tcPr>
     </w:tblStylePr>
   </w:style>
-  <w:style w:type="table" w:styleId="817">
+  <w:style w:type="table" w:styleId="899">
     <w:name w:val="Bordered - Accent 6"/>
-    <w:basedOn w:val="868"/>
+    <w:basedOn w:val="950"/>
     <w:uiPriority w:val="99"/>
     <w:pPr>
       <w:pBdr/>
@@ -41441,11 +42402,11 @@
       </w:tcPr>
     </w:tblStylePr>
   </w:style>
-  <w:style w:type="paragraph" w:styleId="818">
+  <w:style w:type="paragraph" w:styleId="900">
     <w:name w:val="Heading 1"/>
-    <w:basedOn w:val="867"/>
-    <w:next w:val="867"/>
-    <w:link w:val="828"/>
+    <w:basedOn w:val="949"/>
+    <w:next w:val="949"/>
+    <w:link w:val="910"/>
     <w:uiPriority w:val="9"/>
     <w:qFormat/>
     <w:pPr>
@@ -41463,11 +42424,11 @@
       <w:szCs w:val="40"/>
     </w:rPr>
   </w:style>
-  <w:style w:type="paragraph" w:styleId="819">
+  <w:style w:type="paragraph" w:styleId="901">
     <w:name w:val="Heading 2"/>
-    <w:basedOn w:val="867"/>
-    <w:next w:val="867"/>
-    <w:link w:val="829"/>
+    <w:basedOn w:val="949"/>
+    <w:next w:val="949"/>
+    <w:link w:val="911"/>
     <w:uiPriority w:val="9"/>
     <w:unhideWhenUsed/>
     <w:qFormat/>
@@ -41486,11 +42447,11 @@
       <w:szCs w:val="32"/>
     </w:rPr>
   </w:style>
-  <w:style w:type="paragraph" w:styleId="820">
+  <w:style w:type="paragraph" w:styleId="902">
     <w:name w:val="Heading 3"/>
-    <w:basedOn w:val="867"/>
-    <w:next w:val="867"/>
-    <w:link w:val="830"/>
+    <w:basedOn w:val="949"/>
+    <w:next w:val="949"/>
+    <w:link w:val="912"/>
     <w:uiPriority w:val="9"/>
     <w:unhideWhenUsed/>
     <w:qFormat/>
@@ -41509,11 +42470,11 @@
       <w:szCs w:val="28"/>
     </w:rPr>
   </w:style>
-  <w:style w:type="paragraph" w:styleId="821">
+  <w:style w:type="paragraph" w:styleId="903">
     <w:name w:val="Heading 4"/>
-    <w:basedOn w:val="867"/>
-    <w:next w:val="867"/>
-    <w:link w:val="831"/>
+    <w:basedOn w:val="949"/>
+    <w:next w:val="949"/>
+    <w:link w:val="913"/>
     <w:uiPriority w:val="9"/>
     <w:unhideWhenUsed/>
     <w:qFormat/>
@@ -41532,11 +42493,11 @@
       <w:color w:val="0f4761" w:themeColor="accent1" w:themeShade="BF"/>
     </w:rPr>
   </w:style>
-  <w:style w:type="paragraph" w:styleId="822">
+  <w:style w:type="paragraph" w:styleId="904">
     <w:name w:val="Heading 5"/>
-    <w:basedOn w:val="867"/>
-    <w:next w:val="867"/>
-    <w:link w:val="832"/>
+    <w:basedOn w:val="949"/>
+    <w:next w:val="949"/>
+    <w:link w:val="914"/>
     <w:uiPriority w:val="9"/>
     <w:unhideWhenUsed/>
     <w:qFormat/>
@@ -41553,11 +42514,11 @@
       <w:color w:val="0f4761" w:themeColor="accent1" w:themeShade="BF"/>
     </w:rPr>
   </w:style>
-  <w:style w:type="paragraph" w:styleId="823">
+  <w:style w:type="paragraph" w:styleId="905">
     <w:name w:val="Heading 6"/>
-    <w:basedOn w:val="867"/>
-    <w:next w:val="867"/>
-    <w:link w:val="833"/>
+    <w:basedOn w:val="949"/>
+    <w:next w:val="949"/>
+    <w:link w:val="915"/>
     <w:uiPriority w:val="9"/>
     <w:unhideWhenUsed/>
     <w:qFormat/>
@@ -41576,11 +42537,11 @@
       <w:color w:val="595959" w:themeColor="text1" w:themeTint="A6"/>
     </w:rPr>
   </w:style>
-  <w:style w:type="paragraph" w:styleId="824">
+  <w:style w:type="paragraph" w:styleId="906">
     <w:name w:val="Heading 7"/>
-    <w:basedOn w:val="867"/>
-    <w:next w:val="867"/>
-    <w:link w:val="834"/>
+    <w:basedOn w:val="949"/>
+    <w:next w:val="949"/>
+    <w:link w:val="916"/>
     <w:uiPriority w:val="9"/>
     <w:unhideWhenUsed/>
     <w:qFormat/>
@@ -41597,11 +42558,11 @@
       <w:color w:val="595959" w:themeColor="text1" w:themeTint="A6"/>
     </w:rPr>
   </w:style>
-  <w:style w:type="paragraph" w:styleId="825">
+  <w:style w:type="paragraph" w:styleId="907">
     <w:name w:val="Heading 8"/>
-    <w:basedOn w:val="867"/>
-    <w:next w:val="867"/>
-    <w:link w:val="835"/>
+    <w:basedOn w:val="949"/>
+    <w:next w:val="949"/>
+    <w:link w:val="917"/>
     <w:uiPriority w:val="9"/>
     <w:unhideWhenUsed/>
     <w:qFormat/>
@@ -41620,11 +42581,11 @@
       <w:color w:val="272727" w:themeColor="text1" w:themeTint="D8"/>
     </w:rPr>
   </w:style>
-  <w:style w:type="paragraph" w:styleId="826">
+  <w:style w:type="paragraph" w:styleId="908">
     <w:name w:val="Heading 9"/>
-    <w:basedOn w:val="867"/>
-    <w:next w:val="867"/>
-    <w:link w:val="836"/>
+    <w:basedOn w:val="949"/>
+    <w:next w:val="949"/>
+    <w:link w:val="918"/>
     <w:uiPriority w:val="9"/>
     <w:unhideWhenUsed/>
     <w:qFormat/>
@@ -41643,7 +42604,7 @@
       <w:color w:val="272727" w:themeColor="text1" w:themeTint="D8"/>
     </w:rPr>
   </w:style>
-  <w:style w:type="character" w:styleId="827" w:default="1">
+  <w:style w:type="character" w:styleId="909" w:default="1">
     <w:name w:val="Default Paragraph Font"/>
     <w:uiPriority w:val="1"/>
     <w:semiHidden/>
@@ -41654,10 +42615,10 @@
       <w:ind/>
     </w:pPr>
   </w:style>
-  <w:style w:type="character" w:styleId="828">
+  <w:style w:type="character" w:styleId="910">
     <w:name w:val="Heading 1 Char"/>
-    <w:basedOn w:val="827"/>
-    <w:link w:val="818"/>
+    <w:basedOn w:val="909"/>
+    <w:link w:val="900"/>
     <w:uiPriority w:val="9"/>
     <w:pPr>
       <w:pBdr/>
@@ -41671,10 +42632,10 @@
       <w:szCs w:val="40"/>
     </w:rPr>
   </w:style>
-  <w:style w:type="character" w:styleId="829">
+  <w:style w:type="character" w:styleId="911">
     <w:name w:val="Heading 2 Char"/>
-    <w:basedOn w:val="827"/>
-    <w:link w:val="819"/>
+    <w:basedOn w:val="909"/>
+    <w:link w:val="901"/>
     <w:uiPriority w:val="9"/>
     <w:pPr>
       <w:pBdr/>
@@ -41688,10 +42649,10 @@
       <w:szCs w:val="32"/>
     </w:rPr>
   </w:style>
-  <w:style w:type="character" w:styleId="830">
+  <w:style w:type="character" w:styleId="912">
     <w:name w:val="Heading 3 Char"/>
-    <w:basedOn w:val="827"/>
-    <w:link w:val="820"/>
+    <w:basedOn w:val="909"/>
+    <w:link w:val="902"/>
     <w:uiPriority w:val="9"/>
     <w:pPr>
       <w:pBdr/>
@@ -41705,10 +42666,10 @@
       <w:szCs w:val="28"/>
     </w:rPr>
   </w:style>
-  <w:style w:type="character" w:styleId="831">
+  <w:style w:type="character" w:styleId="913">
     <w:name w:val="Heading 4 Char"/>
-    <w:basedOn w:val="827"/>
-    <w:link w:val="821"/>
+    <w:basedOn w:val="909"/>
+    <w:link w:val="903"/>
     <w:uiPriority w:val="9"/>
     <w:pPr>
       <w:pBdr/>
@@ -41722,10 +42683,10 @@
       <w:color w:val="0f4761" w:themeColor="accent1" w:themeShade="BF"/>
     </w:rPr>
   </w:style>
-  <w:style w:type="character" w:styleId="832">
+  <w:style w:type="character" w:styleId="914">
     <w:name w:val="Heading 5 Char"/>
-    <w:basedOn w:val="827"/>
-    <w:link w:val="822"/>
+    <w:basedOn w:val="909"/>
+    <w:link w:val="904"/>
     <w:uiPriority w:val="9"/>
     <w:pPr>
       <w:pBdr/>
@@ -41737,10 +42698,10 @@
       <w:color w:val="0f4761" w:themeColor="accent1" w:themeShade="BF"/>
     </w:rPr>
   </w:style>
-  <w:style w:type="character" w:styleId="833">
+  <w:style w:type="character" w:styleId="915">
     <w:name w:val="Heading 6 Char"/>
-    <w:basedOn w:val="827"/>
-    <w:link w:val="823"/>
+    <w:basedOn w:val="909"/>
+    <w:link w:val="905"/>
     <w:uiPriority w:val="9"/>
     <w:pPr>
       <w:pBdr/>
@@ -41754,10 +42715,10 @@
       <w:color w:val="595959" w:themeColor="text1" w:themeTint="A6"/>
     </w:rPr>
   </w:style>
-  <w:style w:type="character" w:styleId="834">
+  <w:style w:type="character" w:styleId="916">
     <w:name w:val="Heading 7 Char"/>
-    <w:basedOn w:val="827"/>
-    <w:link w:val="824"/>
+    <w:basedOn w:val="909"/>
+    <w:link w:val="906"/>
     <w:uiPriority w:val="9"/>
     <w:pPr>
       <w:pBdr/>
@@ -41769,10 +42730,10 @@
       <w:color w:val="595959" w:themeColor="text1" w:themeTint="A6"/>
     </w:rPr>
   </w:style>
-  <w:style w:type="character" w:styleId="835">
+  <w:style w:type="character" w:styleId="917">
     <w:name w:val="Heading 8 Char"/>
-    <w:basedOn w:val="827"/>
-    <w:link w:val="825"/>
+    <w:basedOn w:val="909"/>
+    <w:link w:val="907"/>
     <w:uiPriority w:val="9"/>
     <w:pPr>
       <w:pBdr/>
@@ -41786,10 +42747,10 @@
       <w:color w:val="272727" w:themeColor="text1" w:themeTint="D8"/>
     </w:rPr>
   </w:style>
-  <w:style w:type="character" w:styleId="836">
+  <w:style w:type="character" w:styleId="918">
     <w:name w:val="Heading 9 Char"/>
-    <w:basedOn w:val="827"/>
-    <w:link w:val="826"/>
+    <w:basedOn w:val="909"/>
+    <w:link w:val="908"/>
     <w:uiPriority w:val="9"/>
     <w:pPr>
       <w:pBdr/>
@@ -41803,11 +42764,11 @@
       <w:color w:val="272727" w:themeColor="text1" w:themeTint="D8"/>
     </w:rPr>
   </w:style>
-  <w:style w:type="paragraph" w:styleId="837">
+  <w:style w:type="paragraph" w:styleId="919">
     <w:name w:val="Title"/>
-    <w:basedOn w:val="867"/>
-    <w:next w:val="867"/>
-    <w:link w:val="838"/>
+    <w:basedOn w:val="949"/>
+    <w:next w:val="949"/>
+    <w:link w:val="920"/>
     <w:uiPriority w:val="10"/>
     <w:qFormat/>
     <w:pPr>
@@ -41823,10 +42784,10 @@
       <w:szCs w:val="56"/>
     </w:rPr>
   </w:style>
-  <w:style w:type="character" w:styleId="838">
+  <w:style w:type="character" w:styleId="920">
     <w:name w:val="Title Char"/>
-    <w:basedOn w:val="827"/>
-    <w:link w:val="837"/>
+    <w:basedOn w:val="909"/>
+    <w:link w:val="919"/>
     <w:uiPriority w:val="10"/>
     <w:pPr>
       <w:pBdr/>
@@ -41840,11 +42801,11 @@
       <w:szCs w:val="56"/>
     </w:rPr>
   </w:style>
-  <w:style w:type="paragraph" w:styleId="839">
+  <w:style w:type="paragraph" w:styleId="921">
     <w:name w:val="Subtitle"/>
-    <w:basedOn w:val="867"/>
-    <w:next w:val="867"/>
-    <w:link w:val="840"/>
+    <w:basedOn w:val="949"/>
+    <w:next w:val="949"/>
+    <w:link w:val="922"/>
     <w:uiPriority w:val="11"/>
     <w:qFormat/>
     <w:pPr>
@@ -41862,10 +42823,10 @@
       <w:szCs w:val="28"/>
     </w:rPr>
   </w:style>
-  <w:style w:type="character" w:styleId="840">
+  <w:style w:type="character" w:styleId="922">
     <w:name w:val="Subtitle Char"/>
-    <w:basedOn w:val="827"/>
-    <w:link w:val="839"/>
+    <w:basedOn w:val="909"/>
+    <w:link w:val="921"/>
     <w:uiPriority w:val="11"/>
     <w:pPr>
       <w:pBdr/>
@@ -41879,11 +42840,11 @@
       <w:szCs w:val="28"/>
     </w:rPr>
   </w:style>
-  <w:style w:type="paragraph" w:styleId="841">
+  <w:style w:type="paragraph" w:styleId="923">
     <w:name w:val="Quote"/>
-    <w:basedOn w:val="867"/>
-    <w:next w:val="867"/>
-    <w:link w:val="842"/>
+    <w:basedOn w:val="949"/>
+    <w:next w:val="949"/>
+    <w:link w:val="924"/>
     <w:uiPriority w:val="29"/>
     <w:qFormat/>
     <w:pPr>
@@ -41898,10 +42859,10 @@
       <w:color w:val="404040" w:themeColor="text1" w:themeTint="BF"/>
     </w:rPr>
   </w:style>
-  <w:style w:type="character" w:styleId="842">
+  <w:style w:type="character" w:styleId="924">
     <w:name w:val="Quote Char"/>
-    <w:basedOn w:val="827"/>
-    <w:link w:val="841"/>
+    <w:basedOn w:val="909"/>
+    <w:link w:val="923"/>
     <w:uiPriority w:val="29"/>
     <w:pPr>
       <w:pBdr/>
@@ -41914,9 +42875,9 @@
       <w:color w:val="404040" w:themeColor="text1" w:themeTint="BF"/>
     </w:rPr>
   </w:style>
-  <w:style w:type="character" w:styleId="843">
+  <w:style w:type="character" w:styleId="925">
     <w:name w:val="Intense Emphasis"/>
-    <w:basedOn w:val="827"/>
+    <w:basedOn w:val="909"/>
     <w:uiPriority w:val="21"/>
     <w:qFormat/>
     <w:pPr>
@@ -41930,11 +42891,11 @@
       <w:color w:val="0f4761" w:themeColor="accent1" w:themeShade="BF"/>
     </w:rPr>
   </w:style>
-  <w:style w:type="paragraph" w:styleId="844">
+  <w:style w:type="paragraph" w:styleId="926">
     <w:name w:val="Intense Quote"/>
-    <w:basedOn w:val="867"/>
-    <w:next w:val="867"/>
-    <w:link w:val="845"/>
+    <w:basedOn w:val="949"/>
+    <w:next w:val="949"/>
+    <w:link w:val="927"/>
     <w:uiPriority w:val="30"/>
     <w:qFormat/>
     <w:pPr>
@@ -41952,10 +42913,10 @@
       <w:color w:val="0f4761" w:themeColor="accent1" w:themeShade="BF"/>
     </w:rPr>
   </w:style>
-  <w:style w:type="character" w:styleId="845">
+  <w:style w:type="character" w:styleId="927">
     <w:name w:val="Intense Quote Char"/>
-    <w:basedOn w:val="827"/>
-    <w:link w:val="844"/>
+    <w:basedOn w:val="909"/>
+    <w:link w:val="926"/>
     <w:uiPriority w:val="30"/>
     <w:pPr>
       <w:pBdr/>
@@ -41968,9 +42929,9 @@
       <w:color w:val="0f4761" w:themeColor="accent1" w:themeShade="BF"/>
     </w:rPr>
   </w:style>
-  <w:style w:type="character" w:styleId="846">
+  <w:style w:type="character" w:styleId="928">
     <w:name w:val="Intense Reference"/>
-    <w:basedOn w:val="827"/>
+    <w:basedOn w:val="909"/>
     <w:uiPriority w:val="32"/>
     <w:qFormat/>
     <w:pPr>
@@ -41986,9 +42947,9 @@
       <w:spacing w:val="5"/>
     </w:rPr>
   </w:style>
-  <w:style w:type="character" w:styleId="847">
+  <w:style w:type="character" w:styleId="929">
     <w:name w:val="Subtle Emphasis"/>
-    <w:basedOn w:val="827"/>
+    <w:basedOn w:val="909"/>
     <w:uiPriority w:val="19"/>
     <w:qFormat/>
     <w:pPr>
@@ -42002,9 +42963,9 @@
       <w:color w:val="404040" w:themeColor="text1" w:themeTint="BF"/>
     </w:rPr>
   </w:style>
-  <w:style w:type="character" w:styleId="848">
+  <w:style w:type="character" w:styleId="930">
     <w:name w:val="Emphasis"/>
-    <w:basedOn w:val="827"/>
+    <w:basedOn w:val="909"/>
     <w:uiPriority w:val="20"/>
     <w:qFormat/>
     <w:pPr>
@@ -42017,9 +42978,9 @@
       <w:iCs/>
     </w:rPr>
   </w:style>
-  <w:style w:type="character" w:styleId="849">
+  <w:style w:type="character" w:styleId="931">
     <w:name w:val="Strong"/>
-    <w:basedOn w:val="827"/>
+    <w:basedOn w:val="909"/>
     <w:uiPriority w:val="22"/>
     <w:qFormat/>
     <w:pPr>
@@ -42032,9 +42993,9 @@
       <w:bCs/>
     </w:rPr>
   </w:style>
-  <w:style w:type="character" w:styleId="850">
+  <w:style w:type="character" w:styleId="932">
     <w:name w:val="Subtle Reference"/>
-    <w:basedOn w:val="827"/>
+    <w:basedOn w:val="909"/>
     <w:uiPriority w:val="31"/>
     <w:qFormat/>
     <w:pPr>
@@ -42047,9 +43008,9 @@
       <w:color w:val="5a5a5a" w:themeColor="text1" w:themeTint="A5"/>
     </w:rPr>
   </w:style>
-  <w:style w:type="character" w:styleId="851">
+  <w:style w:type="character" w:styleId="933">
     <w:name w:val="Book Title"/>
-    <w:basedOn w:val="827"/>
+    <w:basedOn w:val="909"/>
     <w:uiPriority w:val="33"/>
     <w:qFormat/>
     <w:pPr>
@@ -42065,10 +43026,10 @@
       <w:spacing w:val="5"/>
     </w:rPr>
   </w:style>
-  <w:style w:type="paragraph" w:styleId="852">
+  <w:style w:type="paragraph" w:styleId="934">
     <w:name w:val="Header"/>
-    <w:basedOn w:val="867"/>
-    <w:link w:val="853"/>
+    <w:basedOn w:val="949"/>
+    <w:link w:val="935"/>
     <w:uiPriority w:val="99"/>
     <w:unhideWhenUsed/>
     <w:pPr>
@@ -42081,10 +43042,10 @@
       <w:ind/>
     </w:pPr>
   </w:style>
-  <w:style w:type="character" w:styleId="853">
+  <w:style w:type="character" w:styleId="935">
     <w:name w:val="Header Char"/>
-    <w:basedOn w:val="827"/>
-    <w:link w:val="852"/>
+    <w:basedOn w:val="909"/>
+    <w:link w:val="934"/>
     <w:uiPriority w:val="99"/>
     <w:pPr>
       <w:pBdr/>
@@ -42092,10 +43053,10 @@
       <w:ind/>
     </w:pPr>
   </w:style>
-  <w:style w:type="paragraph" w:styleId="854">
+  <w:style w:type="paragraph" w:styleId="936">
     <w:name w:val="Footer"/>
-    <w:basedOn w:val="867"/>
-    <w:link w:val="855"/>
+    <w:basedOn w:val="949"/>
+    <w:link w:val="937"/>
     <w:uiPriority w:val="99"/>
     <w:unhideWhenUsed/>
     <w:pPr>
@@ -42108,10 +43069,10 @@
       <w:ind/>
     </w:pPr>
   </w:style>
-  <w:style w:type="character" w:styleId="855">
+  <w:style w:type="character" w:styleId="937">
     <w:name w:val="Footer Char"/>
-    <w:basedOn w:val="827"/>
-    <w:link w:val="854"/>
+    <w:basedOn w:val="909"/>
+    <w:link w:val="936"/>
     <w:uiPriority w:val="99"/>
     <w:pPr>
       <w:pBdr/>
@@ -42119,10 +43080,10 @@
       <w:ind/>
     </w:pPr>
   </w:style>
-  <w:style w:type="paragraph" w:styleId="856">
+  <w:style w:type="paragraph" w:styleId="938">
     <w:name w:val="Caption"/>
-    <w:basedOn w:val="867"/>
-    <w:next w:val="867"/>
+    <w:basedOn w:val="949"/>
+    <w:next w:val="949"/>
     <w:uiPriority w:val="35"/>
     <w:unhideWhenUsed/>
     <w:qFormat/>
@@ -42139,10 +43100,10 @@
       <w:szCs w:val="18"/>
     </w:rPr>
   </w:style>
-  <w:style w:type="paragraph" w:styleId="857">
+  <w:style w:type="paragraph" w:styleId="939">
     <w:name w:val="footnote text"/>
-    <w:basedOn w:val="867"/>
-    <w:link w:val="858"/>
+    <w:basedOn w:val="949"/>
+    <w:link w:val="940"/>
     <w:uiPriority w:val="99"/>
     <w:semiHidden/>
     <w:unhideWhenUsed/>
@@ -42156,10 +43117,10 @@
       <w:szCs w:val="20"/>
     </w:rPr>
   </w:style>
-  <w:style w:type="character" w:styleId="858">
+  <w:style w:type="character" w:styleId="940">
     <w:name w:val="Footnote Text Char"/>
-    <w:basedOn w:val="827"/>
-    <w:link w:val="857"/>
+    <w:basedOn w:val="909"/>
+    <w:link w:val="939"/>
     <w:uiPriority w:val="99"/>
     <w:semiHidden/>
     <w:pPr>
@@ -42172,9 +43133,9 @@
       <w:szCs w:val="20"/>
     </w:rPr>
   </w:style>
-  <w:style w:type="character" w:styleId="859">
+  <w:style w:type="character" w:styleId="941">
     <w:name w:val="footnote reference"/>
-    <w:basedOn w:val="827"/>
+    <w:basedOn w:val="909"/>
     <w:uiPriority w:val="99"/>
     <w:semiHidden/>
     <w:unhideWhenUsed/>
@@ -42187,10 +43148,10 @@
       <w:vertAlign w:val="superscript"/>
     </w:rPr>
   </w:style>
-  <w:style w:type="paragraph" w:styleId="860">
+  <w:style w:type="paragraph" w:styleId="942">
     <w:name w:val="endnote text"/>
-    <w:basedOn w:val="867"/>
-    <w:link w:val="861"/>
+    <w:basedOn w:val="949"/>
+    <w:link w:val="943"/>
     <w:uiPriority w:val="99"/>
     <w:semiHidden/>
     <w:unhideWhenUsed/>
@@ -42204,10 +43165,10 @@
       <w:szCs w:val="20"/>
     </w:rPr>
   </w:style>
-  <w:style w:type="character" w:styleId="861">
+  <w:style w:type="character" w:styleId="943">
     <w:name w:val="Endnote Text Char"/>
-    <w:basedOn w:val="827"/>
-    <w:link w:val="860"/>
+    <w:basedOn w:val="909"/>
+    <w:link w:val="942"/>
     <w:uiPriority w:val="99"/>
     <w:semiHidden/>
     <w:pPr>
@@ -42220,9 +43181,9 @@
       <w:szCs w:val="20"/>
     </w:rPr>
   </w:style>
-  <w:style w:type="character" w:styleId="862">
+  <w:style w:type="character" w:styleId="944">
     <w:name w:val="endnote reference"/>
-    <w:basedOn w:val="827"/>
+    <w:basedOn w:val="909"/>
     <w:uiPriority w:val="99"/>
     <w:semiHidden/>
     <w:unhideWhenUsed/>
@@ -42235,9 +43196,9 @@
       <w:vertAlign w:val="superscript"/>
     </w:rPr>
   </w:style>
-  <w:style w:type="character" w:styleId="863">
+  <w:style w:type="character" w:styleId="945">
     <w:name w:val="Hyperlink"/>
-    <w:basedOn w:val="827"/>
+    <w:basedOn w:val="909"/>
     <w:uiPriority w:val="99"/>
     <w:unhideWhenUsed/>
     <w:pPr>
@@ -42250,9 +43211,9 @@
       <w:u w:val="single"/>
     </w:rPr>
   </w:style>
-  <w:style w:type="character" w:styleId="864">
+  <w:style w:type="character" w:styleId="946">
     <w:name w:val="FollowedHyperlink"/>
-    <w:basedOn w:val="827"/>
+    <w:basedOn w:val="909"/>
     <w:uiPriority w:val="99"/>
     <w:semiHidden/>
     <w:unhideWhenUsed/>
@@ -42266,7 +43227,7 @@
       <w:u w:val="single"/>
     </w:rPr>
   </w:style>
-  <w:style w:type="paragraph" w:styleId="865">
+  <w:style w:type="paragraph" w:styleId="947">
     <w:name w:val="TOC Heading"/>
     <w:uiPriority w:val="39"/>
     <w:unhideWhenUsed/>
@@ -42276,10 +43237,10 @@
       <w:ind/>
     </w:pPr>
   </w:style>
-  <w:style w:type="paragraph" w:styleId="866">
+  <w:style w:type="paragraph" w:styleId="948">
     <w:name w:val="table of figures"/>
-    <w:basedOn w:val="867"/>
-    <w:next w:val="867"/>
+    <w:basedOn w:val="949"/>
+    <w:next w:val="949"/>
     <w:uiPriority w:val="99"/>
     <w:unhideWhenUsed/>
     <w:pPr>
@@ -42288,7 +43249,7 @@
       <w:ind/>
     </w:pPr>
   </w:style>
-  <w:style w:type="paragraph" w:styleId="867" w:default="1">
+  <w:style w:type="paragraph" w:styleId="949" w:default="1">
     <w:name w:val="Normal"/>
     <w:qFormat/>
     <w:pPr>
@@ -42297,7 +43258,7 @@
       <w:ind/>
     </w:pPr>
   </w:style>
-  <w:style w:type="table" w:styleId="868" w:default="1">
+  <w:style w:type="table" w:styleId="950" w:default="1">
     <w:name w:val="Normal Table"/>
     <w:uiPriority w:val="99"/>
     <w:semiHidden/>
@@ -42490,7 +43451,7 @@
       </w:tcPr>
     </w:tblStylePr>
   </w:style>
-  <w:style w:type="numbering" w:styleId="869" w:default="1">
+  <w:style w:type="numbering" w:styleId="951" w:default="1">
     <w:name w:val="No List"/>
     <w:uiPriority w:val="99"/>
     <w:semiHidden/>
@@ -42501,9 +43462,9 @@
       <w:ind/>
     </w:pPr>
   </w:style>
-  <w:style w:type="paragraph" w:styleId="870">
+  <w:style w:type="paragraph" w:styleId="952">
     <w:name w:val="No Spacing"/>
-    <w:basedOn w:val="867"/>
+    <w:basedOn w:val="949"/>
     <w:uiPriority w:val="1"/>
     <w:qFormat/>
     <w:pPr>
@@ -42512,9 +43473,9 @@
       <w:ind/>
     </w:pPr>
   </w:style>
-  <w:style w:type="paragraph" w:styleId="871">
+  <w:style w:type="paragraph" w:styleId="953">
     <w:name w:val="List Paragraph"/>
-    <w:basedOn w:val="867"/>
+    <w:basedOn w:val="949"/>
     <w:uiPriority w:val="34"/>
     <w:qFormat/>
     <w:pPr>
@@ -42574,7 +43535,6 @@
         <w:ind/>
         <w:rPr/>
       </w:pPr>
-      <w:r/>
       <w:r>
         <w:separator/>
       </w:r>
@@ -42589,7 +43549,6 @@
         <w:ind/>
         <w:rPr/>
       </w:pPr>
-      <w:r/>
       <w:r>
         <w:continuationSeparator/>
       </w:r>
@@ -42626,7 +43585,6 @@
         <w:ind/>
         <w:rPr/>
       </w:pPr>
-      <w:r/>
       <w:r>
         <w:separator/>
       </w:r>
@@ -42641,7 +43599,6 @@
         <w:ind/>
         <w:rPr/>
       </w:pPr>
-      <w:r/>
       <w:r>
         <w:continuationSeparator/>
       </w:r>
@@ -42837,7 +43794,7 @@
     <w:lsdException w:name="Bibliography" w:uiPriority="37"/>
     <w:lsdException w:name="TOC Heading" w:uiPriority="39" w:qFormat="1"/>
   </w:latentStyles>
-  <w:style w:type="table" w:styleId="1318" w:default="1">
+  <w:style w:type="table" w:styleId="1436" w:default="1">
     <w:name w:val="Normal Table"/>
     <w:uiPriority w:val="99"/>
     <w:semiHidden/>
@@ -43030,9 +43987,9 @@
       </w:tcPr>
     </w:tblStylePr>
   </w:style>
-  <w:style w:type="table" w:styleId="1319">
+  <w:style w:type="table" w:styleId="1437">
     <w:name w:val="Table Grid"/>
-    <w:basedOn w:val="1318"/>
+    <w:basedOn w:val="1436"/>
     <w:uiPriority w:val="59"/>
     <w:pPr>
       <w:pBdr/>
@@ -43229,9 +44186,9 @@
       </w:tcPr>
     </w:tblStylePr>
   </w:style>
-  <w:style w:type="table" w:styleId="1320">
+  <w:style w:type="table" w:styleId="1438">
     <w:name w:val="Table Grid Light"/>
-    <w:basedOn w:val="1318"/>
+    <w:basedOn w:val="1436"/>
     <w:uiPriority w:val="59"/>
     <w:pPr>
       <w:pBdr/>
@@ -43428,9 +44385,9 @@
       </w:tcPr>
     </w:tblStylePr>
   </w:style>
-  <w:style w:type="table" w:styleId="1321">
+  <w:style w:type="table" w:styleId="1439">
     <w:name w:val="Plain Table 1"/>
-    <w:basedOn w:val="1318"/>
+    <w:basedOn w:val="1436"/>
     <w:uiPriority w:val="59"/>
     <w:pPr>
       <w:pBdr/>
@@ -43653,9 +44610,9 @@
       </w:tcPr>
     </w:tblStylePr>
   </w:style>
-  <w:style w:type="table" w:styleId="1322">
+  <w:style w:type="table" w:styleId="1440">
     <w:name w:val="Plain Table 2"/>
-    <w:basedOn w:val="1318"/>
+    <w:basedOn w:val="1436"/>
     <w:uiPriority w:val="59"/>
     <w:pPr>
       <w:pBdr/>
@@ -43886,9 +44843,9 @@
       </w:tcPr>
     </w:tblStylePr>
   </w:style>
-  <w:style w:type="table" w:styleId="1323">
+  <w:style w:type="table" w:styleId="1441">
     <w:name w:val="Plain Table 3"/>
-    <w:basedOn w:val="1318"/>
+    <w:basedOn w:val="1436"/>
     <w:uiPriority w:val="99"/>
     <w:pPr>
       <w:pBdr/>
@@ -44116,9 +45073,9 @@
       </w:tcPr>
     </w:tblStylePr>
   </w:style>
-  <w:style w:type="table" w:styleId="1324">
+  <w:style w:type="table" w:styleId="1442">
     <w:name w:val="Plain Table 4"/>
-    <w:basedOn w:val="1318"/>
+    <w:basedOn w:val="1436"/>
     <w:uiPriority w:val="99"/>
     <w:pPr>
       <w:pBdr/>
@@ -44332,9 +45289,9 @@
       </w:tcPr>
     </w:tblStylePr>
   </w:style>
-  <w:style w:type="table" w:styleId="1325">
+  <w:style w:type="table" w:styleId="1443">
     <w:name w:val="Plain Table 5"/>
-    <w:basedOn w:val="1318"/>
+    <w:basedOn w:val="1436"/>
     <w:uiPriority w:val="99"/>
     <w:pPr>
       <w:pBdr/>
@@ -44565,9 +45522,9 @@
       </w:tcPr>
     </w:tblStylePr>
   </w:style>
-  <w:style w:type="table" w:styleId="1326">
+  <w:style w:type="table" w:styleId="1444">
     <w:name w:val="Grid Table 1 Light"/>
-    <w:basedOn w:val="1318"/>
+    <w:basedOn w:val="1436"/>
     <w:uiPriority w:val="99"/>
     <w:pPr>
       <w:pBdr/>
@@ -44788,9 +45745,9 @@
       </w:tcPr>
     </w:tblStylePr>
   </w:style>
-  <w:style w:type="table" w:styleId="1327">
+  <w:style w:type="table" w:styleId="1445">
     <w:name w:val="Grid Table 1 Light - Accent 1"/>
-    <w:basedOn w:val="1318"/>
+    <w:basedOn w:val="1436"/>
     <w:uiPriority w:val="99"/>
     <w:pPr>
       <w:pBdr/>
@@ -45011,9 +45968,9 @@
       </w:tcPr>
     </w:tblStylePr>
   </w:style>
-  <w:style w:type="table" w:styleId="1328">
+  <w:style w:type="table" w:styleId="1446">
     <w:name w:val="Grid Table 1 Light - Accent 2"/>
-    <w:basedOn w:val="1318"/>
+    <w:basedOn w:val="1436"/>
     <w:uiPriority w:val="99"/>
     <w:pPr>
       <w:pBdr/>
@@ -45234,9 +46191,9 @@
       </w:tcPr>
     </w:tblStylePr>
   </w:style>
-  <w:style w:type="table" w:styleId="1329">
+  <w:style w:type="table" w:styleId="1447">
     <w:name w:val="Grid Table 1 Light - Accent 3"/>
-    <w:basedOn w:val="1318"/>
+    <w:basedOn w:val="1436"/>
     <w:uiPriority w:val="99"/>
     <w:pPr>
       <w:pBdr/>
@@ -45457,9 +46414,9 @@
       </w:tcPr>
     </w:tblStylePr>
   </w:style>
-  <w:style w:type="table" w:styleId="1330">
+  <w:style w:type="table" w:styleId="1448">
     <w:name w:val="Grid Table 1 Light - Accent 4"/>
-    <w:basedOn w:val="1318"/>
+    <w:basedOn w:val="1436"/>
     <w:uiPriority w:val="99"/>
     <w:pPr>
       <w:pBdr/>
@@ -45680,9 +46637,9 @@
       </w:tcPr>
     </w:tblStylePr>
   </w:style>
-  <w:style w:type="table" w:styleId="1331">
+  <w:style w:type="table" w:styleId="1449">
     <w:name w:val="Grid Table 1 Light - Accent 5"/>
-    <w:basedOn w:val="1318"/>
+    <w:basedOn w:val="1436"/>
     <w:uiPriority w:val="99"/>
     <w:pPr>
       <w:pBdr/>
@@ -45903,9 +46860,9 @@
       </w:tcPr>
     </w:tblStylePr>
   </w:style>
-  <w:style w:type="table" w:styleId="1332">
+  <w:style w:type="table" w:styleId="1450">
     <w:name w:val="Grid Table 1 Light - Accent 6"/>
-    <w:basedOn w:val="1318"/>
+    <w:basedOn w:val="1436"/>
     <w:uiPriority w:val="99"/>
     <w:pPr>
       <w:pBdr/>
@@ -46126,9 +47083,9 @@
       </w:tcPr>
     </w:tblStylePr>
   </w:style>
-  <w:style w:type="table" w:styleId="1333">
+  <w:style w:type="table" w:styleId="1451">
     <w:name w:val="Grid Table 2"/>
-    <w:basedOn w:val="1318"/>
+    <w:basedOn w:val="1436"/>
     <w:uiPriority w:val="99"/>
     <w:pPr>
       <w:pBdr/>
@@ -46358,9 +47315,9 @@
       </w:tcPr>
     </w:tblStylePr>
   </w:style>
-  <w:style w:type="table" w:styleId="1334">
+  <w:style w:type="table" w:styleId="1452">
     <w:name w:val="Grid Table 2 - Accent 1"/>
-    <w:basedOn w:val="1318"/>
+    <w:basedOn w:val="1436"/>
     <w:uiPriority w:val="99"/>
     <w:pPr>
       <w:pBdr/>
@@ -46590,9 +47547,9 @@
       </w:tcPr>
     </w:tblStylePr>
   </w:style>
-  <w:style w:type="table" w:styleId="1335">
+  <w:style w:type="table" w:styleId="1453">
     <w:name w:val="Grid Table 2 - Accent 2"/>
-    <w:basedOn w:val="1318"/>
+    <w:basedOn w:val="1436"/>
     <w:uiPriority w:val="99"/>
     <w:pPr>
       <w:pBdr/>
@@ -46822,9 +47779,9 @@
       </w:tcPr>
     </w:tblStylePr>
   </w:style>
-  <w:style w:type="table" w:styleId="1336">
+  <w:style w:type="table" w:styleId="1454">
     <w:name w:val="Grid Table 2 - Accent 3"/>
-    <w:basedOn w:val="1318"/>
+    <w:basedOn w:val="1436"/>
     <w:uiPriority w:val="99"/>
     <w:pPr>
       <w:pBdr/>
@@ -47054,9 +48011,9 @@
       </w:tcPr>
     </w:tblStylePr>
   </w:style>
-  <w:style w:type="table" w:styleId="1337">
+  <w:style w:type="table" w:styleId="1455">
     <w:name w:val="Grid Table 2 - Accent 4"/>
-    <w:basedOn w:val="1318"/>
+    <w:basedOn w:val="1436"/>
     <w:uiPriority w:val="99"/>
     <w:pPr>
       <w:pBdr/>
@@ -47286,9 +48243,9 @@
       </w:tcPr>
     </w:tblStylePr>
   </w:style>
-  <w:style w:type="table" w:styleId="1338">
+  <w:style w:type="table" w:styleId="1456">
     <w:name w:val="Grid Table 2 - Accent 5"/>
-    <w:basedOn w:val="1318"/>
+    <w:basedOn w:val="1436"/>
     <w:uiPriority w:val="99"/>
     <w:pPr>
       <w:pBdr/>
@@ -47518,9 +48475,9 @@
       </w:tcPr>
     </w:tblStylePr>
   </w:style>
-  <w:style w:type="table" w:styleId="1339">
+  <w:style w:type="table" w:styleId="1457">
     <w:name w:val="Grid Table 2 - Accent 6"/>
-    <w:basedOn w:val="1318"/>
+    <w:basedOn w:val="1436"/>
     <w:uiPriority w:val="99"/>
     <w:pPr>
       <w:pBdr/>
@@ -47750,9 +48707,9 @@
       </w:tcPr>
     </w:tblStylePr>
   </w:style>
-  <w:style w:type="table" w:styleId="1340">
+  <w:style w:type="table" w:styleId="1458">
     <w:name w:val="Grid Table 3"/>
-    <w:basedOn w:val="1318"/>
+    <w:basedOn w:val="1436"/>
     <w:uiPriority w:val="99"/>
     <w:pPr>
       <w:pBdr/>
@@ -47995,9 +48952,9 @@
       </w:tcPr>
     </w:tblStylePr>
   </w:style>
-  <w:style w:type="table" w:styleId="1341">
+  <w:style w:type="table" w:styleId="1459">
     <w:name w:val="Grid Table 3 - Accent 1"/>
-    <w:basedOn w:val="1318"/>
+    <w:basedOn w:val="1436"/>
     <w:uiPriority w:val="99"/>
     <w:pPr>
       <w:pBdr/>
@@ -48240,9 +49197,9 @@
       </w:tcPr>
     </w:tblStylePr>
   </w:style>
-  <w:style w:type="table" w:styleId="1342">
+  <w:style w:type="table" w:styleId="1460">
     <w:name w:val="Grid Table 3 - Accent 2"/>
-    <w:basedOn w:val="1318"/>
+    <w:basedOn w:val="1436"/>
     <w:uiPriority w:val="99"/>
     <w:pPr>
       <w:pBdr/>
@@ -48485,9 +49442,9 @@
       </w:tcPr>
     </w:tblStylePr>
   </w:style>
-  <w:style w:type="table" w:styleId="1343">
+  <w:style w:type="table" w:styleId="1461">
     <w:name w:val="Grid Table 3 - Accent 3"/>
-    <w:basedOn w:val="1318"/>
+    <w:basedOn w:val="1436"/>
     <w:uiPriority w:val="99"/>
     <w:pPr>
       <w:pBdr/>
@@ -48730,9 +49687,9 @@
       </w:tcPr>
     </w:tblStylePr>
   </w:style>
-  <w:style w:type="table" w:styleId="1344">
+  <w:style w:type="table" w:styleId="1462">
     <w:name w:val="Grid Table 3 - Accent 4"/>
-    <w:basedOn w:val="1318"/>
+    <w:basedOn w:val="1436"/>
     <w:uiPriority w:val="99"/>
     <w:pPr>
       <w:pBdr/>
@@ -48975,9 +49932,9 @@
       </w:tcPr>
     </w:tblStylePr>
   </w:style>
-  <w:style w:type="table" w:styleId="1345">
+  <w:style w:type="table" w:styleId="1463">
     <w:name w:val="Grid Table 3 - Accent 5"/>
-    <w:basedOn w:val="1318"/>
+    <w:basedOn w:val="1436"/>
     <w:uiPriority w:val="99"/>
     <w:pPr>
       <w:pBdr/>
@@ -49220,9 +50177,9 @@
       </w:tcPr>
     </w:tblStylePr>
   </w:style>
-  <w:style w:type="table" w:styleId="1346">
+  <w:style w:type="table" w:styleId="1464">
     <w:name w:val="Grid Table 3 - Accent 6"/>
-    <w:basedOn w:val="1318"/>
+    <w:basedOn w:val="1436"/>
     <w:uiPriority w:val="99"/>
     <w:pPr>
       <w:pBdr/>
@@ -49465,9 +50422,9 @@
       </w:tcPr>
     </w:tblStylePr>
   </w:style>
-  <w:style w:type="table" w:styleId="1347">
+  <w:style w:type="table" w:styleId="1465">
     <w:name w:val="Grid Table 4"/>
-    <w:basedOn w:val="1318"/>
+    <w:basedOn w:val="1436"/>
     <w:uiPriority w:val="59"/>
     <w:pPr>
       <w:pBdr/>
@@ -49698,9 +50655,9 @@
       </w:tcPr>
     </w:tblStylePr>
   </w:style>
-  <w:style w:type="table" w:styleId="1348">
+  <w:style w:type="table" w:styleId="1466">
     <w:name w:val="Grid Table 4 - Accent 1"/>
-    <w:basedOn w:val="1318"/>
+    <w:basedOn w:val="1436"/>
     <w:uiPriority w:val="59"/>
     <w:pPr>
       <w:pBdr/>
@@ -49931,9 +50888,9 @@
       </w:tcPr>
     </w:tblStylePr>
   </w:style>
-  <w:style w:type="table" w:styleId="1349">
+  <w:style w:type="table" w:styleId="1467">
     <w:name w:val="Grid Table 4 - Accent 2"/>
-    <w:basedOn w:val="1318"/>
+    <w:basedOn w:val="1436"/>
     <w:uiPriority w:val="59"/>
     <w:pPr>
       <w:pBdr/>
@@ -50164,9 +51121,9 @@
       </w:tcPr>
     </w:tblStylePr>
   </w:style>
-  <w:style w:type="table" w:styleId="1350">
+  <w:style w:type="table" w:styleId="1468">
     <w:name w:val="Grid Table 4 - Accent 3"/>
-    <w:basedOn w:val="1318"/>
+    <w:basedOn w:val="1436"/>
     <w:uiPriority w:val="59"/>
     <w:pPr>
       <w:pBdr/>
@@ -50397,9 +51354,9 @@
       </w:tcPr>
     </w:tblStylePr>
   </w:style>
-  <w:style w:type="table" w:styleId="1351">
+  <w:style w:type="table" w:styleId="1469">
     <w:name w:val="Grid Table 4 - Accent 4"/>
-    <w:basedOn w:val="1318"/>
+    <w:basedOn w:val="1436"/>
     <w:uiPriority w:val="59"/>
     <w:pPr>
       <w:pBdr/>
@@ -50630,9 +51587,9 @@
       </w:tcPr>
     </w:tblStylePr>
   </w:style>
-  <w:style w:type="table" w:styleId="1352">
+  <w:style w:type="table" w:styleId="1470">
     <w:name w:val="Grid Table 4 - Accent 5"/>
-    <w:basedOn w:val="1318"/>
+    <w:basedOn w:val="1436"/>
     <w:uiPriority w:val="59"/>
     <w:pPr>
       <w:pBdr/>
@@ -50863,9 +51820,9 @@
       </w:tcPr>
     </w:tblStylePr>
   </w:style>
-  <w:style w:type="table" w:styleId="1353">
+  <w:style w:type="table" w:styleId="1471">
     <w:name w:val="Grid Table 4 - Accent 6"/>
-    <w:basedOn w:val="1318"/>
+    <w:basedOn w:val="1436"/>
     <w:uiPriority w:val="59"/>
     <w:pPr>
       <w:pBdr/>
@@ -51096,9 +52053,9 @@
       </w:tcPr>
     </w:tblStylePr>
   </w:style>
-  <w:style w:type="table" w:styleId="1354">
+  <w:style w:type="table" w:styleId="1472">
     <w:name w:val="Grid Table 5 Dark"/>
-    <w:basedOn w:val="1318"/>
+    <w:basedOn w:val="1436"/>
     <w:uiPriority w:val="99"/>
     <w:pPr>
       <w:pBdr/>
@@ -51324,9 +52281,9 @@
       </w:tcPr>
     </w:tblStylePr>
   </w:style>
-  <w:style w:type="table" w:styleId="1355">
+  <w:style w:type="table" w:styleId="1473">
     <w:name w:val="Grid Table 5 Dark- Accent 1"/>
-    <w:basedOn w:val="1318"/>
+    <w:basedOn w:val="1436"/>
     <w:uiPriority w:val="99"/>
     <w:pPr>
       <w:pBdr/>
@@ -51552,9 +52509,9 @@
       </w:tcPr>
     </w:tblStylePr>
   </w:style>
-  <w:style w:type="table" w:styleId="1356">
+  <w:style w:type="table" w:styleId="1474">
     <w:name w:val="Grid Table 5 Dark - Accent 2"/>
-    <w:basedOn w:val="1318"/>
+    <w:basedOn w:val="1436"/>
     <w:uiPriority w:val="99"/>
     <w:pPr>
       <w:pBdr/>
@@ -51780,9 +52737,9 @@
       </w:tcPr>
     </w:tblStylePr>
   </w:style>
-  <w:style w:type="table" w:styleId="1357">
+  <w:style w:type="table" w:styleId="1475">
     <w:name w:val="Grid Table 5 Dark - Accent 3"/>
-    <w:basedOn w:val="1318"/>
+    <w:basedOn w:val="1436"/>
     <w:uiPriority w:val="99"/>
     <w:pPr>
       <w:pBdr/>
@@ -52008,9 +52965,9 @@
       </w:tcPr>
     </w:tblStylePr>
   </w:style>
-  <w:style w:type="table" w:styleId="1358">
+  <w:style w:type="table" w:styleId="1476">
     <w:name w:val="Grid Table 5 Dark- Accent 4"/>
-    <w:basedOn w:val="1318"/>
+    <w:basedOn w:val="1436"/>
     <w:uiPriority w:val="99"/>
     <w:pPr>
       <w:pBdr/>
@@ -52236,9 +53193,9 @@
       </w:tcPr>
     </w:tblStylePr>
   </w:style>
-  <w:style w:type="table" w:styleId="1359">
+  <w:style w:type="table" w:styleId="1477">
     <w:name w:val="Grid Table 5 Dark - Accent 5"/>
-    <w:basedOn w:val="1318"/>
+    <w:basedOn w:val="1436"/>
     <w:uiPriority w:val="99"/>
     <w:pPr>
       <w:pBdr/>
@@ -52464,9 +53421,9 @@
       </w:tcPr>
     </w:tblStylePr>
   </w:style>
-  <w:style w:type="table" w:styleId="1360">
+  <w:style w:type="table" w:styleId="1478">
     <w:name w:val="Grid Table 5 Dark - Accent 6"/>
-    <w:basedOn w:val="1318"/>
+    <w:basedOn w:val="1436"/>
     <w:uiPriority w:val="99"/>
     <w:pPr>
       <w:pBdr/>
@@ -52692,9 +53649,9 @@
       </w:tcPr>
     </w:tblStylePr>
   </w:style>
-  <w:style w:type="table" w:styleId="1361">
+  <w:style w:type="table" w:styleId="1479">
     <w:name w:val="Grid Table 6 Colorful"/>
-    <w:basedOn w:val="1318"/>
+    <w:basedOn w:val="1436"/>
     <w:uiPriority w:val="99"/>
     <w:pPr>
       <w:pBdr/>
@@ -52922,9 +53879,9 @@
       </w:tcPr>
     </w:tblStylePr>
   </w:style>
-  <w:style w:type="table" w:styleId="1362">
+  <w:style w:type="table" w:styleId="1480">
     <w:name w:val="Grid Table 6 Colorful - Accent 1"/>
-    <w:basedOn w:val="1318"/>
+    <w:basedOn w:val="1436"/>
     <w:uiPriority w:val="99"/>
     <w:pPr>
       <w:pBdr/>
@@ -53152,9 +54109,9 @@
       </w:tcPr>
     </w:tblStylePr>
   </w:style>
-  <w:style w:type="table" w:styleId="1363">
+  <w:style w:type="table" w:styleId="1481">
     <w:name w:val="Grid Table 6 Colorful - Accent 2"/>
-    <w:basedOn w:val="1318"/>
+    <w:basedOn w:val="1436"/>
     <w:uiPriority w:val="99"/>
     <w:pPr>
       <w:pBdr/>
@@ -53382,9 +54339,9 @@
       </w:tcPr>
     </w:tblStylePr>
   </w:style>
-  <w:style w:type="table" w:styleId="1364">
+  <w:style w:type="table" w:styleId="1482">
     <w:name w:val="Grid Table 6 Colorful - Accent 3"/>
-    <w:basedOn w:val="1318"/>
+    <w:basedOn w:val="1436"/>
     <w:uiPriority w:val="99"/>
     <w:pPr>
       <w:pBdr/>
@@ -53612,9 +54569,9 @@
       </w:tcPr>
     </w:tblStylePr>
   </w:style>
-  <w:style w:type="table" w:styleId="1365">
+  <w:style w:type="table" w:styleId="1483">
     <w:name w:val="Grid Table 6 Colorful - Accent 4"/>
-    <w:basedOn w:val="1318"/>
+    <w:basedOn w:val="1436"/>
     <w:uiPriority w:val="99"/>
     <w:pPr>
       <w:pBdr/>
@@ -53842,9 +54799,9 @@
       </w:tcPr>
     </w:tblStylePr>
   </w:style>
-  <w:style w:type="table" w:styleId="1366">
+  <w:style w:type="table" w:styleId="1484">
     <w:name w:val="Grid Table 6 Colorful - Accent 5"/>
-    <w:basedOn w:val="1318"/>
+    <w:basedOn w:val="1436"/>
     <w:uiPriority w:val="99"/>
     <w:pPr>
       <w:pBdr/>
@@ -54072,9 +55029,9 @@
       </w:tcPr>
     </w:tblStylePr>
   </w:style>
-  <w:style w:type="table" w:styleId="1367">
+  <w:style w:type="table" w:styleId="1485">
     <w:name w:val="Grid Table 6 Colorful - Accent 6"/>
-    <w:basedOn w:val="1318"/>
+    <w:basedOn w:val="1436"/>
     <w:uiPriority w:val="99"/>
     <w:pPr>
       <w:pBdr/>
@@ -54302,9 +55259,9 @@
       </w:tcPr>
     </w:tblStylePr>
   </w:style>
-  <w:style w:type="table" w:styleId="1368">
+  <w:style w:type="table" w:styleId="1486">
     <w:name w:val="Grid Table 7 Colorful"/>
-    <w:basedOn w:val="1318"/>
+    <w:basedOn w:val="1436"/>
     <w:uiPriority w:val="99"/>
     <w:pPr>
       <w:pBdr/>
@@ -54556,9 +55513,9 @@
       </w:tcPr>
     </w:tblStylePr>
   </w:style>
-  <w:style w:type="table" w:styleId="1369">
+  <w:style w:type="table" w:styleId="1487">
     <w:name w:val="Grid Table 7 Colorful - Accent 1"/>
-    <w:basedOn w:val="1318"/>
+    <w:basedOn w:val="1436"/>
     <w:uiPriority w:val="99"/>
     <w:pPr>
       <w:pBdr/>
@@ -54810,9 +55767,9 @@
       </w:tcPr>
     </w:tblStylePr>
   </w:style>
-  <w:style w:type="table" w:styleId="1370">
+  <w:style w:type="table" w:styleId="1488">
     <w:name w:val="Grid Table 7 Colorful - Accent 2"/>
-    <w:basedOn w:val="1318"/>
+    <w:basedOn w:val="1436"/>
     <w:uiPriority w:val="99"/>
     <w:pPr>
       <w:pBdr/>
@@ -55064,9 +56021,9 @@
       </w:tcPr>
     </w:tblStylePr>
   </w:style>
-  <w:style w:type="table" w:styleId="1371">
+  <w:style w:type="table" w:styleId="1489">
     <w:name w:val="Grid Table 7 Colorful - Accent 3"/>
-    <w:basedOn w:val="1318"/>
+    <w:basedOn w:val="1436"/>
     <w:uiPriority w:val="99"/>
     <w:pPr>
       <w:pBdr/>
@@ -55318,9 +56275,9 @@
       </w:tcPr>
     </w:tblStylePr>
   </w:style>
-  <w:style w:type="table" w:styleId="1372">
+  <w:style w:type="table" w:styleId="1490">
     <w:name w:val="Grid Table 7 Colorful - Accent 4"/>
-    <w:basedOn w:val="1318"/>
+    <w:basedOn w:val="1436"/>
     <w:uiPriority w:val="99"/>
     <w:pPr>
       <w:pBdr/>
@@ -55572,9 +56529,9 @@
       </w:tcPr>
     </w:tblStylePr>
   </w:style>
-  <w:style w:type="table" w:styleId="1373">
+  <w:style w:type="table" w:styleId="1491">
     <w:name w:val="Grid Table 7 Colorful - Accent 5"/>
-    <w:basedOn w:val="1318"/>
+    <w:basedOn w:val="1436"/>
     <w:uiPriority w:val="99"/>
     <w:pPr>
       <w:pBdr/>
@@ -55826,9 +56783,9 @@
       </w:tcPr>
     </w:tblStylePr>
   </w:style>
-  <w:style w:type="table" w:styleId="1374">
+  <w:style w:type="table" w:styleId="1492">
     <w:name w:val="Grid Table 7 Colorful - Accent 6"/>
-    <w:basedOn w:val="1318"/>
+    <w:basedOn w:val="1436"/>
     <w:uiPriority w:val="99"/>
     <w:pPr>
       <w:pBdr/>
@@ -56080,9 +57037,9 @@
       </w:tcPr>
     </w:tblStylePr>
   </w:style>
-  <w:style w:type="table" w:styleId="1375">
+  <w:style w:type="table" w:styleId="1493">
     <w:name w:val="List Table 1 Light"/>
-    <w:basedOn w:val="1318"/>
+    <w:basedOn w:val="1436"/>
     <w:uiPriority w:val="99"/>
     <w:pPr>
       <w:pBdr/>
@@ -56296,9 +57253,9 @@
       </w:tcPr>
     </w:tblStylePr>
   </w:style>
-  <w:style w:type="table" w:styleId="1376">
+  <w:style w:type="table" w:styleId="1494">
     <w:name w:val="List Table 1 Light - Accent 1"/>
-    <w:basedOn w:val="1318"/>
+    <w:basedOn w:val="1436"/>
     <w:uiPriority w:val="99"/>
     <w:pPr>
       <w:pBdr/>
@@ -56512,9 +57469,9 @@
       </w:tcPr>
     </w:tblStylePr>
   </w:style>
-  <w:style w:type="table" w:styleId="1377">
+  <w:style w:type="table" w:styleId="1495">
     <w:name w:val="List Table 1 Light - Accent 2"/>
-    <w:basedOn w:val="1318"/>
+    <w:basedOn w:val="1436"/>
     <w:uiPriority w:val="99"/>
     <w:pPr>
       <w:pBdr/>
@@ -56728,9 +57685,9 @@
       </w:tcPr>
     </w:tblStylePr>
   </w:style>
-  <w:style w:type="table" w:styleId="1378">
+  <w:style w:type="table" w:styleId="1496">
     <w:name w:val="List Table 1 Light - Accent 3"/>
-    <w:basedOn w:val="1318"/>
+    <w:basedOn w:val="1436"/>
     <w:uiPriority w:val="99"/>
     <w:pPr>
       <w:pBdr/>
@@ -56944,9 +57901,9 @@
       </w:tcPr>
     </w:tblStylePr>
   </w:style>
-  <w:style w:type="table" w:styleId="1379">
+  <w:style w:type="table" w:styleId="1497">
     <w:name w:val="List Table 1 Light - Accent 4"/>
-    <w:basedOn w:val="1318"/>
+    <w:basedOn w:val="1436"/>
     <w:uiPriority w:val="99"/>
     <w:pPr>
       <w:pBdr/>
@@ -57160,9 +58117,9 @@
       </w:tcPr>
     </w:tblStylePr>
   </w:style>
-  <w:style w:type="table" w:styleId="1380">
+  <w:style w:type="table" w:styleId="1498">
     <w:name w:val="List Table 1 Light - Accent 5"/>
-    <w:basedOn w:val="1318"/>
+    <w:basedOn w:val="1436"/>
     <w:uiPriority w:val="99"/>
     <w:pPr>
       <w:pBdr/>
@@ -57376,9 +58333,9 @@
       </w:tcPr>
     </w:tblStylePr>
   </w:style>
-  <w:style w:type="table" w:styleId="1381">
+  <w:style w:type="table" w:styleId="1499">
     <w:name w:val="List Table 1 Light - Accent 6"/>
-    <w:basedOn w:val="1318"/>
+    <w:basedOn w:val="1436"/>
     <w:uiPriority w:val="99"/>
     <w:pPr>
       <w:pBdr/>
@@ -57592,9 +58549,9 @@
       </w:tcPr>
     </w:tblStylePr>
   </w:style>
-  <w:style w:type="table" w:styleId="1382">
+  <w:style w:type="table" w:styleId="1500">
     <w:name w:val="List Table 2"/>
-    <w:basedOn w:val="1318"/>
+    <w:basedOn w:val="1436"/>
     <w:uiPriority w:val="99"/>
     <w:pPr>
       <w:pBdr/>
@@ -57830,9 +58787,9 @@
       </w:tcPr>
     </w:tblStylePr>
   </w:style>
-  <w:style w:type="table" w:styleId="1383">
+  <w:style w:type="table" w:styleId="1501">
     <w:name w:val="List Table 2 - Accent 1"/>
-    <w:basedOn w:val="1318"/>
+    <w:basedOn w:val="1436"/>
     <w:uiPriority w:val="99"/>
     <w:pPr>
       <w:pBdr/>
@@ -58068,9 +59025,9 @@
       </w:tcPr>
     </w:tblStylePr>
   </w:style>
-  <w:style w:type="table" w:styleId="1384">
+  <w:style w:type="table" w:styleId="1502">
     <w:name w:val="List Table 2 - Accent 2"/>
-    <w:basedOn w:val="1318"/>
+    <w:basedOn w:val="1436"/>
     <w:uiPriority w:val="99"/>
     <w:pPr>
       <w:pBdr/>
@@ -58306,9 +59263,9 @@
       </w:tcPr>
     </w:tblStylePr>
   </w:style>
-  <w:style w:type="table" w:styleId="1385">
+  <w:style w:type="table" w:styleId="1503">
     <w:name w:val="List Table 2 - Accent 3"/>
-    <w:basedOn w:val="1318"/>
+    <w:basedOn w:val="1436"/>
     <w:uiPriority w:val="99"/>
     <w:pPr>
       <w:pBdr/>
@@ -58544,9 +59501,9 @@
       </w:tcPr>
     </w:tblStylePr>
   </w:style>
-  <w:style w:type="table" w:styleId="1386">
+  <w:style w:type="table" w:styleId="1504">
     <w:name w:val="List Table 2 - Accent 4"/>
-    <w:basedOn w:val="1318"/>
+    <w:basedOn w:val="1436"/>
     <w:uiPriority w:val="99"/>
     <w:pPr>
       <w:pBdr/>
@@ -58782,9 +59739,9 @@
       </w:tcPr>
     </w:tblStylePr>
   </w:style>
-  <w:style w:type="table" w:styleId="1387">
+  <w:style w:type="table" w:styleId="1505">
     <w:name w:val="List Table 2 - Accent 5"/>
-    <w:basedOn w:val="1318"/>
+    <w:basedOn w:val="1436"/>
     <w:uiPriority w:val="99"/>
     <w:pPr>
       <w:pBdr/>
@@ -59020,9 +59977,9 @@
       </w:tcPr>
     </w:tblStylePr>
   </w:style>
-  <w:style w:type="table" w:styleId="1388">
+  <w:style w:type="table" w:styleId="1506">
     <w:name w:val="List Table 2 - Accent 6"/>
-    <w:basedOn w:val="1318"/>
+    <w:basedOn w:val="1436"/>
     <w:uiPriority w:val="99"/>
     <w:pPr>
       <w:pBdr/>
@@ -59258,9 +60215,9 @@
       </w:tcPr>
     </w:tblStylePr>
   </w:style>
-  <w:style w:type="table" w:styleId="1389">
+  <w:style w:type="table" w:styleId="1507">
     <w:name w:val="List Table 3"/>
-    <w:basedOn w:val="1318"/>
+    <w:basedOn w:val="1436"/>
     <w:uiPriority w:val="99"/>
     <w:pPr>
       <w:pBdr/>
@@ -59486,9 +60443,9 @@
       </w:tcPr>
     </w:tblStylePr>
   </w:style>
-  <w:style w:type="table" w:styleId="1390">
+  <w:style w:type="table" w:styleId="1508">
     <w:name w:val="List Table 3 - Accent 1"/>
-    <w:basedOn w:val="1318"/>
+    <w:basedOn w:val="1436"/>
     <w:uiPriority w:val="99"/>
     <w:pPr>
       <w:pBdr/>
@@ -59714,9 +60671,9 @@
       </w:tcPr>
     </w:tblStylePr>
   </w:style>
-  <w:style w:type="table" w:styleId="1391">
+  <w:style w:type="table" w:styleId="1509">
     <w:name w:val="List Table 3 - Accent 2"/>
-    <w:basedOn w:val="1318"/>
+    <w:basedOn w:val="1436"/>
     <w:uiPriority w:val="99"/>
     <w:pPr>
       <w:pBdr/>
@@ -59942,9 +60899,9 @@
       </w:tcPr>
     </w:tblStylePr>
   </w:style>
-  <w:style w:type="table" w:styleId="1392">
+  <w:style w:type="table" w:styleId="1510">
     <w:name w:val="List Table 3 - Accent 3"/>
-    <w:basedOn w:val="1318"/>
+    <w:basedOn w:val="1436"/>
     <w:uiPriority w:val="99"/>
     <w:pPr>
       <w:pBdr/>
@@ -60170,9 +61127,9 @@
       </w:tcPr>
     </w:tblStylePr>
   </w:style>
-  <w:style w:type="table" w:styleId="1393">
+  <w:style w:type="table" w:styleId="1511">
     <w:name w:val="List Table 3 - Accent 4"/>
-    <w:basedOn w:val="1318"/>
+    <w:basedOn w:val="1436"/>
     <w:uiPriority w:val="99"/>
     <w:pPr>
       <w:pBdr/>
@@ -60398,9 +61355,9 @@
       </w:tcPr>
     </w:tblStylePr>
   </w:style>
-  <w:style w:type="table" w:styleId="1394">
+  <w:style w:type="table" w:styleId="1512">
     <w:name w:val="List Table 3 - Accent 5"/>
-    <w:basedOn w:val="1318"/>
+    <w:basedOn w:val="1436"/>
     <w:uiPriority w:val="99"/>
     <w:pPr>
       <w:pBdr/>
@@ -60626,9 +61583,9 @@
       </w:tcPr>
     </w:tblStylePr>
   </w:style>
-  <w:style w:type="table" w:styleId="1395">
+  <w:style w:type="table" w:styleId="1513">
     <w:name w:val="List Table 3 - Accent 6"/>
-    <w:basedOn w:val="1318"/>
+    <w:basedOn w:val="1436"/>
     <w:uiPriority w:val="99"/>
     <w:pPr>
       <w:pBdr/>
@@ -60854,9 +61811,9 @@
       </w:tcPr>
     </w:tblStylePr>
   </w:style>
-  <w:style w:type="table" w:styleId="1396">
+  <w:style w:type="table" w:styleId="1514">
     <w:name w:val="List Table 4"/>
-    <w:basedOn w:val="1318"/>
+    <w:basedOn w:val="1436"/>
     <w:uiPriority w:val="99"/>
     <w:pPr>
       <w:pBdr/>
@@ -61079,9 +62036,9 @@
       </w:tcPr>
     </w:tblStylePr>
   </w:style>
-  <w:style w:type="table" w:styleId="1397">
+  <w:style w:type="table" w:styleId="1515">
     <w:name w:val="List Table 4 - Accent 1"/>
-    <w:basedOn w:val="1318"/>
+    <w:basedOn w:val="1436"/>
     <w:uiPriority w:val="99"/>
     <w:pPr>
       <w:pBdr/>
@@ -61304,9 +62261,9 @@
       </w:tcPr>
     </w:tblStylePr>
   </w:style>
-  <w:style w:type="table" w:styleId="1398">
+  <w:style w:type="table" w:styleId="1516">
     <w:name w:val="List Table 4 - Accent 2"/>
-    <w:basedOn w:val="1318"/>
+    <w:basedOn w:val="1436"/>
     <w:uiPriority w:val="99"/>
     <w:pPr>
       <w:pBdr/>
@@ -61529,9 +62486,9 @@
       </w:tcPr>
     </w:tblStylePr>
   </w:style>
-  <w:style w:type="table" w:styleId="1399">
+  <w:style w:type="table" w:styleId="1517">
     <w:name w:val="List Table 4 - Accent 3"/>
-    <w:basedOn w:val="1318"/>
+    <w:basedOn w:val="1436"/>
     <w:uiPriority w:val="99"/>
     <w:pPr>
       <w:pBdr/>
@@ -61754,9 +62711,9 @@
       </w:tcPr>
     </w:tblStylePr>
   </w:style>
-  <w:style w:type="table" w:styleId="1400">
+  <w:style w:type="table" w:styleId="1518">
     <w:name w:val="List Table 4 - Accent 4"/>
-    <w:basedOn w:val="1318"/>
+    <w:basedOn w:val="1436"/>
     <w:uiPriority w:val="99"/>
     <w:pPr>
       <w:pBdr/>
@@ -61979,9 +62936,9 @@
       </w:tcPr>
     </w:tblStylePr>
   </w:style>
-  <w:style w:type="table" w:styleId="1401">
+  <w:style w:type="table" w:styleId="1519">
     <w:name w:val="List Table 4 - Accent 5"/>
-    <w:basedOn w:val="1318"/>
+    <w:basedOn w:val="1436"/>
     <w:uiPriority w:val="99"/>
     <w:pPr>
       <w:pBdr/>
@@ -62204,9 +63161,9 @@
       </w:tcPr>
     </w:tblStylePr>
   </w:style>
-  <w:style w:type="table" w:styleId="1402">
+  <w:style w:type="table" w:styleId="1520">
     <w:name w:val="List Table 4 - Accent 6"/>
-    <w:basedOn w:val="1318"/>
+    <w:basedOn w:val="1436"/>
     <w:uiPriority w:val="99"/>
     <w:pPr>
       <w:pBdr/>
@@ -62429,9 +63386,9 @@
       </w:tcPr>
     </w:tblStylePr>
   </w:style>
-  <w:style w:type="table" w:styleId="1403">
+  <w:style w:type="table" w:styleId="1521">
     <w:name w:val="List Table 5 Dark"/>
-    <w:basedOn w:val="1318"/>
+    <w:basedOn w:val="1436"/>
     <w:uiPriority w:val="99"/>
     <w:pPr>
       <w:pBdr/>
@@ -62671,9 +63628,9 @@
       </w:tcPr>
     </w:tblStylePr>
   </w:style>
-  <w:style w:type="table" w:styleId="1404">
+  <w:style w:type="table" w:styleId="1522">
     <w:name w:val="List Table 5 Dark - Accent 1"/>
-    <w:basedOn w:val="1318"/>
+    <w:basedOn w:val="1436"/>
     <w:uiPriority w:val="99"/>
     <w:pPr>
       <w:pBdr/>
@@ -62913,9 +63870,9 @@
       </w:tcPr>
     </w:tblStylePr>
   </w:style>
-  <w:style w:type="table" w:styleId="1405">
+  <w:style w:type="table" w:styleId="1523">
     <w:name w:val="List Table 5 Dark - Accent 2"/>
-    <w:basedOn w:val="1318"/>
+    <w:basedOn w:val="1436"/>
     <w:uiPriority w:val="99"/>
     <w:pPr>
       <w:pBdr/>
@@ -63155,9 +64112,9 @@
       </w:tcPr>
     </w:tblStylePr>
   </w:style>
-  <w:style w:type="table" w:styleId="1406">
+  <w:style w:type="table" w:styleId="1524">
     <w:name w:val="List Table 5 Dark - Accent 3"/>
-    <w:basedOn w:val="1318"/>
+    <w:basedOn w:val="1436"/>
     <w:uiPriority w:val="99"/>
     <w:pPr>
       <w:pBdr/>
@@ -63397,9 +64354,9 @@
       </w:tcPr>
     </w:tblStylePr>
   </w:style>
-  <w:style w:type="table" w:styleId="1407">
+  <w:style w:type="table" w:styleId="1525">
     <w:name w:val="List Table 5 Dark - Accent 4"/>
-    <w:basedOn w:val="1318"/>
+    <w:basedOn w:val="1436"/>
     <w:uiPriority w:val="99"/>
     <w:pPr>
       <w:pBdr/>
@@ -63639,9 +64596,9 @@
       </w:tcPr>
     </w:tblStylePr>
   </w:style>
-  <w:style w:type="table" w:styleId="1408">
+  <w:style w:type="table" w:styleId="1526">
     <w:name w:val="List Table 5 Dark - Accent 5"/>
-    <w:basedOn w:val="1318"/>
+    <w:basedOn w:val="1436"/>
     <w:uiPriority w:val="99"/>
     <w:pPr>
       <w:pBdr/>
@@ -63881,9 +64838,9 @@
       </w:tcPr>
     </w:tblStylePr>
   </w:style>
-  <w:style w:type="table" w:styleId="1409">
+  <w:style w:type="table" w:styleId="1527">
     <w:name w:val="List Table 5 Dark - Accent 6"/>
-    <w:basedOn w:val="1318"/>
+    <w:basedOn w:val="1436"/>
     <w:uiPriority w:val="99"/>
     <w:pPr>
       <w:pBdr/>
@@ -64123,9 +65080,9 @@
       </w:tcPr>
     </w:tblStylePr>
   </w:style>
-  <w:style w:type="table" w:styleId="1410">
+  <w:style w:type="table" w:styleId="1528">
     <w:name w:val="List Table 6 Colorful"/>
-    <w:basedOn w:val="1318"/>
+    <w:basedOn w:val="1436"/>
     <w:uiPriority w:val="99"/>
     <w:pPr>
       <w:pBdr/>
@@ -64346,9 +65303,9 @@
       </w:tcPr>
     </w:tblStylePr>
   </w:style>
-  <w:style w:type="table" w:styleId="1411">
+  <w:style w:type="table" w:styleId="1529">
     <w:name w:val="List Table 6 Colorful - Accent 1"/>
-    <w:basedOn w:val="1318"/>
+    <w:basedOn w:val="1436"/>
     <w:uiPriority w:val="99"/>
     <w:pPr>
       <w:pBdr/>
@@ -64569,9 +65526,9 @@
       </w:tcPr>
     </w:tblStylePr>
   </w:style>
-  <w:style w:type="table" w:styleId="1412">
+  <w:style w:type="table" w:styleId="1530">
     <w:name w:val="List Table 6 Colorful - Accent 2"/>
-    <w:basedOn w:val="1318"/>
+    <w:basedOn w:val="1436"/>
     <w:uiPriority w:val="99"/>
     <w:pPr>
       <w:pBdr/>
@@ -64792,9 +65749,9 @@
       </w:tcPr>
     </w:tblStylePr>
   </w:style>
-  <w:style w:type="table" w:styleId="1413">
+  <w:style w:type="table" w:styleId="1531">
     <w:name w:val="List Table 6 Colorful - Accent 3"/>
-    <w:basedOn w:val="1318"/>
+    <w:basedOn w:val="1436"/>
     <w:uiPriority w:val="99"/>
     <w:pPr>
       <w:pBdr/>
@@ -65015,9 +65972,9 @@
       </w:tcPr>
     </w:tblStylePr>
   </w:style>
-  <w:style w:type="table" w:styleId="1414">
+  <w:style w:type="table" w:styleId="1532">
     <w:name w:val="List Table 6 Colorful - Accent 4"/>
-    <w:basedOn w:val="1318"/>
+    <w:basedOn w:val="1436"/>
     <w:uiPriority w:val="99"/>
     <w:pPr>
       <w:pBdr/>
@@ -65238,9 +66195,9 @@
       </w:tcPr>
     </w:tblStylePr>
   </w:style>
-  <w:style w:type="table" w:styleId="1415">
+  <w:style w:type="table" w:styleId="1533">
     <w:name w:val="List Table 6 Colorful - Accent 5"/>
-    <w:basedOn w:val="1318"/>
+    <w:basedOn w:val="1436"/>
     <w:uiPriority w:val="99"/>
     <w:pPr>
       <w:pBdr/>
@@ -65461,9 +66418,9 @@
       </w:tcPr>
     </w:tblStylePr>
   </w:style>
-  <w:style w:type="table" w:styleId="1416">
+  <w:style w:type="table" w:styleId="1534">
     <w:name w:val="List Table 6 Colorful - Accent 6"/>
-    <w:basedOn w:val="1318"/>
+    <w:basedOn w:val="1436"/>
     <w:uiPriority w:val="99"/>
     <w:pPr>
       <w:pBdr/>
@@ -65684,9 +66641,9 @@
       </w:tcPr>
     </w:tblStylePr>
   </w:style>
-  <w:style w:type="table" w:styleId="1417">
+  <w:style w:type="table" w:styleId="1535">
     <w:name w:val="List Table 7 Colorful"/>
-    <w:basedOn w:val="1318"/>
+    <w:basedOn w:val="1436"/>
     <w:uiPriority w:val="99"/>
     <w:pPr>
       <w:pBdr/>
@@ -65940,9 +66897,9 @@
       </w:tcPr>
     </w:tblStylePr>
   </w:style>
-  <w:style w:type="table" w:styleId="1418">
+  <w:style w:type="table" w:styleId="1536">
     <w:name w:val="List Table 7 Colorful - Accent 1"/>
-    <w:basedOn w:val="1318"/>
+    <w:basedOn w:val="1436"/>
     <w:uiPriority w:val="99"/>
     <w:pPr>
       <w:pBdr/>
@@ -66196,9 +67153,9 @@
       </w:tcPr>
     </w:tblStylePr>
   </w:style>
-  <w:style w:type="table" w:styleId="1419">
+  <w:style w:type="table" w:styleId="1537">
     <w:name w:val="List Table 7 Colorful - Accent 2"/>
-    <w:basedOn w:val="1318"/>
+    <w:basedOn w:val="1436"/>
     <w:uiPriority w:val="99"/>
     <w:pPr>
       <w:pBdr/>
@@ -66452,9 +67409,9 @@
       </w:tcPr>
     </w:tblStylePr>
   </w:style>
-  <w:style w:type="table" w:styleId="1420">
+  <w:style w:type="table" w:styleId="1538">
     <w:name w:val="List Table 7 Colorful - Accent 3"/>
-    <w:basedOn w:val="1318"/>
+    <w:basedOn w:val="1436"/>
     <w:uiPriority w:val="99"/>
     <w:pPr>
       <w:pBdr/>
@@ -66708,9 +67665,9 @@
       </w:tcPr>
     </w:tblStylePr>
   </w:style>
-  <w:style w:type="table" w:styleId="1421">
+  <w:style w:type="table" w:styleId="1539">
     <w:name w:val="List Table 7 Colorful - Accent 4"/>
-    <w:basedOn w:val="1318"/>
+    <w:basedOn w:val="1436"/>
     <w:uiPriority w:val="99"/>
     <w:pPr>
       <w:pBdr/>
@@ -66964,9 +67921,9 @@
       </w:tcPr>
     </w:tblStylePr>
   </w:style>
-  <w:style w:type="table" w:styleId="1422">
+  <w:style w:type="table" w:styleId="1540">
     <w:name w:val="List Table 7 Colorful - Accent 5"/>
-    <w:basedOn w:val="1318"/>
+    <w:basedOn w:val="1436"/>
     <w:uiPriority w:val="99"/>
     <w:pPr>
       <w:pBdr/>
@@ -67220,9 +68177,9 @@
       </w:tcPr>
     </w:tblStylePr>
   </w:style>
-  <w:style w:type="table" w:styleId="1423">
+  <w:style w:type="table" w:styleId="1541">
     <w:name w:val="List Table 7 Colorful - Accent 6"/>
-    <w:basedOn w:val="1318"/>
+    <w:basedOn w:val="1436"/>
     <w:uiPriority w:val="99"/>
     <w:pPr>
       <w:pBdr/>
@@ -67476,9 +68433,9 @@
       </w:tcPr>
     </w:tblStylePr>
   </w:style>
-  <w:style w:type="table" w:styleId="1424">
+  <w:style w:type="table" w:styleId="1542">
     <w:name w:val="Lined - Accent"/>
-    <w:basedOn w:val="1318"/>
+    <w:basedOn w:val="1436"/>
     <w:uiPriority w:val="99"/>
     <w:pPr>
       <w:pBdr/>
@@ -67713,9 +68670,9 @@
       </w:tcPr>
     </w:tblStylePr>
   </w:style>
-  <w:style w:type="table" w:styleId="1425">
+  <w:style w:type="table" w:styleId="1543">
     <w:name w:val="Lined - Accent 1"/>
-    <w:basedOn w:val="1318"/>
+    <w:basedOn w:val="1436"/>
     <w:uiPriority w:val="99"/>
     <w:pPr>
       <w:pBdr/>
@@ -67950,9 +68907,9 @@
       </w:tcPr>
     </w:tblStylePr>
   </w:style>
-  <w:style w:type="table" w:styleId="1426">
+  <w:style w:type="table" w:styleId="1544">
     <w:name w:val="Lined - Accent 2"/>
-    <w:basedOn w:val="1318"/>
+    <w:basedOn w:val="1436"/>
     <w:uiPriority w:val="99"/>
     <w:pPr>
       <w:pBdr/>
@@ -68187,9 +69144,9 @@
       </w:tcPr>
     </w:tblStylePr>
   </w:style>
-  <w:style w:type="table" w:styleId="1427">
+  <w:style w:type="table" w:styleId="1545">
     <w:name w:val="Lined - Accent 3"/>
-    <w:basedOn w:val="1318"/>
+    <w:basedOn w:val="1436"/>
     <w:uiPriority w:val="99"/>
     <w:pPr>
       <w:pBdr/>
@@ -68424,9 +69381,9 @@
       </w:tcPr>
     </w:tblStylePr>
   </w:style>
-  <w:style w:type="table" w:styleId="1428">
+  <w:style w:type="table" w:styleId="1546">
     <w:name w:val="Lined - Accent 4"/>
-    <w:basedOn w:val="1318"/>
+    <w:basedOn w:val="1436"/>
     <w:uiPriority w:val="99"/>
     <w:pPr>
       <w:pBdr/>
@@ -68661,9 +69618,9 @@
       </w:tcPr>
     </w:tblStylePr>
   </w:style>
-  <w:style w:type="table" w:styleId="1429">
+  <w:style w:type="table" w:styleId="1547">
     <w:name w:val="Lined - Accent 5"/>
-    <w:basedOn w:val="1318"/>
+    <w:basedOn w:val="1436"/>
     <w:uiPriority w:val="99"/>
     <w:pPr>
       <w:pBdr/>
@@ -68898,9 +69855,9 @@
       </w:tcPr>
     </w:tblStylePr>
   </w:style>
-  <w:style w:type="table" w:styleId="1430">
+  <w:style w:type="table" w:styleId="1548">
     <w:name w:val="Lined - Accent 6"/>
-    <w:basedOn w:val="1318"/>
+    <w:basedOn w:val="1436"/>
     <w:uiPriority w:val="99"/>
     <w:pPr>
       <w:pBdr/>
@@ -69135,9 +70092,9 @@
       </w:tcPr>
     </w:tblStylePr>
   </w:style>
-  <w:style w:type="table" w:styleId="1431">
+  <w:style w:type="table" w:styleId="1549">
     <w:name w:val="Bordered &amp; Lined - Accent"/>
-    <w:basedOn w:val="1318"/>
+    <w:basedOn w:val="1436"/>
     <w:uiPriority w:val="99"/>
     <w:pPr>
       <w:pBdr/>
@@ -69379,9 +70336,9 @@
       </w:tcPr>
     </w:tblStylePr>
   </w:style>
-  <w:style w:type="table" w:styleId="1432">
+  <w:style w:type="table" w:styleId="1550">
     <w:name w:val="Bordered &amp; Lined - Accent 1"/>
-    <w:basedOn w:val="1318"/>
+    <w:basedOn w:val="1436"/>
     <w:uiPriority w:val="99"/>
     <w:pPr>
       <w:pBdr/>
@@ -69623,9 +70580,9 @@
       </w:tcPr>
     </w:tblStylePr>
   </w:style>
-  <w:style w:type="table" w:styleId="1433">
+  <w:style w:type="table" w:styleId="1551">
     <w:name w:val="Bordered &amp; Lined - Accent 2"/>
-    <w:basedOn w:val="1318"/>
+    <w:basedOn w:val="1436"/>
     <w:uiPriority w:val="99"/>
     <w:pPr>
       <w:pBdr/>
@@ -69867,9 +70824,9 @@
       </w:tcPr>
     </w:tblStylePr>
   </w:style>
-  <w:style w:type="table" w:styleId="1434">
+  <w:style w:type="table" w:styleId="1552">
     <w:name w:val="Bordered &amp; Lined - Accent 3"/>
-    <w:basedOn w:val="1318"/>
+    <w:basedOn w:val="1436"/>
     <w:uiPriority w:val="99"/>
     <w:pPr>
       <w:pBdr/>
@@ -70111,9 +71068,9 @@
       </w:tcPr>
     </w:tblStylePr>
   </w:style>
-  <w:style w:type="table" w:styleId="1435">
+  <w:style w:type="table" w:styleId="1553">
     <w:name w:val="Bordered &amp; Lined - Accent 4"/>
-    <w:basedOn w:val="1318"/>
+    <w:basedOn w:val="1436"/>
     <w:uiPriority w:val="99"/>
     <w:pPr>
       <w:pBdr/>
@@ -70355,9 +71312,9 @@
       </w:tcPr>
     </w:tblStylePr>
   </w:style>
-  <w:style w:type="table" w:styleId="1436">
+  <w:style w:type="table" w:styleId="1554">
     <w:name w:val="Bordered &amp; Lined - Accent 5"/>
-    <w:basedOn w:val="1318"/>
+    <w:basedOn w:val="1436"/>
     <w:uiPriority w:val="99"/>
     <w:pPr>
       <w:pBdr/>
@@ -70599,9 +71556,9 @@
       </w:tcPr>
     </w:tblStylePr>
   </w:style>
-  <w:style w:type="table" w:styleId="1437">
+  <w:style w:type="table" w:styleId="1555">
     <w:name w:val="Bordered &amp; Lined - Accent 6"/>
-    <w:basedOn w:val="1318"/>
+    <w:basedOn w:val="1436"/>
     <w:uiPriority w:val="99"/>
     <w:pPr>
       <w:pBdr/>
@@ -70843,9 +71800,9 @@
       </w:tcPr>
     </w:tblStylePr>
   </w:style>
-  <w:style w:type="table" w:styleId="1438">
+  <w:style w:type="table" w:styleId="1556">
     <w:name w:val="Bordered"/>
-    <w:basedOn w:val="1318"/>
+    <w:basedOn w:val="1436"/>
     <w:uiPriority w:val="99"/>
     <w:pPr>
       <w:pBdr/>
@@ -71074,9 +72031,9 @@
       </w:tcPr>
     </w:tblStylePr>
   </w:style>
-  <w:style w:type="table" w:styleId="1439">
+  <w:style w:type="table" w:styleId="1557">
     <w:name w:val="Bordered - Accent 1"/>
-    <w:basedOn w:val="1318"/>
+    <w:basedOn w:val="1436"/>
     <w:uiPriority w:val="99"/>
     <w:pPr>
       <w:pBdr/>
@@ -71305,9 +72262,9 @@
       </w:tcPr>
     </w:tblStylePr>
   </w:style>
-  <w:style w:type="table" w:styleId="1440">
+  <w:style w:type="table" w:styleId="1558">
     <w:name w:val="Bordered - Accent 2"/>
-    <w:basedOn w:val="1318"/>
+    <w:basedOn w:val="1436"/>
     <w:uiPriority w:val="99"/>
     <w:pPr>
       <w:pBdr/>
@@ -71536,9 +72493,9 @@
       </w:tcPr>
     </w:tblStylePr>
   </w:style>
-  <w:style w:type="table" w:styleId="1441">
+  <w:style w:type="table" w:styleId="1559">
     <w:name w:val="Bordered - Accent 3"/>
-    <w:basedOn w:val="1318"/>
+    <w:basedOn w:val="1436"/>
     <w:uiPriority w:val="99"/>
     <w:pPr>
       <w:pBdr/>
@@ -71767,9 +72724,9 @@
       </w:tcPr>
     </w:tblStylePr>
   </w:style>
-  <w:style w:type="table" w:styleId="1442">
+  <w:style w:type="table" w:styleId="1560">
     <w:name w:val="Bordered - Accent 4"/>
-    <w:basedOn w:val="1318"/>
+    <w:basedOn w:val="1436"/>
     <w:uiPriority w:val="99"/>
     <w:pPr>
       <w:pBdr/>
@@ -71998,9 +72955,9 @@
       </w:tcPr>
     </w:tblStylePr>
   </w:style>
-  <w:style w:type="table" w:styleId="1443">
+  <w:style w:type="table" w:styleId="1561">
     <w:name w:val="Bordered - Accent 5"/>
-    <w:basedOn w:val="1318"/>
+    <w:basedOn w:val="1436"/>
     <w:uiPriority w:val="99"/>
     <w:pPr>
       <w:pBdr/>
@@ -72229,9 +73186,9 @@
       </w:tcPr>
     </w:tblStylePr>
   </w:style>
-  <w:style w:type="table" w:styleId="1444">
+  <w:style w:type="table" w:styleId="1562">
     <w:name w:val="Bordered - Accent 6"/>
-    <w:basedOn w:val="1318"/>
+    <w:basedOn w:val="1436"/>
     <w:uiPriority w:val="99"/>
     <w:pPr>
       <w:pBdr/>
@@ -72460,7 +73417,7 @@
       </w:tcPr>
     </w:tblStylePr>
   </w:style>
-  <w:style w:type="paragraph" w:styleId="1445" w:default="1">
+  <w:style w:type="paragraph" w:styleId="1563" w:default="1">
     <w:name w:val="Normal"/>
     <w:qFormat/>
     <w:pPr>
@@ -72469,11 +73426,11 @@
       <w:ind/>
     </w:pPr>
   </w:style>
-  <w:style w:type="paragraph" w:styleId="1446">
+  <w:style w:type="paragraph" w:styleId="1564">
     <w:name w:val="Heading 1"/>
-    <w:basedOn w:val="1445"/>
-    <w:next w:val="1445"/>
-    <w:link w:val="1457"/>
+    <w:basedOn w:val="1563"/>
+    <w:next w:val="1563"/>
+    <w:link w:val="1575"/>
     <w:uiPriority w:val="9"/>
     <w:qFormat/>
     <w:pPr>
@@ -72491,11 +73448,11 @@
       <w:szCs w:val="40"/>
     </w:rPr>
   </w:style>
-  <w:style w:type="paragraph" w:styleId="1447">
+  <w:style w:type="paragraph" w:styleId="1565">
     <w:name w:val="Heading 2"/>
-    <w:basedOn w:val="1445"/>
-    <w:next w:val="1445"/>
-    <w:link w:val="1458"/>
+    <w:basedOn w:val="1563"/>
+    <w:next w:val="1563"/>
+    <w:link w:val="1576"/>
     <w:uiPriority w:val="9"/>
     <w:unhideWhenUsed/>
     <w:qFormat/>
@@ -72514,11 +73471,11 @@
       <w:szCs w:val="32"/>
     </w:rPr>
   </w:style>
-  <w:style w:type="paragraph" w:styleId="1448">
+  <w:style w:type="paragraph" w:styleId="1566">
     <w:name w:val="Heading 3"/>
-    <w:basedOn w:val="1445"/>
-    <w:next w:val="1445"/>
-    <w:link w:val="1459"/>
+    <w:basedOn w:val="1563"/>
+    <w:next w:val="1563"/>
+    <w:link w:val="1577"/>
     <w:uiPriority w:val="9"/>
     <w:unhideWhenUsed/>
     <w:qFormat/>
@@ -72537,11 +73494,11 @@
       <w:szCs w:val="28"/>
     </w:rPr>
   </w:style>
-  <w:style w:type="paragraph" w:styleId="1449">
+  <w:style w:type="paragraph" w:styleId="1567">
     <w:name w:val="Heading 4"/>
-    <w:basedOn w:val="1445"/>
-    <w:next w:val="1445"/>
-    <w:link w:val="1460"/>
+    <w:basedOn w:val="1563"/>
+    <w:next w:val="1563"/>
+    <w:link w:val="1578"/>
     <w:uiPriority w:val="9"/>
     <w:unhideWhenUsed/>
     <w:qFormat/>
@@ -72560,11 +73517,11 @@
       <w:color w:val="0f4761" w:themeColor="accent1" w:themeShade="BF"/>
     </w:rPr>
   </w:style>
-  <w:style w:type="paragraph" w:styleId="1450">
+  <w:style w:type="paragraph" w:styleId="1568">
     <w:name w:val="Heading 5"/>
-    <w:basedOn w:val="1445"/>
-    <w:next w:val="1445"/>
-    <w:link w:val="1461"/>
+    <w:basedOn w:val="1563"/>
+    <w:next w:val="1563"/>
+    <w:link w:val="1579"/>
     <w:uiPriority w:val="9"/>
     <w:unhideWhenUsed/>
     <w:qFormat/>
@@ -72581,11 +73538,11 @@
       <w:color w:val="0f4761" w:themeColor="accent1" w:themeShade="BF"/>
     </w:rPr>
   </w:style>
-  <w:style w:type="paragraph" w:styleId="1451">
+  <w:style w:type="paragraph" w:styleId="1569">
     <w:name w:val="Heading 6"/>
-    <w:basedOn w:val="1445"/>
-    <w:next w:val="1445"/>
-    <w:link w:val="1462"/>
+    <w:basedOn w:val="1563"/>
+    <w:next w:val="1563"/>
+    <w:link w:val="1580"/>
     <w:uiPriority w:val="9"/>
     <w:unhideWhenUsed/>
     <w:qFormat/>
@@ -72604,11 +73561,11 @@
       <w:color w:val="595959" w:themeColor="text1" w:themeTint="A6"/>
     </w:rPr>
   </w:style>
-  <w:style w:type="paragraph" w:styleId="1452">
+  <w:style w:type="paragraph" w:styleId="1570">
     <w:name w:val="Heading 7"/>
-    <w:basedOn w:val="1445"/>
-    <w:next w:val="1445"/>
-    <w:link w:val="1463"/>
+    <w:basedOn w:val="1563"/>
+    <w:next w:val="1563"/>
+    <w:link w:val="1581"/>
     <w:uiPriority w:val="9"/>
     <w:unhideWhenUsed/>
     <w:qFormat/>
@@ -72625,11 +73582,11 @@
       <w:color w:val="595959" w:themeColor="text1" w:themeTint="A6"/>
     </w:rPr>
   </w:style>
-  <w:style w:type="paragraph" w:styleId="1453">
+  <w:style w:type="paragraph" w:styleId="1571">
     <w:name w:val="Heading 8"/>
-    <w:basedOn w:val="1445"/>
-    <w:next w:val="1445"/>
-    <w:link w:val="1464"/>
+    <w:basedOn w:val="1563"/>
+    <w:next w:val="1563"/>
+    <w:link w:val="1582"/>
     <w:uiPriority w:val="9"/>
     <w:unhideWhenUsed/>
     <w:qFormat/>
@@ -72648,11 +73605,11 @@
       <w:color w:val="272727" w:themeColor="text1" w:themeTint="D8"/>
     </w:rPr>
   </w:style>
-  <w:style w:type="paragraph" w:styleId="1454">
+  <w:style w:type="paragraph" w:styleId="1572">
     <w:name w:val="Heading 9"/>
-    <w:basedOn w:val="1445"/>
-    <w:next w:val="1445"/>
-    <w:link w:val="1465"/>
+    <w:basedOn w:val="1563"/>
+    <w:next w:val="1563"/>
+    <w:link w:val="1583"/>
     <w:uiPriority w:val="9"/>
     <w:unhideWhenUsed/>
     <w:qFormat/>
@@ -72671,7 +73628,7 @@
       <w:color w:val="272727" w:themeColor="text1" w:themeTint="D8"/>
     </w:rPr>
   </w:style>
-  <w:style w:type="character" w:styleId="1455" w:default="1">
+  <w:style w:type="character" w:styleId="1573" w:default="1">
     <w:name w:val="Default Paragraph Font"/>
     <w:uiPriority w:val="1"/>
     <w:semiHidden/>
@@ -72682,7 +73639,7 @@
       <w:ind/>
     </w:pPr>
   </w:style>
-  <w:style w:type="numbering" w:styleId="1456" w:default="1">
+  <w:style w:type="numbering" w:styleId="1574" w:default="1">
     <w:name w:val="No List"/>
     <w:uiPriority w:val="99"/>
     <w:semiHidden/>
@@ -72693,10 +73650,10 @@
       <w:ind/>
     </w:pPr>
   </w:style>
-  <w:style w:type="character" w:styleId="1457">
+  <w:style w:type="character" w:styleId="1575">
     <w:name w:val="Heading 1 Char"/>
-    <w:basedOn w:val="1455"/>
-    <w:link w:val="1446"/>
+    <w:basedOn w:val="1573"/>
+    <w:link w:val="1564"/>
     <w:uiPriority w:val="9"/>
     <w:pPr>
       <w:pBdr/>
@@ -72710,10 +73667,10 @@
       <w:szCs w:val="40"/>
     </w:rPr>
   </w:style>
-  <w:style w:type="character" w:styleId="1458">
+  <w:style w:type="character" w:styleId="1576">
     <w:name w:val="Heading 2 Char"/>
-    <w:basedOn w:val="1455"/>
-    <w:link w:val="1447"/>
+    <w:basedOn w:val="1573"/>
+    <w:link w:val="1565"/>
     <w:uiPriority w:val="9"/>
     <w:pPr>
       <w:pBdr/>
@@ -72727,10 +73684,10 @@
       <w:szCs w:val="32"/>
     </w:rPr>
   </w:style>
-  <w:style w:type="character" w:styleId="1459">
+  <w:style w:type="character" w:styleId="1577">
     <w:name w:val="Heading 3 Char"/>
-    <w:basedOn w:val="1455"/>
-    <w:link w:val="1448"/>
+    <w:basedOn w:val="1573"/>
+    <w:link w:val="1566"/>
     <w:uiPriority w:val="9"/>
     <w:pPr>
       <w:pBdr/>
@@ -72744,10 +73701,10 @@
       <w:szCs w:val="28"/>
     </w:rPr>
   </w:style>
-  <w:style w:type="character" w:styleId="1460">
+  <w:style w:type="character" w:styleId="1578">
     <w:name w:val="Heading 4 Char"/>
-    <w:basedOn w:val="1455"/>
-    <w:link w:val="1449"/>
+    <w:basedOn w:val="1573"/>
+    <w:link w:val="1567"/>
     <w:uiPriority w:val="9"/>
     <w:pPr>
       <w:pBdr/>
@@ -72761,10 +73718,10 @@
       <w:color w:val="0f4761" w:themeColor="accent1" w:themeShade="BF"/>
     </w:rPr>
   </w:style>
-  <w:style w:type="character" w:styleId="1461">
+  <w:style w:type="character" w:styleId="1579">
     <w:name w:val="Heading 5 Char"/>
-    <w:basedOn w:val="1455"/>
-    <w:link w:val="1450"/>
+    <w:basedOn w:val="1573"/>
+    <w:link w:val="1568"/>
     <w:uiPriority w:val="9"/>
     <w:pPr>
       <w:pBdr/>
@@ -72776,10 +73733,10 @@
       <w:color w:val="0f4761" w:themeColor="accent1" w:themeShade="BF"/>
     </w:rPr>
   </w:style>
-  <w:style w:type="character" w:styleId="1462">
+  <w:style w:type="character" w:styleId="1580">
     <w:name w:val="Heading 6 Char"/>
-    <w:basedOn w:val="1455"/>
-    <w:link w:val="1451"/>
+    <w:basedOn w:val="1573"/>
+    <w:link w:val="1569"/>
     <w:uiPriority w:val="9"/>
     <w:pPr>
       <w:pBdr/>
@@ -72793,10 +73750,10 @@
       <w:color w:val="595959" w:themeColor="text1" w:themeTint="A6"/>
     </w:rPr>
   </w:style>
-  <w:style w:type="character" w:styleId="1463">
+  <w:style w:type="character" w:styleId="1581">
     <w:name w:val="Heading 7 Char"/>
-    <w:basedOn w:val="1455"/>
-    <w:link w:val="1452"/>
+    <w:basedOn w:val="1573"/>
+    <w:link w:val="1570"/>
     <w:uiPriority w:val="9"/>
     <w:pPr>
       <w:pBdr/>
@@ -72808,10 +73765,10 @@
       <w:color w:val="595959" w:themeColor="text1" w:themeTint="A6"/>
     </w:rPr>
   </w:style>
-  <w:style w:type="character" w:styleId="1464">
+  <w:style w:type="character" w:styleId="1582">
     <w:name w:val="Heading 8 Char"/>
-    <w:basedOn w:val="1455"/>
-    <w:link w:val="1453"/>
+    <w:basedOn w:val="1573"/>
+    <w:link w:val="1571"/>
     <w:uiPriority w:val="9"/>
     <w:pPr>
       <w:pBdr/>
@@ -72825,10 +73782,10 @@
       <w:color w:val="272727" w:themeColor="text1" w:themeTint="D8"/>
     </w:rPr>
   </w:style>
-  <w:style w:type="character" w:styleId="1465">
+  <w:style w:type="character" w:styleId="1583">
     <w:name w:val="Heading 9 Char"/>
-    <w:basedOn w:val="1455"/>
-    <w:link w:val="1454"/>
+    <w:basedOn w:val="1573"/>
+    <w:link w:val="1572"/>
     <w:uiPriority w:val="9"/>
     <w:pPr>
       <w:pBdr/>
@@ -72842,11 +73799,11 @@
       <w:color w:val="272727" w:themeColor="text1" w:themeTint="D8"/>
     </w:rPr>
   </w:style>
-  <w:style w:type="paragraph" w:styleId="1466">
+  <w:style w:type="paragraph" w:styleId="1584">
     <w:name w:val="Title"/>
-    <w:basedOn w:val="1445"/>
-    <w:next w:val="1445"/>
-    <w:link w:val="1467"/>
+    <w:basedOn w:val="1563"/>
+    <w:next w:val="1563"/>
+    <w:link w:val="1585"/>
     <w:uiPriority w:val="10"/>
     <w:qFormat/>
     <w:pPr>
@@ -72862,10 +73819,10 @@
       <w:szCs w:val="56"/>
     </w:rPr>
   </w:style>
-  <w:style w:type="character" w:styleId="1467">
+  <w:style w:type="character" w:styleId="1585">
     <w:name w:val="Title Char"/>
-    <w:basedOn w:val="1455"/>
-    <w:link w:val="1466"/>
+    <w:basedOn w:val="1573"/>
+    <w:link w:val="1584"/>
     <w:uiPriority w:val="10"/>
     <w:pPr>
       <w:pBdr/>
@@ -72879,11 +73836,11 @@
       <w:szCs w:val="56"/>
     </w:rPr>
   </w:style>
-  <w:style w:type="paragraph" w:styleId="1468">
+  <w:style w:type="paragraph" w:styleId="1586">
     <w:name w:val="Subtitle"/>
-    <w:basedOn w:val="1445"/>
-    <w:next w:val="1445"/>
-    <w:link w:val="1469"/>
+    <w:basedOn w:val="1563"/>
+    <w:next w:val="1563"/>
+    <w:link w:val="1587"/>
     <w:uiPriority w:val="11"/>
     <w:qFormat/>
     <w:pPr>
@@ -72901,10 +73858,10 @@
       <w:szCs w:val="28"/>
     </w:rPr>
   </w:style>
-  <w:style w:type="character" w:styleId="1469">
+  <w:style w:type="character" w:styleId="1587">
     <w:name w:val="Subtitle Char"/>
-    <w:basedOn w:val="1455"/>
-    <w:link w:val="1468"/>
+    <w:basedOn w:val="1573"/>
+    <w:link w:val="1586"/>
     <w:uiPriority w:val="11"/>
     <w:pPr>
       <w:pBdr/>
@@ -72918,11 +73875,11 @@
       <w:szCs w:val="28"/>
     </w:rPr>
   </w:style>
-  <w:style w:type="paragraph" w:styleId="1470">
+  <w:style w:type="paragraph" w:styleId="1588">
     <w:name w:val="Quote"/>
-    <w:basedOn w:val="1445"/>
-    <w:next w:val="1445"/>
-    <w:link w:val="1471"/>
+    <w:basedOn w:val="1563"/>
+    <w:next w:val="1563"/>
+    <w:link w:val="1589"/>
     <w:uiPriority w:val="29"/>
     <w:qFormat/>
     <w:pPr>
@@ -72937,10 +73894,10 @@
       <w:color w:val="404040" w:themeColor="text1" w:themeTint="BF"/>
     </w:rPr>
   </w:style>
-  <w:style w:type="character" w:styleId="1471">
+  <w:style w:type="character" w:styleId="1589">
     <w:name w:val="Quote Char"/>
-    <w:basedOn w:val="1455"/>
-    <w:link w:val="1470"/>
+    <w:basedOn w:val="1573"/>
+    <w:link w:val="1588"/>
     <w:uiPriority w:val="29"/>
     <w:pPr>
       <w:pBdr/>
@@ -72953,9 +73910,9 @@
       <w:color w:val="404040" w:themeColor="text1" w:themeTint="BF"/>
     </w:rPr>
   </w:style>
-  <w:style w:type="paragraph" w:styleId="1472">
+  <w:style w:type="paragraph" w:styleId="1590">
     <w:name w:val="List Paragraph"/>
-    <w:basedOn w:val="1445"/>
+    <w:basedOn w:val="1563"/>
     <w:uiPriority w:val="34"/>
     <w:qFormat/>
     <w:pPr>
@@ -72965,9 +73922,9 @@
       <w:contextualSpacing w:val="true"/>
     </w:pPr>
   </w:style>
-  <w:style w:type="character" w:styleId="1473">
+  <w:style w:type="character" w:styleId="1591">
     <w:name w:val="Intense Emphasis"/>
-    <w:basedOn w:val="1455"/>
+    <w:basedOn w:val="1573"/>
     <w:uiPriority w:val="21"/>
     <w:qFormat/>
     <w:pPr>
@@ -72981,11 +73938,11 @@
       <w:color w:val="0f4761" w:themeColor="accent1" w:themeShade="BF"/>
     </w:rPr>
   </w:style>
-  <w:style w:type="paragraph" w:styleId="1474">
+  <w:style w:type="paragraph" w:styleId="1592">
     <w:name w:val="Intense Quote"/>
-    <w:basedOn w:val="1445"/>
-    <w:next w:val="1445"/>
-    <w:link w:val="1475"/>
+    <w:basedOn w:val="1563"/>
+    <w:next w:val="1563"/>
+    <w:link w:val="1593"/>
     <w:uiPriority w:val="30"/>
     <w:qFormat/>
     <w:pPr>
@@ -73003,10 +73960,10 @@
       <w:color w:val="0f4761" w:themeColor="accent1" w:themeShade="BF"/>
     </w:rPr>
   </w:style>
-  <w:style w:type="character" w:styleId="1475">
+  <w:style w:type="character" w:styleId="1593">
     <w:name w:val="Intense Quote Char"/>
-    <w:basedOn w:val="1455"/>
-    <w:link w:val="1474"/>
+    <w:basedOn w:val="1573"/>
+    <w:link w:val="1592"/>
     <w:uiPriority w:val="30"/>
     <w:pPr>
       <w:pBdr/>
@@ -73019,9 +73976,9 @@
       <w:color w:val="0f4761" w:themeColor="accent1" w:themeShade="BF"/>
     </w:rPr>
   </w:style>
-  <w:style w:type="character" w:styleId="1476">
+  <w:style w:type="character" w:styleId="1594">
     <w:name w:val="Intense Reference"/>
-    <w:basedOn w:val="1455"/>
+    <w:basedOn w:val="1573"/>
     <w:uiPriority w:val="32"/>
     <w:qFormat/>
     <w:pPr>
@@ -73037,9 +73994,9 @@
       <w:spacing w:val="5"/>
     </w:rPr>
   </w:style>
-  <w:style w:type="paragraph" w:styleId="1477">
+  <w:style w:type="paragraph" w:styleId="1595">
     <w:name w:val="No Spacing"/>
-    <w:basedOn w:val="1445"/>
+    <w:basedOn w:val="1563"/>
     <w:uiPriority w:val="1"/>
     <w:qFormat/>
     <w:pPr>
@@ -73048,9 +74005,9 @@
       <w:ind/>
     </w:pPr>
   </w:style>
-  <w:style w:type="character" w:styleId="1478">
+  <w:style w:type="character" w:styleId="1596">
     <w:name w:val="Subtle Emphasis"/>
-    <w:basedOn w:val="1455"/>
+    <w:basedOn w:val="1573"/>
     <w:uiPriority w:val="19"/>
     <w:qFormat/>
     <w:pPr>
@@ -73064,9 +74021,9 @@
       <w:color w:val="404040" w:themeColor="text1" w:themeTint="BF"/>
     </w:rPr>
   </w:style>
-  <w:style w:type="character" w:styleId="1479">
+  <w:style w:type="character" w:styleId="1597">
     <w:name w:val="Emphasis"/>
-    <w:basedOn w:val="1455"/>
+    <w:basedOn w:val="1573"/>
     <w:uiPriority w:val="20"/>
     <w:qFormat/>
     <w:pPr>
@@ -73079,9 +74036,9 @@
       <w:iCs/>
     </w:rPr>
   </w:style>
-  <w:style w:type="character" w:styleId="1480">
+  <w:style w:type="character" w:styleId="1598">
     <w:name w:val="Strong"/>
-    <w:basedOn w:val="1455"/>
+    <w:basedOn w:val="1573"/>
     <w:uiPriority w:val="22"/>
     <w:qFormat/>
     <w:pPr>
@@ -73094,9 +74051,9 @@
       <w:bCs/>
     </w:rPr>
   </w:style>
-  <w:style w:type="character" w:styleId="1481">
+  <w:style w:type="character" w:styleId="1599">
     <w:name w:val="Subtle Reference"/>
-    <w:basedOn w:val="1455"/>
+    <w:basedOn w:val="1573"/>
     <w:uiPriority w:val="31"/>
     <w:qFormat/>
     <w:pPr>
@@ -73109,9 +74066,9 @@
       <w:color w:val="5a5a5a" w:themeColor="text1" w:themeTint="A5"/>
     </w:rPr>
   </w:style>
-  <w:style w:type="character" w:styleId="1482">
+  <w:style w:type="character" w:styleId="1600">
     <w:name w:val="Book Title"/>
-    <w:basedOn w:val="1455"/>
+    <w:basedOn w:val="1573"/>
     <w:uiPriority w:val="33"/>
     <w:qFormat/>
     <w:pPr>
@@ -73127,10 +74084,10 @@
       <w:spacing w:val="5"/>
     </w:rPr>
   </w:style>
-  <w:style w:type="paragraph" w:styleId="1483">
+  <w:style w:type="paragraph" w:styleId="1601">
     <w:name w:val="Header"/>
-    <w:basedOn w:val="1445"/>
-    <w:link w:val="1484"/>
+    <w:basedOn w:val="1563"/>
+    <w:link w:val="1602"/>
     <w:uiPriority w:val="99"/>
     <w:unhideWhenUsed/>
     <w:pPr>
@@ -73143,10 +74100,10 @@
       <w:ind/>
     </w:pPr>
   </w:style>
-  <w:style w:type="character" w:styleId="1484">
+  <w:style w:type="character" w:styleId="1602">
     <w:name w:val="Header Char"/>
-    <w:basedOn w:val="1455"/>
-    <w:link w:val="1483"/>
+    <w:basedOn w:val="1573"/>
+    <w:link w:val="1601"/>
     <w:uiPriority w:val="99"/>
     <w:pPr>
       <w:pBdr/>
@@ -73154,10 +74111,10 @@
       <w:ind/>
     </w:pPr>
   </w:style>
-  <w:style w:type="paragraph" w:styleId="1485">
+  <w:style w:type="paragraph" w:styleId="1603">
     <w:name w:val="Footer"/>
-    <w:basedOn w:val="1445"/>
-    <w:link w:val="1486"/>
+    <w:basedOn w:val="1563"/>
+    <w:link w:val="1604"/>
     <w:uiPriority w:val="99"/>
     <w:unhideWhenUsed/>
     <w:pPr>
@@ -73170,10 +74127,10 @@
       <w:ind/>
     </w:pPr>
   </w:style>
-  <w:style w:type="character" w:styleId="1486">
+  <w:style w:type="character" w:styleId="1604">
     <w:name w:val="Footer Char"/>
-    <w:basedOn w:val="1455"/>
-    <w:link w:val="1485"/>
+    <w:basedOn w:val="1573"/>
+    <w:link w:val="1603"/>
     <w:uiPriority w:val="99"/>
     <w:pPr>
       <w:pBdr/>
@@ -73181,10 +74138,10 @@
       <w:ind/>
     </w:pPr>
   </w:style>
-  <w:style w:type="paragraph" w:styleId="1487">
+  <w:style w:type="paragraph" w:styleId="1605">
     <w:name w:val="Caption"/>
-    <w:basedOn w:val="1445"/>
-    <w:next w:val="1445"/>
+    <w:basedOn w:val="1563"/>
+    <w:next w:val="1563"/>
     <w:uiPriority w:val="35"/>
     <w:unhideWhenUsed/>
     <w:qFormat/>
@@ -73201,10 +74158,10 @@
       <w:szCs w:val="18"/>
     </w:rPr>
   </w:style>
-  <w:style w:type="paragraph" w:styleId="1488">
+  <w:style w:type="paragraph" w:styleId="1606">
     <w:name w:val="footnote text"/>
-    <w:basedOn w:val="1445"/>
-    <w:link w:val="1489"/>
+    <w:basedOn w:val="1563"/>
+    <w:link w:val="1607"/>
     <w:uiPriority w:val="99"/>
     <w:semiHidden/>
     <w:unhideWhenUsed/>
@@ -73218,10 +74175,10 @@
       <w:szCs w:val="20"/>
     </w:rPr>
   </w:style>
-  <w:style w:type="character" w:styleId="1489">
+  <w:style w:type="character" w:styleId="1607">
     <w:name w:val="Footnote Text Char"/>
-    <w:basedOn w:val="1455"/>
-    <w:link w:val="1488"/>
+    <w:basedOn w:val="1573"/>
+    <w:link w:val="1606"/>
     <w:uiPriority w:val="99"/>
     <w:semiHidden/>
     <w:pPr>
@@ -73234,9 +74191,9 @@
       <w:szCs w:val="20"/>
     </w:rPr>
   </w:style>
-  <w:style w:type="character" w:styleId="1490">
+  <w:style w:type="character" w:styleId="1608">
     <w:name w:val="footnote reference"/>
-    <w:basedOn w:val="1455"/>
+    <w:basedOn w:val="1573"/>
     <w:uiPriority w:val="99"/>
     <w:semiHidden/>
     <w:unhideWhenUsed/>
@@ -73249,10 +74206,10 @@
       <w:vertAlign w:val="superscript"/>
     </w:rPr>
   </w:style>
-  <w:style w:type="paragraph" w:styleId="1491">
+  <w:style w:type="paragraph" w:styleId="1609">
     <w:name w:val="endnote text"/>
-    <w:basedOn w:val="1445"/>
-    <w:link w:val="1492"/>
+    <w:basedOn w:val="1563"/>
+    <w:link w:val="1610"/>
     <w:uiPriority w:val="99"/>
     <w:semiHidden/>
     <w:unhideWhenUsed/>
@@ -73266,10 +74223,10 @@
       <w:szCs w:val="20"/>
     </w:rPr>
   </w:style>
-  <w:style w:type="character" w:styleId="1492">
+  <w:style w:type="character" w:styleId="1610">
     <w:name w:val="Endnote Text Char"/>
-    <w:basedOn w:val="1455"/>
-    <w:link w:val="1491"/>
+    <w:basedOn w:val="1573"/>
+    <w:link w:val="1609"/>
     <w:uiPriority w:val="99"/>
     <w:semiHidden/>
     <w:pPr>
@@ -73282,9 +74239,9 @@
       <w:szCs w:val="20"/>
     </w:rPr>
   </w:style>
-  <w:style w:type="character" w:styleId="1493">
+  <w:style w:type="character" w:styleId="1611">
     <w:name w:val="endnote reference"/>
-    <w:basedOn w:val="1455"/>
+    <w:basedOn w:val="1573"/>
     <w:uiPriority w:val="99"/>
     <w:semiHidden/>
     <w:unhideWhenUsed/>
@@ -73297,9 +74254,9 @@
       <w:vertAlign w:val="superscript"/>
     </w:rPr>
   </w:style>
-  <w:style w:type="character" w:styleId="1494">
+  <w:style w:type="character" w:styleId="1612">
     <w:name w:val="Hyperlink"/>
-    <w:basedOn w:val="1455"/>
+    <w:basedOn w:val="1573"/>
     <w:uiPriority w:val="99"/>
     <w:unhideWhenUsed/>
     <w:pPr>
@@ -73312,9 +74269,9 @@
       <w:u w:val="single"/>
     </w:rPr>
   </w:style>
-  <w:style w:type="character" w:styleId="1495">
+  <w:style w:type="character" w:styleId="1613">
     <w:name w:val="FollowedHyperlink"/>
-    <w:basedOn w:val="1455"/>
+    <w:basedOn w:val="1573"/>
     <w:uiPriority w:val="99"/>
     <w:semiHidden/>
     <w:unhideWhenUsed/>
@@ -73328,7 +74285,7 @@
       <w:u w:val="single"/>
     </w:rPr>
   </w:style>
-  <w:style w:type="paragraph" w:styleId="1496">
+  <w:style w:type="paragraph" w:styleId="1614">
     <w:name w:val="TOC Heading"/>
     <w:uiPriority w:val="39"/>
     <w:unhideWhenUsed/>
@@ -73338,10 +74295,10 @@
       <w:ind/>
     </w:pPr>
   </w:style>
-  <w:style w:type="paragraph" w:styleId="1497">
+  <w:style w:type="paragraph" w:styleId="1615">
     <w:name w:val="table of figures"/>
-    <w:basedOn w:val="1445"/>
-    <w:next w:val="1445"/>
+    <w:basedOn w:val="1563"/>
+    <w:next w:val="1563"/>
     <w:uiPriority w:val="99"/>
     <w:unhideWhenUsed/>
     <w:pPr>
